--- a/public/training/workstation-fleet/SecureByDesign-workstation-fleet-Workbook.docx
+++ b/public/training/workstation-fleet/SecureByDesign-workstation-fleet-Workbook.docx
@@ -150,7 +150,7 @@
           <w:sz w:val="16"/>
           <w:szCs w:val="16"/>
         </w:rPr>
-        <w:t xml:space="preserve">MATERIALS EDITION 1.0    /    COURSE 1.9</w:t>
+        <w:t xml:space="preserve">MATERIALS EDITION 1.1    /    COURSE 1.9</w:t>
       </w:r>
     </w:p>
     <w:p>
@@ -319,6 +319,22 @@
       <w:pPr>
         <w:spacing w:after="90" w:before="0" w:line="288" w:lineRule="auto"/>
       </w:pPr>
+      <w:hyperlink w:history="1" w:anchor="lesson-nac">
+        <w:r>
+          <w:rPr>
+            <w:rFonts w:ascii="Arial" w:cs="Arial" w:eastAsia="Arial" w:hAnsi="Arial"/>
+            <w:color w:val="20647C"/>
+            <w:sz w:val="21"/>
+            <w:szCs w:val="21"/>
+          </w:rPr>
+          <w:t xml:space="preserve">05  Admit only enrolled devices with 802.1X</w:t>
+        </w:r>
+      </w:hyperlink>
+    </w:p>
+    <w:p>
+      <w:pPr>
+        <w:spacing w:after="90" w:before="0" w:line="288" w:lineRule="auto"/>
+      </w:pPr>
       <w:hyperlink w:history="1" w:anchor="lesson-scale">
         <w:r>
           <w:rPr>
@@ -327,7 +343,7 @@
             <w:sz w:val="21"/>
             <w:szCs w:val="21"/>
           </w:rPr>
-          <w:t xml:space="preserve">05  Scale to fifty and prove by sample</w:t>
+          <w:t xml:space="preserve">06  Scale to fifty and prove by sample</w:t>
         </w:r>
       </w:hyperlink>
     </w:p>
@@ -343,7 +359,7 @@
             <w:sz w:val="21"/>
             <w:szCs w:val="21"/>
           </w:rPr>
-          <w:t xml:space="preserve">06  Delta scan the fleet and hand off</w:t>
+          <w:t xml:space="preserve">07  Delta scan the fleet and hand off</w:t>
         </w:r>
       </w:hyperlink>
     </w:p>
@@ -520,6 +536,25 @@
           <w:szCs w:val="21"/>
         </w:rPr>
         <w:t xml:space="preserve">Confirm the Workstations OU, the container redirects from course 1.3, and the DISA Windows 11 STIG policies from the GPO package are ready to link.</w:t>
+      </w:r>
+    </w:p>
+    <w:p>
+      <w:pPr>
+        <w:pStyle w:val="ListParagraph"/>
+        <w:numPr>
+          <w:ilvl w:val="0"/>
+          <w:numId w:val="2"/>
+        </w:numPr>
+        <w:spacing w:after="120" w:before="0" w:line="288" w:lineRule="auto"/>
+      </w:pPr>
+      <w:r>
+        <w:rPr>
+          <w:rFonts w:ascii="Arial" w:cs="Arial" w:eastAsia="Arial" w:hAnsi="Arial"/>
+          <w:color w:val="526B7E"/>
+          <w:sz w:val="21"/>
+          <w:szCs w:val="21"/>
+        </w:rPr>
+        <w:t xml:space="preserve">Provision a Windows Server 2025 VM for SBD-NPS01 (10.0.20.50), and confirm the access switch for VLAN 80 supports 802.1X port authentication.</w:t>
       </w:r>
     </w:p>
     <w:p>
@@ -1818,7 +1853,7 @@
       <w:pPr>
         <w:spacing w:after="60" w:before="0" w:line="288" w:lineRule="auto"/>
       </w:pPr>
-      <w:hyperlink w:history="1" r:id="rIdx1nzwm2k4wncejqxplnfa">
+      <w:hyperlink w:history="1" r:id="rIdh_oje34o0dlnzztfzwruh">
         <w:r>
           <w:rPr>
             <w:rFonts w:ascii="Arial" w:cs="Arial" w:eastAsia="Arial" w:hAnsi="Arial"/>
@@ -1835,7 +1870,7 @@
       <w:pPr>
         <w:spacing w:after="60" w:before="0" w:line="288" w:lineRule="auto"/>
       </w:pPr>
-      <w:hyperlink w:history="1" r:id="rIdlznqke9ltm-qac1s_wooy">
+      <w:hyperlink w:history="1" r:id="rIdc6oqi6oyhtzhcmgiwo3qt">
         <w:r>
           <w:rPr>
             <w:rFonts w:ascii="Arial" w:cs="Arial" w:eastAsia="Arial" w:hAnsi="Arial"/>
@@ -2782,7 +2817,7 @@
       <w:pPr>
         <w:spacing w:after="60" w:before="0" w:line="288" w:lineRule="auto"/>
       </w:pPr>
-      <w:hyperlink w:history="1" r:id="rId63ct3n0gq6mhlqnq2h9bk">
+      <w:hyperlink w:history="1" r:id="rId4tdjwsdhlboni1arkt_cx">
         <w:r>
           <w:rPr>
             <w:rFonts w:ascii="Arial" w:cs="Arial" w:eastAsia="Arial" w:hAnsi="Arial"/>
@@ -2799,7 +2834,7 @@
       <w:pPr>
         <w:spacing w:after="60" w:before="0" w:line="288" w:lineRule="auto"/>
       </w:pPr>
-      <w:hyperlink w:history="1" r:id="rId5b8xzf5mkl9pcuzojc6vl">
+      <w:hyperlink w:history="1" r:id="rIdpivyjocbt5aoglgakyzwv">
         <w:r>
           <w:rPr>
             <w:rFonts w:ascii="Arial" w:cs="Arial" w:eastAsia="Arial" w:hAnsi="Arial"/>
@@ -2816,7 +2851,7 @@
       <w:pPr>
         <w:spacing w:after="60" w:before="0" w:line="288" w:lineRule="auto"/>
       </w:pPr>
-      <w:hyperlink w:history="1" r:id="rIdb8kmvgfrddg4lumab9rvl">
+      <w:hyperlink w:history="1" r:id="rIdanl2tjq9eqxi27bbd7--0">
         <w:r>
           <w:rPr>
             <w:rFonts w:ascii="Arial" w:cs="Arial" w:eastAsia="Arial" w:hAnsi="Arial"/>
@@ -3747,7 +3782,7 @@
       <w:pPr>
         <w:spacing w:after="60" w:before="0" w:line="288" w:lineRule="auto"/>
       </w:pPr>
-      <w:hyperlink w:history="1" r:id="rIdjen6emvk__zef8cn8urd3">
+      <w:hyperlink w:history="1" r:id="rIdt5d6wtlh-fz5v3zinja4o">
         <w:r>
           <w:rPr>
             <w:rFonts w:ascii="Arial" w:cs="Arial" w:eastAsia="Arial" w:hAnsi="Arial"/>
@@ -3764,7 +3799,7 @@
       <w:pPr>
         <w:spacing w:after="60" w:before="0" w:line="288" w:lineRule="auto"/>
       </w:pPr>
-      <w:hyperlink w:history="1" r:id="rIdzygmiga8npco5-agvzycv">
+      <w:hyperlink w:history="1" r:id="rIdyskjzd8iotqbcldhucuyz">
         <w:r>
           <w:rPr>
             <w:rFonts w:ascii="Arial" w:cs="Arial" w:eastAsia="Arial" w:hAnsi="Arial"/>
@@ -4695,7 +4730,7 @@
       <w:pPr>
         <w:spacing w:after="60" w:before="0" w:line="288" w:lineRule="auto"/>
       </w:pPr>
-      <w:hyperlink w:history="1" r:id="rIdojgobfowpjoxs9e16wm__">
+      <w:hyperlink w:history="1" r:id="rIdsrmt9jrbmx_wws01ayrsp">
         <w:r>
           <w:rPr>
             <w:rFonts w:ascii="Arial" w:cs="Arial" w:eastAsia="Arial" w:hAnsi="Arial"/>
@@ -4712,7 +4747,7 @@
       <w:pPr>
         <w:spacing w:after="60" w:before="0" w:line="288" w:lineRule="auto"/>
       </w:pPr>
-      <w:hyperlink w:history="1" r:id="rId226-w-_i8ek01nblheidi">
+      <w:hyperlink w:history="1" r:id="rId2piwlidsvnfkzc7d7fayu">
         <w:r>
           <w:rPr>
             <w:rFonts w:ascii="Arial" w:cs="Arial" w:eastAsia="Arial" w:hAnsi="Arial"/>
@@ -4743,7 +4778,7 @@
           <w:sz w:val="16"/>
           <w:szCs w:val="16"/>
         </w:rPr>
-        <w:t xml:space="preserve">LESSON 05  /  ABOUT 25 MIN</w:t>
+        <w:t xml:space="preserve">LESSON 05  /  ABOUT 30 MIN</w:t>
       </w:r>
     </w:p>
     <w:p>
@@ -4751,7 +4786,7 @@
         <w:pStyle w:val="Heading1"/>
         <w:spacing w:after="120"/>
       </w:pPr>
-      <w:bookmarkStart w:name="lesson-scale" w:id="7"/>
+      <w:bookmarkStart w:name="lesson-nac" w:id="7"/>
       <w:r>
         <w:rPr>
           <w:rFonts w:ascii="Arial" w:cs="Arial" w:eastAsia="Arial" w:hAnsi="Arial"/>
@@ -4761,7 +4796,7 @@
           <w:sz w:val="40"/>
           <w:szCs w:val="40"/>
         </w:rPr>
-        <w:t xml:space="preserve">Scale to fifty and prove by sample</w:t>
+        <w:t xml:space="preserve">Admit only enrolled devices with 802.1X</w:t>
       </w:r>
       <w:bookmarkEnd w:id="7"/>
     </w:p>
@@ -4792,7 +4827,7 @@
           <w:sz w:val="20"/>
           <w:szCs w:val="20"/>
         </w:rPr>
-        <w:t xml:space="preserve">Roll the remaining waves, then prove the fleet the only honest way at scale: a defined sample, the same checks as the pilot, and a written rule for what a sample failure means.</w:t>
+        <w:t xml:space="preserve">Until now, anything plugged into a VLAN 80 port got an address. With 802.1X, the switch port stays closed until the machine proves who it is with the certificate it just enrolled, and anything that cannot ends up somewhere with no routes.</w:t>
       </w:r>
     </w:p>
     <w:p>
@@ -4829,7 +4864,7 @@
           <w:sz w:val="21"/>
           <w:szCs w:val="21"/>
         </w:rPr>
-        <w:t xml:space="preserve">Roll out the remaining endpoints in planned waves.</w:t>
+        <w:t xml:space="preserve">Build SBD-NPS01 as the RADIUS server for port authentication.</w:t>
       </w:r>
     </w:p>
     <w:p>
@@ -4848,7 +4883,7 @@
           <w:sz w:val="21"/>
           <w:szCs w:val="21"/>
         </w:rPr>
-        <w:t xml:space="preserve">Verify a defined sample against the pilot's full check set.</w:t>
+        <w:t xml:space="preserve">Require EAP-TLS with machine certificates on the VLAN 80 access ports.</w:t>
       </w:r>
     </w:p>
     <w:p>
@@ -4867,7 +4902,7 @@
           <w:sz w:val="21"/>
           <w:szCs w:val="21"/>
         </w:rPr>
-        <w:t xml:space="preserve">Widen event forwarding to cover the fleet.</w:t>
+        <w:t xml:space="preserve">Send unknown devices to a quarantine VLAN and prove it.</w:t>
       </w:r>
     </w:p>
     <w:p>
@@ -4904,7 +4939,7 @@
           <w:sz w:val="21"/>
           <w:szCs w:val="21"/>
         </w:rPr>
-        <w:t xml:space="preserve">Deploy the remaining machines in the planned waves, watching the DHCP scope's utilization and the join events arriving in analysis as each wave lands — the pipeline is now the rollout's progress bar.</w:t>
+        <w:t xml:space="preserve">Build SBD-NPS01 in the Servers OU and register it in Active Directory. Give it a server certificate with the Server Authentication purpose from the issuing CA, and treat it as Tier 0: it admits devices and, later, authenticates network administrators, so it is managed only from AdminJumpBox01.</w:t>
       </w:r>
     </w:p>
     <w:p>
@@ -4923,7 +4958,7 @@
           <w:sz w:val="21"/>
           <w:szCs w:val="21"/>
         </w:rPr>
-        <w:t xml:space="preserve">Define the sample before checking it: for example one machine per wave plus any machine that logged an error — then run the pilot's full set on each sampled host (OU, policy, DNS, LAPS, certificate, peer-deny).</w:t>
+        <w:t xml:space="preserve">Add the VLAN 80 access switch as a RADIUS client with a long, unique shared secret, then create the network policy: wired 802.1X, EAP-TLS only, machine certificates that chain to the approved root and carry the Client Authentication purpose, from the Domain Computers group.</w:t>
       </w:r>
     </w:p>
     <w:p>
@@ -4942,7 +4977,7 @@
           <w:sz w:val="21"/>
           <w:szCs w:val="21"/>
         </w:rPr>
-        <w:t xml:space="preserve">Write the sample rule down: one failed check in the sample widens the sample; a repeated failure stops the rollout and becomes a finding. A sample without a failure rule is a formality.</w:t>
+        <w:t xml:space="preserve">Create quarantine VLAN 90 with no gateway and no routes, and set the access ports to require 802.1X with VLAN 90 as the failure and guest VLAN. Push the wired 802.1X client settings to the Workstations OU by Group Policy (Wired AutoConfig, EAP-TLS, the approved root as the trusted CA).</w:t>
       </w:r>
     </w:p>
     <w:p>
@@ -4961,7 +4996,7 @@
           <w:sz w:val="21"/>
           <w:szCs w:val="21"/>
         </w:rPr>
-        <w:t xml:space="preserve">Extend the course 1.8 forwarding subscription to the Workstations OU so all fifty endpoints report their security events — and confirm fleet sign-ins now appear in the analyst's searches.</w:t>
+        <w:t xml:space="preserve">Add register row F19 with its owner, move the router's administrator logins to RADIUS through SBD-NPS01 as course 1.5 planned, and confirm NPS grant and denial events reach the course 1.8 collector.</w:t>
       </w:r>
     </w:p>
     <w:p>
@@ -4995,7 +5030,7 @@
           <w:sz w:val="18"/>
           <w:szCs w:val="18"/>
         </w:rPr>
-        <w:t xml:space="preserve">(Get-ADComputer -SearchBase 'OU=Workstations,OU=SBD,DC=sbd,DC=test' -Filter *).Count</w:t>
+        <w:t xml:space="preserve"># On an enrolled pilot: the wired interface authenticated with EAP-TLS.</w:t>
       </w:r>
     </w:p>
     <w:p>
@@ -5011,7 +5046,23 @@
           <w:sz w:val="18"/>
           <w:szCs w:val="18"/>
         </w:rPr>
-        <w:t xml:space="preserve">Get-DhcpServerv4ScopeStatistics -ScopeId 10.0.80.0 | Select-Object PercentageInUse, AddressesInUse</w:t>
+        <w:t xml:space="preserve">netsh lan show interfaces</w:t>
+      </w:r>
+    </w:p>
+    <w:p>
+      <w:pPr>
+        <w:shd w:fill="F1F7FA" w:color="auto" w:val="clear"/>
+        <w:spacing w:after="0" w:before="0" w:line="252" w:lineRule="auto"/>
+        <w:ind w:left="160" w:right="160"/>
+      </w:pPr>
+      <w:r>
+        <w:rPr>
+          <w:rFonts w:ascii="Consolas" w:cs="Consolas" w:eastAsia="Consolas" w:hAnsi="Consolas"/>
+          <w:color w:val="193448"/>
+          <w:sz w:val="18"/>
+          <w:szCs w:val="18"/>
+        </w:rPr>
+        <w:t xml:space="preserve"># On SBD-NPS01: recent grants (6272) and denials (6273).</w:t>
       </w:r>
     </w:p>
     <w:p>
@@ -5027,7 +5078,7 @@
           <w:sz w:val="18"/>
           <w:szCs w:val="18"/>
         </w:rPr>
-        <w:t xml:space="preserve">Get-WinEvent -LogName ForwardedEvents -MaxEvents 5 | Select-Object MachineName, Id</w:t>
+        <w:t xml:space="preserve">Get-WinEvent -FilterHashtable @{LogName='Security'; Id=6272,6273} -MaxEvents 5 | Select-Object TimeCreated, Id</w:t>
       </w:r>
     </w:p>
     <w:p>
@@ -5057,7 +5108,7 @@
           <w:sz w:val="20"/>
           <w:szCs w:val="20"/>
         </w:rPr>
-        <w:t xml:space="preserve">Fifty computer objects sit in the Workstations OU, scope utilization matches the rollout, every sampled host passes the full check set, and fleet events flow through the pipeline.</w:t>
+        <w:t xml:space="preserve">An enrolled pilot authenticates and gets its normal VLAN 80 lease; an unenrolled test laptop lands in VLAN 90 and reaches nothing; NPS logs both outcomes, and they appear in the collector.</w:t>
       </w:r>
     </w:p>
     <w:p>
@@ -5089,7 +5140,7 @@
           <w:sz w:val="21"/>
           <w:szCs w:val="21"/>
         </w:rPr>
-        <w:t xml:space="preserve">Evidence to keep: Keep the wave log, the sample definition with its failure rule, the per-sample check results, and the widened subscription proof.</w:t>
+        <w:t xml:space="preserve">Evidence to keep: Keep the network policy export, the RADIUS client list (without the secret), the port configuration, both test results with their NPS events, and the F19 register row.</w:t>
       </w:r>
     </w:p>
     <w:tbl>
@@ -5544,7 +5595,7 @@
           <w:sz w:val="21"/>
           <w:szCs w:val="21"/>
         </w:rPr>
-        <w:t xml:space="preserve">Why prove the fleet by sample instead of checking all fifty by hand?</w:t>
+        <w:t xml:space="preserve">What lets a workstation onto a VLAN 80 port after this lesson?</w:t>
       </w:r>
     </w:p>
     <w:p>
@@ -5636,14 +5687,14 @@
           <w:sz w:val="20"/>
           <w:szCs w:val="20"/>
         </w:rPr>
-        <w:t xml:space="preserve">Fifty machines, rolled in waves, watched as they landed.  A defined sample with a failure rule carried the proof.  The fleet reports into the pipeline like everything else.</w:t>
+        <w:t xml:space="preserve">VLAN 80 ports open only for machines with a certificate from the approved CA.  Unknown devices land in quarantine VLAN 90, which leads nowhere.  NPS is Tier 0, and its decisions are logged with everything else.</w:t>
       </w:r>
     </w:p>
     <w:p>
       <w:pPr>
         <w:spacing w:after="60" w:before="0" w:line="288" w:lineRule="auto"/>
       </w:pPr>
-      <w:hyperlink w:history="1" r:id="rIdeq_m54av0udp2wl9zh0tr">
+      <w:hyperlink w:history="1" r:id="rId97fbl4jqj2zbsbpfwfjte">
         <w:r>
           <w:rPr>
             <w:rFonts w:ascii="Arial" w:cs="Arial" w:eastAsia="Arial" w:hAnsi="Arial"/>
@@ -5652,7 +5703,7 @@
             <w:szCs w:val="18"/>
             <w:u w:val="single"/>
           </w:rPr>
-          <w:t xml:space="preserve">Microsoft · Use Windows Event Forwarding to help with intrusion detection</w:t>
+          <w:t xml:space="preserve">Microsoft · Network Policy Server overview</w:t>
         </w:r>
       </w:hyperlink>
     </w:p>
@@ -5660,7 +5711,7 @@
       <w:pPr>
         <w:spacing w:after="60" w:before="0" w:line="288" w:lineRule="auto"/>
       </w:pPr>
-      <w:hyperlink w:history="1" r:id="rIdxgtjlcyeoajv3jytjunfy">
+      <w:hyperlink w:history="1" r:id="rIdzc-bc54288mwx--aquniy">
         <w:r>
           <w:rPr>
             <w:rFonts w:ascii="Arial" w:cs="Arial" w:eastAsia="Arial" w:hAnsi="Arial"/>
@@ -5669,7 +5720,24 @@
             <w:szCs w:val="18"/>
             <w:u w:val="single"/>
           </w:rPr>
-          <w:t xml:space="preserve">NIST · SP 800-53 Rev. 5 security controls</w:t>
+          <w:t xml:space="preserve">Microsoft · Configure RADIUS clients</w:t>
+        </w:r>
+      </w:hyperlink>
+    </w:p>
+    <w:p>
+      <w:pPr>
+        <w:spacing w:after="60" w:before="0" w:line="288" w:lineRule="auto"/>
+      </w:pPr>
+      <w:hyperlink w:history="1" r:id="rIdv6tzyteuxm4ihu2f56gdh">
+        <w:r>
+          <w:rPr>
+            <w:rFonts w:ascii="Arial" w:cs="Arial" w:eastAsia="Arial" w:hAnsi="Arial"/>
+            <w:color w:val="20647C"/>
+            <w:sz w:val="18"/>
+            <w:szCs w:val="18"/>
+            <w:u w:val="single"/>
+          </w:rPr>
+          <w:t xml:space="preserve">Microsoft · Certificate requirements for EAP-TLS</w:t>
         </w:r>
       </w:hyperlink>
     </w:p>
@@ -5691,7 +5759,7 @@
           <w:sz w:val="16"/>
           <w:szCs w:val="16"/>
         </w:rPr>
-        <w:t xml:space="preserve">LESSON 06  /  ABOUT 20 MIN</w:t>
+        <w:t xml:space="preserve">LESSON 06  /  ABOUT 25 MIN</w:t>
       </w:r>
     </w:p>
     <w:p>
@@ -5699,7 +5767,7 @@
         <w:pStyle w:val="Heading1"/>
         <w:spacing w:after="120"/>
       </w:pPr>
-      <w:bookmarkStart w:name="lesson-scan" w:id="8"/>
+      <w:bookmarkStart w:name="lesson-scale" w:id="8"/>
       <w:r>
         <w:rPr>
           <w:rFonts w:ascii="Arial" w:cs="Arial" w:eastAsia="Arial" w:hAnsi="Arial"/>
@@ -5709,7 +5777,7 @@
           <w:sz w:val="40"/>
           <w:szCs w:val="40"/>
         </w:rPr>
-        <w:t xml:space="preserve">Delta scan the fleet and hand off</w:t>
+        <w:t xml:space="preserve">Scale to fifty and prove by sample</w:t>
       </w:r>
       <w:bookmarkEnd w:id="8"/>
     </w:p>
@@ -5740,7 +5808,7 @@
           <w:sz w:val="20"/>
           <w:szCs w:val="20"/>
         </w:rPr>
-        <w:t xml:space="preserve">The cadence meets its first population: SCAP baselines on the sampled endpoints with the Windows 11 benchmark, rescans where the course changed infrastructure, and a fleet inventory the next wave's tooling will take over.</w:t>
+        <w:t xml:space="preserve">Roll the remaining waves, then prove the fleet the only honest way at scale: a defined sample, the same checks as the pilot, and a written rule for what a sample failure means.</w:t>
       </w:r>
     </w:p>
     <w:p>
@@ -5777,7 +5845,7 @@
           <w:sz w:val="21"/>
           <w:szCs w:val="21"/>
         </w:rPr>
-        <w:t xml:space="preserve">Baseline sampled endpoints with the Windows 11 STIG benchmark.</w:t>
+        <w:t xml:space="preserve">Roll out the remaining endpoints in planned waves.</w:t>
       </w:r>
     </w:p>
     <w:p>
@@ -5796,7 +5864,7 @@
           <w:sz w:val="21"/>
           <w:szCs w:val="21"/>
         </w:rPr>
-        <w:t xml:space="preserve">Rescan the infrastructure this course touched.</w:t>
+        <w:t xml:space="preserve">Verify a defined sample against the pilot's full check set.</w:t>
       </w:r>
     </w:p>
     <w:p>
@@ -5815,7 +5883,7 @@
           <w:sz w:val="21"/>
           <w:szCs w:val="21"/>
         </w:rPr>
-        <w:t xml:space="preserve">Hand the fleet inventory to the management wave.</w:t>
+        <w:t xml:space="preserve">Widen event forwarding to cover the fleet.</w:t>
       </w:r>
     </w:p>
     <w:p>
@@ -5852,7 +5920,7 @@
           <w:sz w:val="21"/>
           <w:szCs w:val="21"/>
         </w:rPr>
-        <w:t xml:space="preserve">Run SCC with the Windows 11 STIG benchmark against the sampled endpoints — the same sample set as lesson 5 — and note how much the pre-linked policies and the OS defaults already satisfy, exactly as the server baselines taught.</w:t>
+        <w:t xml:space="preserve">Deploy the remaining machines in the planned waves, watching the DHCP scope's utilization and the join events arriving in analysis as each wave lands — the pipeline is now the rollout's progress bar.</w:t>
       </w:r>
     </w:p>
     <w:p>
@@ -5871,7 +5939,7 @@
           <w:sz w:val="21"/>
           <w:szCs w:val="21"/>
         </w:rPr>
-        <w:t xml:space="preserve">Rescan what changed: the DCs (schema and LAPS attributes), the issuing CA (fleet enrollment volume), and SBD-DHCP01 (a scope now in full use); attribute each delta to its lesson.</w:t>
+        <w:t xml:space="preserve">Define the sample before checking it: for example one machine per wave plus any machine that logged an error — then run the pilot's full set on each sampled host (OU, policy, DNS, LAPS, certificate, 802.1X admission, peer-deny).</w:t>
       </w:r>
     </w:p>
     <w:p>
@@ -5890,7 +5958,7 @@
           <w:sz w:val="21"/>
           <w:szCs w:val="21"/>
         </w:rPr>
-        <w:t xml:space="preserve">Assemble the fleet inventory — names, image ancestry, certificate thumbprints, sample status — as the course's closing artifact; course 1.10's management tooling will take ownership of keeping it current.</w:t>
+        <w:t xml:space="preserve">Write the sample rule down: one failed check in the sample widens the sample; a repeated failure stops the rollout and becomes a finding. A sample without a failure rule is a formality.</w:t>
       </w:r>
     </w:p>
     <w:p>
@@ -5909,7 +5977,7 @@
           <w:sz w:val="21"/>
           <w:szCs w:val="21"/>
         </w:rPr>
-        <w:t xml:space="preserve">Write the handoff: the fleet exists, watched and hardened, but updates itself not at all — patching, endpoint protection, and vulnerability coverage are precisely what wave 5 builds next.</w:t>
+        <w:t xml:space="preserve">Extend the course 1.8 forwarding subscription to the Workstations OU so all fifty endpoints report their security events — and confirm fleet sign-ins now appear in the analyst's searches.</w:t>
       </w:r>
     </w:p>
     <w:p>
@@ -5943,7 +6011,23 @@
           <w:sz w:val="18"/>
           <w:szCs w:val="18"/>
         </w:rPr>
-        <w:t xml:space="preserve">Get-ChildItem C:\Evidence\workstation-fleet -Recurse | Select-Object Name, LastWriteTime</w:t>
+        <w:t xml:space="preserve">(Get-ADComputer -SearchBase 'OU=Workstations,OU=SBD,DC=sbd,DC=test' -Filter *).Count</w:t>
+      </w:r>
+    </w:p>
+    <w:p>
+      <w:pPr>
+        <w:shd w:fill="F1F7FA" w:color="auto" w:val="clear"/>
+        <w:spacing w:after="0" w:before="0" w:line="252" w:lineRule="auto"/>
+        <w:ind w:left="160" w:right="160"/>
+      </w:pPr>
+      <w:r>
+        <w:rPr>
+          <w:rFonts w:ascii="Consolas" w:cs="Consolas" w:eastAsia="Consolas" w:hAnsi="Consolas"/>
+          <w:color w:val="193448"/>
+          <w:sz w:val="18"/>
+          <w:szCs w:val="18"/>
+        </w:rPr>
+        <w:t xml:space="preserve">Get-DhcpServerv4ScopeStatistics -ScopeId 10.0.80.0 | Select-Object PercentageInUse, AddressesInUse</w:t>
       </w:r>
     </w:p>
     <w:p>
@@ -5959,7 +6043,7 @@
           <w:sz w:val="18"/>
           <w:szCs w:val="18"/>
         </w:rPr>
-        <w:t xml:space="preserve">Get-FileHash -Algorithm SHA256 C:\Evidence\workstation-fleet\*</w:t>
+        <w:t xml:space="preserve">Get-WinEvent -LogName ForwardedEvents -MaxEvents 5 | Select-Object MachineName, Id</w:t>
       </w:r>
     </w:p>
     <w:p>
@@ -5989,7 +6073,7 @@
           <w:sz w:val="20"/>
           <w:szCs w:val="20"/>
         </w:rPr>
-        <w:t xml:space="preserve">Sampled endpoints hold dated Windows 11 baselines, the infrastructure rescans carry attributed deltas, and the fleet inventory is complete and filed.</w:t>
+        <w:t xml:space="preserve">Fifty computer objects sit in the Workstations OU, scope utilization matches the rollout, every sampled host passes the full check set, and fleet events flow through the pipeline.</w:t>
       </w:r>
     </w:p>
     <w:p>
@@ -6021,7 +6105,7 @@
           <w:sz w:val="21"/>
           <w:szCs w:val="21"/>
         </w:rPr>
-        <w:t xml:space="preserve">Evidence to keep: Finish the checklist: endpoint baselines, infrastructure rescans, the fleet inventory, and the handoff note to course 1.10.</w:t>
+        <w:t xml:space="preserve">Evidence to keep: Keep the wave log, the sample definition with its failure rule, the per-sample check results, and the widened subscription proof.</w:t>
       </w:r>
     </w:p>
     <w:tbl>
@@ -6476,7 +6560,7 @@
           <w:sz w:val="21"/>
           <w:szCs w:val="21"/>
         </w:rPr>
-        <w:t xml:space="preserve">Which benchmark do the endpoints get?</w:t>
+        <w:t xml:space="preserve">Why prove the fleet by sample instead of checking all fifty by hand?</w:t>
       </w:r>
     </w:p>
     <w:p>
@@ -6568,6 +6652,938 @@
           <w:sz w:val="20"/>
           <w:szCs w:val="20"/>
         </w:rPr>
+        <w:t xml:space="preserve">Fifty machines, rolled in waves, watched as they landed.  A defined sample with a failure rule carried the proof.  The fleet reports into the pipeline like everything else.</w:t>
+      </w:r>
+    </w:p>
+    <w:p>
+      <w:pPr>
+        <w:spacing w:after="60" w:before="0" w:line="288" w:lineRule="auto"/>
+      </w:pPr>
+      <w:hyperlink w:history="1" r:id="rIdxqiwf6tt5gy6gftt9azcu">
+        <w:r>
+          <w:rPr>
+            <w:rFonts w:ascii="Arial" w:cs="Arial" w:eastAsia="Arial" w:hAnsi="Arial"/>
+            <w:color w:val="20647C"/>
+            <w:sz w:val="18"/>
+            <w:szCs w:val="18"/>
+            <w:u w:val="single"/>
+          </w:rPr>
+          <w:t xml:space="preserve">Microsoft · Use Windows Event Forwarding to help with intrusion detection</w:t>
+        </w:r>
+      </w:hyperlink>
+    </w:p>
+    <w:p>
+      <w:pPr>
+        <w:spacing w:after="60" w:before="0" w:line="288" w:lineRule="auto"/>
+      </w:pPr>
+      <w:hyperlink w:history="1" r:id="rId8apbkrtvwfiy80hsmic_i">
+        <w:r>
+          <w:rPr>
+            <w:rFonts w:ascii="Arial" w:cs="Arial" w:eastAsia="Arial" w:hAnsi="Arial"/>
+            <w:color w:val="20647C"/>
+            <w:sz w:val="18"/>
+            <w:szCs w:val="18"/>
+            <w:u w:val="single"/>
+          </w:rPr>
+          <w:t xml:space="preserve">NIST · SP 800-53 Rev. 5 security controls</w:t>
+        </w:r>
+      </w:hyperlink>
+    </w:p>
+    <w:p>
+      <w:r>
+        <w:br w:type="page"/>
+      </w:r>
+    </w:p>
+    <w:p>
+      <w:pPr>
+        <w:spacing w:after="80" w:before="0" w:line="288" w:lineRule="auto"/>
+      </w:pPr>
+      <w:r>
+        <w:rPr>
+          <w:rFonts w:ascii="Arial" w:cs="Arial" w:eastAsia="Arial" w:hAnsi="Arial"/>
+          <w:b/>
+          <w:bCs/>
+          <w:color w:val="20647C"/>
+          <w:sz w:val="16"/>
+          <w:szCs w:val="16"/>
+        </w:rPr>
+        <w:t xml:space="preserve">LESSON 07  /  ABOUT 20 MIN</w:t>
+      </w:r>
+    </w:p>
+    <w:p>
+      <w:pPr>
+        <w:pStyle w:val="Heading1"/>
+        <w:spacing w:after="120"/>
+      </w:pPr>
+      <w:bookmarkStart w:name="lesson-scan" w:id="9"/>
+      <w:r>
+        <w:rPr>
+          <w:rFonts w:ascii="Arial" w:cs="Arial" w:eastAsia="Arial" w:hAnsi="Arial"/>
+          <w:b/>
+          <w:bCs/>
+          <w:color w:val="193448"/>
+          <w:sz w:val="40"/>
+          <w:szCs w:val="40"/>
+        </w:rPr>
+        <w:t xml:space="preserve">Delta scan the fleet and hand off</w:t>
+      </w:r>
+      <w:bookmarkEnd w:id="9"/>
+    </w:p>
+    <w:p>
+      <w:pPr>
+        <w:pBdr>
+          <w:left w:val="single" w:color="20647C" w:sz="18" w:space="8"/>
+        </w:pBdr>
+        <w:shd w:fill="F1F7FA" w:color="auto" w:val="clear"/>
+        <w:spacing w:after="160" w:before="120" w:line="288" w:lineRule="auto"/>
+        <w:ind w:left="160" w:right="160"/>
+      </w:pPr>
+      <w:r>
+        <w:rPr>
+          <w:rFonts w:ascii="Arial" w:cs="Arial" w:eastAsia="Arial" w:hAnsi="Arial"/>
+          <w:b/>
+          <w:bCs/>
+          <w:color w:val="20647C"/>
+          <w:sz w:val="17"/>
+          <w:szCs w:val="17"/>
+        </w:rPr>
+        <w:t xml:space="preserve">WHY THIS MATTERS  </w:t>
+      </w:r>
+      <w:r>
+        <w:rPr>
+          <w:rFonts w:ascii="Arial" w:cs="Arial" w:eastAsia="Arial" w:hAnsi="Arial"/>
+          <w:color w:val="193448"/>
+          <w:sz w:val="20"/>
+          <w:szCs w:val="20"/>
+        </w:rPr>
+        <w:t xml:space="preserve">The cadence meets its first population: SCAP baselines on the sampled endpoints with the Windows 11 benchmark, rescans where the course changed infrastructure, and a fleet inventory the next wave's tooling will take over.</w:t>
+      </w:r>
+    </w:p>
+    <w:p>
+      <w:pPr>
+        <w:pStyle w:val="Heading2"/>
+        <w:keepNext/>
+        <w:spacing w:after="100" w:before="200"/>
+      </w:pPr>
+      <w:r>
+        <w:rPr>
+          <w:rFonts w:ascii="Arial" w:cs="Arial" w:eastAsia="Arial" w:hAnsi="Arial"/>
+          <w:b/>
+          <w:bCs/>
+          <w:color w:val="193448"/>
+          <w:sz w:val="26"/>
+          <w:szCs w:val="26"/>
+        </w:rPr>
+        <w:t xml:space="preserve">In this lesson you will</w:t>
+      </w:r>
+    </w:p>
+    <w:p>
+      <w:pPr>
+        <w:pStyle w:val="ListParagraph"/>
+        <w:numPr>
+          <w:ilvl w:val="0"/>
+          <w:numId w:val="3"/>
+        </w:numPr>
+        <w:spacing w:after="120" w:before="0" w:line="288" w:lineRule="auto"/>
+      </w:pPr>
+      <w:r>
+        <w:rPr>
+          <w:rFonts w:ascii="Arial" w:cs="Arial" w:eastAsia="Arial" w:hAnsi="Arial"/>
+          <w:color w:val="526B7E"/>
+          <w:sz w:val="21"/>
+          <w:szCs w:val="21"/>
+        </w:rPr>
+        <w:t xml:space="preserve">Baseline sampled endpoints with the Windows 11 STIG benchmark.</w:t>
+      </w:r>
+    </w:p>
+    <w:p>
+      <w:pPr>
+        <w:pStyle w:val="ListParagraph"/>
+        <w:numPr>
+          <w:ilvl w:val="0"/>
+          <w:numId w:val="3"/>
+        </w:numPr>
+        <w:spacing w:after="120" w:before="0" w:line="288" w:lineRule="auto"/>
+      </w:pPr>
+      <w:r>
+        <w:rPr>
+          <w:rFonts w:ascii="Arial" w:cs="Arial" w:eastAsia="Arial" w:hAnsi="Arial"/>
+          <w:color w:val="526B7E"/>
+          <w:sz w:val="21"/>
+          <w:szCs w:val="21"/>
+        </w:rPr>
+        <w:t xml:space="preserve">Rescan the infrastructure this course touched.</w:t>
+      </w:r>
+    </w:p>
+    <w:p>
+      <w:pPr>
+        <w:pStyle w:val="ListParagraph"/>
+        <w:numPr>
+          <w:ilvl w:val="0"/>
+          <w:numId w:val="3"/>
+        </w:numPr>
+        <w:spacing w:after="120" w:before="0" w:line="288" w:lineRule="auto"/>
+      </w:pPr>
+      <w:r>
+        <w:rPr>
+          <w:rFonts w:ascii="Arial" w:cs="Arial" w:eastAsia="Arial" w:hAnsi="Arial"/>
+          <w:color w:val="526B7E"/>
+          <w:sz w:val="21"/>
+          <w:szCs w:val="21"/>
+        </w:rPr>
+        <w:t xml:space="preserve">Hand the fleet inventory to the management wave.</w:t>
+      </w:r>
+    </w:p>
+    <w:p>
+      <w:pPr>
+        <w:pStyle w:val="Heading2"/>
+        <w:keepNext/>
+        <w:spacing w:after="100" w:before="200"/>
+      </w:pPr>
+      <w:r>
+        <w:rPr>
+          <w:rFonts w:ascii="Arial" w:cs="Arial" w:eastAsia="Arial" w:hAnsi="Arial"/>
+          <w:b/>
+          <w:bCs/>
+          <w:color w:val="193448"/>
+          <w:sz w:val="26"/>
+          <w:szCs w:val="26"/>
+        </w:rPr>
+        <w:t xml:space="preserve">Follow the build</w:t>
+      </w:r>
+    </w:p>
+    <w:p>
+      <w:pPr>
+        <w:pStyle w:val="ListParagraph"/>
+        <w:numPr>
+          <w:ilvl w:val="0"/>
+          <w:numId w:val="10"/>
+        </w:numPr>
+        <w:spacing w:after="120" w:before="0" w:line="288" w:lineRule="auto"/>
+      </w:pPr>
+      <w:r>
+        <w:rPr>
+          <w:rFonts w:ascii="Arial" w:cs="Arial" w:eastAsia="Arial" w:hAnsi="Arial"/>
+          <w:color w:val="526B7E"/>
+          <w:sz w:val="21"/>
+          <w:szCs w:val="21"/>
+        </w:rPr>
+        <w:t xml:space="preserve">Run SCC with the Windows 11 STIG benchmark against the sampled endpoints — the same sample set as lesson 6 — and note how much the pre-linked policies and the OS defaults already satisfy, exactly as the server baselines taught.</w:t>
+      </w:r>
+    </w:p>
+    <w:p>
+      <w:pPr>
+        <w:pStyle w:val="ListParagraph"/>
+        <w:numPr>
+          <w:ilvl w:val="0"/>
+          <w:numId w:val="10"/>
+        </w:numPr>
+        <w:spacing w:after="120" w:before="0" w:line="288" w:lineRule="auto"/>
+      </w:pPr>
+      <w:r>
+        <w:rPr>
+          <w:rFonts w:ascii="Arial" w:cs="Arial" w:eastAsia="Arial" w:hAnsi="Arial"/>
+          <w:color w:val="526B7E"/>
+          <w:sz w:val="21"/>
+          <w:szCs w:val="21"/>
+        </w:rPr>
+        <w:t xml:space="preserve">Rescan what changed: the DCs (schema and LAPS attributes), the issuing CA (fleet enrollment volume), and SBD-DHCP01 (a scope now in full use); attribute each delta to its lesson.</w:t>
+      </w:r>
+    </w:p>
+    <w:p>
+      <w:pPr>
+        <w:pStyle w:val="ListParagraph"/>
+        <w:numPr>
+          <w:ilvl w:val="0"/>
+          <w:numId w:val="10"/>
+        </w:numPr>
+        <w:spacing w:after="120" w:before="0" w:line="288" w:lineRule="auto"/>
+      </w:pPr>
+      <w:r>
+        <w:rPr>
+          <w:rFonts w:ascii="Arial" w:cs="Arial" w:eastAsia="Arial" w:hAnsi="Arial"/>
+          <w:color w:val="526B7E"/>
+          <w:sz w:val="21"/>
+          <w:szCs w:val="21"/>
+        </w:rPr>
+        <w:t xml:space="preserve">Assemble the fleet inventory — names, image ancestry, certificate thumbprints, sample status — as the course's closing artifact; course 1.10's management tooling will take ownership of keeping it current.</w:t>
+      </w:r>
+    </w:p>
+    <w:p>
+      <w:pPr>
+        <w:pStyle w:val="ListParagraph"/>
+        <w:numPr>
+          <w:ilvl w:val="0"/>
+          <w:numId w:val="10"/>
+        </w:numPr>
+        <w:spacing w:after="120" w:before="0" w:line="288" w:lineRule="auto"/>
+      </w:pPr>
+      <w:r>
+        <w:rPr>
+          <w:rFonts w:ascii="Arial" w:cs="Arial" w:eastAsia="Arial" w:hAnsi="Arial"/>
+          <w:color w:val="526B7E"/>
+          <w:sz w:val="21"/>
+          <w:szCs w:val="21"/>
+        </w:rPr>
+        <w:t xml:space="preserve">Write the handoff: the fleet exists, watched and hardened, but updates itself not at all — patching, endpoint protection, and vulnerability coverage are precisely what wave 5 builds next.</w:t>
+      </w:r>
+    </w:p>
+    <w:p>
+      <w:pPr>
+        <w:pStyle w:val="Heading2"/>
+        <w:keepNext/>
+        <w:spacing w:after="100" w:before="200"/>
+      </w:pPr>
+      <w:r>
+        <w:rPr>
+          <w:rFonts w:ascii="Arial" w:cs="Arial" w:eastAsia="Arial" w:hAnsi="Arial"/>
+          <w:b/>
+          <w:bCs/>
+          <w:color w:val="193448"/>
+          <w:sz w:val="26"/>
+          <w:szCs w:val="26"/>
+        </w:rPr>
+        <w:t xml:space="preserve">Check your result</w:t>
+      </w:r>
+    </w:p>
+    <w:p>
+      <w:pPr>
+        <w:shd w:fill="F1F7FA" w:color="auto" w:val="clear"/>
+        <w:spacing w:after="0" w:before="0" w:line="252" w:lineRule="auto"/>
+        <w:ind w:left="160" w:right="160"/>
+      </w:pPr>
+      <w:r>
+        <w:rPr>
+          <w:rFonts w:ascii="Consolas" w:cs="Consolas" w:eastAsia="Consolas" w:hAnsi="Consolas"/>
+          <w:color w:val="193448"/>
+          <w:sz w:val="18"/>
+          <w:szCs w:val="18"/>
+        </w:rPr>
+        <w:t xml:space="preserve">Get-ChildItem C:\Evidence\workstation-fleet -Recurse | Select-Object Name, LastWriteTime</w:t>
+      </w:r>
+    </w:p>
+    <w:p>
+      <w:pPr>
+        <w:shd w:fill="F1F7FA" w:color="auto" w:val="clear"/>
+        <w:spacing w:after="160" w:before="0" w:line="252" w:lineRule="auto"/>
+        <w:ind w:left="160" w:right="160"/>
+      </w:pPr>
+      <w:r>
+        <w:rPr>
+          <w:rFonts w:ascii="Consolas" w:cs="Consolas" w:eastAsia="Consolas" w:hAnsi="Consolas"/>
+          <w:color w:val="193448"/>
+          <w:sz w:val="18"/>
+          <w:szCs w:val="18"/>
+        </w:rPr>
+        <w:t xml:space="preserve">Get-FileHash -Algorithm SHA256 C:\Evidence\workstation-fleet\*</w:t>
+      </w:r>
+    </w:p>
+    <w:p>
+      <w:pPr>
+        <w:pBdr>
+          <w:left w:val="single" w:color="20647C" w:sz="18" w:space="8"/>
+        </w:pBdr>
+        <w:shd w:fill="F1F7FA" w:color="auto" w:val="clear"/>
+        <w:spacing w:after="160" w:before="120" w:line="288" w:lineRule="auto"/>
+        <w:ind w:left="160" w:right="160"/>
+      </w:pPr>
+      <w:r>
+        <w:rPr>
+          <w:rFonts w:ascii="Arial" w:cs="Arial" w:eastAsia="Arial" w:hAnsi="Arial"/>
+          <w:b/>
+          <w:bCs/>
+          <w:color w:val="20647C"/>
+          <w:sz w:val="17"/>
+          <w:szCs w:val="17"/>
+        </w:rPr>
+        <w:t xml:space="preserve">WHAT SUCCESS LOOKS LIKE  </w:t>
+      </w:r>
+      <w:r>
+        <w:rPr>
+          <w:rFonts w:ascii="Arial" w:cs="Arial" w:eastAsia="Arial" w:hAnsi="Arial"/>
+          <w:color w:val="193448"/>
+          <w:sz w:val="20"/>
+          <w:szCs w:val="20"/>
+        </w:rPr>
+        <w:t xml:space="preserve">Sampled endpoints hold dated Windows 11 baselines, the infrastructure rescans carry attributed deltas, and the fleet inventory is complete and filed.</w:t>
+      </w:r>
+    </w:p>
+    <w:p>
+      <w:pPr>
+        <w:pStyle w:val="Heading2"/>
+        <w:keepNext/>
+        <w:spacing w:after="100" w:before="200"/>
+      </w:pPr>
+      <w:r>
+        <w:rPr>
+          <w:rFonts w:ascii="Arial" w:cs="Arial" w:eastAsia="Arial" w:hAnsi="Arial"/>
+          <w:b/>
+          <w:bCs/>
+          <w:color w:val="193448"/>
+          <w:sz w:val="26"/>
+          <w:szCs w:val="26"/>
+        </w:rPr>
+        <w:t xml:space="preserve">Your record</w:t>
+      </w:r>
+    </w:p>
+    <w:p>
+      <w:pPr>
+        <w:spacing w:after="160" w:before="0" w:line="288" w:lineRule="auto"/>
+      </w:pPr>
+      <w:r>
+        <w:rPr>
+          <w:rFonts w:ascii="Arial" w:cs="Arial" w:eastAsia="Arial" w:hAnsi="Arial"/>
+          <w:color w:val="526B7E"/>
+          <w:sz w:val="21"/>
+          <w:szCs w:val="21"/>
+        </w:rPr>
+        <w:t xml:space="preserve">Evidence to keep: Finish the checklist: endpoint baselines, infrastructure rescans, the fleet inventory, and the handoff note to course 1.10.</w:t>
+      </w:r>
+    </w:p>
+    <w:tbl>
+      <w:tblPr>
+        <w:tblW w:type="dxa" w:w="9360"/>
+        <w:tblBorders>
+          <w:top w:val="single" w:color="C7D9E2" w:sz="4"/>
+          <w:left w:val="single" w:color="C7D9E2" w:sz="4"/>
+          <w:bottom w:val="single" w:color="C7D9E2" w:sz="4"/>
+          <w:right w:val="single" w:color="C7D9E2" w:sz="4"/>
+          <w:insideH w:val="single" w:color="C7D9E2" w:sz="4"/>
+          <w:insideV w:val="single" w:color="C7D9E2" w:sz="4"/>
+        </w:tblBorders>
+      </w:tblPr>
+      <w:tblGrid>
+        <w:gridCol w:w="3000"/>
+        <w:gridCol w:w="6360"/>
+      </w:tblGrid>
+      <w:tr>
+        <w:trPr>
+          <w:tblHeader/>
+        </w:trPr>
+        <w:tc>
+          <w:tcPr>
+            <w:tcW w:type="dxa" w:w="3000"/>
+            <w:shd w:fill="F1F7FA" w:color="auto" w:val="clear"/>
+            <w:tcMar>
+              <w:top w:type="dxa" w:w="90"/>
+              <w:left w:type="dxa" w:w="120"/>
+              <w:bottom w:type="dxa" w:w="90"/>
+              <w:right w:type="dxa" w:w="120"/>
+            </w:tcMar>
+          </w:tcPr>
+          <w:p>
+            <w:pPr>
+              <w:spacing w:after="0" w:before="0" w:line="288" w:lineRule="auto"/>
+            </w:pPr>
+            <w:r>
+              <w:rPr>
+                <w:rFonts w:ascii="Arial" w:cs="Arial" w:eastAsia="Arial" w:hAnsi="Arial"/>
+                <w:b/>
+                <w:bCs/>
+                <w:color w:val="20647C"/>
+                <w:sz w:val="16"/>
+                <w:szCs w:val="16"/>
+              </w:rPr>
+              <w:t xml:space="preserve">RECORD</w:t>
+            </w:r>
+          </w:p>
+        </w:tc>
+        <w:tc>
+          <w:tcPr>
+            <w:tcW w:type="dxa" w:w="6360"/>
+            <w:shd w:fill="F1F7FA" w:color="auto" w:val="clear"/>
+            <w:tcMar>
+              <w:top w:type="dxa" w:w="90"/>
+              <w:left w:type="dxa" w:w="120"/>
+              <w:bottom w:type="dxa" w:w="90"/>
+              <w:right w:type="dxa" w:w="120"/>
+            </w:tcMar>
+          </w:tcPr>
+          <w:p>
+            <w:pPr>
+              <w:spacing w:after="0" w:before="0" w:line="288" w:lineRule="auto"/>
+            </w:pPr>
+            <w:r>
+              <w:rPr>
+                <w:rFonts w:ascii="Arial" w:cs="Arial" w:eastAsia="Arial" w:hAnsi="Arial"/>
+                <w:b/>
+                <w:bCs/>
+                <w:color w:val="20647C"/>
+                <w:sz w:val="16"/>
+                <w:szCs w:val="16"/>
+              </w:rPr>
+              <w:t xml:space="preserve">YOUR OBSERVATION</w:t>
+            </w:r>
+          </w:p>
+        </w:tc>
+      </w:tr>
+      <w:tr>
+        <w:trPr>
+          <w:cantSplit/>
+        </w:trPr>
+        <w:tc>
+          <w:tcPr>
+            <w:tcW w:type="dxa" w:w="3000"/>
+            <w:tcMar>
+              <w:top w:type="dxa" w:w="90"/>
+              <w:left w:type="dxa" w:w="120"/>
+              <w:bottom w:type="dxa" w:w="90"/>
+              <w:right w:type="dxa" w:w="120"/>
+            </w:tcMar>
+          </w:tcPr>
+          <w:p>
+            <w:pPr>
+              <w:spacing w:after="0" w:before="0" w:line="288" w:lineRule="auto"/>
+            </w:pPr>
+            <w:r>
+              <w:rPr>
+                <w:rFonts w:ascii="Arial" w:cs="Arial" w:eastAsia="Arial" w:hAnsi="Arial"/>
+                <w:color w:val="193448"/>
+                <w:sz w:val="19"/>
+                <w:szCs w:val="19"/>
+              </w:rPr>
+              <w:t xml:space="preserve">Host(s) and time collected</w:t>
+            </w:r>
+          </w:p>
+        </w:tc>
+        <w:tc>
+          <w:tcPr>
+            <w:tcW w:type="dxa" w:w="6360"/>
+            <w:tcMar>
+              <w:top w:type="dxa" w:w="90"/>
+              <w:left w:type="dxa" w:w="120"/>
+              <w:bottom w:type="dxa" w:w="90"/>
+              <w:right w:type="dxa" w:w="120"/>
+            </w:tcMar>
+          </w:tcPr>
+          <w:p>
+            <w:pPr>
+              <w:spacing w:after="0" w:before="0" w:line="288" w:lineRule="auto"/>
+            </w:pPr>
+            <w:r>
+              <w:rPr>
+                <w:rFonts w:ascii="Arial" w:cs="Arial" w:eastAsia="Arial" w:hAnsi="Arial"/>
+                <w:color w:val="193448"/>
+                <w:sz w:val="21"/>
+                <w:szCs w:val="21"/>
+              </w:rPr>
+              <w:t xml:space="preserve"> </w:t>
+            </w:r>
+          </w:p>
+          <w:p>
+            <w:pPr>
+              <w:spacing w:after="0" w:before="0" w:line="288" w:lineRule="auto"/>
+            </w:pPr>
+            <w:r>
+              <w:rPr>
+                <w:rFonts w:ascii="Arial" w:cs="Arial" w:eastAsia="Arial" w:hAnsi="Arial"/>
+                <w:color w:val="193448"/>
+                <w:sz w:val="21"/>
+                <w:szCs w:val="21"/>
+              </w:rPr>
+              <w:t xml:space="preserve"> </w:t>
+            </w:r>
+          </w:p>
+        </w:tc>
+      </w:tr>
+      <w:tr>
+        <w:trPr>
+          <w:cantSplit/>
+        </w:trPr>
+        <w:tc>
+          <w:tcPr>
+            <w:tcW w:type="dxa" w:w="3000"/>
+            <w:tcMar>
+              <w:top w:type="dxa" w:w="90"/>
+              <w:left w:type="dxa" w:w="120"/>
+              <w:bottom w:type="dxa" w:w="90"/>
+              <w:right w:type="dxa" w:w="120"/>
+            </w:tcMar>
+          </w:tcPr>
+          <w:p>
+            <w:pPr>
+              <w:spacing w:after="0" w:before="0" w:line="288" w:lineRule="auto"/>
+            </w:pPr>
+            <w:r>
+              <w:rPr>
+                <w:rFonts w:ascii="Arial" w:cs="Arial" w:eastAsia="Arial" w:hAnsi="Arial"/>
+                <w:color w:val="193448"/>
+                <w:sz w:val="19"/>
+                <w:szCs w:val="19"/>
+              </w:rPr>
+              <w:t xml:space="preserve">Observed result</w:t>
+            </w:r>
+          </w:p>
+        </w:tc>
+        <w:tc>
+          <w:tcPr>
+            <w:tcW w:type="dxa" w:w="6360"/>
+            <w:tcMar>
+              <w:top w:type="dxa" w:w="90"/>
+              <w:left w:type="dxa" w:w="120"/>
+              <w:bottom w:type="dxa" w:w="90"/>
+              <w:right w:type="dxa" w:w="120"/>
+            </w:tcMar>
+          </w:tcPr>
+          <w:p>
+            <w:pPr>
+              <w:spacing w:after="0" w:before="0" w:line="288" w:lineRule="auto"/>
+            </w:pPr>
+            <w:r>
+              <w:rPr>
+                <w:rFonts w:ascii="Arial" w:cs="Arial" w:eastAsia="Arial" w:hAnsi="Arial"/>
+                <w:color w:val="193448"/>
+                <w:sz w:val="21"/>
+                <w:szCs w:val="21"/>
+              </w:rPr>
+              <w:t xml:space="preserve"> </w:t>
+            </w:r>
+          </w:p>
+          <w:p>
+            <w:pPr>
+              <w:spacing w:after="0" w:before="0" w:line="288" w:lineRule="auto"/>
+            </w:pPr>
+            <w:r>
+              <w:rPr>
+                <w:rFonts w:ascii="Arial" w:cs="Arial" w:eastAsia="Arial" w:hAnsi="Arial"/>
+                <w:color w:val="193448"/>
+                <w:sz w:val="21"/>
+                <w:szCs w:val="21"/>
+              </w:rPr>
+              <w:t xml:space="preserve"> </w:t>
+            </w:r>
+          </w:p>
+        </w:tc>
+      </w:tr>
+      <w:tr>
+        <w:trPr>
+          <w:cantSplit/>
+        </w:trPr>
+        <w:tc>
+          <w:tcPr>
+            <w:tcW w:type="dxa" w:w="3000"/>
+            <w:tcMar>
+              <w:top w:type="dxa" w:w="90"/>
+              <w:left w:type="dxa" w:w="120"/>
+              <w:bottom w:type="dxa" w:w="90"/>
+              <w:right w:type="dxa" w:w="120"/>
+            </w:tcMar>
+          </w:tcPr>
+          <w:p>
+            <w:pPr>
+              <w:spacing w:after="0" w:before="0" w:line="288" w:lineRule="auto"/>
+            </w:pPr>
+            <w:r>
+              <w:rPr>
+                <w:rFonts w:ascii="Arial" w:cs="Arial" w:eastAsia="Arial" w:hAnsi="Arial"/>
+                <w:color w:val="193448"/>
+                <w:sz w:val="19"/>
+                <w:szCs w:val="19"/>
+              </w:rPr>
+              <w:t xml:space="preserve">Differences from the plan</w:t>
+            </w:r>
+          </w:p>
+        </w:tc>
+        <w:tc>
+          <w:tcPr>
+            <w:tcW w:type="dxa" w:w="6360"/>
+            <w:tcMar>
+              <w:top w:type="dxa" w:w="90"/>
+              <w:left w:type="dxa" w:w="120"/>
+              <w:bottom w:type="dxa" w:w="90"/>
+              <w:right w:type="dxa" w:w="120"/>
+            </w:tcMar>
+          </w:tcPr>
+          <w:p>
+            <w:pPr>
+              <w:spacing w:after="0" w:before="0" w:line="288" w:lineRule="auto"/>
+            </w:pPr>
+            <w:r>
+              <w:rPr>
+                <w:rFonts w:ascii="Arial" w:cs="Arial" w:eastAsia="Arial" w:hAnsi="Arial"/>
+                <w:color w:val="193448"/>
+                <w:sz w:val="21"/>
+                <w:szCs w:val="21"/>
+              </w:rPr>
+              <w:t xml:space="preserve"> </w:t>
+            </w:r>
+          </w:p>
+          <w:p>
+            <w:pPr>
+              <w:spacing w:after="0" w:before="0" w:line="288" w:lineRule="auto"/>
+            </w:pPr>
+            <w:r>
+              <w:rPr>
+                <w:rFonts w:ascii="Arial" w:cs="Arial" w:eastAsia="Arial" w:hAnsi="Arial"/>
+                <w:color w:val="193448"/>
+                <w:sz w:val="21"/>
+                <w:szCs w:val="21"/>
+              </w:rPr>
+              <w:t xml:space="preserve"> </w:t>
+            </w:r>
+          </w:p>
+        </w:tc>
+      </w:tr>
+      <w:tr>
+        <w:trPr>
+          <w:cantSplit/>
+        </w:trPr>
+        <w:tc>
+          <w:tcPr>
+            <w:tcW w:type="dxa" w:w="3000"/>
+            <w:tcMar>
+              <w:top w:type="dxa" w:w="90"/>
+              <w:left w:type="dxa" w:w="120"/>
+              <w:bottom w:type="dxa" w:w="90"/>
+              <w:right w:type="dxa" w:w="120"/>
+            </w:tcMar>
+          </w:tcPr>
+          <w:p>
+            <w:pPr>
+              <w:spacing w:after="0" w:before="0" w:line="288" w:lineRule="auto"/>
+            </w:pPr>
+            <w:r>
+              <w:rPr>
+                <w:rFonts w:ascii="Arial" w:cs="Arial" w:eastAsia="Arial" w:hAnsi="Arial"/>
+                <w:color w:val="193448"/>
+                <w:sz w:val="19"/>
+                <w:szCs w:val="19"/>
+              </w:rPr>
+              <w:t xml:space="preserve">Evidence file names</w:t>
+            </w:r>
+          </w:p>
+        </w:tc>
+        <w:tc>
+          <w:tcPr>
+            <w:tcW w:type="dxa" w:w="6360"/>
+            <w:tcMar>
+              <w:top w:type="dxa" w:w="90"/>
+              <w:left w:type="dxa" w:w="120"/>
+              <w:bottom w:type="dxa" w:w="90"/>
+              <w:right w:type="dxa" w:w="120"/>
+            </w:tcMar>
+          </w:tcPr>
+          <w:p>
+            <w:pPr>
+              <w:spacing w:after="0" w:before="0" w:line="288" w:lineRule="auto"/>
+            </w:pPr>
+            <w:r>
+              <w:rPr>
+                <w:rFonts w:ascii="Arial" w:cs="Arial" w:eastAsia="Arial" w:hAnsi="Arial"/>
+                <w:color w:val="193448"/>
+                <w:sz w:val="21"/>
+                <w:szCs w:val="21"/>
+              </w:rPr>
+              <w:t xml:space="preserve"> </w:t>
+            </w:r>
+          </w:p>
+          <w:p>
+            <w:pPr>
+              <w:spacing w:after="0" w:before="0" w:line="288" w:lineRule="auto"/>
+            </w:pPr>
+            <w:r>
+              <w:rPr>
+                <w:rFonts w:ascii="Arial" w:cs="Arial" w:eastAsia="Arial" w:hAnsi="Arial"/>
+                <w:color w:val="193448"/>
+                <w:sz w:val="21"/>
+                <w:szCs w:val="21"/>
+              </w:rPr>
+              <w:t xml:space="preserve"> </w:t>
+            </w:r>
+          </w:p>
+        </w:tc>
+      </w:tr>
+      <w:tr>
+        <w:trPr>
+          <w:cantSplit/>
+        </w:trPr>
+        <w:tc>
+          <w:tcPr>
+            <w:tcW w:type="dxa" w:w="3000"/>
+            <w:tcMar>
+              <w:top w:type="dxa" w:w="90"/>
+              <w:left w:type="dxa" w:w="120"/>
+              <w:bottom w:type="dxa" w:w="90"/>
+              <w:right w:type="dxa" w:w="120"/>
+            </w:tcMar>
+          </w:tcPr>
+          <w:p>
+            <w:pPr>
+              <w:spacing w:after="0" w:before="0" w:line="288" w:lineRule="auto"/>
+            </w:pPr>
+            <w:r>
+              <w:rPr>
+                <w:rFonts w:ascii="Arial" w:cs="Arial" w:eastAsia="Arial" w:hAnsi="Arial"/>
+                <w:color w:val="193448"/>
+                <w:sz w:val="19"/>
+                <w:szCs w:val="19"/>
+              </w:rPr>
+              <w:t xml:space="preserve">Open items or findings</w:t>
+            </w:r>
+          </w:p>
+        </w:tc>
+        <w:tc>
+          <w:tcPr>
+            <w:tcW w:type="dxa" w:w="6360"/>
+            <w:tcMar>
+              <w:top w:type="dxa" w:w="90"/>
+              <w:left w:type="dxa" w:w="120"/>
+              <w:bottom w:type="dxa" w:w="90"/>
+              <w:right w:type="dxa" w:w="120"/>
+            </w:tcMar>
+          </w:tcPr>
+          <w:p>
+            <w:pPr>
+              <w:spacing w:after="0" w:before="0" w:line="288" w:lineRule="auto"/>
+            </w:pPr>
+            <w:r>
+              <w:rPr>
+                <w:rFonts w:ascii="Arial" w:cs="Arial" w:eastAsia="Arial" w:hAnsi="Arial"/>
+                <w:color w:val="193448"/>
+                <w:sz w:val="21"/>
+                <w:szCs w:val="21"/>
+              </w:rPr>
+              <w:t xml:space="preserve"> </w:t>
+            </w:r>
+          </w:p>
+          <w:p>
+            <w:pPr>
+              <w:spacing w:after="0" w:before="0" w:line="288" w:lineRule="auto"/>
+            </w:pPr>
+            <w:r>
+              <w:rPr>
+                <w:rFonts w:ascii="Arial" w:cs="Arial" w:eastAsia="Arial" w:hAnsi="Arial"/>
+                <w:color w:val="193448"/>
+                <w:sz w:val="21"/>
+                <w:szCs w:val="21"/>
+              </w:rPr>
+              <w:t xml:space="preserve"> </w:t>
+            </w:r>
+          </w:p>
+        </w:tc>
+      </w:tr>
+    </w:tbl>
+    <w:p>
+      <w:pPr>
+        <w:pStyle w:val="Heading2"/>
+        <w:keepNext/>
+        <w:spacing w:after="100" w:before="200"/>
+      </w:pPr>
+      <w:r>
+        <w:rPr>
+          <w:rFonts w:ascii="Arial" w:cs="Arial" w:eastAsia="Arial" w:hAnsi="Arial"/>
+          <w:b/>
+          <w:bCs/>
+          <w:color w:val="193448"/>
+          <w:sz w:val="26"/>
+          <w:szCs w:val="26"/>
+        </w:rPr>
+        <w:t xml:space="preserve">Think it through</w:t>
+      </w:r>
+    </w:p>
+    <w:p>
+      <w:pPr>
+        <w:spacing w:after="120" w:before="0" w:line="288" w:lineRule="auto"/>
+      </w:pPr>
+      <w:r>
+        <w:rPr>
+          <w:rFonts w:ascii="Arial" w:cs="Arial" w:eastAsia="Arial" w:hAnsi="Arial"/>
+          <w:color w:val="193448"/>
+          <w:sz w:val="21"/>
+          <w:szCs w:val="21"/>
+        </w:rPr>
+        <w:t xml:space="preserve">Which benchmark do the endpoints get?</w:t>
+      </w:r>
+    </w:p>
+    <w:p>
+      <w:pPr>
+        <w:pBdr>
+          <w:bottom w:val="single" w:color="C7D9E2" w:sz="4" w:space="1"/>
+        </w:pBdr>
+        <w:spacing w:after="0" w:before="0" w:line="288" w:lineRule="auto"/>
+      </w:pPr>
+      <w:r>
+        <w:rPr>
+          <w:rFonts w:ascii="Arial" w:cs="Arial" w:eastAsia="Arial" w:hAnsi="Arial"/>
+          <w:color w:val="193448"/>
+          <w:sz w:val="21"/>
+          <w:szCs w:val="21"/>
+        </w:rPr>
+        <w:t xml:space="preserve"> </w:t>
+      </w:r>
+    </w:p>
+    <w:p>
+      <w:pPr>
+        <w:spacing w:after="120" w:before="0"/>
+      </w:pPr>
+      <w:r>
+        <w:rPr>
+          <w:rFonts w:ascii="Arial" w:cs="Arial" w:eastAsia="Arial" w:hAnsi="Arial"/>
+          <w:color w:val="193448"/>
+          <w:sz w:val="8"/>
+          <w:szCs w:val="8"/>
+        </w:rPr>
+        <w:t xml:space="preserve"> </w:t>
+      </w:r>
+    </w:p>
+    <w:p>
+      <w:pPr>
+        <w:pBdr>
+          <w:bottom w:val="single" w:color="C7D9E2" w:sz="4" w:space="1"/>
+        </w:pBdr>
+        <w:spacing w:after="0" w:before="0" w:line="288" w:lineRule="auto"/>
+      </w:pPr>
+      <w:r>
+        <w:rPr>
+          <w:rFonts w:ascii="Arial" w:cs="Arial" w:eastAsia="Arial" w:hAnsi="Arial"/>
+          <w:color w:val="193448"/>
+          <w:sz w:val="21"/>
+          <w:szCs w:val="21"/>
+        </w:rPr>
+        <w:t xml:space="preserve"> </w:t>
+      </w:r>
+    </w:p>
+    <w:p>
+      <w:pPr>
+        <w:spacing w:after="120" w:before="0"/>
+      </w:pPr>
+      <w:r>
+        <w:rPr>
+          <w:rFonts w:ascii="Arial" w:cs="Arial" w:eastAsia="Arial" w:hAnsi="Arial"/>
+          <w:color w:val="193448"/>
+          <w:sz w:val="8"/>
+          <w:szCs w:val="8"/>
+        </w:rPr>
+        <w:t xml:space="preserve"> </w:t>
+      </w:r>
+    </w:p>
+    <w:p>
+      <w:pPr>
+        <w:pBdr>
+          <w:left w:val="single" w:color="20647C" w:sz="18" w:space="8"/>
+        </w:pBdr>
+        <w:shd w:fill="F1F7FA" w:color="auto" w:val="clear"/>
+        <w:spacing w:after="160" w:before="120" w:line="288" w:lineRule="auto"/>
+        <w:ind w:left="160" w:right="160"/>
+      </w:pPr>
+      <w:r>
+        <w:rPr>
+          <w:rFonts w:ascii="Arial" w:cs="Arial" w:eastAsia="Arial" w:hAnsi="Arial"/>
+          <w:b/>
+          <w:bCs/>
+          <w:color w:val="20647C"/>
+          <w:sz w:val="17"/>
+          <w:szCs w:val="17"/>
+        </w:rPr>
+        <w:t xml:space="preserve">REMEMBER  </w:t>
+      </w:r>
+      <w:r>
+        <w:rPr>
+          <w:rFonts w:ascii="Arial" w:cs="Arial" w:eastAsia="Arial" w:hAnsi="Arial"/>
+          <w:color w:val="193448"/>
+          <w:sz w:val="20"/>
+          <w:szCs w:val="20"/>
+        </w:rPr>
         <w:t xml:space="preserve">Endpoint baselines by sample; infrastructure deltas attributed.  The fleet inventory is the closing artifact.  The gap — patching and protection — is named for wave 5.</w:t>
       </w:r>
     </w:p>
@@ -6575,7 +7591,7 @@
       <w:pPr>
         <w:spacing w:after="60" w:before="0" w:line="288" w:lineRule="auto"/>
       </w:pPr>
-      <w:hyperlink w:history="1" r:id="rId5-gmireeazvcm1h_3yhij">
+      <w:hyperlink w:history="1" r:id="rId6hm9hpheduueoyscwsw0w">
         <w:r>
           <w:rPr>
             <w:rFonts w:ascii="Arial" w:cs="Arial" w:eastAsia="Arial" w:hAnsi="Arial"/>
@@ -6592,7 +7608,7 @@
       <w:pPr>
         <w:spacing w:after="60" w:before="0" w:line="288" w:lineRule="auto"/>
       </w:pPr>
-      <w:hyperlink w:history="1" r:id="rIdqwejrb4sxctdzpo2e_tk3">
+      <w:hyperlink w:history="1" r:id="rIdwouqe6ewskbpnffjddq5p">
         <w:r>
           <w:rPr>
             <w:rFonts w:ascii="Arial" w:cs="Arial" w:eastAsia="Arial" w:hAnsi="Arial"/>
@@ -6631,7 +7647,7 @@
         <w:pStyle w:val="Heading1"/>
         <w:spacing w:after="120"/>
       </w:pPr>
-      <w:bookmarkStart w:name="review" w:id="9"/>
+      <w:bookmarkStart w:name="review" w:id="10"/>
       <w:r>
         <w:rPr>
           <w:rFonts w:ascii="Arial" w:cs="Arial" w:eastAsia="Arial" w:hAnsi="Arial"/>
@@ -6643,7 +7659,7 @@
         </w:rPr>
         <w:t xml:space="preserve">Course review and sign-off</w:t>
       </w:r>
-      <w:bookmarkEnd w:id="9"/>
+      <w:bookmarkEnd w:id="10"/>
     </w:p>
     <w:p>
       <w:pPr>
@@ -7128,7 +8144,7 @@
                 <w:sz w:val="19"/>
                 <w:szCs w:val="19"/>
               </w:rPr>
-              <w:t xml:space="preserve">05  Scale to fifty and prove by sample</w:t>
+              <w:t xml:space="preserve">05  Admit only enrolled devices with 802.1X</w:t>
             </w:r>
           </w:p>
         </w:tc>
@@ -7208,7 +8224,87 @@
                 <w:sz w:val="19"/>
                 <w:szCs w:val="19"/>
               </w:rPr>
-              <w:t xml:space="preserve">06  Delta scan the fleet and hand off</w:t>
+              <w:t xml:space="preserve">06  Scale to fifty and prove by sample</w:t>
+            </w:r>
+          </w:p>
+        </w:tc>
+        <w:tc>
+          <w:tcPr>
+            <w:tcW w:type="dxa" w:w="1800"/>
+            <w:tcMar>
+              <w:top w:type="dxa" w:w="90"/>
+              <w:left w:type="dxa" w:w="120"/>
+              <w:bottom w:type="dxa" w:w="90"/>
+              <w:right w:type="dxa" w:w="120"/>
+            </w:tcMar>
+          </w:tcPr>
+          <w:p>
+            <w:pPr>
+              <w:spacing w:after="0" w:before="0" w:line="288" w:lineRule="auto"/>
+            </w:pPr>
+            <w:r>
+              <w:rPr>
+                <w:rFonts w:ascii="Arial" w:cs="Arial" w:eastAsia="Arial" w:hAnsi="Arial"/>
+                <w:color w:val="526B7E"/>
+                <w:sz w:val="19"/>
+                <w:szCs w:val="19"/>
+              </w:rPr>
+              <w:t xml:space="preserve">☐ yes</w:t>
+            </w:r>
+          </w:p>
+        </w:tc>
+        <w:tc>
+          <w:tcPr>
+            <w:tcW w:type="dxa" w:w="2000"/>
+            <w:tcMar>
+              <w:top w:type="dxa" w:w="90"/>
+              <w:left w:type="dxa" w:w="120"/>
+              <w:bottom w:type="dxa" w:w="90"/>
+              <w:right w:type="dxa" w:w="120"/>
+            </w:tcMar>
+          </w:tcPr>
+          <w:p>
+            <w:pPr>
+              <w:spacing w:after="0" w:before="0" w:line="288" w:lineRule="auto"/>
+            </w:pPr>
+            <w:r>
+              <w:rPr>
+                <w:rFonts w:ascii="Arial" w:cs="Arial" w:eastAsia="Arial" w:hAnsi="Arial"/>
+                <w:color w:val="193448"/>
+                <w:sz w:val="21"/>
+                <w:szCs w:val="21"/>
+              </w:rPr>
+              <w:t xml:space="preserve"> </w:t>
+            </w:r>
+          </w:p>
+        </w:tc>
+      </w:tr>
+      <w:tr>
+        <w:trPr>
+          <w:cantSplit/>
+        </w:trPr>
+        <w:tc>
+          <w:tcPr>
+            <w:tcW w:type="dxa" w:w="5560"/>
+            <w:tcMar>
+              <w:top w:type="dxa" w:w="90"/>
+              <w:left w:type="dxa" w:w="120"/>
+              <w:bottom w:type="dxa" w:w="90"/>
+              <w:right w:type="dxa" w:w="120"/>
+            </w:tcMar>
+          </w:tcPr>
+          <w:p>
+            <w:pPr>
+              <w:spacing w:after="0" w:before="0" w:line="288" w:lineRule="auto"/>
+            </w:pPr>
+            <w:r>
+              <w:rPr>
+                <w:rFonts w:ascii="Arial" w:cs="Arial" w:eastAsia="Arial" w:hAnsi="Arial"/>
+                <w:color w:val="193448"/>
+                <w:sz w:val="19"/>
+                <w:szCs w:val="19"/>
+              </w:rPr>
+              <w:t xml:space="preserve">07  Delta scan the fleet and hand off</w:t>
             </w:r>
           </w:p>
         </w:tc>
@@ -7502,7 +8598,7 @@
         <w:sz w:val="15"/>
         <w:szCs w:val="15"/>
       </w:rPr>
-      <w:t xml:space="preserve">© 2026 Secure By Design Team LLC.   Course 1.9 · Materials edition 1.0     </w:t>
+      <w:t xml:space="preserve">© 2026 Secure By Design Team LLC.   Course 1.9 · Materials edition 1.1     </w:t>
     </w:r>
     <w:r>
       <w:rPr>
@@ -7728,6 +8824,18 @@
     </w:lvl>
   </w:abstractNum>
   <w:abstractNum w:abstractNumId="9" w15:restartNumberingAfterBreak="0">
+    <w:multiLevelType w:val="hybridMultilevel"/>
+    <w:lvl w:ilvl="0" w15:tentative="1">
+      <w:start w:val="1"/>
+      <w:numFmt w:val="decimal"/>
+      <w:lvlText w:val="%1."/>
+      <w:lvlJc w:val="left"/>
+      <w:pPr>
+        <w:ind w:left="360" w:hanging="300"/>
+      </w:pPr>
+    </w:lvl>
+  </w:abstractNum>
+  <w:abstractNum w:abstractNumId="10" w15:restartNumberingAfterBreak="0">
     <w:multiLevelType w:val="hybridMultilevel"/>
     <w:lvl w:ilvl="0" w15:tentative="1">
       <w:start w:val="1"/>
@@ -7789,6 +8897,12 @@
   </w:num>
   <w:num w:numId="9">
     <w:abstractNumId w:val="9"/>
+    <w:lvlOverride w:ilvl="0">
+      <w:startOverride w:val="1"/>
+    </w:lvlOverride>
+  </w:num>
+  <w:num w:numId="10">
+    <w:abstractNumId w:val="10"/>
     <w:lvlOverride w:ilvl="0">
       <w:startOverride w:val="1"/>
     </w:lvlOverride>

--- a/public/training/workstation-fleet/SecureByDesign-workstation-fleet-Workbook.docx
+++ b/public/training/workstation-fleet/SecureByDesign-workstation-fleet-Workbook.docx
@@ -150,7 +150,7 @@
           <w:sz w:val="16"/>
           <w:szCs w:val="16"/>
         </w:rPr>
-        <w:t xml:space="preserve">MATERIALS EDITION 1.1    /    COURSE 1.9</w:t>
+        <w:t xml:space="preserve">MATERIALS EDITION 1.0    /    COURSE 1.9</w:t>
       </w:r>
     </w:p>
     <w:p>
@@ -319,22 +319,6 @@
       <w:pPr>
         <w:spacing w:after="90" w:before="0" w:line="288" w:lineRule="auto"/>
       </w:pPr>
-      <w:hyperlink w:history="1" w:anchor="lesson-nac">
-        <w:r>
-          <w:rPr>
-            <w:rFonts w:ascii="Arial" w:cs="Arial" w:eastAsia="Arial" w:hAnsi="Arial"/>
-            <w:color w:val="20647C"/>
-            <w:sz w:val="21"/>
-            <w:szCs w:val="21"/>
-          </w:rPr>
-          <w:t xml:space="preserve">05  Admit only enrolled devices with 802.1X</w:t>
-        </w:r>
-      </w:hyperlink>
-    </w:p>
-    <w:p>
-      <w:pPr>
-        <w:spacing w:after="90" w:before="0" w:line="288" w:lineRule="auto"/>
-      </w:pPr>
       <w:hyperlink w:history="1" w:anchor="lesson-scale">
         <w:r>
           <w:rPr>
@@ -343,7 +327,7 @@
             <w:sz w:val="21"/>
             <w:szCs w:val="21"/>
           </w:rPr>
-          <w:t xml:space="preserve">06  Scale to fifty and prove by sample</w:t>
+          <w:t xml:space="preserve">05  Scale to fifty and prove by sample</w:t>
         </w:r>
       </w:hyperlink>
     </w:p>
@@ -359,7 +343,7 @@
             <w:sz w:val="21"/>
             <w:szCs w:val="21"/>
           </w:rPr>
-          <w:t xml:space="preserve">07  Delta scan the fleet and hand off</w:t>
+          <w:t xml:space="preserve">06  Delta scan the fleet and hand off</w:t>
         </w:r>
       </w:hyperlink>
     </w:p>
@@ -536,25 +520,6 @@
           <w:szCs w:val="21"/>
         </w:rPr>
         <w:t xml:space="preserve">Confirm the Workstations OU, the container redirects from course 1.3, and the DISA Windows 11 STIG policies from the GPO package are ready to link.</w:t>
-      </w:r>
-    </w:p>
-    <w:p>
-      <w:pPr>
-        <w:pStyle w:val="ListParagraph"/>
-        <w:numPr>
-          <w:ilvl w:val="0"/>
-          <w:numId w:val="2"/>
-        </w:numPr>
-        <w:spacing w:after="120" w:before="0" w:line="288" w:lineRule="auto"/>
-      </w:pPr>
-      <w:r>
-        <w:rPr>
-          <w:rFonts w:ascii="Arial" w:cs="Arial" w:eastAsia="Arial" w:hAnsi="Arial"/>
-          <w:color w:val="526B7E"/>
-          <w:sz w:val="21"/>
-          <w:szCs w:val="21"/>
-        </w:rPr>
-        <w:t xml:space="preserve">Provision a Windows Server 2025 VM for SBD-NPS01 (10.0.20.50), and confirm the access switch for VLAN 80 supports 802.1X port authentication.</w:t>
       </w:r>
     </w:p>
     <w:p>
@@ -1853,7 +1818,7 @@
       <w:pPr>
         <w:spacing w:after="60" w:before="0" w:line="288" w:lineRule="auto"/>
       </w:pPr>
-      <w:hyperlink w:history="1" r:id="rIdh_oje34o0dlnzztfzwruh">
+      <w:hyperlink w:history="1" r:id="rIdx1nzwm2k4wncejqxplnfa">
         <w:r>
           <w:rPr>
             <w:rFonts w:ascii="Arial" w:cs="Arial" w:eastAsia="Arial" w:hAnsi="Arial"/>
@@ -1870,7 +1835,7 @@
       <w:pPr>
         <w:spacing w:after="60" w:before="0" w:line="288" w:lineRule="auto"/>
       </w:pPr>
-      <w:hyperlink w:history="1" r:id="rIdc6oqi6oyhtzhcmgiwo3qt">
+      <w:hyperlink w:history="1" r:id="rIdlznqke9ltm-qac1s_wooy">
         <w:r>
           <w:rPr>
             <w:rFonts w:ascii="Arial" w:cs="Arial" w:eastAsia="Arial" w:hAnsi="Arial"/>
@@ -2817,7 +2782,7 @@
       <w:pPr>
         <w:spacing w:after="60" w:before="0" w:line="288" w:lineRule="auto"/>
       </w:pPr>
-      <w:hyperlink w:history="1" r:id="rId4tdjwsdhlboni1arkt_cx">
+      <w:hyperlink w:history="1" r:id="rId63ct3n0gq6mhlqnq2h9bk">
         <w:r>
           <w:rPr>
             <w:rFonts w:ascii="Arial" w:cs="Arial" w:eastAsia="Arial" w:hAnsi="Arial"/>
@@ -2834,7 +2799,7 @@
       <w:pPr>
         <w:spacing w:after="60" w:before="0" w:line="288" w:lineRule="auto"/>
       </w:pPr>
-      <w:hyperlink w:history="1" r:id="rIdpivyjocbt5aoglgakyzwv">
+      <w:hyperlink w:history="1" r:id="rId5b8xzf5mkl9pcuzojc6vl">
         <w:r>
           <w:rPr>
             <w:rFonts w:ascii="Arial" w:cs="Arial" w:eastAsia="Arial" w:hAnsi="Arial"/>
@@ -2851,7 +2816,7 @@
       <w:pPr>
         <w:spacing w:after="60" w:before="0" w:line="288" w:lineRule="auto"/>
       </w:pPr>
-      <w:hyperlink w:history="1" r:id="rIdanl2tjq9eqxi27bbd7--0">
+      <w:hyperlink w:history="1" r:id="rIdb8kmvgfrddg4lumab9rvl">
         <w:r>
           <w:rPr>
             <w:rFonts w:ascii="Arial" w:cs="Arial" w:eastAsia="Arial" w:hAnsi="Arial"/>
@@ -3782,7 +3747,7 @@
       <w:pPr>
         <w:spacing w:after="60" w:before="0" w:line="288" w:lineRule="auto"/>
       </w:pPr>
-      <w:hyperlink w:history="1" r:id="rIdt5d6wtlh-fz5v3zinja4o">
+      <w:hyperlink w:history="1" r:id="rIdjen6emvk__zef8cn8urd3">
         <w:r>
           <w:rPr>
             <w:rFonts w:ascii="Arial" w:cs="Arial" w:eastAsia="Arial" w:hAnsi="Arial"/>
@@ -3799,7 +3764,7 @@
       <w:pPr>
         <w:spacing w:after="60" w:before="0" w:line="288" w:lineRule="auto"/>
       </w:pPr>
-      <w:hyperlink w:history="1" r:id="rIdyskjzd8iotqbcldhucuyz">
+      <w:hyperlink w:history="1" r:id="rIdzygmiga8npco5-agvzycv">
         <w:r>
           <w:rPr>
             <w:rFonts w:ascii="Arial" w:cs="Arial" w:eastAsia="Arial" w:hAnsi="Arial"/>
@@ -4730,7 +4695,7 @@
       <w:pPr>
         <w:spacing w:after="60" w:before="0" w:line="288" w:lineRule="auto"/>
       </w:pPr>
-      <w:hyperlink w:history="1" r:id="rIdsrmt9jrbmx_wws01ayrsp">
+      <w:hyperlink w:history="1" r:id="rIdojgobfowpjoxs9e16wm__">
         <w:r>
           <w:rPr>
             <w:rFonts w:ascii="Arial" w:cs="Arial" w:eastAsia="Arial" w:hAnsi="Arial"/>
@@ -4747,7 +4712,7 @@
       <w:pPr>
         <w:spacing w:after="60" w:before="0" w:line="288" w:lineRule="auto"/>
       </w:pPr>
-      <w:hyperlink w:history="1" r:id="rId2piwlidsvnfkzc7d7fayu">
+      <w:hyperlink w:history="1" r:id="rId226-w-_i8ek01nblheidi">
         <w:r>
           <w:rPr>
             <w:rFonts w:ascii="Arial" w:cs="Arial" w:eastAsia="Arial" w:hAnsi="Arial"/>
@@ -4778,7 +4743,7 @@
           <w:sz w:val="16"/>
           <w:szCs w:val="16"/>
         </w:rPr>
-        <w:t xml:space="preserve">LESSON 05  /  ABOUT 30 MIN</w:t>
+        <w:t xml:space="preserve">LESSON 05  /  ABOUT 25 MIN</w:t>
       </w:r>
     </w:p>
     <w:p>
@@ -4786,7 +4751,7 @@
         <w:pStyle w:val="Heading1"/>
         <w:spacing w:after="120"/>
       </w:pPr>
-      <w:bookmarkStart w:name="lesson-nac" w:id="7"/>
+      <w:bookmarkStart w:name="lesson-scale" w:id="7"/>
       <w:r>
         <w:rPr>
           <w:rFonts w:ascii="Arial" w:cs="Arial" w:eastAsia="Arial" w:hAnsi="Arial"/>
@@ -4796,7 +4761,7 @@
           <w:sz w:val="40"/>
           <w:szCs w:val="40"/>
         </w:rPr>
-        <w:t xml:space="preserve">Admit only enrolled devices with 802.1X</w:t>
+        <w:t xml:space="preserve">Scale to fifty and prove by sample</w:t>
       </w:r>
       <w:bookmarkEnd w:id="7"/>
     </w:p>
@@ -4827,7 +4792,7 @@
           <w:sz w:val="20"/>
           <w:szCs w:val="20"/>
         </w:rPr>
-        <w:t xml:space="preserve">Until now, anything plugged into a VLAN 80 port got an address. With 802.1X, the switch port stays closed until the machine proves who it is with the certificate it just enrolled, and anything that cannot ends up somewhere with no routes.</w:t>
+        <w:t xml:space="preserve">Roll the remaining waves, then prove the fleet the only honest way at scale: a defined sample, the same checks as the pilot, and a written rule for what a sample failure means.</w:t>
       </w:r>
     </w:p>
     <w:p>
@@ -4864,7 +4829,7 @@
           <w:sz w:val="21"/>
           <w:szCs w:val="21"/>
         </w:rPr>
-        <w:t xml:space="preserve">Build SBD-NPS01 as the RADIUS server for port authentication.</w:t>
+        <w:t xml:space="preserve">Roll out the remaining endpoints in planned waves.</w:t>
       </w:r>
     </w:p>
     <w:p>
@@ -4883,7 +4848,7 @@
           <w:sz w:val="21"/>
           <w:szCs w:val="21"/>
         </w:rPr>
-        <w:t xml:space="preserve">Require EAP-TLS with machine certificates on the VLAN 80 access ports.</w:t>
+        <w:t xml:space="preserve">Verify a defined sample against the pilot's full check set.</w:t>
       </w:r>
     </w:p>
     <w:p>
@@ -4902,7 +4867,7 @@
           <w:sz w:val="21"/>
           <w:szCs w:val="21"/>
         </w:rPr>
-        <w:t xml:space="preserve">Send unknown devices to a quarantine VLAN and prove it.</w:t>
+        <w:t xml:space="preserve">Widen event forwarding to cover the fleet.</w:t>
       </w:r>
     </w:p>
     <w:p>
@@ -4939,7 +4904,7 @@
           <w:sz w:val="21"/>
           <w:szCs w:val="21"/>
         </w:rPr>
-        <w:t xml:space="preserve">Build SBD-NPS01 in the Servers OU and register it in Active Directory. Give it a server certificate with the Server Authentication purpose from the issuing CA, and treat it as Tier 0: it admits devices and, later, authenticates network administrators, so it is managed only from AdminJumpBox01.</w:t>
+        <w:t xml:space="preserve">Deploy the remaining machines in the planned waves, watching the DHCP scope's utilization and the join events arriving in analysis as each wave lands — the pipeline is now the rollout's progress bar.</w:t>
       </w:r>
     </w:p>
     <w:p>
@@ -4958,7 +4923,7 @@
           <w:sz w:val="21"/>
           <w:szCs w:val="21"/>
         </w:rPr>
-        <w:t xml:space="preserve">Add the VLAN 80 access switch as a RADIUS client with a long, unique shared secret, then create the network policy: wired 802.1X, EAP-TLS only, machine certificates that chain to the approved root and carry the Client Authentication purpose, from the Domain Computers group.</w:t>
+        <w:t xml:space="preserve">Define the sample before checking it: for example one machine per wave plus any machine that logged an error — then run the pilot's full set on each sampled host (OU, policy, DNS, LAPS, certificate, peer-deny).</w:t>
       </w:r>
     </w:p>
     <w:p>
@@ -4977,7 +4942,7 @@
           <w:sz w:val="21"/>
           <w:szCs w:val="21"/>
         </w:rPr>
-        <w:t xml:space="preserve">Create quarantine VLAN 90 with no gateway and no routes, and set the access ports to require 802.1X with VLAN 90 as the failure and guest VLAN. Push the wired 802.1X client settings to the Workstations OU by Group Policy (Wired AutoConfig, EAP-TLS, the approved root as the trusted CA).</w:t>
+        <w:t xml:space="preserve">Write the sample rule down: one failed check in the sample widens the sample; a repeated failure stops the rollout and becomes a finding. A sample without a failure rule is a formality.</w:t>
       </w:r>
     </w:p>
     <w:p>
@@ -4996,7 +4961,7 @@
           <w:sz w:val="21"/>
           <w:szCs w:val="21"/>
         </w:rPr>
-        <w:t xml:space="preserve">Add register row F19 with its owner, move the router's administrator logins to RADIUS through SBD-NPS01 as course 1.5 planned, and confirm NPS grant and denial events reach the course 1.8 collector.</w:t>
+        <w:t xml:space="preserve">Extend the course 1.8 forwarding subscription to the Workstations OU so all fifty endpoints report their security events — and confirm fleet sign-ins now appear in the analyst's searches.</w:t>
       </w:r>
     </w:p>
     <w:p>
@@ -5030,7 +4995,7 @@
           <w:sz w:val="18"/>
           <w:szCs w:val="18"/>
         </w:rPr>
-        <w:t xml:space="preserve"># On an enrolled pilot: the wired interface authenticated with EAP-TLS.</w:t>
+        <w:t xml:space="preserve">(Get-ADComputer -SearchBase 'OU=Workstations,OU=SBD,DC=sbd,DC=test' -Filter *).Count</w:t>
       </w:r>
     </w:p>
     <w:p>
@@ -5046,23 +5011,7 @@
           <w:sz w:val="18"/>
           <w:szCs w:val="18"/>
         </w:rPr>
-        <w:t xml:space="preserve">netsh lan show interfaces</w:t>
-      </w:r>
-    </w:p>
-    <w:p>
-      <w:pPr>
-        <w:shd w:fill="F1F7FA" w:color="auto" w:val="clear"/>
-        <w:spacing w:after="0" w:before="0" w:line="252" w:lineRule="auto"/>
-        <w:ind w:left="160" w:right="160"/>
-      </w:pPr>
-      <w:r>
-        <w:rPr>
-          <w:rFonts w:ascii="Consolas" w:cs="Consolas" w:eastAsia="Consolas" w:hAnsi="Consolas"/>
-          <w:color w:val="193448"/>
-          <w:sz w:val="18"/>
-          <w:szCs w:val="18"/>
-        </w:rPr>
-        <w:t xml:space="preserve"># On SBD-NPS01: recent grants (6272) and denials (6273).</w:t>
+        <w:t xml:space="preserve">Get-DhcpServerv4ScopeStatistics -ScopeId 10.0.80.0 | Select-Object PercentageInUse, AddressesInUse</w:t>
       </w:r>
     </w:p>
     <w:p>
@@ -5078,7 +5027,7 @@
           <w:sz w:val="18"/>
           <w:szCs w:val="18"/>
         </w:rPr>
-        <w:t xml:space="preserve">Get-WinEvent -FilterHashtable @{LogName='Security'; Id=6272,6273} -MaxEvents 5 | Select-Object TimeCreated, Id</w:t>
+        <w:t xml:space="preserve">Get-WinEvent -LogName ForwardedEvents -MaxEvents 5 | Select-Object MachineName, Id</w:t>
       </w:r>
     </w:p>
     <w:p>
@@ -5108,7 +5057,7 @@
           <w:sz w:val="20"/>
           <w:szCs w:val="20"/>
         </w:rPr>
-        <w:t xml:space="preserve">An enrolled pilot authenticates and gets its normal VLAN 80 lease; an unenrolled test laptop lands in VLAN 90 and reaches nothing; NPS logs both outcomes, and they appear in the collector.</w:t>
+        <w:t xml:space="preserve">Fifty computer objects sit in the Workstations OU, scope utilization matches the rollout, every sampled host passes the full check set, and fleet events flow through the pipeline.</w:t>
       </w:r>
     </w:p>
     <w:p>
@@ -5140,7 +5089,7 @@
           <w:sz w:val="21"/>
           <w:szCs w:val="21"/>
         </w:rPr>
-        <w:t xml:space="preserve">Evidence to keep: Keep the network policy export, the RADIUS client list (without the secret), the port configuration, both test results with their NPS events, and the F19 register row.</w:t>
+        <w:t xml:space="preserve">Evidence to keep: Keep the wave log, the sample definition with its failure rule, the per-sample check results, and the widened subscription proof.</w:t>
       </w:r>
     </w:p>
     <w:tbl>
@@ -5595,7 +5544,7 @@
           <w:sz w:val="21"/>
           <w:szCs w:val="21"/>
         </w:rPr>
-        <w:t xml:space="preserve">What lets a workstation onto a VLAN 80 port after this lesson?</w:t>
+        <w:t xml:space="preserve">Why prove the fleet by sample instead of checking all fifty by hand?</w:t>
       </w:r>
     </w:p>
     <w:p>
@@ -5687,14 +5636,14 @@
           <w:sz w:val="20"/>
           <w:szCs w:val="20"/>
         </w:rPr>
-        <w:t xml:space="preserve">VLAN 80 ports open only for machines with a certificate from the approved CA.  Unknown devices land in quarantine VLAN 90, which leads nowhere.  NPS is Tier 0, and its decisions are logged with everything else.</w:t>
+        <w:t xml:space="preserve">Fifty machines, rolled in waves, watched as they landed.  A defined sample with a failure rule carried the proof.  The fleet reports into the pipeline like everything else.</w:t>
       </w:r>
     </w:p>
     <w:p>
       <w:pPr>
         <w:spacing w:after="60" w:before="0" w:line="288" w:lineRule="auto"/>
       </w:pPr>
-      <w:hyperlink w:history="1" r:id="rId97fbl4jqj2zbsbpfwfjte">
+      <w:hyperlink w:history="1" r:id="rIdeq_m54av0udp2wl9zh0tr">
         <w:r>
           <w:rPr>
             <w:rFonts w:ascii="Arial" w:cs="Arial" w:eastAsia="Arial" w:hAnsi="Arial"/>
@@ -5703,7 +5652,7 @@
             <w:szCs w:val="18"/>
             <w:u w:val="single"/>
           </w:rPr>
-          <w:t xml:space="preserve">Microsoft · Network Policy Server overview</w:t>
+          <w:t xml:space="preserve">Microsoft · Use Windows Event Forwarding to help with intrusion detection</w:t>
         </w:r>
       </w:hyperlink>
     </w:p>
@@ -5711,7 +5660,7 @@
       <w:pPr>
         <w:spacing w:after="60" w:before="0" w:line="288" w:lineRule="auto"/>
       </w:pPr>
-      <w:hyperlink w:history="1" r:id="rIdzc-bc54288mwx--aquniy">
+      <w:hyperlink w:history="1" r:id="rIdxgtjlcyeoajv3jytjunfy">
         <w:r>
           <w:rPr>
             <w:rFonts w:ascii="Arial" w:cs="Arial" w:eastAsia="Arial" w:hAnsi="Arial"/>
@@ -5720,24 +5669,7 @@
             <w:szCs w:val="18"/>
             <w:u w:val="single"/>
           </w:rPr>
-          <w:t xml:space="preserve">Microsoft · Configure RADIUS clients</w:t>
-        </w:r>
-      </w:hyperlink>
-    </w:p>
-    <w:p>
-      <w:pPr>
-        <w:spacing w:after="60" w:before="0" w:line="288" w:lineRule="auto"/>
-      </w:pPr>
-      <w:hyperlink w:history="1" r:id="rIdv6tzyteuxm4ihu2f56gdh">
-        <w:r>
-          <w:rPr>
-            <w:rFonts w:ascii="Arial" w:cs="Arial" w:eastAsia="Arial" w:hAnsi="Arial"/>
-            <w:color w:val="20647C"/>
-            <w:sz w:val="18"/>
-            <w:szCs w:val="18"/>
-            <w:u w:val="single"/>
-          </w:rPr>
-          <w:t xml:space="preserve">Microsoft · Certificate requirements for EAP-TLS</w:t>
+          <w:t xml:space="preserve">NIST · SP 800-53 Rev. 5 security controls</w:t>
         </w:r>
       </w:hyperlink>
     </w:p>
@@ -5759,7 +5691,7 @@
           <w:sz w:val="16"/>
           <w:szCs w:val="16"/>
         </w:rPr>
-        <w:t xml:space="preserve">LESSON 06  /  ABOUT 25 MIN</w:t>
+        <w:t xml:space="preserve">LESSON 06  /  ABOUT 20 MIN</w:t>
       </w:r>
     </w:p>
     <w:p>
@@ -5767,7 +5699,7 @@
         <w:pStyle w:val="Heading1"/>
         <w:spacing w:after="120"/>
       </w:pPr>
-      <w:bookmarkStart w:name="lesson-scale" w:id="8"/>
+      <w:bookmarkStart w:name="lesson-scan" w:id="8"/>
       <w:r>
         <w:rPr>
           <w:rFonts w:ascii="Arial" w:cs="Arial" w:eastAsia="Arial" w:hAnsi="Arial"/>
@@ -5777,7 +5709,7 @@
           <w:sz w:val="40"/>
           <w:szCs w:val="40"/>
         </w:rPr>
-        <w:t xml:space="preserve">Scale to fifty and prove by sample</w:t>
+        <w:t xml:space="preserve">Delta scan the fleet and hand off</w:t>
       </w:r>
       <w:bookmarkEnd w:id="8"/>
     </w:p>
@@ -5808,7 +5740,7 @@
           <w:sz w:val="20"/>
           <w:szCs w:val="20"/>
         </w:rPr>
-        <w:t xml:space="preserve">Roll the remaining waves, then prove the fleet the only honest way at scale: a defined sample, the same checks as the pilot, and a written rule for what a sample failure means.</w:t>
+        <w:t xml:space="preserve">The cadence meets its first population: SCAP baselines on the sampled endpoints with the Windows 11 benchmark, rescans where the course changed infrastructure, and a fleet inventory the next wave's tooling will take over.</w:t>
       </w:r>
     </w:p>
     <w:p>
@@ -5845,7 +5777,7 @@
           <w:sz w:val="21"/>
           <w:szCs w:val="21"/>
         </w:rPr>
-        <w:t xml:space="preserve">Roll out the remaining endpoints in planned waves.</w:t>
+        <w:t xml:space="preserve">Baseline sampled endpoints with the Windows 11 STIG benchmark.</w:t>
       </w:r>
     </w:p>
     <w:p>
@@ -5864,7 +5796,7 @@
           <w:sz w:val="21"/>
           <w:szCs w:val="21"/>
         </w:rPr>
-        <w:t xml:space="preserve">Verify a defined sample against the pilot's full check set.</w:t>
+        <w:t xml:space="preserve">Rescan the infrastructure this course touched.</w:t>
       </w:r>
     </w:p>
     <w:p>
@@ -5883,7 +5815,7 @@
           <w:sz w:val="21"/>
           <w:szCs w:val="21"/>
         </w:rPr>
-        <w:t xml:space="preserve">Widen event forwarding to cover the fleet.</w:t>
+        <w:t xml:space="preserve">Hand the fleet inventory to the management wave.</w:t>
       </w:r>
     </w:p>
     <w:p>
@@ -5920,7 +5852,7 @@
           <w:sz w:val="21"/>
           <w:szCs w:val="21"/>
         </w:rPr>
-        <w:t xml:space="preserve">Deploy the remaining machines in the planned waves, watching the DHCP scope's utilization and the join events arriving in analysis as each wave lands — the pipeline is now the rollout's progress bar.</w:t>
+        <w:t xml:space="preserve">Run SCC with the Windows 11 STIG benchmark against the sampled endpoints — the same sample set as lesson 5 — and note how much the pre-linked policies and the OS defaults already satisfy, exactly as the server baselines taught.</w:t>
       </w:r>
     </w:p>
     <w:p>
@@ -5939,7 +5871,7 @@
           <w:sz w:val="21"/>
           <w:szCs w:val="21"/>
         </w:rPr>
-        <w:t xml:space="preserve">Define the sample before checking it: for example one machine per wave plus any machine that logged an error — then run the pilot's full set on each sampled host (OU, policy, DNS, LAPS, certificate, 802.1X admission, peer-deny).</w:t>
+        <w:t xml:space="preserve">Rescan what changed: the DCs (schema and LAPS attributes), the issuing CA (fleet enrollment volume), and SBD-DHCP01 (a scope now in full use); attribute each delta to its lesson.</w:t>
       </w:r>
     </w:p>
     <w:p>
@@ -5958,7 +5890,7 @@
           <w:sz w:val="21"/>
           <w:szCs w:val="21"/>
         </w:rPr>
-        <w:t xml:space="preserve">Write the sample rule down: one failed check in the sample widens the sample; a repeated failure stops the rollout and becomes a finding. A sample without a failure rule is a formality.</w:t>
+        <w:t xml:space="preserve">Assemble the fleet inventory — names, image ancestry, certificate thumbprints, sample status — as the course's closing artifact; course 1.10's management tooling will take ownership of keeping it current.</w:t>
       </w:r>
     </w:p>
     <w:p>
@@ -5977,7 +5909,7 @@
           <w:sz w:val="21"/>
           <w:szCs w:val="21"/>
         </w:rPr>
-        <w:t xml:space="preserve">Extend the course 1.8 forwarding subscription to the Workstations OU so all fifty endpoints report their security events — and confirm fleet sign-ins now appear in the analyst's searches.</w:t>
+        <w:t xml:space="preserve">Write the handoff: the fleet exists, watched and hardened, but updates itself not at all — patching, endpoint protection, and vulnerability coverage are precisely what wave 5 builds next.</w:t>
       </w:r>
     </w:p>
     <w:p>
@@ -6011,23 +5943,7 @@
           <w:sz w:val="18"/>
           <w:szCs w:val="18"/>
         </w:rPr>
-        <w:t xml:space="preserve">(Get-ADComputer -SearchBase 'OU=Workstations,OU=SBD,DC=sbd,DC=test' -Filter *).Count</w:t>
-      </w:r>
-    </w:p>
-    <w:p>
-      <w:pPr>
-        <w:shd w:fill="F1F7FA" w:color="auto" w:val="clear"/>
-        <w:spacing w:after="0" w:before="0" w:line="252" w:lineRule="auto"/>
-        <w:ind w:left="160" w:right="160"/>
-      </w:pPr>
-      <w:r>
-        <w:rPr>
-          <w:rFonts w:ascii="Consolas" w:cs="Consolas" w:eastAsia="Consolas" w:hAnsi="Consolas"/>
-          <w:color w:val="193448"/>
-          <w:sz w:val="18"/>
-          <w:szCs w:val="18"/>
-        </w:rPr>
-        <w:t xml:space="preserve">Get-DhcpServerv4ScopeStatistics -ScopeId 10.0.80.0 | Select-Object PercentageInUse, AddressesInUse</w:t>
+        <w:t xml:space="preserve">Get-ChildItem C:\Evidence\workstation-fleet -Recurse | Select-Object Name, LastWriteTime</w:t>
       </w:r>
     </w:p>
     <w:p>
@@ -6043,7 +5959,7 @@
           <w:sz w:val="18"/>
           <w:szCs w:val="18"/>
         </w:rPr>
-        <w:t xml:space="preserve">Get-WinEvent -LogName ForwardedEvents -MaxEvents 5 | Select-Object MachineName, Id</w:t>
+        <w:t xml:space="preserve">Get-FileHash -Algorithm SHA256 C:\Evidence\workstation-fleet\*</w:t>
       </w:r>
     </w:p>
     <w:p>
@@ -6073,7 +5989,7 @@
           <w:sz w:val="20"/>
           <w:szCs w:val="20"/>
         </w:rPr>
-        <w:t xml:space="preserve">Fifty computer objects sit in the Workstations OU, scope utilization matches the rollout, every sampled host passes the full check set, and fleet events flow through the pipeline.</w:t>
+        <w:t xml:space="preserve">Sampled endpoints hold dated Windows 11 baselines, the infrastructure rescans carry attributed deltas, and the fleet inventory is complete and filed.</w:t>
       </w:r>
     </w:p>
     <w:p>
@@ -6105,7 +6021,7 @@
           <w:sz w:val="21"/>
           <w:szCs w:val="21"/>
         </w:rPr>
-        <w:t xml:space="preserve">Evidence to keep: Keep the wave log, the sample definition with its failure rule, the per-sample check results, and the widened subscription proof.</w:t>
+        <w:t xml:space="preserve">Evidence to keep: Finish the checklist: endpoint baselines, infrastructure rescans, the fleet inventory, and the handoff note to course 1.10.</w:t>
       </w:r>
     </w:p>
     <w:tbl>
@@ -6560,7 +6476,7 @@
           <w:sz w:val="21"/>
           <w:szCs w:val="21"/>
         </w:rPr>
-        <w:t xml:space="preserve">Why prove the fleet by sample instead of checking all fifty by hand?</w:t>
+        <w:t xml:space="preserve">Which benchmark do the endpoints get?</w:t>
       </w:r>
     </w:p>
     <w:p>
@@ -6652,14 +6568,14 @@
           <w:sz w:val="20"/>
           <w:szCs w:val="20"/>
         </w:rPr>
-        <w:t xml:space="preserve">Fifty machines, rolled in waves, watched as they landed.  A defined sample with a failure rule carried the proof.  The fleet reports into the pipeline like everything else.</w:t>
+        <w:t xml:space="preserve">Endpoint baselines by sample; infrastructure deltas attributed.  The fleet inventory is the closing artifact.  The gap — patching and protection — is named for wave 5.</w:t>
       </w:r>
     </w:p>
     <w:p>
       <w:pPr>
         <w:spacing w:after="60" w:before="0" w:line="288" w:lineRule="auto"/>
       </w:pPr>
-      <w:hyperlink w:history="1" r:id="rIdxqiwf6tt5gy6gftt9azcu">
+      <w:hyperlink w:history="1" r:id="rId5-gmireeazvcm1h_3yhij">
         <w:r>
           <w:rPr>
             <w:rFonts w:ascii="Arial" w:cs="Arial" w:eastAsia="Arial" w:hAnsi="Arial"/>
@@ -6668,7 +6584,7 @@
             <w:szCs w:val="18"/>
             <w:u w:val="single"/>
           </w:rPr>
-          <w:t xml:space="preserve">Microsoft · Use Windows Event Forwarding to help with intrusion detection</w:t>
+          <w:t xml:space="preserve">DISA · STIG Group Policy Objects package</w:t>
         </w:r>
       </w:hyperlink>
     </w:p>
@@ -6676,7 +6592,7 @@
       <w:pPr>
         <w:spacing w:after="60" w:before="0" w:line="288" w:lineRule="auto"/>
       </w:pPr>
-      <w:hyperlink w:history="1" r:id="rId8apbkrtvwfiy80hsmic_i">
+      <w:hyperlink w:history="1" r:id="rIdqwejrb4sxctdzpo2e_tk3">
         <w:r>
           <w:rPr>
             <w:rFonts w:ascii="Arial" w:cs="Arial" w:eastAsia="Arial" w:hAnsi="Arial"/>
@@ -6707,7 +6623,7 @@
           <w:sz w:val="16"/>
           <w:szCs w:val="16"/>
         </w:rPr>
-        <w:t xml:space="preserve">LESSON 07  /  ABOUT 20 MIN</w:t>
+        <w:t xml:space="preserve">COURSE 1.9 / CLOSE OUT</w:t>
       </w:r>
     </w:p>
     <w:p>
@@ -6715,7 +6631,7 @@
         <w:pStyle w:val="Heading1"/>
         <w:spacing w:after="120"/>
       </w:pPr>
-      <w:bookmarkStart w:name="lesson-scan" w:id="9"/>
+      <w:bookmarkStart w:name="review" w:id="9"/>
       <w:r>
         <w:rPr>
           <w:rFonts w:ascii="Arial" w:cs="Arial" w:eastAsia="Arial" w:hAnsi="Arial"/>
@@ -6725,941 +6641,9 @@
           <w:sz w:val="40"/>
           <w:szCs w:val="40"/>
         </w:rPr>
-        <w:t xml:space="preserve">Delta scan the fleet and hand off</w:t>
+        <w:t xml:space="preserve">Course review and sign-off</w:t>
       </w:r>
       <w:bookmarkEnd w:id="9"/>
-    </w:p>
-    <w:p>
-      <w:pPr>
-        <w:pBdr>
-          <w:left w:val="single" w:color="20647C" w:sz="18" w:space="8"/>
-        </w:pBdr>
-        <w:shd w:fill="F1F7FA" w:color="auto" w:val="clear"/>
-        <w:spacing w:after="160" w:before="120" w:line="288" w:lineRule="auto"/>
-        <w:ind w:left="160" w:right="160"/>
-      </w:pPr>
-      <w:r>
-        <w:rPr>
-          <w:rFonts w:ascii="Arial" w:cs="Arial" w:eastAsia="Arial" w:hAnsi="Arial"/>
-          <w:b/>
-          <w:bCs/>
-          <w:color w:val="20647C"/>
-          <w:sz w:val="17"/>
-          <w:szCs w:val="17"/>
-        </w:rPr>
-        <w:t xml:space="preserve">WHY THIS MATTERS  </w:t>
-      </w:r>
-      <w:r>
-        <w:rPr>
-          <w:rFonts w:ascii="Arial" w:cs="Arial" w:eastAsia="Arial" w:hAnsi="Arial"/>
-          <w:color w:val="193448"/>
-          <w:sz w:val="20"/>
-          <w:szCs w:val="20"/>
-        </w:rPr>
-        <w:t xml:space="preserve">The cadence meets its first population: SCAP baselines on the sampled endpoints with the Windows 11 benchmark, rescans where the course changed infrastructure, and a fleet inventory the next wave's tooling will take over.</w:t>
-      </w:r>
-    </w:p>
-    <w:p>
-      <w:pPr>
-        <w:pStyle w:val="Heading2"/>
-        <w:keepNext/>
-        <w:spacing w:after="100" w:before="200"/>
-      </w:pPr>
-      <w:r>
-        <w:rPr>
-          <w:rFonts w:ascii="Arial" w:cs="Arial" w:eastAsia="Arial" w:hAnsi="Arial"/>
-          <w:b/>
-          <w:bCs/>
-          <w:color w:val="193448"/>
-          <w:sz w:val="26"/>
-          <w:szCs w:val="26"/>
-        </w:rPr>
-        <w:t xml:space="preserve">In this lesson you will</w:t>
-      </w:r>
-    </w:p>
-    <w:p>
-      <w:pPr>
-        <w:pStyle w:val="ListParagraph"/>
-        <w:numPr>
-          <w:ilvl w:val="0"/>
-          <w:numId w:val="3"/>
-        </w:numPr>
-        <w:spacing w:after="120" w:before="0" w:line="288" w:lineRule="auto"/>
-      </w:pPr>
-      <w:r>
-        <w:rPr>
-          <w:rFonts w:ascii="Arial" w:cs="Arial" w:eastAsia="Arial" w:hAnsi="Arial"/>
-          <w:color w:val="526B7E"/>
-          <w:sz w:val="21"/>
-          <w:szCs w:val="21"/>
-        </w:rPr>
-        <w:t xml:space="preserve">Baseline sampled endpoints with the Windows 11 STIG benchmark.</w:t>
-      </w:r>
-    </w:p>
-    <w:p>
-      <w:pPr>
-        <w:pStyle w:val="ListParagraph"/>
-        <w:numPr>
-          <w:ilvl w:val="0"/>
-          <w:numId w:val="3"/>
-        </w:numPr>
-        <w:spacing w:after="120" w:before="0" w:line="288" w:lineRule="auto"/>
-      </w:pPr>
-      <w:r>
-        <w:rPr>
-          <w:rFonts w:ascii="Arial" w:cs="Arial" w:eastAsia="Arial" w:hAnsi="Arial"/>
-          <w:color w:val="526B7E"/>
-          <w:sz w:val="21"/>
-          <w:szCs w:val="21"/>
-        </w:rPr>
-        <w:t xml:space="preserve">Rescan the infrastructure this course touched.</w:t>
-      </w:r>
-    </w:p>
-    <w:p>
-      <w:pPr>
-        <w:pStyle w:val="ListParagraph"/>
-        <w:numPr>
-          <w:ilvl w:val="0"/>
-          <w:numId w:val="3"/>
-        </w:numPr>
-        <w:spacing w:after="120" w:before="0" w:line="288" w:lineRule="auto"/>
-      </w:pPr>
-      <w:r>
-        <w:rPr>
-          <w:rFonts w:ascii="Arial" w:cs="Arial" w:eastAsia="Arial" w:hAnsi="Arial"/>
-          <w:color w:val="526B7E"/>
-          <w:sz w:val="21"/>
-          <w:szCs w:val="21"/>
-        </w:rPr>
-        <w:t xml:space="preserve">Hand the fleet inventory to the management wave.</w:t>
-      </w:r>
-    </w:p>
-    <w:p>
-      <w:pPr>
-        <w:pStyle w:val="Heading2"/>
-        <w:keepNext/>
-        <w:spacing w:after="100" w:before="200"/>
-      </w:pPr>
-      <w:r>
-        <w:rPr>
-          <w:rFonts w:ascii="Arial" w:cs="Arial" w:eastAsia="Arial" w:hAnsi="Arial"/>
-          <w:b/>
-          <w:bCs/>
-          <w:color w:val="193448"/>
-          <w:sz w:val="26"/>
-          <w:szCs w:val="26"/>
-        </w:rPr>
-        <w:t xml:space="preserve">Follow the build</w:t>
-      </w:r>
-    </w:p>
-    <w:p>
-      <w:pPr>
-        <w:pStyle w:val="ListParagraph"/>
-        <w:numPr>
-          <w:ilvl w:val="0"/>
-          <w:numId w:val="10"/>
-        </w:numPr>
-        <w:spacing w:after="120" w:before="0" w:line="288" w:lineRule="auto"/>
-      </w:pPr>
-      <w:r>
-        <w:rPr>
-          <w:rFonts w:ascii="Arial" w:cs="Arial" w:eastAsia="Arial" w:hAnsi="Arial"/>
-          <w:color w:val="526B7E"/>
-          <w:sz w:val="21"/>
-          <w:szCs w:val="21"/>
-        </w:rPr>
-        <w:t xml:space="preserve">Run SCC with the Windows 11 STIG benchmark against the sampled endpoints — the same sample set as lesson 6 — and note how much the pre-linked policies and the OS defaults already satisfy, exactly as the server baselines taught.</w:t>
-      </w:r>
-    </w:p>
-    <w:p>
-      <w:pPr>
-        <w:pStyle w:val="ListParagraph"/>
-        <w:numPr>
-          <w:ilvl w:val="0"/>
-          <w:numId w:val="10"/>
-        </w:numPr>
-        <w:spacing w:after="120" w:before="0" w:line="288" w:lineRule="auto"/>
-      </w:pPr>
-      <w:r>
-        <w:rPr>
-          <w:rFonts w:ascii="Arial" w:cs="Arial" w:eastAsia="Arial" w:hAnsi="Arial"/>
-          <w:color w:val="526B7E"/>
-          <w:sz w:val="21"/>
-          <w:szCs w:val="21"/>
-        </w:rPr>
-        <w:t xml:space="preserve">Rescan what changed: the DCs (schema and LAPS attributes), the issuing CA (fleet enrollment volume), and SBD-DHCP01 (a scope now in full use); attribute each delta to its lesson.</w:t>
-      </w:r>
-    </w:p>
-    <w:p>
-      <w:pPr>
-        <w:pStyle w:val="ListParagraph"/>
-        <w:numPr>
-          <w:ilvl w:val="0"/>
-          <w:numId w:val="10"/>
-        </w:numPr>
-        <w:spacing w:after="120" w:before="0" w:line="288" w:lineRule="auto"/>
-      </w:pPr>
-      <w:r>
-        <w:rPr>
-          <w:rFonts w:ascii="Arial" w:cs="Arial" w:eastAsia="Arial" w:hAnsi="Arial"/>
-          <w:color w:val="526B7E"/>
-          <w:sz w:val="21"/>
-          <w:szCs w:val="21"/>
-        </w:rPr>
-        <w:t xml:space="preserve">Assemble the fleet inventory — names, image ancestry, certificate thumbprints, sample status — as the course's closing artifact; course 1.10's management tooling will take ownership of keeping it current.</w:t>
-      </w:r>
-    </w:p>
-    <w:p>
-      <w:pPr>
-        <w:pStyle w:val="ListParagraph"/>
-        <w:numPr>
-          <w:ilvl w:val="0"/>
-          <w:numId w:val="10"/>
-        </w:numPr>
-        <w:spacing w:after="120" w:before="0" w:line="288" w:lineRule="auto"/>
-      </w:pPr>
-      <w:r>
-        <w:rPr>
-          <w:rFonts w:ascii="Arial" w:cs="Arial" w:eastAsia="Arial" w:hAnsi="Arial"/>
-          <w:color w:val="526B7E"/>
-          <w:sz w:val="21"/>
-          <w:szCs w:val="21"/>
-        </w:rPr>
-        <w:t xml:space="preserve">Write the handoff: the fleet exists, watched and hardened, but updates itself not at all — patching, endpoint protection, and vulnerability coverage are precisely what wave 5 builds next.</w:t>
-      </w:r>
-    </w:p>
-    <w:p>
-      <w:pPr>
-        <w:pStyle w:val="Heading2"/>
-        <w:keepNext/>
-        <w:spacing w:after="100" w:before="200"/>
-      </w:pPr>
-      <w:r>
-        <w:rPr>
-          <w:rFonts w:ascii="Arial" w:cs="Arial" w:eastAsia="Arial" w:hAnsi="Arial"/>
-          <w:b/>
-          <w:bCs/>
-          <w:color w:val="193448"/>
-          <w:sz w:val="26"/>
-          <w:szCs w:val="26"/>
-        </w:rPr>
-        <w:t xml:space="preserve">Check your result</w:t>
-      </w:r>
-    </w:p>
-    <w:p>
-      <w:pPr>
-        <w:shd w:fill="F1F7FA" w:color="auto" w:val="clear"/>
-        <w:spacing w:after="0" w:before="0" w:line="252" w:lineRule="auto"/>
-        <w:ind w:left="160" w:right="160"/>
-      </w:pPr>
-      <w:r>
-        <w:rPr>
-          <w:rFonts w:ascii="Consolas" w:cs="Consolas" w:eastAsia="Consolas" w:hAnsi="Consolas"/>
-          <w:color w:val="193448"/>
-          <w:sz w:val="18"/>
-          <w:szCs w:val="18"/>
-        </w:rPr>
-        <w:t xml:space="preserve">Get-ChildItem C:\Evidence\workstation-fleet -Recurse | Select-Object Name, LastWriteTime</w:t>
-      </w:r>
-    </w:p>
-    <w:p>
-      <w:pPr>
-        <w:shd w:fill="F1F7FA" w:color="auto" w:val="clear"/>
-        <w:spacing w:after="160" w:before="0" w:line="252" w:lineRule="auto"/>
-        <w:ind w:left="160" w:right="160"/>
-      </w:pPr>
-      <w:r>
-        <w:rPr>
-          <w:rFonts w:ascii="Consolas" w:cs="Consolas" w:eastAsia="Consolas" w:hAnsi="Consolas"/>
-          <w:color w:val="193448"/>
-          <w:sz w:val="18"/>
-          <w:szCs w:val="18"/>
-        </w:rPr>
-        <w:t xml:space="preserve">Get-FileHash -Algorithm SHA256 C:\Evidence\workstation-fleet\*</w:t>
-      </w:r>
-    </w:p>
-    <w:p>
-      <w:pPr>
-        <w:pBdr>
-          <w:left w:val="single" w:color="20647C" w:sz="18" w:space="8"/>
-        </w:pBdr>
-        <w:shd w:fill="F1F7FA" w:color="auto" w:val="clear"/>
-        <w:spacing w:after="160" w:before="120" w:line="288" w:lineRule="auto"/>
-        <w:ind w:left="160" w:right="160"/>
-      </w:pPr>
-      <w:r>
-        <w:rPr>
-          <w:rFonts w:ascii="Arial" w:cs="Arial" w:eastAsia="Arial" w:hAnsi="Arial"/>
-          <w:b/>
-          <w:bCs/>
-          <w:color w:val="20647C"/>
-          <w:sz w:val="17"/>
-          <w:szCs w:val="17"/>
-        </w:rPr>
-        <w:t xml:space="preserve">WHAT SUCCESS LOOKS LIKE  </w:t>
-      </w:r>
-      <w:r>
-        <w:rPr>
-          <w:rFonts w:ascii="Arial" w:cs="Arial" w:eastAsia="Arial" w:hAnsi="Arial"/>
-          <w:color w:val="193448"/>
-          <w:sz w:val="20"/>
-          <w:szCs w:val="20"/>
-        </w:rPr>
-        <w:t xml:space="preserve">Sampled endpoints hold dated Windows 11 baselines, the infrastructure rescans carry attributed deltas, and the fleet inventory is complete and filed.</w:t>
-      </w:r>
-    </w:p>
-    <w:p>
-      <w:pPr>
-        <w:pStyle w:val="Heading2"/>
-        <w:keepNext/>
-        <w:spacing w:after="100" w:before="200"/>
-      </w:pPr>
-      <w:r>
-        <w:rPr>
-          <w:rFonts w:ascii="Arial" w:cs="Arial" w:eastAsia="Arial" w:hAnsi="Arial"/>
-          <w:b/>
-          <w:bCs/>
-          <w:color w:val="193448"/>
-          <w:sz w:val="26"/>
-          <w:szCs w:val="26"/>
-        </w:rPr>
-        <w:t xml:space="preserve">Your record</w:t>
-      </w:r>
-    </w:p>
-    <w:p>
-      <w:pPr>
-        <w:spacing w:after="160" w:before="0" w:line="288" w:lineRule="auto"/>
-      </w:pPr>
-      <w:r>
-        <w:rPr>
-          <w:rFonts w:ascii="Arial" w:cs="Arial" w:eastAsia="Arial" w:hAnsi="Arial"/>
-          <w:color w:val="526B7E"/>
-          <w:sz w:val="21"/>
-          <w:szCs w:val="21"/>
-        </w:rPr>
-        <w:t xml:space="preserve">Evidence to keep: Finish the checklist: endpoint baselines, infrastructure rescans, the fleet inventory, and the handoff note to course 1.10.</w:t>
-      </w:r>
-    </w:p>
-    <w:tbl>
-      <w:tblPr>
-        <w:tblW w:type="dxa" w:w="9360"/>
-        <w:tblBorders>
-          <w:top w:val="single" w:color="C7D9E2" w:sz="4"/>
-          <w:left w:val="single" w:color="C7D9E2" w:sz="4"/>
-          <w:bottom w:val="single" w:color="C7D9E2" w:sz="4"/>
-          <w:right w:val="single" w:color="C7D9E2" w:sz="4"/>
-          <w:insideH w:val="single" w:color="C7D9E2" w:sz="4"/>
-          <w:insideV w:val="single" w:color="C7D9E2" w:sz="4"/>
-        </w:tblBorders>
-      </w:tblPr>
-      <w:tblGrid>
-        <w:gridCol w:w="3000"/>
-        <w:gridCol w:w="6360"/>
-      </w:tblGrid>
-      <w:tr>
-        <w:trPr>
-          <w:tblHeader/>
-        </w:trPr>
-        <w:tc>
-          <w:tcPr>
-            <w:tcW w:type="dxa" w:w="3000"/>
-            <w:shd w:fill="F1F7FA" w:color="auto" w:val="clear"/>
-            <w:tcMar>
-              <w:top w:type="dxa" w:w="90"/>
-              <w:left w:type="dxa" w:w="120"/>
-              <w:bottom w:type="dxa" w:w="90"/>
-              <w:right w:type="dxa" w:w="120"/>
-            </w:tcMar>
-          </w:tcPr>
-          <w:p>
-            <w:pPr>
-              <w:spacing w:after="0" w:before="0" w:line="288" w:lineRule="auto"/>
-            </w:pPr>
-            <w:r>
-              <w:rPr>
-                <w:rFonts w:ascii="Arial" w:cs="Arial" w:eastAsia="Arial" w:hAnsi="Arial"/>
-                <w:b/>
-                <w:bCs/>
-                <w:color w:val="20647C"/>
-                <w:sz w:val="16"/>
-                <w:szCs w:val="16"/>
-              </w:rPr>
-              <w:t xml:space="preserve">RECORD</w:t>
-            </w:r>
-          </w:p>
-        </w:tc>
-        <w:tc>
-          <w:tcPr>
-            <w:tcW w:type="dxa" w:w="6360"/>
-            <w:shd w:fill="F1F7FA" w:color="auto" w:val="clear"/>
-            <w:tcMar>
-              <w:top w:type="dxa" w:w="90"/>
-              <w:left w:type="dxa" w:w="120"/>
-              <w:bottom w:type="dxa" w:w="90"/>
-              <w:right w:type="dxa" w:w="120"/>
-            </w:tcMar>
-          </w:tcPr>
-          <w:p>
-            <w:pPr>
-              <w:spacing w:after="0" w:before="0" w:line="288" w:lineRule="auto"/>
-            </w:pPr>
-            <w:r>
-              <w:rPr>
-                <w:rFonts w:ascii="Arial" w:cs="Arial" w:eastAsia="Arial" w:hAnsi="Arial"/>
-                <w:b/>
-                <w:bCs/>
-                <w:color w:val="20647C"/>
-                <w:sz w:val="16"/>
-                <w:szCs w:val="16"/>
-              </w:rPr>
-              <w:t xml:space="preserve">YOUR OBSERVATION</w:t>
-            </w:r>
-          </w:p>
-        </w:tc>
-      </w:tr>
-      <w:tr>
-        <w:trPr>
-          <w:cantSplit/>
-        </w:trPr>
-        <w:tc>
-          <w:tcPr>
-            <w:tcW w:type="dxa" w:w="3000"/>
-            <w:tcMar>
-              <w:top w:type="dxa" w:w="90"/>
-              <w:left w:type="dxa" w:w="120"/>
-              <w:bottom w:type="dxa" w:w="90"/>
-              <w:right w:type="dxa" w:w="120"/>
-            </w:tcMar>
-          </w:tcPr>
-          <w:p>
-            <w:pPr>
-              <w:spacing w:after="0" w:before="0" w:line="288" w:lineRule="auto"/>
-            </w:pPr>
-            <w:r>
-              <w:rPr>
-                <w:rFonts w:ascii="Arial" w:cs="Arial" w:eastAsia="Arial" w:hAnsi="Arial"/>
-                <w:color w:val="193448"/>
-                <w:sz w:val="19"/>
-                <w:szCs w:val="19"/>
-              </w:rPr>
-              <w:t xml:space="preserve">Host(s) and time collected</w:t>
-            </w:r>
-          </w:p>
-        </w:tc>
-        <w:tc>
-          <w:tcPr>
-            <w:tcW w:type="dxa" w:w="6360"/>
-            <w:tcMar>
-              <w:top w:type="dxa" w:w="90"/>
-              <w:left w:type="dxa" w:w="120"/>
-              <w:bottom w:type="dxa" w:w="90"/>
-              <w:right w:type="dxa" w:w="120"/>
-            </w:tcMar>
-          </w:tcPr>
-          <w:p>
-            <w:pPr>
-              <w:spacing w:after="0" w:before="0" w:line="288" w:lineRule="auto"/>
-            </w:pPr>
-            <w:r>
-              <w:rPr>
-                <w:rFonts w:ascii="Arial" w:cs="Arial" w:eastAsia="Arial" w:hAnsi="Arial"/>
-                <w:color w:val="193448"/>
-                <w:sz w:val="21"/>
-                <w:szCs w:val="21"/>
-              </w:rPr>
-              <w:t xml:space="preserve"> </w:t>
-            </w:r>
-          </w:p>
-          <w:p>
-            <w:pPr>
-              <w:spacing w:after="0" w:before="0" w:line="288" w:lineRule="auto"/>
-            </w:pPr>
-            <w:r>
-              <w:rPr>
-                <w:rFonts w:ascii="Arial" w:cs="Arial" w:eastAsia="Arial" w:hAnsi="Arial"/>
-                <w:color w:val="193448"/>
-                <w:sz w:val="21"/>
-                <w:szCs w:val="21"/>
-              </w:rPr>
-              <w:t xml:space="preserve"> </w:t>
-            </w:r>
-          </w:p>
-        </w:tc>
-      </w:tr>
-      <w:tr>
-        <w:trPr>
-          <w:cantSplit/>
-        </w:trPr>
-        <w:tc>
-          <w:tcPr>
-            <w:tcW w:type="dxa" w:w="3000"/>
-            <w:tcMar>
-              <w:top w:type="dxa" w:w="90"/>
-              <w:left w:type="dxa" w:w="120"/>
-              <w:bottom w:type="dxa" w:w="90"/>
-              <w:right w:type="dxa" w:w="120"/>
-            </w:tcMar>
-          </w:tcPr>
-          <w:p>
-            <w:pPr>
-              <w:spacing w:after="0" w:before="0" w:line="288" w:lineRule="auto"/>
-            </w:pPr>
-            <w:r>
-              <w:rPr>
-                <w:rFonts w:ascii="Arial" w:cs="Arial" w:eastAsia="Arial" w:hAnsi="Arial"/>
-                <w:color w:val="193448"/>
-                <w:sz w:val="19"/>
-                <w:szCs w:val="19"/>
-              </w:rPr>
-              <w:t xml:space="preserve">Observed result</w:t>
-            </w:r>
-          </w:p>
-        </w:tc>
-        <w:tc>
-          <w:tcPr>
-            <w:tcW w:type="dxa" w:w="6360"/>
-            <w:tcMar>
-              <w:top w:type="dxa" w:w="90"/>
-              <w:left w:type="dxa" w:w="120"/>
-              <w:bottom w:type="dxa" w:w="90"/>
-              <w:right w:type="dxa" w:w="120"/>
-            </w:tcMar>
-          </w:tcPr>
-          <w:p>
-            <w:pPr>
-              <w:spacing w:after="0" w:before="0" w:line="288" w:lineRule="auto"/>
-            </w:pPr>
-            <w:r>
-              <w:rPr>
-                <w:rFonts w:ascii="Arial" w:cs="Arial" w:eastAsia="Arial" w:hAnsi="Arial"/>
-                <w:color w:val="193448"/>
-                <w:sz w:val="21"/>
-                <w:szCs w:val="21"/>
-              </w:rPr>
-              <w:t xml:space="preserve"> </w:t>
-            </w:r>
-          </w:p>
-          <w:p>
-            <w:pPr>
-              <w:spacing w:after="0" w:before="0" w:line="288" w:lineRule="auto"/>
-            </w:pPr>
-            <w:r>
-              <w:rPr>
-                <w:rFonts w:ascii="Arial" w:cs="Arial" w:eastAsia="Arial" w:hAnsi="Arial"/>
-                <w:color w:val="193448"/>
-                <w:sz w:val="21"/>
-                <w:szCs w:val="21"/>
-              </w:rPr>
-              <w:t xml:space="preserve"> </w:t>
-            </w:r>
-          </w:p>
-        </w:tc>
-      </w:tr>
-      <w:tr>
-        <w:trPr>
-          <w:cantSplit/>
-        </w:trPr>
-        <w:tc>
-          <w:tcPr>
-            <w:tcW w:type="dxa" w:w="3000"/>
-            <w:tcMar>
-              <w:top w:type="dxa" w:w="90"/>
-              <w:left w:type="dxa" w:w="120"/>
-              <w:bottom w:type="dxa" w:w="90"/>
-              <w:right w:type="dxa" w:w="120"/>
-            </w:tcMar>
-          </w:tcPr>
-          <w:p>
-            <w:pPr>
-              <w:spacing w:after="0" w:before="0" w:line="288" w:lineRule="auto"/>
-            </w:pPr>
-            <w:r>
-              <w:rPr>
-                <w:rFonts w:ascii="Arial" w:cs="Arial" w:eastAsia="Arial" w:hAnsi="Arial"/>
-                <w:color w:val="193448"/>
-                <w:sz w:val="19"/>
-                <w:szCs w:val="19"/>
-              </w:rPr>
-              <w:t xml:space="preserve">Differences from the plan</w:t>
-            </w:r>
-          </w:p>
-        </w:tc>
-        <w:tc>
-          <w:tcPr>
-            <w:tcW w:type="dxa" w:w="6360"/>
-            <w:tcMar>
-              <w:top w:type="dxa" w:w="90"/>
-              <w:left w:type="dxa" w:w="120"/>
-              <w:bottom w:type="dxa" w:w="90"/>
-              <w:right w:type="dxa" w:w="120"/>
-            </w:tcMar>
-          </w:tcPr>
-          <w:p>
-            <w:pPr>
-              <w:spacing w:after="0" w:before="0" w:line="288" w:lineRule="auto"/>
-            </w:pPr>
-            <w:r>
-              <w:rPr>
-                <w:rFonts w:ascii="Arial" w:cs="Arial" w:eastAsia="Arial" w:hAnsi="Arial"/>
-                <w:color w:val="193448"/>
-                <w:sz w:val="21"/>
-                <w:szCs w:val="21"/>
-              </w:rPr>
-              <w:t xml:space="preserve"> </w:t>
-            </w:r>
-          </w:p>
-          <w:p>
-            <w:pPr>
-              <w:spacing w:after="0" w:before="0" w:line="288" w:lineRule="auto"/>
-            </w:pPr>
-            <w:r>
-              <w:rPr>
-                <w:rFonts w:ascii="Arial" w:cs="Arial" w:eastAsia="Arial" w:hAnsi="Arial"/>
-                <w:color w:val="193448"/>
-                <w:sz w:val="21"/>
-                <w:szCs w:val="21"/>
-              </w:rPr>
-              <w:t xml:space="preserve"> </w:t>
-            </w:r>
-          </w:p>
-        </w:tc>
-      </w:tr>
-      <w:tr>
-        <w:trPr>
-          <w:cantSplit/>
-        </w:trPr>
-        <w:tc>
-          <w:tcPr>
-            <w:tcW w:type="dxa" w:w="3000"/>
-            <w:tcMar>
-              <w:top w:type="dxa" w:w="90"/>
-              <w:left w:type="dxa" w:w="120"/>
-              <w:bottom w:type="dxa" w:w="90"/>
-              <w:right w:type="dxa" w:w="120"/>
-            </w:tcMar>
-          </w:tcPr>
-          <w:p>
-            <w:pPr>
-              <w:spacing w:after="0" w:before="0" w:line="288" w:lineRule="auto"/>
-            </w:pPr>
-            <w:r>
-              <w:rPr>
-                <w:rFonts w:ascii="Arial" w:cs="Arial" w:eastAsia="Arial" w:hAnsi="Arial"/>
-                <w:color w:val="193448"/>
-                <w:sz w:val="19"/>
-                <w:szCs w:val="19"/>
-              </w:rPr>
-              <w:t xml:space="preserve">Evidence file names</w:t>
-            </w:r>
-          </w:p>
-        </w:tc>
-        <w:tc>
-          <w:tcPr>
-            <w:tcW w:type="dxa" w:w="6360"/>
-            <w:tcMar>
-              <w:top w:type="dxa" w:w="90"/>
-              <w:left w:type="dxa" w:w="120"/>
-              <w:bottom w:type="dxa" w:w="90"/>
-              <w:right w:type="dxa" w:w="120"/>
-            </w:tcMar>
-          </w:tcPr>
-          <w:p>
-            <w:pPr>
-              <w:spacing w:after="0" w:before="0" w:line="288" w:lineRule="auto"/>
-            </w:pPr>
-            <w:r>
-              <w:rPr>
-                <w:rFonts w:ascii="Arial" w:cs="Arial" w:eastAsia="Arial" w:hAnsi="Arial"/>
-                <w:color w:val="193448"/>
-                <w:sz w:val="21"/>
-                <w:szCs w:val="21"/>
-              </w:rPr>
-              <w:t xml:space="preserve"> </w:t>
-            </w:r>
-          </w:p>
-          <w:p>
-            <w:pPr>
-              <w:spacing w:after="0" w:before="0" w:line="288" w:lineRule="auto"/>
-            </w:pPr>
-            <w:r>
-              <w:rPr>
-                <w:rFonts w:ascii="Arial" w:cs="Arial" w:eastAsia="Arial" w:hAnsi="Arial"/>
-                <w:color w:val="193448"/>
-                <w:sz w:val="21"/>
-                <w:szCs w:val="21"/>
-              </w:rPr>
-              <w:t xml:space="preserve"> </w:t>
-            </w:r>
-          </w:p>
-        </w:tc>
-      </w:tr>
-      <w:tr>
-        <w:trPr>
-          <w:cantSplit/>
-        </w:trPr>
-        <w:tc>
-          <w:tcPr>
-            <w:tcW w:type="dxa" w:w="3000"/>
-            <w:tcMar>
-              <w:top w:type="dxa" w:w="90"/>
-              <w:left w:type="dxa" w:w="120"/>
-              <w:bottom w:type="dxa" w:w="90"/>
-              <w:right w:type="dxa" w:w="120"/>
-            </w:tcMar>
-          </w:tcPr>
-          <w:p>
-            <w:pPr>
-              <w:spacing w:after="0" w:before="0" w:line="288" w:lineRule="auto"/>
-            </w:pPr>
-            <w:r>
-              <w:rPr>
-                <w:rFonts w:ascii="Arial" w:cs="Arial" w:eastAsia="Arial" w:hAnsi="Arial"/>
-                <w:color w:val="193448"/>
-                <w:sz w:val="19"/>
-                <w:szCs w:val="19"/>
-              </w:rPr>
-              <w:t xml:space="preserve">Open items or findings</w:t>
-            </w:r>
-          </w:p>
-        </w:tc>
-        <w:tc>
-          <w:tcPr>
-            <w:tcW w:type="dxa" w:w="6360"/>
-            <w:tcMar>
-              <w:top w:type="dxa" w:w="90"/>
-              <w:left w:type="dxa" w:w="120"/>
-              <w:bottom w:type="dxa" w:w="90"/>
-              <w:right w:type="dxa" w:w="120"/>
-            </w:tcMar>
-          </w:tcPr>
-          <w:p>
-            <w:pPr>
-              <w:spacing w:after="0" w:before="0" w:line="288" w:lineRule="auto"/>
-            </w:pPr>
-            <w:r>
-              <w:rPr>
-                <w:rFonts w:ascii="Arial" w:cs="Arial" w:eastAsia="Arial" w:hAnsi="Arial"/>
-                <w:color w:val="193448"/>
-                <w:sz w:val="21"/>
-                <w:szCs w:val="21"/>
-              </w:rPr>
-              <w:t xml:space="preserve"> </w:t>
-            </w:r>
-          </w:p>
-          <w:p>
-            <w:pPr>
-              <w:spacing w:after="0" w:before="0" w:line="288" w:lineRule="auto"/>
-            </w:pPr>
-            <w:r>
-              <w:rPr>
-                <w:rFonts w:ascii="Arial" w:cs="Arial" w:eastAsia="Arial" w:hAnsi="Arial"/>
-                <w:color w:val="193448"/>
-                <w:sz w:val="21"/>
-                <w:szCs w:val="21"/>
-              </w:rPr>
-              <w:t xml:space="preserve"> </w:t>
-            </w:r>
-          </w:p>
-        </w:tc>
-      </w:tr>
-    </w:tbl>
-    <w:p>
-      <w:pPr>
-        <w:pStyle w:val="Heading2"/>
-        <w:keepNext/>
-        <w:spacing w:after="100" w:before="200"/>
-      </w:pPr>
-      <w:r>
-        <w:rPr>
-          <w:rFonts w:ascii="Arial" w:cs="Arial" w:eastAsia="Arial" w:hAnsi="Arial"/>
-          <w:b/>
-          <w:bCs/>
-          <w:color w:val="193448"/>
-          <w:sz w:val="26"/>
-          <w:szCs w:val="26"/>
-        </w:rPr>
-        <w:t xml:space="preserve">Think it through</w:t>
-      </w:r>
-    </w:p>
-    <w:p>
-      <w:pPr>
-        <w:spacing w:after="120" w:before="0" w:line="288" w:lineRule="auto"/>
-      </w:pPr>
-      <w:r>
-        <w:rPr>
-          <w:rFonts w:ascii="Arial" w:cs="Arial" w:eastAsia="Arial" w:hAnsi="Arial"/>
-          <w:color w:val="193448"/>
-          <w:sz w:val="21"/>
-          <w:szCs w:val="21"/>
-        </w:rPr>
-        <w:t xml:space="preserve">Which benchmark do the endpoints get?</w:t>
-      </w:r>
-    </w:p>
-    <w:p>
-      <w:pPr>
-        <w:pBdr>
-          <w:bottom w:val="single" w:color="C7D9E2" w:sz="4" w:space="1"/>
-        </w:pBdr>
-        <w:spacing w:after="0" w:before="0" w:line="288" w:lineRule="auto"/>
-      </w:pPr>
-      <w:r>
-        <w:rPr>
-          <w:rFonts w:ascii="Arial" w:cs="Arial" w:eastAsia="Arial" w:hAnsi="Arial"/>
-          <w:color w:val="193448"/>
-          <w:sz w:val="21"/>
-          <w:szCs w:val="21"/>
-        </w:rPr>
-        <w:t xml:space="preserve"> </w:t>
-      </w:r>
-    </w:p>
-    <w:p>
-      <w:pPr>
-        <w:spacing w:after="120" w:before="0"/>
-      </w:pPr>
-      <w:r>
-        <w:rPr>
-          <w:rFonts w:ascii="Arial" w:cs="Arial" w:eastAsia="Arial" w:hAnsi="Arial"/>
-          <w:color w:val="193448"/>
-          <w:sz w:val="8"/>
-          <w:szCs w:val="8"/>
-        </w:rPr>
-        <w:t xml:space="preserve"> </w:t>
-      </w:r>
-    </w:p>
-    <w:p>
-      <w:pPr>
-        <w:pBdr>
-          <w:bottom w:val="single" w:color="C7D9E2" w:sz="4" w:space="1"/>
-        </w:pBdr>
-        <w:spacing w:after="0" w:before="0" w:line="288" w:lineRule="auto"/>
-      </w:pPr>
-      <w:r>
-        <w:rPr>
-          <w:rFonts w:ascii="Arial" w:cs="Arial" w:eastAsia="Arial" w:hAnsi="Arial"/>
-          <w:color w:val="193448"/>
-          <w:sz w:val="21"/>
-          <w:szCs w:val="21"/>
-        </w:rPr>
-        <w:t xml:space="preserve"> </w:t>
-      </w:r>
-    </w:p>
-    <w:p>
-      <w:pPr>
-        <w:spacing w:after="120" w:before="0"/>
-      </w:pPr>
-      <w:r>
-        <w:rPr>
-          <w:rFonts w:ascii="Arial" w:cs="Arial" w:eastAsia="Arial" w:hAnsi="Arial"/>
-          <w:color w:val="193448"/>
-          <w:sz w:val="8"/>
-          <w:szCs w:val="8"/>
-        </w:rPr>
-        <w:t xml:space="preserve"> </w:t>
-      </w:r>
-    </w:p>
-    <w:p>
-      <w:pPr>
-        <w:pBdr>
-          <w:left w:val="single" w:color="20647C" w:sz="18" w:space="8"/>
-        </w:pBdr>
-        <w:shd w:fill="F1F7FA" w:color="auto" w:val="clear"/>
-        <w:spacing w:after="160" w:before="120" w:line="288" w:lineRule="auto"/>
-        <w:ind w:left="160" w:right="160"/>
-      </w:pPr>
-      <w:r>
-        <w:rPr>
-          <w:rFonts w:ascii="Arial" w:cs="Arial" w:eastAsia="Arial" w:hAnsi="Arial"/>
-          <w:b/>
-          <w:bCs/>
-          <w:color w:val="20647C"/>
-          <w:sz w:val="17"/>
-          <w:szCs w:val="17"/>
-        </w:rPr>
-        <w:t xml:space="preserve">REMEMBER  </w:t>
-      </w:r>
-      <w:r>
-        <w:rPr>
-          <w:rFonts w:ascii="Arial" w:cs="Arial" w:eastAsia="Arial" w:hAnsi="Arial"/>
-          <w:color w:val="193448"/>
-          <w:sz w:val="20"/>
-          <w:szCs w:val="20"/>
-        </w:rPr>
-        <w:t xml:space="preserve">Endpoint baselines by sample; infrastructure deltas attributed.  The fleet inventory is the closing artifact.  The gap — patching and protection — is named for wave 5.</w:t>
-      </w:r>
-    </w:p>
-    <w:p>
-      <w:pPr>
-        <w:spacing w:after="60" w:before="0" w:line="288" w:lineRule="auto"/>
-      </w:pPr>
-      <w:hyperlink w:history="1" r:id="rId6hm9hpheduueoyscwsw0w">
-        <w:r>
-          <w:rPr>
-            <w:rFonts w:ascii="Arial" w:cs="Arial" w:eastAsia="Arial" w:hAnsi="Arial"/>
-            <w:color w:val="20647C"/>
-            <w:sz w:val="18"/>
-            <w:szCs w:val="18"/>
-            <w:u w:val="single"/>
-          </w:rPr>
-          <w:t xml:space="preserve">DISA · STIG Group Policy Objects package</w:t>
-        </w:r>
-      </w:hyperlink>
-    </w:p>
-    <w:p>
-      <w:pPr>
-        <w:spacing w:after="60" w:before="0" w:line="288" w:lineRule="auto"/>
-      </w:pPr>
-      <w:hyperlink w:history="1" r:id="rIdwouqe6ewskbpnffjddq5p">
-        <w:r>
-          <w:rPr>
-            <w:rFonts w:ascii="Arial" w:cs="Arial" w:eastAsia="Arial" w:hAnsi="Arial"/>
-            <w:color w:val="20647C"/>
-            <w:sz w:val="18"/>
-            <w:szCs w:val="18"/>
-            <w:u w:val="single"/>
-          </w:rPr>
-          <w:t xml:space="preserve">NIST · SP 800-53 Rev. 5 security controls</w:t>
-        </w:r>
-      </w:hyperlink>
-    </w:p>
-    <w:p>
-      <w:r>
-        <w:br w:type="page"/>
-      </w:r>
-    </w:p>
-    <w:p>
-      <w:pPr>
-        <w:spacing w:after="80" w:before="0" w:line="288" w:lineRule="auto"/>
-      </w:pPr>
-      <w:r>
-        <w:rPr>
-          <w:rFonts w:ascii="Arial" w:cs="Arial" w:eastAsia="Arial" w:hAnsi="Arial"/>
-          <w:b/>
-          <w:bCs/>
-          <w:color w:val="20647C"/>
-          <w:sz w:val="16"/>
-          <w:szCs w:val="16"/>
-        </w:rPr>
-        <w:t xml:space="preserve">COURSE 1.9 / CLOSE OUT</w:t>
-      </w:r>
-    </w:p>
-    <w:p>
-      <w:pPr>
-        <w:pStyle w:val="Heading1"/>
-        <w:spacing w:after="120"/>
-      </w:pPr>
-      <w:bookmarkStart w:name="review" w:id="10"/>
-      <w:r>
-        <w:rPr>
-          <w:rFonts w:ascii="Arial" w:cs="Arial" w:eastAsia="Arial" w:hAnsi="Arial"/>
-          <w:b/>
-          <w:bCs/>
-          <w:color w:val="193448"/>
-          <w:sz w:val="40"/>
-          <w:szCs w:val="40"/>
-        </w:rPr>
-        <w:t xml:space="preserve">Course review and sign-off</w:t>
-      </w:r>
-      <w:bookmarkEnd w:id="10"/>
     </w:p>
     <w:p>
       <w:pPr>
@@ -8144,7 +7128,7 @@
                 <w:sz w:val="19"/>
                 <w:szCs w:val="19"/>
               </w:rPr>
-              <w:t xml:space="preserve">05  Admit only enrolled devices with 802.1X</w:t>
+              <w:t xml:space="preserve">05  Scale to fifty and prove by sample</w:t>
             </w:r>
           </w:p>
         </w:tc>
@@ -8224,87 +7208,7 @@
                 <w:sz w:val="19"/>
                 <w:szCs w:val="19"/>
               </w:rPr>
-              <w:t xml:space="preserve">06  Scale to fifty and prove by sample</w:t>
-            </w:r>
-          </w:p>
-        </w:tc>
-        <w:tc>
-          <w:tcPr>
-            <w:tcW w:type="dxa" w:w="1800"/>
-            <w:tcMar>
-              <w:top w:type="dxa" w:w="90"/>
-              <w:left w:type="dxa" w:w="120"/>
-              <w:bottom w:type="dxa" w:w="90"/>
-              <w:right w:type="dxa" w:w="120"/>
-            </w:tcMar>
-          </w:tcPr>
-          <w:p>
-            <w:pPr>
-              <w:spacing w:after="0" w:before="0" w:line="288" w:lineRule="auto"/>
-            </w:pPr>
-            <w:r>
-              <w:rPr>
-                <w:rFonts w:ascii="Arial" w:cs="Arial" w:eastAsia="Arial" w:hAnsi="Arial"/>
-                <w:color w:val="526B7E"/>
-                <w:sz w:val="19"/>
-                <w:szCs w:val="19"/>
-              </w:rPr>
-              <w:t xml:space="preserve">☐ yes</w:t>
-            </w:r>
-          </w:p>
-        </w:tc>
-        <w:tc>
-          <w:tcPr>
-            <w:tcW w:type="dxa" w:w="2000"/>
-            <w:tcMar>
-              <w:top w:type="dxa" w:w="90"/>
-              <w:left w:type="dxa" w:w="120"/>
-              <w:bottom w:type="dxa" w:w="90"/>
-              <w:right w:type="dxa" w:w="120"/>
-            </w:tcMar>
-          </w:tcPr>
-          <w:p>
-            <w:pPr>
-              <w:spacing w:after="0" w:before="0" w:line="288" w:lineRule="auto"/>
-            </w:pPr>
-            <w:r>
-              <w:rPr>
-                <w:rFonts w:ascii="Arial" w:cs="Arial" w:eastAsia="Arial" w:hAnsi="Arial"/>
-                <w:color w:val="193448"/>
-                <w:sz w:val="21"/>
-                <w:szCs w:val="21"/>
-              </w:rPr>
-              <w:t xml:space="preserve"> </w:t>
-            </w:r>
-          </w:p>
-        </w:tc>
-      </w:tr>
-      <w:tr>
-        <w:trPr>
-          <w:cantSplit/>
-        </w:trPr>
-        <w:tc>
-          <w:tcPr>
-            <w:tcW w:type="dxa" w:w="5560"/>
-            <w:tcMar>
-              <w:top w:type="dxa" w:w="90"/>
-              <w:left w:type="dxa" w:w="120"/>
-              <w:bottom w:type="dxa" w:w="90"/>
-              <w:right w:type="dxa" w:w="120"/>
-            </w:tcMar>
-          </w:tcPr>
-          <w:p>
-            <w:pPr>
-              <w:spacing w:after="0" w:before="0" w:line="288" w:lineRule="auto"/>
-            </w:pPr>
-            <w:r>
-              <w:rPr>
-                <w:rFonts w:ascii="Arial" w:cs="Arial" w:eastAsia="Arial" w:hAnsi="Arial"/>
-                <w:color w:val="193448"/>
-                <w:sz w:val="19"/>
-                <w:szCs w:val="19"/>
-              </w:rPr>
-              <w:t xml:space="preserve">07  Delta scan the fleet and hand off</w:t>
+              <w:t xml:space="preserve">06  Delta scan the fleet and hand off</w:t>
             </w:r>
           </w:p>
         </w:tc>
@@ -8598,7 +7502,7 @@
         <w:sz w:val="15"/>
         <w:szCs w:val="15"/>
       </w:rPr>
-      <w:t xml:space="preserve">© 2026 Secure By Design Team LLC.   Course 1.9 · Materials edition 1.1     </w:t>
+      <w:t xml:space="preserve">© 2026 Secure By Design Team LLC.   Course 1.9 · Materials edition 1.0     </w:t>
     </w:r>
     <w:r>
       <w:rPr>
@@ -8824,18 +7728,6 @@
     </w:lvl>
   </w:abstractNum>
   <w:abstractNum w:abstractNumId="9" w15:restartNumberingAfterBreak="0">
-    <w:multiLevelType w:val="hybridMultilevel"/>
-    <w:lvl w:ilvl="0" w15:tentative="1">
-      <w:start w:val="1"/>
-      <w:numFmt w:val="decimal"/>
-      <w:lvlText w:val="%1."/>
-      <w:lvlJc w:val="left"/>
-      <w:pPr>
-        <w:ind w:left="360" w:hanging="300"/>
-      </w:pPr>
-    </w:lvl>
-  </w:abstractNum>
-  <w:abstractNum w:abstractNumId="10" w15:restartNumberingAfterBreak="0">
     <w:multiLevelType w:val="hybridMultilevel"/>
     <w:lvl w:ilvl="0" w15:tentative="1">
       <w:start w:val="1"/>
@@ -8897,12 +7789,6 @@
   </w:num>
   <w:num w:numId="9">
     <w:abstractNumId w:val="9"/>
-    <w:lvlOverride w:ilvl="0">
-      <w:startOverride w:val="1"/>
-    </w:lvlOverride>
-  </w:num>
-  <w:num w:numId="10">
-    <w:abstractNumId w:val="10"/>
     <w:lvlOverride w:ilvl="0">
       <w:startOverride w:val="1"/>
     </w:lvlOverride>

--- a/public/training/workstation-fleet/SecureByDesign-workstation-fleet-Workbook.docx
+++ b/public/training/workstation-fleet/SecureByDesign-workstation-fleet-Workbook.docx
@@ -150,7 +150,7 @@
           <w:sz w:val="16"/>
           <w:szCs w:val="16"/>
         </w:rPr>
-        <w:t xml:space="preserve">MATERIALS EDITION 1.0    /    COURSE 1.9</w:t>
+        <w:t xml:space="preserve">MATERIALS EDITION 1.1    /    COURSE 1.9</w:t>
       </w:r>
     </w:p>
     <w:p>
@@ -319,6 +319,22 @@
       <w:pPr>
         <w:spacing w:after="90" w:before="0" w:line="288" w:lineRule="auto"/>
       </w:pPr>
+      <w:hyperlink w:history="1" w:anchor="lesson-nac">
+        <w:r>
+          <w:rPr>
+            <w:rFonts w:ascii="Arial" w:cs="Arial" w:eastAsia="Arial" w:hAnsi="Arial"/>
+            <w:color w:val="20647C"/>
+            <w:sz w:val="21"/>
+            <w:szCs w:val="21"/>
+          </w:rPr>
+          <w:t xml:space="preserve">05  Admit only enrolled devices with 802.1X</w:t>
+        </w:r>
+      </w:hyperlink>
+    </w:p>
+    <w:p>
+      <w:pPr>
+        <w:spacing w:after="90" w:before="0" w:line="288" w:lineRule="auto"/>
+      </w:pPr>
       <w:hyperlink w:history="1" w:anchor="lesson-scale">
         <w:r>
           <w:rPr>
@@ -327,7 +343,7 @@
             <w:sz w:val="21"/>
             <w:szCs w:val="21"/>
           </w:rPr>
-          <w:t xml:space="preserve">05  Scale to fifty and prove by sample</w:t>
+          <w:t xml:space="preserve">06  Scale to fifty and prove by sample</w:t>
         </w:r>
       </w:hyperlink>
     </w:p>
@@ -343,7 +359,7 @@
             <w:sz w:val="21"/>
             <w:szCs w:val="21"/>
           </w:rPr>
-          <w:t xml:space="preserve">06  Delta scan the fleet and hand off</w:t>
+          <w:t xml:space="preserve">07  Delta scan the fleet and hand off</w:t>
         </w:r>
       </w:hyperlink>
     </w:p>
@@ -520,6 +536,25 @@
           <w:szCs w:val="21"/>
         </w:rPr>
         <w:t xml:space="preserve">Confirm the Workstations OU, the container redirects from course 1.3, and the DISA Windows 11 STIG policies from the GPO package are ready to link.</w:t>
+      </w:r>
+    </w:p>
+    <w:p>
+      <w:pPr>
+        <w:pStyle w:val="ListParagraph"/>
+        <w:numPr>
+          <w:ilvl w:val="0"/>
+          <w:numId w:val="2"/>
+        </w:numPr>
+        <w:spacing w:after="120" w:before="0" w:line="288" w:lineRule="auto"/>
+      </w:pPr>
+      <w:r>
+        <w:rPr>
+          <w:rFonts w:ascii="Arial" w:cs="Arial" w:eastAsia="Arial" w:hAnsi="Arial"/>
+          <w:color w:val="526B7E"/>
+          <w:sz w:val="21"/>
+          <w:szCs w:val="21"/>
+        </w:rPr>
+        <w:t xml:space="preserve">Confirm the VLAN 80 access switch supports 802.1X port authentication. No new server is needed: the NPS role goes on SBD-DHCP01.</w:t>
       </w:r>
     </w:p>
     <w:p>
@@ -1818,7 +1853,7 @@
       <w:pPr>
         <w:spacing w:after="60" w:before="0" w:line="288" w:lineRule="auto"/>
       </w:pPr>
-      <w:hyperlink w:history="1" r:id="rIdx1nzwm2k4wncejqxplnfa">
+      <w:hyperlink w:history="1" r:id="rId1w8ztxdkcv82q6zr8iw1w">
         <w:r>
           <w:rPr>
             <w:rFonts w:ascii="Arial" w:cs="Arial" w:eastAsia="Arial" w:hAnsi="Arial"/>
@@ -1835,7 +1870,7 @@
       <w:pPr>
         <w:spacing w:after="60" w:before="0" w:line="288" w:lineRule="auto"/>
       </w:pPr>
-      <w:hyperlink w:history="1" r:id="rIdlznqke9ltm-qac1s_wooy">
+      <w:hyperlink w:history="1" r:id="rIdceovrfpgkyhodpnzosnao">
         <w:r>
           <w:rPr>
             <w:rFonts w:ascii="Arial" w:cs="Arial" w:eastAsia="Arial" w:hAnsi="Arial"/>
@@ -2782,7 +2817,7 @@
       <w:pPr>
         <w:spacing w:after="60" w:before="0" w:line="288" w:lineRule="auto"/>
       </w:pPr>
-      <w:hyperlink w:history="1" r:id="rId63ct3n0gq6mhlqnq2h9bk">
+      <w:hyperlink w:history="1" r:id="rIdqqt9jn85-fyqntrgoghke">
         <w:r>
           <w:rPr>
             <w:rFonts w:ascii="Arial" w:cs="Arial" w:eastAsia="Arial" w:hAnsi="Arial"/>
@@ -2799,7 +2834,7 @@
       <w:pPr>
         <w:spacing w:after="60" w:before="0" w:line="288" w:lineRule="auto"/>
       </w:pPr>
-      <w:hyperlink w:history="1" r:id="rId5b8xzf5mkl9pcuzojc6vl">
+      <w:hyperlink w:history="1" r:id="rIdbczz2zbykbl6nzozyilhq">
         <w:r>
           <w:rPr>
             <w:rFonts w:ascii="Arial" w:cs="Arial" w:eastAsia="Arial" w:hAnsi="Arial"/>
@@ -2816,7 +2851,7 @@
       <w:pPr>
         <w:spacing w:after="60" w:before="0" w:line="288" w:lineRule="auto"/>
       </w:pPr>
-      <w:hyperlink w:history="1" r:id="rIdb8kmvgfrddg4lumab9rvl">
+      <w:hyperlink w:history="1" r:id="rIdt45ddlrjpyirdznh2r1xg">
         <w:r>
           <w:rPr>
             <w:rFonts w:ascii="Arial" w:cs="Arial" w:eastAsia="Arial" w:hAnsi="Arial"/>
@@ -3747,7 +3782,7 @@
       <w:pPr>
         <w:spacing w:after="60" w:before="0" w:line="288" w:lineRule="auto"/>
       </w:pPr>
-      <w:hyperlink w:history="1" r:id="rIdjen6emvk__zef8cn8urd3">
+      <w:hyperlink w:history="1" r:id="rIdinwcbnfa4dsdzd7ofsq2c">
         <w:r>
           <w:rPr>
             <w:rFonts w:ascii="Arial" w:cs="Arial" w:eastAsia="Arial" w:hAnsi="Arial"/>
@@ -3764,7 +3799,7 @@
       <w:pPr>
         <w:spacing w:after="60" w:before="0" w:line="288" w:lineRule="auto"/>
       </w:pPr>
-      <w:hyperlink w:history="1" r:id="rIdzygmiga8npco5-agvzycv">
+      <w:hyperlink w:history="1" r:id="rIdmizwidhxypqjldhkkjyh8">
         <w:r>
           <w:rPr>
             <w:rFonts w:ascii="Arial" w:cs="Arial" w:eastAsia="Arial" w:hAnsi="Arial"/>
@@ -4695,7 +4730,7 @@
       <w:pPr>
         <w:spacing w:after="60" w:before="0" w:line="288" w:lineRule="auto"/>
       </w:pPr>
-      <w:hyperlink w:history="1" r:id="rIdojgobfowpjoxs9e16wm__">
+      <w:hyperlink w:history="1" r:id="rIdzzemagunzpum8vjvsaobs">
         <w:r>
           <w:rPr>
             <w:rFonts w:ascii="Arial" w:cs="Arial" w:eastAsia="Arial" w:hAnsi="Arial"/>
@@ -4712,7 +4747,7 @@
       <w:pPr>
         <w:spacing w:after="60" w:before="0" w:line="288" w:lineRule="auto"/>
       </w:pPr>
-      <w:hyperlink w:history="1" r:id="rId226-w-_i8ek01nblheidi">
+      <w:hyperlink w:history="1" r:id="rId7v-nj2b3u-5g2133d_ahj">
         <w:r>
           <w:rPr>
             <w:rFonts w:ascii="Arial" w:cs="Arial" w:eastAsia="Arial" w:hAnsi="Arial"/>
@@ -4743,7 +4778,7 @@
           <w:sz w:val="16"/>
           <w:szCs w:val="16"/>
         </w:rPr>
-        <w:t xml:space="preserve">LESSON 05  /  ABOUT 25 MIN</w:t>
+        <w:t xml:space="preserve">LESSON 05  /  ABOUT 30 MIN</w:t>
       </w:r>
     </w:p>
     <w:p>
@@ -4751,7 +4786,7 @@
         <w:pStyle w:val="Heading1"/>
         <w:spacing w:after="120"/>
       </w:pPr>
-      <w:bookmarkStart w:name="lesson-scale" w:id="7"/>
+      <w:bookmarkStart w:name="lesson-nac" w:id="7"/>
       <w:r>
         <w:rPr>
           <w:rFonts w:ascii="Arial" w:cs="Arial" w:eastAsia="Arial" w:hAnsi="Arial"/>
@@ -4761,7 +4796,7 @@
           <w:sz w:val="40"/>
           <w:szCs w:val="40"/>
         </w:rPr>
-        <w:t xml:space="preserve">Scale to fifty and prove by sample</w:t>
+        <w:t xml:space="preserve">Admit only enrolled devices with 802.1X</w:t>
       </w:r>
       <w:bookmarkEnd w:id="7"/>
     </w:p>
@@ -4792,7 +4827,7 @@
           <w:sz w:val="20"/>
           <w:szCs w:val="20"/>
         </w:rPr>
-        <w:t xml:space="preserve">Roll the remaining waves, then prove the fleet the only honest way at scale: a defined sample, the same checks as the pilot, and a written rule for what a sample failure means.</w:t>
+        <w:t xml:space="preserve">Until now, anything plugged into a VLAN 80 port got an address. With 802.1X, the switch port stays closed until the machine proves who it is with the certificate it just enrolled. Anything that cannot ends up somewhere with no routes. No new server: the NPS role joins DHCP on SBD-DHCP01.</w:t>
       </w:r>
     </w:p>
     <w:p>
@@ -4829,7 +4864,7 @@
           <w:sz w:val="21"/>
           <w:szCs w:val="21"/>
         </w:rPr>
-        <w:t xml:space="preserve">Roll out the remaining endpoints in planned waves.</w:t>
+        <w:t xml:space="preserve">Add the Network Policy Server role to SBD-DHCP01 for port authentication.</w:t>
       </w:r>
     </w:p>
     <w:p>
@@ -4848,7 +4883,7 @@
           <w:sz w:val="21"/>
           <w:szCs w:val="21"/>
         </w:rPr>
-        <w:t xml:space="preserve">Verify a defined sample against the pilot's full check set.</w:t>
+        <w:t xml:space="preserve">Require EAP-TLS with machine certificates on the VLAN 80 access ports.</w:t>
       </w:r>
     </w:p>
     <w:p>
@@ -4867,7 +4902,7 @@
           <w:sz w:val="21"/>
           <w:szCs w:val="21"/>
         </w:rPr>
-        <w:t xml:space="preserve">Widen event forwarding to cover the fleet.</w:t>
+        <w:t xml:space="preserve">Send unknown devices to a quarantine VLAN and prove it.</w:t>
       </w:r>
     </w:p>
     <w:p>
@@ -4904,7 +4939,7 @@
           <w:sz w:val="21"/>
           <w:szCs w:val="21"/>
         </w:rPr>
-        <w:t xml:space="preserve">Deploy the remaining machines in the planned waves, watching the DHCP scope's utilization and the join events arriving in analysis as each wave lands — the pipeline is now the rollout's progress bar.</w:t>
+        <w:t xml:space="preserve">Add the Network Policy Server role to SBD-DHCP01 and register it in Active Directory. Give it a server certificate with the Server Authentication purpose from the issuing CA. It handles port admission only; router logins stay the named local accounts from course 1.5, so the server stays in the member-server tier.</w:t>
       </w:r>
     </w:p>
     <w:p>
@@ -4923,7 +4958,7 @@
           <w:sz w:val="21"/>
           <w:szCs w:val="21"/>
         </w:rPr>
-        <w:t xml:space="preserve">Define the sample before checking it: for example one machine per wave plus any machine that logged an error — then run the pilot's full set on each sampled host (OU, policy, DNS, LAPS, certificate, peer-deny).</w:t>
+        <w:t xml:space="preserve">Add the VLAN 80 access switch as a RADIUS client with a long, unique shared secret, then create the network policy: wired 802.1X, EAP-TLS only, machine certificates that chain to the approved root and carry the Client Authentication purpose, from the Domain Computers group.</w:t>
       </w:r>
     </w:p>
     <w:p>
@@ -4942,7 +4977,7 @@
           <w:sz w:val="21"/>
           <w:szCs w:val="21"/>
         </w:rPr>
-        <w:t xml:space="preserve">Write the sample rule down: one failed check in the sample widens the sample; a repeated failure stops the rollout and becomes a finding. A sample without a failure rule is a formality.</w:t>
+        <w:t xml:space="preserve">Create quarantine VLAN 90 with no gateway and no routes, and set the access ports to require 802.1X with VLAN 90 as the failure and guest VLAN. Push the wired 802.1X client settings to the Workstations OU by Group Policy (Wired AutoConfig, EAP-TLS, the approved root as the trusted CA).</w:t>
       </w:r>
     </w:p>
     <w:p>
@@ -4961,7 +4996,7 @@
           <w:sz w:val="21"/>
           <w:szCs w:val="21"/>
         </w:rPr>
-        <w:t xml:space="preserve">Extend the course 1.8 forwarding subscription to the Workstations OU so all fifty endpoints report their security events — and confirm fleet sign-ins now appear in the analyst's searches.</w:t>
+        <w:t xml:space="preserve">Add register row F20 with its owner, and confirm NPS grant and denial events reach the course 1.8 collector through the existing event forwarding subscription.</w:t>
       </w:r>
     </w:p>
     <w:p>
@@ -4995,7 +5030,7 @@
           <w:sz w:val="18"/>
           <w:szCs w:val="18"/>
         </w:rPr>
-        <w:t xml:space="preserve">(Get-ADComputer -SearchBase 'OU=Workstations,OU=SBD,DC=sbd,DC=test' -Filter *).Count</w:t>
+        <w:t xml:space="preserve"># On an enrolled pilot: the wired interface authenticated with EAP-TLS.</w:t>
       </w:r>
     </w:p>
     <w:p>
@@ -5011,7 +5046,23 @@
           <w:sz w:val="18"/>
           <w:szCs w:val="18"/>
         </w:rPr>
-        <w:t xml:space="preserve">Get-DhcpServerv4ScopeStatistics -ScopeId 10.0.80.0 | Select-Object PercentageInUse, AddressesInUse</w:t>
+        <w:t xml:space="preserve">netsh lan show interfaces</w:t>
+      </w:r>
+    </w:p>
+    <w:p>
+      <w:pPr>
+        <w:shd w:fill="F1F7FA" w:color="auto" w:val="clear"/>
+        <w:spacing w:after="0" w:before="0" w:line="252" w:lineRule="auto"/>
+        <w:ind w:left="160" w:right="160"/>
+      </w:pPr>
+      <w:r>
+        <w:rPr>
+          <w:rFonts w:ascii="Consolas" w:cs="Consolas" w:eastAsia="Consolas" w:hAnsi="Consolas"/>
+          <w:color w:val="193448"/>
+          <w:sz w:val="18"/>
+          <w:szCs w:val="18"/>
+        </w:rPr>
+        <w:t xml:space="preserve"># On SBD-DHCP01: recent NPS grants (6272) and denials (6273).</w:t>
       </w:r>
     </w:p>
     <w:p>
@@ -5027,7 +5078,7 @@
           <w:sz w:val="18"/>
           <w:szCs w:val="18"/>
         </w:rPr>
-        <w:t xml:space="preserve">Get-WinEvent -LogName ForwardedEvents -MaxEvents 5 | Select-Object MachineName, Id</w:t>
+        <w:t xml:space="preserve">Get-WinEvent -FilterHashtable @{LogName='Security'; Id=6272,6273} -MaxEvents 5 | Select-Object TimeCreated, Id</w:t>
       </w:r>
     </w:p>
     <w:p>
@@ -5057,7 +5108,7 @@
           <w:sz w:val="20"/>
           <w:szCs w:val="20"/>
         </w:rPr>
-        <w:t xml:space="preserve">Fifty computer objects sit in the Workstations OU, scope utilization matches the rollout, every sampled host passes the full check set, and fleet events flow through the pipeline.</w:t>
+        <w:t xml:space="preserve">An enrolled pilot authenticates and gets its normal VLAN 80 lease; an unenrolled test laptop lands in VLAN 90 and reaches nothing; NPS logs both outcomes, and they appear in the collector.</w:t>
       </w:r>
     </w:p>
     <w:p>
@@ -5089,7 +5140,7 @@
           <w:sz w:val="21"/>
           <w:szCs w:val="21"/>
         </w:rPr>
-        <w:t xml:space="preserve">Evidence to keep: Keep the wave log, the sample definition with its failure rule, the per-sample check results, and the widened subscription proof.</w:t>
+        <w:t xml:space="preserve">Evidence to keep: Keep the network policy export, the RADIUS client list (without the secret), the port configuration, both test results with their NPS events, and the F20 register row.</w:t>
       </w:r>
     </w:p>
     <w:tbl>
@@ -5544,7 +5595,7 @@
           <w:sz w:val="21"/>
           <w:szCs w:val="21"/>
         </w:rPr>
-        <w:t xml:space="preserve">Why prove the fleet by sample instead of checking all fifty by hand?</w:t>
+        <w:t xml:space="preserve">What lets a workstation onto a VLAN 80 port after this lesson?</w:t>
       </w:r>
     </w:p>
     <w:p>
@@ -5636,14 +5687,14 @@
           <w:sz w:val="20"/>
           <w:szCs w:val="20"/>
         </w:rPr>
-        <w:t xml:space="preserve">Fifty machines, rolled in waves, watched as they landed.  A defined sample with a failure rule carried the proof.  The fleet reports into the pipeline like everything else.</w:t>
+        <w:t xml:space="preserve">VLAN 80 ports open only for machines with a certificate from the approved CA.  Unknown devices land in quarantine VLAN 90, which leads nowhere.  No new server: NPS runs on SBD-DHCP01, and its decisions are logged with everything else.</w:t>
       </w:r>
     </w:p>
     <w:p>
       <w:pPr>
         <w:spacing w:after="60" w:before="0" w:line="288" w:lineRule="auto"/>
       </w:pPr>
-      <w:hyperlink w:history="1" r:id="rIdeq_m54av0udp2wl9zh0tr">
+      <w:hyperlink w:history="1" r:id="rIdfk3ch69ngj9-sjtyy5ae0">
         <w:r>
           <w:rPr>
             <w:rFonts w:ascii="Arial" w:cs="Arial" w:eastAsia="Arial" w:hAnsi="Arial"/>
@@ -5652,7 +5703,7 @@
             <w:szCs w:val="18"/>
             <w:u w:val="single"/>
           </w:rPr>
-          <w:t xml:space="preserve">Microsoft · Use Windows Event Forwarding to help with intrusion detection</w:t>
+          <w:t xml:space="preserve">Microsoft · Network Policy Server overview</w:t>
         </w:r>
       </w:hyperlink>
     </w:p>
@@ -5660,7 +5711,7 @@
       <w:pPr>
         <w:spacing w:after="60" w:before="0" w:line="288" w:lineRule="auto"/>
       </w:pPr>
-      <w:hyperlink w:history="1" r:id="rIdxgtjlcyeoajv3jytjunfy">
+      <w:hyperlink w:history="1" r:id="rIdzlij31akndgv0davles6g">
         <w:r>
           <w:rPr>
             <w:rFonts w:ascii="Arial" w:cs="Arial" w:eastAsia="Arial" w:hAnsi="Arial"/>
@@ -5669,7 +5720,24 @@
             <w:szCs w:val="18"/>
             <w:u w:val="single"/>
           </w:rPr>
-          <w:t xml:space="preserve">NIST · SP 800-53 Rev. 5 security controls</w:t>
+          <w:t xml:space="preserve">Microsoft · Configure RADIUS clients</w:t>
+        </w:r>
+      </w:hyperlink>
+    </w:p>
+    <w:p>
+      <w:pPr>
+        <w:spacing w:after="60" w:before="0" w:line="288" w:lineRule="auto"/>
+      </w:pPr>
+      <w:hyperlink w:history="1" r:id="rIdmnhy-xkh0qf8d-yxooidf">
+        <w:r>
+          <w:rPr>
+            <w:rFonts w:ascii="Arial" w:cs="Arial" w:eastAsia="Arial" w:hAnsi="Arial"/>
+            <w:color w:val="20647C"/>
+            <w:sz w:val="18"/>
+            <w:szCs w:val="18"/>
+            <w:u w:val="single"/>
+          </w:rPr>
+          <w:t xml:space="preserve">Microsoft · Certificate requirements for EAP-TLS</w:t>
         </w:r>
       </w:hyperlink>
     </w:p>
@@ -5691,7 +5759,7 @@
           <w:sz w:val="16"/>
           <w:szCs w:val="16"/>
         </w:rPr>
-        <w:t xml:space="preserve">LESSON 06  /  ABOUT 20 MIN</w:t>
+        <w:t xml:space="preserve">LESSON 06  /  ABOUT 25 MIN</w:t>
       </w:r>
     </w:p>
     <w:p>
@@ -5699,7 +5767,7 @@
         <w:pStyle w:val="Heading1"/>
         <w:spacing w:after="120"/>
       </w:pPr>
-      <w:bookmarkStart w:name="lesson-scan" w:id="8"/>
+      <w:bookmarkStart w:name="lesson-scale" w:id="8"/>
       <w:r>
         <w:rPr>
           <w:rFonts w:ascii="Arial" w:cs="Arial" w:eastAsia="Arial" w:hAnsi="Arial"/>
@@ -5709,7 +5777,7 @@
           <w:sz w:val="40"/>
           <w:szCs w:val="40"/>
         </w:rPr>
-        <w:t xml:space="preserve">Delta scan the fleet and hand off</w:t>
+        <w:t xml:space="preserve">Scale to fifty and prove by sample</w:t>
       </w:r>
       <w:bookmarkEnd w:id="8"/>
     </w:p>
@@ -5740,7 +5808,7 @@
           <w:sz w:val="20"/>
           <w:szCs w:val="20"/>
         </w:rPr>
-        <w:t xml:space="preserve">The cadence meets its first population: SCAP baselines on the sampled endpoints with the Windows 11 benchmark, rescans where the course changed infrastructure, and a fleet inventory the next wave's tooling will take over.</w:t>
+        <w:t xml:space="preserve">Roll the remaining waves, then prove the fleet the only honest way at scale: a defined sample, the same checks as the pilot, and a written rule for what a sample failure means.</w:t>
       </w:r>
     </w:p>
     <w:p>
@@ -5777,7 +5845,7 @@
           <w:sz w:val="21"/>
           <w:szCs w:val="21"/>
         </w:rPr>
-        <w:t xml:space="preserve">Baseline sampled endpoints with the Windows 11 STIG benchmark.</w:t>
+        <w:t xml:space="preserve">Roll out the remaining endpoints in planned waves.</w:t>
       </w:r>
     </w:p>
     <w:p>
@@ -5796,7 +5864,7 @@
           <w:sz w:val="21"/>
           <w:szCs w:val="21"/>
         </w:rPr>
-        <w:t xml:space="preserve">Rescan the infrastructure this course touched.</w:t>
+        <w:t xml:space="preserve">Verify a defined sample against the pilot's full check set.</w:t>
       </w:r>
     </w:p>
     <w:p>
@@ -5815,7 +5883,7 @@
           <w:sz w:val="21"/>
           <w:szCs w:val="21"/>
         </w:rPr>
-        <w:t xml:space="preserve">Hand the fleet inventory to the management wave.</w:t>
+        <w:t xml:space="preserve">Widen event forwarding to cover the fleet.</w:t>
       </w:r>
     </w:p>
     <w:p>
@@ -5852,7 +5920,7 @@
           <w:sz w:val="21"/>
           <w:szCs w:val="21"/>
         </w:rPr>
-        <w:t xml:space="preserve">Run SCC with the Windows 11 STIG benchmark against the sampled endpoints — the same sample set as lesson 5 — and note how much the pre-linked policies and the OS defaults already satisfy, exactly as the server baselines taught.</w:t>
+        <w:t xml:space="preserve">Deploy the remaining machines in the planned waves, watching the DHCP scope's utilization and the join events arriving in analysis as each wave lands — the pipeline is now the rollout's progress bar.</w:t>
       </w:r>
     </w:p>
     <w:p>
@@ -5871,7 +5939,7 @@
           <w:sz w:val="21"/>
           <w:szCs w:val="21"/>
         </w:rPr>
-        <w:t xml:space="preserve">Rescan what changed: the DCs (schema and LAPS attributes), the issuing CA (fleet enrollment volume), and SBD-DHCP01 (a scope now in full use); attribute each delta to its lesson.</w:t>
+        <w:t xml:space="preserve">Define the sample before checking it: for example one machine per wave plus any machine that logged an error — then run the pilot's full set on each sampled host (OU, policy, DNS, LAPS, certificate, 802.1X admission, peer-deny).</w:t>
       </w:r>
     </w:p>
     <w:p>
@@ -5890,7 +5958,7 @@
           <w:sz w:val="21"/>
           <w:szCs w:val="21"/>
         </w:rPr>
-        <w:t xml:space="preserve">Assemble the fleet inventory — names, image ancestry, certificate thumbprints, sample status — as the course's closing artifact; course 1.10's management tooling will take ownership of keeping it current.</w:t>
+        <w:t xml:space="preserve">Write the sample rule down: one failed check in the sample widens the sample; a repeated failure stops the rollout and becomes a finding. A sample without a failure rule is a formality.</w:t>
       </w:r>
     </w:p>
     <w:p>
@@ -5909,7 +5977,7 @@
           <w:sz w:val="21"/>
           <w:szCs w:val="21"/>
         </w:rPr>
-        <w:t xml:space="preserve">Write the handoff: the fleet exists, watched and hardened, but updates itself not at all — patching, endpoint protection, and vulnerability coverage are precisely what wave 5 builds next.</w:t>
+        <w:t xml:space="preserve">Extend the course 1.8 forwarding subscription to the Workstations OU so all fifty endpoints report their security events — and confirm fleet sign-ins now appear in the analyst's searches.</w:t>
       </w:r>
     </w:p>
     <w:p>
@@ -5943,7 +6011,23 @@
           <w:sz w:val="18"/>
           <w:szCs w:val="18"/>
         </w:rPr>
-        <w:t xml:space="preserve">Get-ChildItem C:\Evidence\workstation-fleet -Recurse | Select-Object Name, LastWriteTime</w:t>
+        <w:t xml:space="preserve">(Get-ADComputer -SearchBase 'OU=Workstations,OU=SBD,DC=sbd,DC=test' -Filter *).Count</w:t>
+      </w:r>
+    </w:p>
+    <w:p>
+      <w:pPr>
+        <w:shd w:fill="F1F7FA" w:color="auto" w:val="clear"/>
+        <w:spacing w:after="0" w:before="0" w:line="252" w:lineRule="auto"/>
+        <w:ind w:left="160" w:right="160"/>
+      </w:pPr>
+      <w:r>
+        <w:rPr>
+          <w:rFonts w:ascii="Consolas" w:cs="Consolas" w:eastAsia="Consolas" w:hAnsi="Consolas"/>
+          <w:color w:val="193448"/>
+          <w:sz w:val="18"/>
+          <w:szCs w:val="18"/>
+        </w:rPr>
+        <w:t xml:space="preserve">Get-DhcpServerv4ScopeStatistics -ScopeId 10.0.80.0 | Select-Object PercentageInUse, AddressesInUse</w:t>
       </w:r>
     </w:p>
     <w:p>
@@ -5959,7 +6043,7 @@
           <w:sz w:val="18"/>
           <w:szCs w:val="18"/>
         </w:rPr>
-        <w:t xml:space="preserve">Get-FileHash -Algorithm SHA256 C:\Evidence\workstation-fleet\*</w:t>
+        <w:t xml:space="preserve">Get-WinEvent -LogName ForwardedEvents -MaxEvents 5 | Select-Object MachineName, Id</w:t>
       </w:r>
     </w:p>
     <w:p>
@@ -5989,7 +6073,7 @@
           <w:sz w:val="20"/>
           <w:szCs w:val="20"/>
         </w:rPr>
-        <w:t xml:space="preserve">Sampled endpoints hold dated Windows 11 baselines, the infrastructure rescans carry attributed deltas, and the fleet inventory is complete and filed.</w:t>
+        <w:t xml:space="preserve">Fifty computer objects sit in the Workstations OU, scope utilization matches the rollout, every sampled host passes the full check set, and fleet events flow through the pipeline.</w:t>
       </w:r>
     </w:p>
     <w:p>
@@ -6021,7 +6105,7 @@
           <w:sz w:val="21"/>
           <w:szCs w:val="21"/>
         </w:rPr>
-        <w:t xml:space="preserve">Evidence to keep: Finish the checklist: endpoint baselines, infrastructure rescans, the fleet inventory, and the handoff note to course 1.10.</w:t>
+        <w:t xml:space="preserve">Evidence to keep: Keep the wave log, the sample definition with its failure rule, the per-sample check results, and the widened subscription proof.</w:t>
       </w:r>
     </w:p>
     <w:tbl>
@@ -6476,7 +6560,7 @@
           <w:sz w:val="21"/>
           <w:szCs w:val="21"/>
         </w:rPr>
-        <w:t xml:space="preserve">Which benchmark do the endpoints get?</w:t>
+        <w:t xml:space="preserve">Why prove the fleet by sample instead of checking all fifty by hand?</w:t>
       </w:r>
     </w:p>
     <w:p>
@@ -6568,6 +6652,938 @@
           <w:sz w:val="20"/>
           <w:szCs w:val="20"/>
         </w:rPr>
+        <w:t xml:space="preserve">Fifty machines, rolled in waves, watched as they landed.  A defined sample with a failure rule carried the proof.  The fleet reports into the pipeline like everything else.</w:t>
+      </w:r>
+    </w:p>
+    <w:p>
+      <w:pPr>
+        <w:spacing w:after="60" w:before="0" w:line="288" w:lineRule="auto"/>
+      </w:pPr>
+      <w:hyperlink w:history="1" r:id="rIdy9qh42_2yvwg_egodet01">
+        <w:r>
+          <w:rPr>
+            <w:rFonts w:ascii="Arial" w:cs="Arial" w:eastAsia="Arial" w:hAnsi="Arial"/>
+            <w:color w:val="20647C"/>
+            <w:sz w:val="18"/>
+            <w:szCs w:val="18"/>
+            <w:u w:val="single"/>
+          </w:rPr>
+          <w:t xml:space="preserve">Microsoft · Use Windows Event Forwarding to help with intrusion detection</w:t>
+        </w:r>
+      </w:hyperlink>
+    </w:p>
+    <w:p>
+      <w:pPr>
+        <w:spacing w:after="60" w:before="0" w:line="288" w:lineRule="auto"/>
+      </w:pPr>
+      <w:hyperlink w:history="1" r:id="rIdfzthwbsfytzsnpso461lc">
+        <w:r>
+          <w:rPr>
+            <w:rFonts w:ascii="Arial" w:cs="Arial" w:eastAsia="Arial" w:hAnsi="Arial"/>
+            <w:color w:val="20647C"/>
+            <w:sz w:val="18"/>
+            <w:szCs w:val="18"/>
+            <w:u w:val="single"/>
+          </w:rPr>
+          <w:t xml:space="preserve">NIST · SP 800-53 Rev. 5 security controls</w:t>
+        </w:r>
+      </w:hyperlink>
+    </w:p>
+    <w:p>
+      <w:r>
+        <w:br w:type="page"/>
+      </w:r>
+    </w:p>
+    <w:p>
+      <w:pPr>
+        <w:spacing w:after="80" w:before="0" w:line="288" w:lineRule="auto"/>
+      </w:pPr>
+      <w:r>
+        <w:rPr>
+          <w:rFonts w:ascii="Arial" w:cs="Arial" w:eastAsia="Arial" w:hAnsi="Arial"/>
+          <w:b/>
+          <w:bCs/>
+          <w:color w:val="20647C"/>
+          <w:sz w:val="16"/>
+          <w:szCs w:val="16"/>
+        </w:rPr>
+        <w:t xml:space="preserve">LESSON 07  /  ABOUT 20 MIN</w:t>
+      </w:r>
+    </w:p>
+    <w:p>
+      <w:pPr>
+        <w:pStyle w:val="Heading1"/>
+        <w:spacing w:after="120"/>
+      </w:pPr>
+      <w:bookmarkStart w:name="lesson-scan" w:id="9"/>
+      <w:r>
+        <w:rPr>
+          <w:rFonts w:ascii="Arial" w:cs="Arial" w:eastAsia="Arial" w:hAnsi="Arial"/>
+          <w:b/>
+          <w:bCs/>
+          <w:color w:val="193448"/>
+          <w:sz w:val="40"/>
+          <w:szCs w:val="40"/>
+        </w:rPr>
+        <w:t xml:space="preserve">Delta scan the fleet and hand off</w:t>
+      </w:r>
+      <w:bookmarkEnd w:id="9"/>
+    </w:p>
+    <w:p>
+      <w:pPr>
+        <w:pBdr>
+          <w:left w:val="single" w:color="20647C" w:sz="18" w:space="8"/>
+        </w:pBdr>
+        <w:shd w:fill="F1F7FA" w:color="auto" w:val="clear"/>
+        <w:spacing w:after="160" w:before="120" w:line="288" w:lineRule="auto"/>
+        <w:ind w:left="160" w:right="160"/>
+      </w:pPr>
+      <w:r>
+        <w:rPr>
+          <w:rFonts w:ascii="Arial" w:cs="Arial" w:eastAsia="Arial" w:hAnsi="Arial"/>
+          <w:b/>
+          <w:bCs/>
+          <w:color w:val="20647C"/>
+          <w:sz w:val="17"/>
+          <w:szCs w:val="17"/>
+        </w:rPr>
+        <w:t xml:space="preserve">WHY THIS MATTERS  </w:t>
+      </w:r>
+      <w:r>
+        <w:rPr>
+          <w:rFonts w:ascii="Arial" w:cs="Arial" w:eastAsia="Arial" w:hAnsi="Arial"/>
+          <w:color w:val="193448"/>
+          <w:sz w:val="20"/>
+          <w:szCs w:val="20"/>
+        </w:rPr>
+        <w:t xml:space="preserve">The cadence meets its first population: SCAP baselines on the sampled endpoints with the Windows 11 benchmark, rescans where the course changed infrastructure, and a fleet inventory the next wave's tooling will take over.</w:t>
+      </w:r>
+    </w:p>
+    <w:p>
+      <w:pPr>
+        <w:pStyle w:val="Heading2"/>
+        <w:keepNext/>
+        <w:spacing w:after="100" w:before="200"/>
+      </w:pPr>
+      <w:r>
+        <w:rPr>
+          <w:rFonts w:ascii="Arial" w:cs="Arial" w:eastAsia="Arial" w:hAnsi="Arial"/>
+          <w:b/>
+          <w:bCs/>
+          <w:color w:val="193448"/>
+          <w:sz w:val="26"/>
+          <w:szCs w:val="26"/>
+        </w:rPr>
+        <w:t xml:space="preserve">In this lesson you will</w:t>
+      </w:r>
+    </w:p>
+    <w:p>
+      <w:pPr>
+        <w:pStyle w:val="ListParagraph"/>
+        <w:numPr>
+          <w:ilvl w:val="0"/>
+          <w:numId w:val="3"/>
+        </w:numPr>
+        <w:spacing w:after="120" w:before="0" w:line="288" w:lineRule="auto"/>
+      </w:pPr>
+      <w:r>
+        <w:rPr>
+          <w:rFonts w:ascii="Arial" w:cs="Arial" w:eastAsia="Arial" w:hAnsi="Arial"/>
+          <w:color w:val="526B7E"/>
+          <w:sz w:val="21"/>
+          <w:szCs w:val="21"/>
+        </w:rPr>
+        <w:t xml:space="preserve">Baseline sampled endpoints with the Windows 11 STIG benchmark.</w:t>
+      </w:r>
+    </w:p>
+    <w:p>
+      <w:pPr>
+        <w:pStyle w:val="ListParagraph"/>
+        <w:numPr>
+          <w:ilvl w:val="0"/>
+          <w:numId w:val="3"/>
+        </w:numPr>
+        <w:spacing w:after="120" w:before="0" w:line="288" w:lineRule="auto"/>
+      </w:pPr>
+      <w:r>
+        <w:rPr>
+          <w:rFonts w:ascii="Arial" w:cs="Arial" w:eastAsia="Arial" w:hAnsi="Arial"/>
+          <w:color w:val="526B7E"/>
+          <w:sz w:val="21"/>
+          <w:szCs w:val="21"/>
+        </w:rPr>
+        <w:t xml:space="preserve">Rescan the infrastructure this course touched.</w:t>
+      </w:r>
+    </w:p>
+    <w:p>
+      <w:pPr>
+        <w:pStyle w:val="ListParagraph"/>
+        <w:numPr>
+          <w:ilvl w:val="0"/>
+          <w:numId w:val="3"/>
+        </w:numPr>
+        <w:spacing w:after="120" w:before="0" w:line="288" w:lineRule="auto"/>
+      </w:pPr>
+      <w:r>
+        <w:rPr>
+          <w:rFonts w:ascii="Arial" w:cs="Arial" w:eastAsia="Arial" w:hAnsi="Arial"/>
+          <w:color w:val="526B7E"/>
+          <w:sz w:val="21"/>
+          <w:szCs w:val="21"/>
+        </w:rPr>
+        <w:t xml:space="preserve">Hand the fleet inventory to the management wave.</w:t>
+      </w:r>
+    </w:p>
+    <w:p>
+      <w:pPr>
+        <w:pStyle w:val="Heading2"/>
+        <w:keepNext/>
+        <w:spacing w:after="100" w:before="200"/>
+      </w:pPr>
+      <w:r>
+        <w:rPr>
+          <w:rFonts w:ascii="Arial" w:cs="Arial" w:eastAsia="Arial" w:hAnsi="Arial"/>
+          <w:b/>
+          <w:bCs/>
+          <w:color w:val="193448"/>
+          <w:sz w:val="26"/>
+          <w:szCs w:val="26"/>
+        </w:rPr>
+        <w:t xml:space="preserve">Follow the build</w:t>
+      </w:r>
+    </w:p>
+    <w:p>
+      <w:pPr>
+        <w:pStyle w:val="ListParagraph"/>
+        <w:numPr>
+          <w:ilvl w:val="0"/>
+          <w:numId w:val="10"/>
+        </w:numPr>
+        <w:spacing w:after="120" w:before="0" w:line="288" w:lineRule="auto"/>
+      </w:pPr>
+      <w:r>
+        <w:rPr>
+          <w:rFonts w:ascii="Arial" w:cs="Arial" w:eastAsia="Arial" w:hAnsi="Arial"/>
+          <w:color w:val="526B7E"/>
+          <w:sz w:val="21"/>
+          <w:szCs w:val="21"/>
+        </w:rPr>
+        <w:t xml:space="preserve">Run SCC with the Windows 11 STIG benchmark against the sampled endpoints — the same sample set as lesson 6 — and note how much the pre-linked policies and the OS defaults already satisfy, exactly as the server baselines taught.</w:t>
+      </w:r>
+    </w:p>
+    <w:p>
+      <w:pPr>
+        <w:pStyle w:val="ListParagraph"/>
+        <w:numPr>
+          <w:ilvl w:val="0"/>
+          <w:numId w:val="10"/>
+        </w:numPr>
+        <w:spacing w:after="120" w:before="0" w:line="288" w:lineRule="auto"/>
+      </w:pPr>
+      <w:r>
+        <w:rPr>
+          <w:rFonts w:ascii="Arial" w:cs="Arial" w:eastAsia="Arial" w:hAnsi="Arial"/>
+          <w:color w:val="526B7E"/>
+          <w:sz w:val="21"/>
+          <w:szCs w:val="21"/>
+        </w:rPr>
+        <w:t xml:space="preserve">Rescan what changed: the DCs (schema and LAPS attributes), the issuing CA (fleet enrollment volume), and SBD-DHCP01 (a scope now in full use); attribute each delta to its lesson.</w:t>
+      </w:r>
+    </w:p>
+    <w:p>
+      <w:pPr>
+        <w:pStyle w:val="ListParagraph"/>
+        <w:numPr>
+          <w:ilvl w:val="0"/>
+          <w:numId w:val="10"/>
+        </w:numPr>
+        <w:spacing w:after="120" w:before="0" w:line="288" w:lineRule="auto"/>
+      </w:pPr>
+      <w:r>
+        <w:rPr>
+          <w:rFonts w:ascii="Arial" w:cs="Arial" w:eastAsia="Arial" w:hAnsi="Arial"/>
+          <w:color w:val="526B7E"/>
+          <w:sz w:val="21"/>
+          <w:szCs w:val="21"/>
+        </w:rPr>
+        <w:t xml:space="preserve">Assemble the fleet inventory — names, image ancestry, certificate thumbprints, sample status — as the course's closing artifact; course 1.10's management tooling will take ownership of keeping it current.</w:t>
+      </w:r>
+    </w:p>
+    <w:p>
+      <w:pPr>
+        <w:pStyle w:val="ListParagraph"/>
+        <w:numPr>
+          <w:ilvl w:val="0"/>
+          <w:numId w:val="10"/>
+        </w:numPr>
+        <w:spacing w:after="120" w:before="0" w:line="288" w:lineRule="auto"/>
+      </w:pPr>
+      <w:r>
+        <w:rPr>
+          <w:rFonts w:ascii="Arial" w:cs="Arial" w:eastAsia="Arial" w:hAnsi="Arial"/>
+          <w:color w:val="526B7E"/>
+          <w:sz w:val="21"/>
+          <w:szCs w:val="21"/>
+        </w:rPr>
+        <w:t xml:space="preserve">Write the handoff: the fleet exists, watched and hardened, but updates itself not at all — patching, endpoint protection, and vulnerability coverage are precisely what wave 5 builds next.</w:t>
+      </w:r>
+    </w:p>
+    <w:p>
+      <w:pPr>
+        <w:pStyle w:val="Heading2"/>
+        <w:keepNext/>
+        <w:spacing w:after="100" w:before="200"/>
+      </w:pPr>
+      <w:r>
+        <w:rPr>
+          <w:rFonts w:ascii="Arial" w:cs="Arial" w:eastAsia="Arial" w:hAnsi="Arial"/>
+          <w:b/>
+          <w:bCs/>
+          <w:color w:val="193448"/>
+          <w:sz w:val="26"/>
+          <w:szCs w:val="26"/>
+        </w:rPr>
+        <w:t xml:space="preserve">Check your result</w:t>
+      </w:r>
+    </w:p>
+    <w:p>
+      <w:pPr>
+        <w:shd w:fill="F1F7FA" w:color="auto" w:val="clear"/>
+        <w:spacing w:after="0" w:before="0" w:line="252" w:lineRule="auto"/>
+        <w:ind w:left="160" w:right="160"/>
+      </w:pPr>
+      <w:r>
+        <w:rPr>
+          <w:rFonts w:ascii="Consolas" w:cs="Consolas" w:eastAsia="Consolas" w:hAnsi="Consolas"/>
+          <w:color w:val="193448"/>
+          <w:sz w:val="18"/>
+          <w:szCs w:val="18"/>
+        </w:rPr>
+        <w:t xml:space="preserve">Get-ChildItem C:\Evidence\workstation-fleet -Recurse | Select-Object Name, LastWriteTime</w:t>
+      </w:r>
+    </w:p>
+    <w:p>
+      <w:pPr>
+        <w:shd w:fill="F1F7FA" w:color="auto" w:val="clear"/>
+        <w:spacing w:after="160" w:before="0" w:line="252" w:lineRule="auto"/>
+        <w:ind w:left="160" w:right="160"/>
+      </w:pPr>
+      <w:r>
+        <w:rPr>
+          <w:rFonts w:ascii="Consolas" w:cs="Consolas" w:eastAsia="Consolas" w:hAnsi="Consolas"/>
+          <w:color w:val="193448"/>
+          <w:sz w:val="18"/>
+          <w:szCs w:val="18"/>
+        </w:rPr>
+        <w:t xml:space="preserve">Get-FileHash -Algorithm SHA256 C:\Evidence\workstation-fleet\*</w:t>
+      </w:r>
+    </w:p>
+    <w:p>
+      <w:pPr>
+        <w:pBdr>
+          <w:left w:val="single" w:color="20647C" w:sz="18" w:space="8"/>
+        </w:pBdr>
+        <w:shd w:fill="F1F7FA" w:color="auto" w:val="clear"/>
+        <w:spacing w:after="160" w:before="120" w:line="288" w:lineRule="auto"/>
+        <w:ind w:left="160" w:right="160"/>
+      </w:pPr>
+      <w:r>
+        <w:rPr>
+          <w:rFonts w:ascii="Arial" w:cs="Arial" w:eastAsia="Arial" w:hAnsi="Arial"/>
+          <w:b/>
+          <w:bCs/>
+          <w:color w:val="20647C"/>
+          <w:sz w:val="17"/>
+          <w:szCs w:val="17"/>
+        </w:rPr>
+        <w:t xml:space="preserve">WHAT SUCCESS LOOKS LIKE  </w:t>
+      </w:r>
+      <w:r>
+        <w:rPr>
+          <w:rFonts w:ascii="Arial" w:cs="Arial" w:eastAsia="Arial" w:hAnsi="Arial"/>
+          <w:color w:val="193448"/>
+          <w:sz w:val="20"/>
+          <w:szCs w:val="20"/>
+        </w:rPr>
+        <w:t xml:space="preserve">Sampled endpoints hold dated Windows 11 baselines, the infrastructure rescans carry attributed deltas, and the fleet inventory is complete and filed.</w:t>
+      </w:r>
+    </w:p>
+    <w:p>
+      <w:pPr>
+        <w:pStyle w:val="Heading2"/>
+        <w:keepNext/>
+        <w:spacing w:after="100" w:before="200"/>
+      </w:pPr>
+      <w:r>
+        <w:rPr>
+          <w:rFonts w:ascii="Arial" w:cs="Arial" w:eastAsia="Arial" w:hAnsi="Arial"/>
+          <w:b/>
+          <w:bCs/>
+          <w:color w:val="193448"/>
+          <w:sz w:val="26"/>
+          <w:szCs w:val="26"/>
+        </w:rPr>
+        <w:t xml:space="preserve">Your record</w:t>
+      </w:r>
+    </w:p>
+    <w:p>
+      <w:pPr>
+        <w:spacing w:after="160" w:before="0" w:line="288" w:lineRule="auto"/>
+      </w:pPr>
+      <w:r>
+        <w:rPr>
+          <w:rFonts w:ascii="Arial" w:cs="Arial" w:eastAsia="Arial" w:hAnsi="Arial"/>
+          <w:color w:val="526B7E"/>
+          <w:sz w:val="21"/>
+          <w:szCs w:val="21"/>
+        </w:rPr>
+        <w:t xml:space="preserve">Evidence to keep: Finish the checklist: endpoint baselines, infrastructure rescans, the fleet inventory, and the handoff note to course 1.10.</w:t>
+      </w:r>
+    </w:p>
+    <w:tbl>
+      <w:tblPr>
+        <w:tblW w:type="dxa" w:w="9360"/>
+        <w:tblBorders>
+          <w:top w:val="single" w:color="C7D9E2" w:sz="4"/>
+          <w:left w:val="single" w:color="C7D9E2" w:sz="4"/>
+          <w:bottom w:val="single" w:color="C7D9E2" w:sz="4"/>
+          <w:right w:val="single" w:color="C7D9E2" w:sz="4"/>
+          <w:insideH w:val="single" w:color="C7D9E2" w:sz="4"/>
+          <w:insideV w:val="single" w:color="C7D9E2" w:sz="4"/>
+        </w:tblBorders>
+      </w:tblPr>
+      <w:tblGrid>
+        <w:gridCol w:w="3000"/>
+        <w:gridCol w:w="6360"/>
+      </w:tblGrid>
+      <w:tr>
+        <w:trPr>
+          <w:tblHeader/>
+        </w:trPr>
+        <w:tc>
+          <w:tcPr>
+            <w:tcW w:type="dxa" w:w="3000"/>
+            <w:shd w:fill="F1F7FA" w:color="auto" w:val="clear"/>
+            <w:tcMar>
+              <w:top w:type="dxa" w:w="90"/>
+              <w:left w:type="dxa" w:w="120"/>
+              <w:bottom w:type="dxa" w:w="90"/>
+              <w:right w:type="dxa" w:w="120"/>
+            </w:tcMar>
+          </w:tcPr>
+          <w:p>
+            <w:pPr>
+              <w:spacing w:after="0" w:before="0" w:line="288" w:lineRule="auto"/>
+            </w:pPr>
+            <w:r>
+              <w:rPr>
+                <w:rFonts w:ascii="Arial" w:cs="Arial" w:eastAsia="Arial" w:hAnsi="Arial"/>
+                <w:b/>
+                <w:bCs/>
+                <w:color w:val="20647C"/>
+                <w:sz w:val="16"/>
+                <w:szCs w:val="16"/>
+              </w:rPr>
+              <w:t xml:space="preserve">RECORD</w:t>
+            </w:r>
+          </w:p>
+        </w:tc>
+        <w:tc>
+          <w:tcPr>
+            <w:tcW w:type="dxa" w:w="6360"/>
+            <w:shd w:fill="F1F7FA" w:color="auto" w:val="clear"/>
+            <w:tcMar>
+              <w:top w:type="dxa" w:w="90"/>
+              <w:left w:type="dxa" w:w="120"/>
+              <w:bottom w:type="dxa" w:w="90"/>
+              <w:right w:type="dxa" w:w="120"/>
+            </w:tcMar>
+          </w:tcPr>
+          <w:p>
+            <w:pPr>
+              <w:spacing w:after="0" w:before="0" w:line="288" w:lineRule="auto"/>
+            </w:pPr>
+            <w:r>
+              <w:rPr>
+                <w:rFonts w:ascii="Arial" w:cs="Arial" w:eastAsia="Arial" w:hAnsi="Arial"/>
+                <w:b/>
+                <w:bCs/>
+                <w:color w:val="20647C"/>
+                <w:sz w:val="16"/>
+                <w:szCs w:val="16"/>
+              </w:rPr>
+              <w:t xml:space="preserve">YOUR OBSERVATION</w:t>
+            </w:r>
+          </w:p>
+        </w:tc>
+      </w:tr>
+      <w:tr>
+        <w:trPr>
+          <w:cantSplit/>
+        </w:trPr>
+        <w:tc>
+          <w:tcPr>
+            <w:tcW w:type="dxa" w:w="3000"/>
+            <w:tcMar>
+              <w:top w:type="dxa" w:w="90"/>
+              <w:left w:type="dxa" w:w="120"/>
+              <w:bottom w:type="dxa" w:w="90"/>
+              <w:right w:type="dxa" w:w="120"/>
+            </w:tcMar>
+          </w:tcPr>
+          <w:p>
+            <w:pPr>
+              <w:spacing w:after="0" w:before="0" w:line="288" w:lineRule="auto"/>
+            </w:pPr>
+            <w:r>
+              <w:rPr>
+                <w:rFonts w:ascii="Arial" w:cs="Arial" w:eastAsia="Arial" w:hAnsi="Arial"/>
+                <w:color w:val="193448"/>
+                <w:sz w:val="19"/>
+                <w:szCs w:val="19"/>
+              </w:rPr>
+              <w:t xml:space="preserve">Host(s) and time collected</w:t>
+            </w:r>
+          </w:p>
+        </w:tc>
+        <w:tc>
+          <w:tcPr>
+            <w:tcW w:type="dxa" w:w="6360"/>
+            <w:tcMar>
+              <w:top w:type="dxa" w:w="90"/>
+              <w:left w:type="dxa" w:w="120"/>
+              <w:bottom w:type="dxa" w:w="90"/>
+              <w:right w:type="dxa" w:w="120"/>
+            </w:tcMar>
+          </w:tcPr>
+          <w:p>
+            <w:pPr>
+              <w:spacing w:after="0" w:before="0" w:line="288" w:lineRule="auto"/>
+            </w:pPr>
+            <w:r>
+              <w:rPr>
+                <w:rFonts w:ascii="Arial" w:cs="Arial" w:eastAsia="Arial" w:hAnsi="Arial"/>
+                <w:color w:val="193448"/>
+                <w:sz w:val="21"/>
+                <w:szCs w:val="21"/>
+              </w:rPr>
+              <w:t xml:space="preserve"> </w:t>
+            </w:r>
+          </w:p>
+          <w:p>
+            <w:pPr>
+              <w:spacing w:after="0" w:before="0" w:line="288" w:lineRule="auto"/>
+            </w:pPr>
+            <w:r>
+              <w:rPr>
+                <w:rFonts w:ascii="Arial" w:cs="Arial" w:eastAsia="Arial" w:hAnsi="Arial"/>
+                <w:color w:val="193448"/>
+                <w:sz w:val="21"/>
+                <w:szCs w:val="21"/>
+              </w:rPr>
+              <w:t xml:space="preserve"> </w:t>
+            </w:r>
+          </w:p>
+        </w:tc>
+      </w:tr>
+      <w:tr>
+        <w:trPr>
+          <w:cantSplit/>
+        </w:trPr>
+        <w:tc>
+          <w:tcPr>
+            <w:tcW w:type="dxa" w:w="3000"/>
+            <w:tcMar>
+              <w:top w:type="dxa" w:w="90"/>
+              <w:left w:type="dxa" w:w="120"/>
+              <w:bottom w:type="dxa" w:w="90"/>
+              <w:right w:type="dxa" w:w="120"/>
+            </w:tcMar>
+          </w:tcPr>
+          <w:p>
+            <w:pPr>
+              <w:spacing w:after="0" w:before="0" w:line="288" w:lineRule="auto"/>
+            </w:pPr>
+            <w:r>
+              <w:rPr>
+                <w:rFonts w:ascii="Arial" w:cs="Arial" w:eastAsia="Arial" w:hAnsi="Arial"/>
+                <w:color w:val="193448"/>
+                <w:sz w:val="19"/>
+                <w:szCs w:val="19"/>
+              </w:rPr>
+              <w:t xml:space="preserve">Observed result</w:t>
+            </w:r>
+          </w:p>
+        </w:tc>
+        <w:tc>
+          <w:tcPr>
+            <w:tcW w:type="dxa" w:w="6360"/>
+            <w:tcMar>
+              <w:top w:type="dxa" w:w="90"/>
+              <w:left w:type="dxa" w:w="120"/>
+              <w:bottom w:type="dxa" w:w="90"/>
+              <w:right w:type="dxa" w:w="120"/>
+            </w:tcMar>
+          </w:tcPr>
+          <w:p>
+            <w:pPr>
+              <w:spacing w:after="0" w:before="0" w:line="288" w:lineRule="auto"/>
+            </w:pPr>
+            <w:r>
+              <w:rPr>
+                <w:rFonts w:ascii="Arial" w:cs="Arial" w:eastAsia="Arial" w:hAnsi="Arial"/>
+                <w:color w:val="193448"/>
+                <w:sz w:val="21"/>
+                <w:szCs w:val="21"/>
+              </w:rPr>
+              <w:t xml:space="preserve"> </w:t>
+            </w:r>
+          </w:p>
+          <w:p>
+            <w:pPr>
+              <w:spacing w:after="0" w:before="0" w:line="288" w:lineRule="auto"/>
+            </w:pPr>
+            <w:r>
+              <w:rPr>
+                <w:rFonts w:ascii="Arial" w:cs="Arial" w:eastAsia="Arial" w:hAnsi="Arial"/>
+                <w:color w:val="193448"/>
+                <w:sz w:val="21"/>
+                <w:szCs w:val="21"/>
+              </w:rPr>
+              <w:t xml:space="preserve"> </w:t>
+            </w:r>
+          </w:p>
+        </w:tc>
+      </w:tr>
+      <w:tr>
+        <w:trPr>
+          <w:cantSplit/>
+        </w:trPr>
+        <w:tc>
+          <w:tcPr>
+            <w:tcW w:type="dxa" w:w="3000"/>
+            <w:tcMar>
+              <w:top w:type="dxa" w:w="90"/>
+              <w:left w:type="dxa" w:w="120"/>
+              <w:bottom w:type="dxa" w:w="90"/>
+              <w:right w:type="dxa" w:w="120"/>
+            </w:tcMar>
+          </w:tcPr>
+          <w:p>
+            <w:pPr>
+              <w:spacing w:after="0" w:before="0" w:line="288" w:lineRule="auto"/>
+            </w:pPr>
+            <w:r>
+              <w:rPr>
+                <w:rFonts w:ascii="Arial" w:cs="Arial" w:eastAsia="Arial" w:hAnsi="Arial"/>
+                <w:color w:val="193448"/>
+                <w:sz w:val="19"/>
+                <w:szCs w:val="19"/>
+              </w:rPr>
+              <w:t xml:space="preserve">Differences from the plan</w:t>
+            </w:r>
+          </w:p>
+        </w:tc>
+        <w:tc>
+          <w:tcPr>
+            <w:tcW w:type="dxa" w:w="6360"/>
+            <w:tcMar>
+              <w:top w:type="dxa" w:w="90"/>
+              <w:left w:type="dxa" w:w="120"/>
+              <w:bottom w:type="dxa" w:w="90"/>
+              <w:right w:type="dxa" w:w="120"/>
+            </w:tcMar>
+          </w:tcPr>
+          <w:p>
+            <w:pPr>
+              <w:spacing w:after="0" w:before="0" w:line="288" w:lineRule="auto"/>
+            </w:pPr>
+            <w:r>
+              <w:rPr>
+                <w:rFonts w:ascii="Arial" w:cs="Arial" w:eastAsia="Arial" w:hAnsi="Arial"/>
+                <w:color w:val="193448"/>
+                <w:sz w:val="21"/>
+                <w:szCs w:val="21"/>
+              </w:rPr>
+              <w:t xml:space="preserve"> </w:t>
+            </w:r>
+          </w:p>
+          <w:p>
+            <w:pPr>
+              <w:spacing w:after="0" w:before="0" w:line="288" w:lineRule="auto"/>
+            </w:pPr>
+            <w:r>
+              <w:rPr>
+                <w:rFonts w:ascii="Arial" w:cs="Arial" w:eastAsia="Arial" w:hAnsi="Arial"/>
+                <w:color w:val="193448"/>
+                <w:sz w:val="21"/>
+                <w:szCs w:val="21"/>
+              </w:rPr>
+              <w:t xml:space="preserve"> </w:t>
+            </w:r>
+          </w:p>
+        </w:tc>
+      </w:tr>
+      <w:tr>
+        <w:trPr>
+          <w:cantSplit/>
+        </w:trPr>
+        <w:tc>
+          <w:tcPr>
+            <w:tcW w:type="dxa" w:w="3000"/>
+            <w:tcMar>
+              <w:top w:type="dxa" w:w="90"/>
+              <w:left w:type="dxa" w:w="120"/>
+              <w:bottom w:type="dxa" w:w="90"/>
+              <w:right w:type="dxa" w:w="120"/>
+            </w:tcMar>
+          </w:tcPr>
+          <w:p>
+            <w:pPr>
+              <w:spacing w:after="0" w:before="0" w:line="288" w:lineRule="auto"/>
+            </w:pPr>
+            <w:r>
+              <w:rPr>
+                <w:rFonts w:ascii="Arial" w:cs="Arial" w:eastAsia="Arial" w:hAnsi="Arial"/>
+                <w:color w:val="193448"/>
+                <w:sz w:val="19"/>
+                <w:szCs w:val="19"/>
+              </w:rPr>
+              <w:t xml:space="preserve">Evidence file names</w:t>
+            </w:r>
+          </w:p>
+        </w:tc>
+        <w:tc>
+          <w:tcPr>
+            <w:tcW w:type="dxa" w:w="6360"/>
+            <w:tcMar>
+              <w:top w:type="dxa" w:w="90"/>
+              <w:left w:type="dxa" w:w="120"/>
+              <w:bottom w:type="dxa" w:w="90"/>
+              <w:right w:type="dxa" w:w="120"/>
+            </w:tcMar>
+          </w:tcPr>
+          <w:p>
+            <w:pPr>
+              <w:spacing w:after="0" w:before="0" w:line="288" w:lineRule="auto"/>
+            </w:pPr>
+            <w:r>
+              <w:rPr>
+                <w:rFonts w:ascii="Arial" w:cs="Arial" w:eastAsia="Arial" w:hAnsi="Arial"/>
+                <w:color w:val="193448"/>
+                <w:sz w:val="21"/>
+                <w:szCs w:val="21"/>
+              </w:rPr>
+              <w:t xml:space="preserve"> </w:t>
+            </w:r>
+          </w:p>
+          <w:p>
+            <w:pPr>
+              <w:spacing w:after="0" w:before="0" w:line="288" w:lineRule="auto"/>
+            </w:pPr>
+            <w:r>
+              <w:rPr>
+                <w:rFonts w:ascii="Arial" w:cs="Arial" w:eastAsia="Arial" w:hAnsi="Arial"/>
+                <w:color w:val="193448"/>
+                <w:sz w:val="21"/>
+                <w:szCs w:val="21"/>
+              </w:rPr>
+              <w:t xml:space="preserve"> </w:t>
+            </w:r>
+          </w:p>
+        </w:tc>
+      </w:tr>
+      <w:tr>
+        <w:trPr>
+          <w:cantSplit/>
+        </w:trPr>
+        <w:tc>
+          <w:tcPr>
+            <w:tcW w:type="dxa" w:w="3000"/>
+            <w:tcMar>
+              <w:top w:type="dxa" w:w="90"/>
+              <w:left w:type="dxa" w:w="120"/>
+              <w:bottom w:type="dxa" w:w="90"/>
+              <w:right w:type="dxa" w:w="120"/>
+            </w:tcMar>
+          </w:tcPr>
+          <w:p>
+            <w:pPr>
+              <w:spacing w:after="0" w:before="0" w:line="288" w:lineRule="auto"/>
+            </w:pPr>
+            <w:r>
+              <w:rPr>
+                <w:rFonts w:ascii="Arial" w:cs="Arial" w:eastAsia="Arial" w:hAnsi="Arial"/>
+                <w:color w:val="193448"/>
+                <w:sz w:val="19"/>
+                <w:szCs w:val="19"/>
+              </w:rPr>
+              <w:t xml:space="preserve">Open items or findings</w:t>
+            </w:r>
+          </w:p>
+        </w:tc>
+        <w:tc>
+          <w:tcPr>
+            <w:tcW w:type="dxa" w:w="6360"/>
+            <w:tcMar>
+              <w:top w:type="dxa" w:w="90"/>
+              <w:left w:type="dxa" w:w="120"/>
+              <w:bottom w:type="dxa" w:w="90"/>
+              <w:right w:type="dxa" w:w="120"/>
+            </w:tcMar>
+          </w:tcPr>
+          <w:p>
+            <w:pPr>
+              <w:spacing w:after="0" w:before="0" w:line="288" w:lineRule="auto"/>
+            </w:pPr>
+            <w:r>
+              <w:rPr>
+                <w:rFonts w:ascii="Arial" w:cs="Arial" w:eastAsia="Arial" w:hAnsi="Arial"/>
+                <w:color w:val="193448"/>
+                <w:sz w:val="21"/>
+                <w:szCs w:val="21"/>
+              </w:rPr>
+              <w:t xml:space="preserve"> </w:t>
+            </w:r>
+          </w:p>
+          <w:p>
+            <w:pPr>
+              <w:spacing w:after="0" w:before="0" w:line="288" w:lineRule="auto"/>
+            </w:pPr>
+            <w:r>
+              <w:rPr>
+                <w:rFonts w:ascii="Arial" w:cs="Arial" w:eastAsia="Arial" w:hAnsi="Arial"/>
+                <w:color w:val="193448"/>
+                <w:sz w:val="21"/>
+                <w:szCs w:val="21"/>
+              </w:rPr>
+              <w:t xml:space="preserve"> </w:t>
+            </w:r>
+          </w:p>
+        </w:tc>
+      </w:tr>
+    </w:tbl>
+    <w:p>
+      <w:pPr>
+        <w:pStyle w:val="Heading2"/>
+        <w:keepNext/>
+        <w:spacing w:after="100" w:before="200"/>
+      </w:pPr>
+      <w:r>
+        <w:rPr>
+          <w:rFonts w:ascii="Arial" w:cs="Arial" w:eastAsia="Arial" w:hAnsi="Arial"/>
+          <w:b/>
+          <w:bCs/>
+          <w:color w:val="193448"/>
+          <w:sz w:val="26"/>
+          <w:szCs w:val="26"/>
+        </w:rPr>
+        <w:t xml:space="preserve">Think it through</w:t>
+      </w:r>
+    </w:p>
+    <w:p>
+      <w:pPr>
+        <w:spacing w:after="120" w:before="0" w:line="288" w:lineRule="auto"/>
+      </w:pPr>
+      <w:r>
+        <w:rPr>
+          <w:rFonts w:ascii="Arial" w:cs="Arial" w:eastAsia="Arial" w:hAnsi="Arial"/>
+          <w:color w:val="193448"/>
+          <w:sz w:val="21"/>
+          <w:szCs w:val="21"/>
+        </w:rPr>
+        <w:t xml:space="preserve">Which benchmark do the endpoints get?</w:t>
+      </w:r>
+    </w:p>
+    <w:p>
+      <w:pPr>
+        <w:pBdr>
+          <w:bottom w:val="single" w:color="C7D9E2" w:sz="4" w:space="1"/>
+        </w:pBdr>
+        <w:spacing w:after="0" w:before="0" w:line="288" w:lineRule="auto"/>
+      </w:pPr>
+      <w:r>
+        <w:rPr>
+          <w:rFonts w:ascii="Arial" w:cs="Arial" w:eastAsia="Arial" w:hAnsi="Arial"/>
+          <w:color w:val="193448"/>
+          <w:sz w:val="21"/>
+          <w:szCs w:val="21"/>
+        </w:rPr>
+        <w:t xml:space="preserve"> </w:t>
+      </w:r>
+    </w:p>
+    <w:p>
+      <w:pPr>
+        <w:spacing w:after="120" w:before="0"/>
+      </w:pPr>
+      <w:r>
+        <w:rPr>
+          <w:rFonts w:ascii="Arial" w:cs="Arial" w:eastAsia="Arial" w:hAnsi="Arial"/>
+          <w:color w:val="193448"/>
+          <w:sz w:val="8"/>
+          <w:szCs w:val="8"/>
+        </w:rPr>
+        <w:t xml:space="preserve"> </w:t>
+      </w:r>
+    </w:p>
+    <w:p>
+      <w:pPr>
+        <w:pBdr>
+          <w:bottom w:val="single" w:color="C7D9E2" w:sz="4" w:space="1"/>
+        </w:pBdr>
+        <w:spacing w:after="0" w:before="0" w:line="288" w:lineRule="auto"/>
+      </w:pPr>
+      <w:r>
+        <w:rPr>
+          <w:rFonts w:ascii="Arial" w:cs="Arial" w:eastAsia="Arial" w:hAnsi="Arial"/>
+          <w:color w:val="193448"/>
+          <w:sz w:val="21"/>
+          <w:szCs w:val="21"/>
+        </w:rPr>
+        <w:t xml:space="preserve"> </w:t>
+      </w:r>
+    </w:p>
+    <w:p>
+      <w:pPr>
+        <w:spacing w:after="120" w:before="0"/>
+      </w:pPr>
+      <w:r>
+        <w:rPr>
+          <w:rFonts w:ascii="Arial" w:cs="Arial" w:eastAsia="Arial" w:hAnsi="Arial"/>
+          <w:color w:val="193448"/>
+          <w:sz w:val="8"/>
+          <w:szCs w:val="8"/>
+        </w:rPr>
+        <w:t xml:space="preserve"> </w:t>
+      </w:r>
+    </w:p>
+    <w:p>
+      <w:pPr>
+        <w:pBdr>
+          <w:left w:val="single" w:color="20647C" w:sz="18" w:space="8"/>
+        </w:pBdr>
+        <w:shd w:fill="F1F7FA" w:color="auto" w:val="clear"/>
+        <w:spacing w:after="160" w:before="120" w:line="288" w:lineRule="auto"/>
+        <w:ind w:left="160" w:right="160"/>
+      </w:pPr>
+      <w:r>
+        <w:rPr>
+          <w:rFonts w:ascii="Arial" w:cs="Arial" w:eastAsia="Arial" w:hAnsi="Arial"/>
+          <w:b/>
+          <w:bCs/>
+          <w:color w:val="20647C"/>
+          <w:sz w:val="17"/>
+          <w:szCs w:val="17"/>
+        </w:rPr>
+        <w:t xml:space="preserve">REMEMBER  </w:t>
+      </w:r>
+      <w:r>
+        <w:rPr>
+          <w:rFonts w:ascii="Arial" w:cs="Arial" w:eastAsia="Arial" w:hAnsi="Arial"/>
+          <w:color w:val="193448"/>
+          <w:sz w:val="20"/>
+          <w:szCs w:val="20"/>
+        </w:rPr>
         <w:t xml:space="preserve">Endpoint baselines by sample; infrastructure deltas attributed.  The fleet inventory is the closing artifact.  The gap — patching and protection — is named for wave 5.</w:t>
       </w:r>
     </w:p>
@@ -6575,7 +7591,7 @@
       <w:pPr>
         <w:spacing w:after="60" w:before="0" w:line="288" w:lineRule="auto"/>
       </w:pPr>
-      <w:hyperlink w:history="1" r:id="rId5-gmireeazvcm1h_3yhij">
+      <w:hyperlink w:history="1" r:id="rId1lqceutzka2lx7vu1hgtd">
         <w:r>
           <w:rPr>
             <w:rFonts w:ascii="Arial" w:cs="Arial" w:eastAsia="Arial" w:hAnsi="Arial"/>
@@ -6592,7 +7608,7 @@
       <w:pPr>
         <w:spacing w:after="60" w:before="0" w:line="288" w:lineRule="auto"/>
       </w:pPr>
-      <w:hyperlink w:history="1" r:id="rIdqwejrb4sxctdzpo2e_tk3">
+      <w:hyperlink w:history="1" r:id="rIdzqqig47vwxgcrjxhis41k">
         <w:r>
           <w:rPr>
             <w:rFonts w:ascii="Arial" w:cs="Arial" w:eastAsia="Arial" w:hAnsi="Arial"/>
@@ -6631,7 +7647,7 @@
         <w:pStyle w:val="Heading1"/>
         <w:spacing w:after="120"/>
       </w:pPr>
-      <w:bookmarkStart w:name="review" w:id="9"/>
+      <w:bookmarkStart w:name="review" w:id="10"/>
       <w:r>
         <w:rPr>
           <w:rFonts w:ascii="Arial" w:cs="Arial" w:eastAsia="Arial" w:hAnsi="Arial"/>
@@ -6643,7 +7659,7 @@
         </w:rPr>
         <w:t xml:space="preserve">Course review and sign-off</w:t>
       </w:r>
-      <w:bookmarkEnd w:id="9"/>
+      <w:bookmarkEnd w:id="10"/>
     </w:p>
     <w:p>
       <w:pPr>
@@ -7128,7 +8144,7 @@
                 <w:sz w:val="19"/>
                 <w:szCs w:val="19"/>
               </w:rPr>
-              <w:t xml:space="preserve">05  Scale to fifty and prove by sample</w:t>
+              <w:t xml:space="preserve">05  Admit only enrolled devices with 802.1X</w:t>
             </w:r>
           </w:p>
         </w:tc>
@@ -7208,7 +8224,87 @@
                 <w:sz w:val="19"/>
                 <w:szCs w:val="19"/>
               </w:rPr>
-              <w:t xml:space="preserve">06  Delta scan the fleet and hand off</w:t>
+              <w:t xml:space="preserve">06  Scale to fifty and prove by sample</w:t>
+            </w:r>
+          </w:p>
+        </w:tc>
+        <w:tc>
+          <w:tcPr>
+            <w:tcW w:type="dxa" w:w="1800"/>
+            <w:tcMar>
+              <w:top w:type="dxa" w:w="90"/>
+              <w:left w:type="dxa" w:w="120"/>
+              <w:bottom w:type="dxa" w:w="90"/>
+              <w:right w:type="dxa" w:w="120"/>
+            </w:tcMar>
+          </w:tcPr>
+          <w:p>
+            <w:pPr>
+              <w:spacing w:after="0" w:before="0" w:line="288" w:lineRule="auto"/>
+            </w:pPr>
+            <w:r>
+              <w:rPr>
+                <w:rFonts w:ascii="Arial" w:cs="Arial" w:eastAsia="Arial" w:hAnsi="Arial"/>
+                <w:color w:val="526B7E"/>
+                <w:sz w:val="19"/>
+                <w:szCs w:val="19"/>
+              </w:rPr>
+              <w:t xml:space="preserve">☐ yes</w:t>
+            </w:r>
+          </w:p>
+        </w:tc>
+        <w:tc>
+          <w:tcPr>
+            <w:tcW w:type="dxa" w:w="2000"/>
+            <w:tcMar>
+              <w:top w:type="dxa" w:w="90"/>
+              <w:left w:type="dxa" w:w="120"/>
+              <w:bottom w:type="dxa" w:w="90"/>
+              <w:right w:type="dxa" w:w="120"/>
+            </w:tcMar>
+          </w:tcPr>
+          <w:p>
+            <w:pPr>
+              <w:spacing w:after="0" w:before="0" w:line="288" w:lineRule="auto"/>
+            </w:pPr>
+            <w:r>
+              <w:rPr>
+                <w:rFonts w:ascii="Arial" w:cs="Arial" w:eastAsia="Arial" w:hAnsi="Arial"/>
+                <w:color w:val="193448"/>
+                <w:sz w:val="21"/>
+                <w:szCs w:val="21"/>
+              </w:rPr>
+              <w:t xml:space="preserve"> </w:t>
+            </w:r>
+          </w:p>
+        </w:tc>
+      </w:tr>
+      <w:tr>
+        <w:trPr>
+          <w:cantSplit/>
+        </w:trPr>
+        <w:tc>
+          <w:tcPr>
+            <w:tcW w:type="dxa" w:w="5560"/>
+            <w:tcMar>
+              <w:top w:type="dxa" w:w="90"/>
+              <w:left w:type="dxa" w:w="120"/>
+              <w:bottom w:type="dxa" w:w="90"/>
+              <w:right w:type="dxa" w:w="120"/>
+            </w:tcMar>
+          </w:tcPr>
+          <w:p>
+            <w:pPr>
+              <w:spacing w:after="0" w:before="0" w:line="288" w:lineRule="auto"/>
+            </w:pPr>
+            <w:r>
+              <w:rPr>
+                <w:rFonts w:ascii="Arial" w:cs="Arial" w:eastAsia="Arial" w:hAnsi="Arial"/>
+                <w:color w:val="193448"/>
+                <w:sz w:val="19"/>
+                <w:szCs w:val="19"/>
+              </w:rPr>
+              <w:t xml:space="preserve">07  Delta scan the fleet and hand off</w:t>
             </w:r>
           </w:p>
         </w:tc>
@@ -7502,7 +8598,7 @@
         <w:sz w:val="15"/>
         <w:szCs w:val="15"/>
       </w:rPr>
-      <w:t xml:space="preserve">© 2026 Secure By Design Team LLC.   Course 1.9 · Materials edition 1.0     </w:t>
+      <w:t xml:space="preserve">© 2026 Secure By Design Team LLC.   Course 1.9 · Materials edition 1.1     </w:t>
     </w:r>
     <w:r>
       <w:rPr>
@@ -7728,6 +8824,18 @@
     </w:lvl>
   </w:abstractNum>
   <w:abstractNum w:abstractNumId="9" w15:restartNumberingAfterBreak="0">
+    <w:multiLevelType w:val="hybridMultilevel"/>
+    <w:lvl w:ilvl="0" w15:tentative="1">
+      <w:start w:val="1"/>
+      <w:numFmt w:val="decimal"/>
+      <w:lvlText w:val="%1."/>
+      <w:lvlJc w:val="left"/>
+      <w:pPr>
+        <w:ind w:left="360" w:hanging="300"/>
+      </w:pPr>
+    </w:lvl>
+  </w:abstractNum>
+  <w:abstractNum w:abstractNumId="10" w15:restartNumberingAfterBreak="0">
     <w:multiLevelType w:val="hybridMultilevel"/>
     <w:lvl w:ilvl="0" w15:tentative="1">
       <w:start w:val="1"/>
@@ -7789,6 +8897,12 @@
   </w:num>
   <w:num w:numId="9">
     <w:abstractNumId w:val="9"/>
+    <w:lvlOverride w:ilvl="0">
+      <w:startOverride w:val="1"/>
+    </w:lvlOverride>
+  </w:num>
+  <w:num w:numId="10">
+    <w:abstractNumId w:val="10"/>
     <w:lvlOverride w:ilvl="0">
       <w:startOverride w:val="1"/>
     </w:lvlOverride>

--- a/public/training/workstation-fleet/SecureByDesign-workstation-fleet-Workbook.docx
+++ b/public/training/workstation-fleet/SecureByDesign-workstation-fleet-Workbook.docx
@@ -11,7 +11,7 @@
           <wp:inline distT="0" distB="0" distL="0" distR="0">
             <wp:extent cx="495300" cy="495300"/>
             <wp:effectExtent t="0" r="0" b="0" l="0"/>
-            <wp:docPr id="1" name="" descr="" title=""/>
+            <wp:docPr id="1" name="" descr="Secure By Design logo" title=""/>
             <wp:cNvGraphicFramePr>
               <a:graphicFrameLocks xmlns:a="http://schemas.openxmlformats.org/drawingml/2006/main" noChangeAspect="1"/>
             </wp:cNvGraphicFramePr>
@@ -19,7 +19,7 @@
               <a:graphicData uri="http://schemas.openxmlformats.org/drawingml/2006/picture">
                 <pic:pic xmlns:pic="http://schemas.openxmlformats.org/drawingml/2006/picture">
                   <pic:nvPicPr>
-                    <pic:cNvPr id="0" name="" descr=""/>
+                    <pic:cNvPr id="0" name="" descr="Secure By Design logo"/>
                     <pic:cNvPicPr>
                       <a:picLocks noChangeAspect="1" noChangeArrowheads="1"/>
                     </pic:cNvPicPr>
@@ -150,7 +150,7 @@
           <w:sz w:val="16"/>
           <w:szCs w:val="16"/>
         </w:rPr>
-        <w:t xml:space="preserve">MATERIALS EDITION 1.1    /    COURSE 1.9</w:t>
+        <w:t xml:space="preserve">MATERIALS EDITION 1.2    /    COURSE 1.9</w:t>
       </w:r>
     </w:p>
     <w:p>
@@ -164,7 +164,7 @@
           <w:sz w:val="16"/>
           <w:szCs w:val="16"/>
         </w:rPr>
-        <w:t xml:space="preserve">Updated 7 October 2026  ·  sbd-workstation-fleet</w:t>
+        <w:t xml:space="preserve">Updated 8 October 2026  ·  sbd-workstation-fleet</w:t>
       </w:r>
     </w:p>
     <w:p>
@@ -343,7 +343,7 @@
             <w:sz w:val="21"/>
             <w:szCs w:val="21"/>
           </w:rPr>
-          <w:t xml:space="preserve">06  Scale to fifty and prove by sample</w:t>
+          <w:t xml:space="preserve">06  Scale to fifty, enforce 802.1X, and prove by sample</w:t>
         </w:r>
       </w:hyperlink>
     </w:p>
@@ -535,7 +535,7 @@
           <w:sz w:val="21"/>
           <w:szCs w:val="21"/>
         </w:rPr>
-        <w:t xml:space="preserve">Confirm the Workstations OU, the container redirects from course 1.3, and the DISA Windows 11 STIG policies from the GPO package are ready to link.</w:t>
+        <w:t xml:space="preserve">Confirm the Workstations OU, the container redirects from course 1.3, and the Defense Information Systems Agency (DISA) Windows 11 Security Technical Implementation Guide (STIG) Group Policy objects (GPOs) from the course 1.3 package are ready to link.</w:t>
       </w:r>
     </w:p>
     <w:p>
@@ -554,7 +554,7 @@
           <w:sz w:val="21"/>
           <w:szCs w:val="21"/>
         </w:rPr>
-        <w:t xml:space="preserve">Confirm the VLAN 80 access switch supports 802.1X port authentication. No new server is needed: the NPS role goes on SBD-DHCP01.</w:t>
+        <w:t xml:space="preserve">Confirm the VLAN 80 access switch supports 802.1X port authentication, including a monitor (audit) mode that logs each result without blocking traffic. No new server is needed: the Network Policy Server (NPS) role goes on SBD-DHCP01.</w:t>
       </w:r>
     </w:p>
     <w:p>
@@ -953,7 +953,7 @@
           <w:sz w:val="16"/>
           <w:szCs w:val="16"/>
         </w:rPr>
-        <w:t xml:space="preserve">LESSON 01  /  ABOUT 25 MIN</w:t>
+        <w:t xml:space="preserve">LESSON 01  /  ABOUT 30 MIN</w:t>
       </w:r>
     </w:p>
     <w:p>
@@ -1077,7 +1077,7 @@
           <w:sz w:val="21"/>
           <w:szCs w:val="21"/>
         </w:rPr>
-        <w:t xml:space="preserve">Link the Windows 11 STIG policies to the Workstations OU before any join.</w:t>
+        <w:t xml:space="preserve">Link the Windows 11 STIG policies and the workstation firewall policy to the Workstations OU before any join.</w:t>
       </w:r>
     </w:p>
     <w:p>
@@ -1176,6 +1176,25 @@
     </w:p>
     <w:p>
       <w:pPr>
+        <w:pStyle w:val="ListParagraph"/>
+        <w:numPr>
+          <w:ilvl w:val="0"/>
+          <w:numId w:val="4"/>
+        </w:numPr>
+        <w:spacing w:after="120" w:before="0" w:line="288" w:lineRule="auto"/>
+      </w:pPr>
+      <w:r>
+        <w:rPr>
+          <w:rFonts w:ascii="Arial" w:cs="Arial" w:eastAsia="Arial" w:hAnsi="Arial"/>
+          <w:color w:val="526B7E"/>
+          <w:sz w:val="21"/>
+          <w:szCs w:val="21"/>
+        </w:rPr>
+        <w:t xml:space="preserve">Create the workstation firewall GPO (SBD Workstation Firewall in this sample) on the Workstations OU: Windows Defender Firewall on for every profile with inbound traffic blocked by default, and inbound rules that allow SMB (TCP 445), Remote Desktop (TCP 3389), and remote management (TCP 5985–5986) only from SBD-ADMIN-PC01 at 10.0.60.30 — course 1.10 adds SBD-NESSUS01 for credentialed scans. No rule allows SMB or Remote Desktop between workstations: traffic inside VLAN 80 never reaches the router, so this policy, not the course 1.5 router rules, enforces the register's peer denies.</w:t>
+      </w:r>
+    </w:p>
+    <w:p>
+      <w:pPr>
         <w:pStyle w:val="Heading2"/>
         <w:keepNext/>
         <w:spacing w:after="100" w:before="200"/>
@@ -1227,6 +1246,22 @@
     <w:p>
       <w:pPr>
         <w:shd w:fill="F1F7FA" w:color="auto" w:val="clear"/>
+        <w:spacing w:after="0" w:before="0" w:line="252" w:lineRule="auto"/>
+        <w:ind w:left="160" w:right="160"/>
+      </w:pPr>
+      <w:r>
+        <w:rPr>
+          <w:rFonts w:ascii="Consolas" w:cs="Consolas" w:eastAsia="Consolas" w:hAnsi="Consolas"/>
+          <w:color w:val="193448"/>
+          <w:sz w:val="18"/>
+          <w:szCs w:val="18"/>
+        </w:rPr>
+        <w:t xml:space="preserve">Get-GPInheritance -Target 'OU=Workstations,OU=SBD,DC=sbd,DC=test'</w:t>
+      </w:r>
+    </w:p>
+    <w:p>
+      <w:pPr>
+        <w:shd w:fill="F1F7FA" w:color="auto" w:val="clear"/>
         <w:spacing w:after="160" w:before="0" w:line="252" w:lineRule="auto"/>
         <w:ind w:left="160" w:right="160"/>
       </w:pPr>
@@ -1237,7 +1272,7 @@
           <w:sz w:val="18"/>
           <w:szCs w:val="18"/>
         </w:rPr>
-        <w:t xml:space="preserve">Get-GPInheritance -Target 'OU=Workstations,OU=SBD,DC=sbd,DC=test'</w:t>
+        <w:t xml:space="preserve">Get-GPOReport -Name 'SBD Workstation Firewall' -ReportType Html -Path C:\Evidence\workstation-fleet\workstation-firewall.html</w:t>
       </w:r>
     </w:p>
     <w:p>
@@ -1267,7 +1302,7 @@
           <w:sz w:val="20"/>
           <w:szCs w:val="20"/>
         </w:rPr>
-        <w:t xml:space="preserve">The image is hashed and recorded, the join account holds only the delegated right on the Workstations OU, and the STIG links show on that OU before any machine exists in it.</w:t>
+        <w:t xml:space="preserve">The image is hashed and recorded, the join account holds only the delegated right on the Workstations OU, and the STIG and firewall GPO links show on that OU before any machine exists in it.</w:t>
       </w:r>
     </w:p>
     <w:p>
@@ -1299,7 +1334,7 @@
           <w:sz w:val="21"/>
           <w:szCs w:val="21"/>
         </w:rPr>
-        <w:t xml:space="preserve">Evidence to keep: Keep the image record with its hash, the naming and wave plan, the delegation report for the join account, and the OU's GPO inheritance output.</w:t>
+        <w:t xml:space="preserve">Evidence to keep: Keep the image record with its hash, the naming and wave plan, the delegation report for the join account, the OU's GPO inheritance output, and the firewall GPO report.</w:t>
       </w:r>
     </w:p>
     <w:tbl>
@@ -1846,7 +1881,7 @@
           <w:sz w:val="20"/>
           <w:szCs w:val="20"/>
         </w:rPr>
-        <w:t xml:space="preserve">One hashed image, one naming plan, waves instead of a big bang.  The join credential can create computer objects and nothing else.  The Workstations OU is armed with policy before it holds a machine.</w:t>
+        <w:t xml:space="preserve">One hashed image, one naming plan, waves instead of a big bang.  The join credential can create computer objects and nothing else.  The Workstations OU is armed with policy before it holds a machine.  Peer SMB and Remote Desktop are blocked by each PC's own firewall, set by policy before the first join.</w:t>
       </w:r>
     </w:p>
     <w:p>
@@ -1870,6 +1905,23 @@
       <w:pPr>
         <w:spacing w:after="60" w:before="0" w:line="288" w:lineRule="auto"/>
       </w:pPr>
+      <w:hyperlink w:history="1" r:id="rId9">
+        <w:r>
+          <w:rPr>
+            <w:rFonts w:ascii="Arial" w:cs="Arial" w:eastAsia="Arial" w:hAnsi="Arial"/>
+            <w:color w:val="20647C"/>
+            <w:sz w:val="18"/>
+            <w:szCs w:val="18"/>
+            <w:u w:val="single"/>
+          </w:rPr>
+          <w:t xml:space="preserve">Microsoft · Configure Windows Firewall rules with Group Policy</w:t>
+        </w:r>
+      </w:hyperlink>
+    </w:p>
+    <w:p>
+      <w:pPr>
+        <w:spacing w:after="60" w:before="0" w:line="288" w:lineRule="auto"/>
+      </w:pPr>
       <w:hyperlink w:history="1" r:id="rIdceovrfpgkyhodpnzosnao">
         <w:r>
           <w:rPr>
@@ -2100,7 +2152,7 @@
           <w:sz w:val="21"/>
           <w:szCs w:val="21"/>
         </w:rPr>
-        <w:t xml:space="preserve">Confirm the deny side still holds: a pilot machine cannot reach another pilot machine's SMB or RDP, and cannot open anything toward VLAN 60 — the course 1.5 rules apply to the fleet automatically.</w:t>
+        <w:t xml:space="preserve">Confirm the deny side holds: a pilot machine cannot reach another pilot machine's SMB or RDP — the lesson 1 firewall policy refuses it on the destination PC, because traffic inside VLAN 80 never reaches the router — and cannot open anything toward VLAN 60, which the course 1.5 router rules deny at the boundary.</w:t>
       </w:r>
     </w:p>
     <w:p>
@@ -2865,6 +2917,23 @@
       </w:hyperlink>
     </w:p>
     <w:p>
+      <w:pPr>
+        <w:spacing w:after="60" w:before="0" w:line="288" w:lineRule="auto"/>
+      </w:pPr>
+      <w:hyperlink w:history="1" r:id="rId10">
+        <w:r>
+          <w:rPr>
+            <w:rFonts w:ascii="Arial" w:cs="Arial" w:eastAsia="Arial" w:hAnsi="Arial"/>
+            <w:color w:val="20647C"/>
+            <w:sz w:val="18"/>
+            <w:szCs w:val="18"/>
+            <w:u w:val="single"/>
+          </w:rPr>
+          <w:t xml:space="preserve">Microsoft · Configure Windows Firewall rules with Group Policy</w:t>
+        </w:r>
+      </w:hyperlink>
+    </w:p>
+    <w:p>
       <w:r>
         <w:br w:type="page"/>
       </w:r>
@@ -2931,7 +3000,7 @@
           <w:sz w:val="20"/>
           <w:szCs w:val="20"/>
         </w:rPr>
-        <w:t xml:space="preserve">Fifty identical machines must not share one local administrator password. Windows LAPS gives each endpoint its own rotating secret, stored in the directory, readable by the people the tier model says may have it.</w:t>
+        <w:t xml:space="preserve">Fifty identical machines must not share one local administrator password. Windows Local Administrator Password Solution (Windows LAPS) gives each endpoint its own rotating secret, stored in the directory, readable by the people the tier model says may have it.</w:t>
       </w:r>
     </w:p>
     <w:p>
@@ -4827,7 +4896,7 @@
           <w:sz w:val="20"/>
           <w:szCs w:val="20"/>
         </w:rPr>
-        <w:t xml:space="preserve">Until now, anything plugged into a VLAN 80 port got an address. With 802.1X, the switch port stays closed until the machine proves who it is with the certificate it just enrolled. Anything that cannot ends up somewhere with no routes. No new server: the NPS role joins DHCP on SBD-DHCP01.</w:t>
+        <w:t xml:space="preserve">Until now, anything plugged into a VLAN 80 port got an address. With 802.1X, the switch asks each machine to prove who it is with the certificate it enrolled. This lesson turns that check on in monitor mode — every result is logged, nothing is blocked yet — because 47 PCs have no certificate until they join the domain; lesson 6 enforces it once the whole fleet has enrolled. No new server: the NPS role joins DHCP on SBD-DHCP01.</w:t>
       </w:r>
     </w:p>
     <w:p>
@@ -4864,7 +4933,7 @@
           <w:sz w:val="21"/>
           <w:szCs w:val="21"/>
         </w:rPr>
-        <w:t xml:space="preserve">Add the Network Policy Server role to SBD-DHCP01 for port authentication.</w:t>
+        <w:t xml:space="preserve">Add the Network Policy Server (NPS) role to SBD-DHCP01 for port authentication.</w:t>
       </w:r>
     </w:p>
     <w:p>
@@ -4883,7 +4952,7 @@
           <w:sz w:val="21"/>
           <w:szCs w:val="21"/>
         </w:rPr>
-        <w:t xml:space="preserve">Require EAP-TLS with machine certificates on the VLAN 80 access ports.</w:t>
+        <w:t xml:space="preserve">Configure Extensible Authentication Protocol–Transport Layer Security (EAP-TLS) with machine certificates on the VLAN 80 access ports, in monitor mode.</w:t>
       </w:r>
     </w:p>
     <w:p>
@@ -4902,7 +4971,7 @@
           <w:sz w:val="21"/>
           <w:szCs w:val="21"/>
         </w:rPr>
-        <w:t xml:space="preserve">Send unknown devices to a quarantine VLAN and prove it.</w:t>
+        <w:t xml:space="preserve">Prove the pilots authenticate and that NPS logs every result.</w:t>
       </w:r>
     </w:p>
     <w:p>
@@ -4977,7 +5046,7 @@
           <w:sz w:val="21"/>
           <w:szCs w:val="21"/>
         </w:rPr>
-        <w:t xml:space="preserve">Create quarantine VLAN 90 with no gateway and no routes, and set the access ports to require 802.1X with VLAN 90 as the failure and guest VLAN. Push the wired 802.1X client settings to the Workstations OU by Group Policy (Wired AutoConfig, EAP-TLS, the approved root as the trusted CA).</w:t>
+        <w:t xml:space="preserve">Create quarantine VLAN 90 with no gateway and no routes and set it as the ports' failure and guest VLAN, but enable 802.1X on the VLAN 80 access ports in monitor (audit) mode: the switch runs every authentication and reports the result, yet keeps forwarding on VLAN 80 whatever the outcome (vendors name this mode differently). The other 47 PCs have no machine certificate until they join the domain in lesson 6, so enforcing now would strand them in VLAN 90, with no route to a domain controller. Push the wired 802.1X client settings to the Workstations OU by Group Policy (Wired AutoConfig, EAP-TLS, the approved root as the trusted CA).</w:t>
       </w:r>
     </w:p>
     <w:p>
@@ -4996,7 +5065,7 @@
           <w:sz w:val="21"/>
           <w:szCs w:val="21"/>
         </w:rPr>
-        <w:t xml:space="preserve">Add register row F20 with its owner, and confirm NPS grant and denial events reach the course 1.8 collector through the existing event forwarding subscription.</w:t>
+        <w:t xml:space="preserve">Prove monitor mode with the pilots: each authenticates with EAP-TLS and NPS logs a grant (event 6272), while a failed attempt is logged — as event 6273 when the request reaches NPS — but still forwards on VLAN 80. Add register row F20 with its owner, and confirm the NPS events reach the course 1.8 collector through the existing event forwarding subscription.</w:t>
       </w:r>
     </w:p>
     <w:p>
@@ -5108,7 +5177,7 @@
           <w:sz w:val="20"/>
           <w:szCs w:val="20"/>
         </w:rPr>
-        <w:t xml:space="preserve">An enrolled pilot authenticates and gets its normal VLAN 80 lease; an unenrolled test laptop lands in VLAN 90 and reaches nothing; NPS logs both outcomes, and they appear in the collector.</w:t>
+        <w:t xml:space="preserve">Every pilot authenticates with EAP-TLS and NPS logs the grant (6272); a failed authentication is logged but, in monitor mode, the port still forwards on VLAN 80; the ports name VLAN 90 as their failure VLAN; and the NPS events appear in the collector.</w:t>
       </w:r>
     </w:p>
     <w:p>
@@ -5140,7 +5209,7 @@
           <w:sz w:val="21"/>
           <w:szCs w:val="21"/>
         </w:rPr>
-        <w:t xml:space="preserve">Evidence to keep: Keep the network policy export, the RADIUS client list (without the secret), the port configuration, both test results with their NPS events, and the F20 register row.</w:t>
+        <w:t xml:space="preserve">Evidence to keep: Keep the network policy export, the RADIUS client list (without the secret), the monitor-mode port configuration, the pilots' grant events and the failed test, and the F20 register row.</w:t>
       </w:r>
     </w:p>
     <w:tbl>
@@ -5595,7 +5664,7 @@
           <w:sz w:val="21"/>
           <w:szCs w:val="21"/>
         </w:rPr>
-        <w:t xml:space="preserve">What lets a workstation onto a VLAN 80 port after this lesson?</w:t>
+        <w:t xml:space="preserve">Once 802.1X is enforced, what lets a workstation onto a VLAN 80 port?</w:t>
       </w:r>
     </w:p>
     <w:p>
@@ -5687,7 +5756,7 @@
           <w:sz w:val="20"/>
           <w:szCs w:val="20"/>
         </w:rPr>
-        <w:t xml:space="preserve">VLAN 80 ports open only for machines with a certificate from the approved CA.  Unknown devices land in quarantine VLAN 90, which leads nowhere.  No new server: NPS runs on SBD-DHCP01, and its decisions are logged with everything else.</w:t>
+        <w:t xml:space="preserve">802.1X runs on every VLAN 80 port in monitor mode: every result is logged, nothing is blocked yet.  The pilots authenticate with machine certificates; enforcement waits until the whole fleet has enrolled.  No new server: NPS runs on SBD-DHCP01, and its decisions are logged with everything else.</w:t>
       </w:r>
     </w:p>
     <w:p>
@@ -5759,7 +5828,7 @@
           <w:sz w:val="16"/>
           <w:szCs w:val="16"/>
         </w:rPr>
-        <w:t xml:space="preserve">LESSON 06  /  ABOUT 25 MIN</w:t>
+        <w:t xml:space="preserve">LESSON 06  /  ABOUT 30 MIN</w:t>
       </w:r>
     </w:p>
     <w:p>
@@ -5777,7 +5846,7 @@
           <w:sz w:val="40"/>
           <w:szCs w:val="40"/>
         </w:rPr>
-        <w:t xml:space="preserve">Scale to fifty and prove by sample</w:t>
+        <w:t xml:space="preserve">Scale to fifty, enforce 802.1X, and prove by sample</w:t>
       </w:r>
       <w:bookmarkEnd w:id="8"/>
     </w:p>
@@ -5808,7 +5877,7 @@
           <w:sz w:val="20"/>
           <w:szCs w:val="20"/>
         </w:rPr>
-        <w:t xml:space="preserve">Roll the remaining waves, then prove the fleet the only honest way at scale: a defined sample, the same checks as the pilot, and a written rule for what a sample failure means.</w:t>
+        <w:t xml:space="preserve">Roll the remaining waves while the ports are still in monitor mode, confirm every PC enrolled its machine certificate and authenticates, then switch the ports to enforcement — and prove the fleet the only honest way at scale: a defined sample, the same checks as the pilot, and a written rule for what a sample failure means.</w:t>
       </w:r>
     </w:p>
     <w:p>
@@ -5864,7 +5933,7 @@
           <w:sz w:val="21"/>
           <w:szCs w:val="21"/>
         </w:rPr>
-        <w:t xml:space="preserve">Verify a defined sample against the pilot's full check set.</w:t>
+        <w:t xml:space="preserve">Confirm fleet-wide enrollment, then enforce 802.1X and prove an unenrolled device is quarantined.</w:t>
       </w:r>
     </w:p>
     <w:p>
@@ -5883,7 +5952,7 @@
           <w:sz w:val="21"/>
           <w:szCs w:val="21"/>
         </w:rPr>
-        <w:t xml:space="preserve">Widen event forwarding to cover the fleet.</w:t>
+        <w:t xml:space="preserve">Verify a defined sample against the pilot's full check set and widen event forwarding to the fleet.</w:t>
       </w:r>
     </w:p>
     <w:p>
@@ -5920,7 +5989,7 @@
           <w:sz w:val="21"/>
           <w:szCs w:val="21"/>
         </w:rPr>
-        <w:t xml:space="preserve">Deploy the remaining machines in the planned waves, watching the DHCP scope's utilization and the join events arriving in analysis as each wave lands — the pipeline is now the rollout's progress bar.</w:t>
+        <w:t xml:space="preserve">Deploy the remaining machines in the planned waves while the VLAN 80 ports are still in monitor mode, watching the DHCP scope's utilization and the join events arriving in analysis as each wave lands — the pipeline is now the rollout's progress bar.</w:t>
       </w:r>
     </w:p>
     <w:p>
@@ -5939,7 +6008,7 @@
           <w:sz w:val="21"/>
           <w:szCs w:val="21"/>
         </w:rPr>
-        <w:t xml:space="preserve">Define the sample before checking it: for example one machine per wave plus any machine that logged an error — then run the pilot's full set on each sampled host (OU, policy, DNS, LAPS, certificate, 802.1X admission, peer-deny).</w:t>
+        <w:t xml:space="preserve">Confirm every PC enrolled its machine certificate and authenticates: compare the issuing CA's issued certificates and the NPS grant events (6272) against the fifty computer objects, and fix any machine that is missing before going further.</w:t>
       </w:r>
     </w:p>
     <w:p>
@@ -5958,7 +6027,7 @@
           <w:sz w:val="21"/>
           <w:szCs w:val="21"/>
         </w:rPr>
-        <w:t xml:space="preserve">Write the sample rule down: one failed check in the sample widens the sample; a repeated failure stops the rollout and becomes a finding. A sample without a failure rule is a formality.</w:t>
+        <w:t xml:space="preserve">Switch the VLAN 80 access ports from monitor mode to enforcement, and prove it both ways: an enrolled PC still authenticates and gets its normal lease, and an unenrolled test laptop lands in quarantine VLAN 90 and reaches nothing. Record the switch's port status and the NPS events for both.</w:t>
       </w:r>
     </w:p>
     <w:p>
@@ -5977,6 +6046,44 @@
           <w:sz w:val="21"/>
           <w:szCs w:val="21"/>
         </w:rPr>
+        <w:t xml:space="preserve">Define the sample before checking it: for example one machine per wave plus any machine that logged an error — then run the pilot's full set on each sampled host (OU, policy, DNS, LAPS, certificate, 802.1X admission, peer-deny).</w:t>
+      </w:r>
+    </w:p>
+    <w:p>
+      <w:pPr>
+        <w:pStyle w:val="ListParagraph"/>
+        <w:numPr>
+          <w:ilvl w:val="0"/>
+          <w:numId w:val="9"/>
+        </w:numPr>
+        <w:spacing w:after="120" w:before="0" w:line="288" w:lineRule="auto"/>
+      </w:pPr>
+      <w:r>
+        <w:rPr>
+          <w:rFonts w:ascii="Arial" w:cs="Arial" w:eastAsia="Arial" w:hAnsi="Arial"/>
+          <w:color w:val="526B7E"/>
+          <w:sz w:val="21"/>
+          <w:szCs w:val="21"/>
+        </w:rPr>
+        <w:t xml:space="preserve">Write the sample rule down: one failed check in the sample widens the sample; a repeated failure stops the rollout and becomes a finding. A sample without a failure rule is a formality.</w:t>
+      </w:r>
+    </w:p>
+    <w:p>
+      <w:pPr>
+        <w:pStyle w:val="ListParagraph"/>
+        <w:numPr>
+          <w:ilvl w:val="0"/>
+          <w:numId w:val="9"/>
+        </w:numPr>
+        <w:spacing w:after="120" w:before="0" w:line="288" w:lineRule="auto"/>
+      </w:pPr>
+      <w:r>
+        <w:rPr>
+          <w:rFonts w:ascii="Arial" w:cs="Arial" w:eastAsia="Arial" w:hAnsi="Arial"/>
+          <w:color w:val="526B7E"/>
+          <w:sz w:val="21"/>
+          <w:szCs w:val="21"/>
+        </w:rPr>
         <w:t xml:space="preserve">Extend the course 1.8 forwarding subscription to the Workstations OU so all fifty endpoints report their security events — and confirm fleet sign-ins now appear in the analyst's searches.</w:t>
       </w:r>
     </w:p>
@@ -6012,6 +6119,38 @@
           <w:szCs w:val="18"/>
         </w:rPr>
         <w:t xml:space="preserve">(Get-ADComputer -SearchBase 'OU=Workstations,OU=SBD,DC=sbd,DC=test' -Filter *).Count</w:t>
+      </w:r>
+    </w:p>
+    <w:p>
+      <w:pPr>
+        <w:shd w:fill="F1F7FA" w:color="auto" w:val="clear"/>
+        <w:spacing w:after="0" w:before="0" w:line="252" w:lineRule="auto"/>
+        <w:ind w:left="160" w:right="160"/>
+      </w:pPr>
+      <w:r>
+        <w:rPr>
+          <w:rFonts w:ascii="Consolas" w:cs="Consolas" w:eastAsia="Consolas" w:hAnsi="Consolas"/>
+          <w:color w:val="193448"/>
+          <w:sz w:val="18"/>
+          <w:szCs w:val="18"/>
+        </w:rPr>
+        <w:t xml:space="preserve"># On SBD-DHCP01: authentication results in the last hour (6272 granted, 6273 denied).</w:t>
+      </w:r>
+    </w:p>
+    <w:p>
+      <w:pPr>
+        <w:shd w:fill="F1F7FA" w:color="auto" w:val="clear"/>
+        <w:spacing w:after="0" w:before="0" w:line="252" w:lineRule="auto"/>
+        <w:ind w:left="160" w:right="160"/>
+      </w:pPr>
+      <w:r>
+        <w:rPr>
+          <w:rFonts w:ascii="Consolas" w:cs="Consolas" w:eastAsia="Consolas" w:hAnsi="Consolas"/>
+          <w:color w:val="193448"/>
+          <w:sz w:val="18"/>
+          <w:szCs w:val="18"/>
+        </w:rPr>
+        <w:t xml:space="preserve">Get-WinEvent -FilterHashtable @{LogName='Security'; Id=6272,6273; StartTime=(Get-Date).AddHours(-1)} | Group-Object Id | Select-Object Name, Count</w:t>
       </w:r>
     </w:p>
     <w:p>
@@ -6073,7 +6212,7 @@
           <w:sz w:val="20"/>
           <w:szCs w:val="20"/>
         </w:rPr>
-        <w:t xml:space="preserve">Fifty computer objects sit in the Workstations OU, scope utilization matches the rollout, every sampled host passes the full check set, and fleet events flow through the pipeline.</w:t>
+        <w:t xml:space="preserve">Fifty computer objects sit in the Workstations OU, every PC enrolled and authenticates, the ports enforce 802.1X with the unenrolled laptop quarantined in VLAN 90, scope utilization matches the rollout, every sampled host passes the full check set, and fleet events flow through the pipeline.</w:t>
       </w:r>
     </w:p>
     <w:p>
@@ -6105,7 +6244,7 @@
           <w:sz w:val="21"/>
           <w:szCs w:val="21"/>
         </w:rPr>
-        <w:t xml:space="preserve">Evidence to keep: Keep the wave log, the sample definition with its failure rule, the per-sample check results, and the widened subscription proof.</w:t>
+        <w:t xml:space="preserve">Evidence to keep: Keep the wave log, the enrollment reconciliation, the enforcement change with both admission results and their records, the sample definition with its failure rule, the per-sample check results, and the widened subscription proof.</w:t>
       </w:r>
     </w:p>
     <w:tbl>
@@ -6652,7 +6791,7 @@
           <w:sz w:val="20"/>
           <w:szCs w:val="20"/>
         </w:rPr>
-        <w:t xml:space="preserve">Fifty machines, rolled in waves, watched as they landed.  A defined sample with a failure rule carried the proof.  The fleet reports into the pipeline like everything else.</w:t>
+        <w:t xml:space="preserve">Fifty machines, rolled in waves, watched as they landed.  Every PC enrolled before enforcement; an unenrolled device now lands in VLAN 90.  A defined sample with a failure rule carried the proof, and the fleet reports into the pipeline.</w:t>
       </w:r>
     </w:p>
     <w:p>
@@ -6660,6 +6799,23 @@
         <w:spacing w:after="60" w:before="0" w:line="288" w:lineRule="auto"/>
       </w:pPr>
       <w:hyperlink w:history="1" r:id="rIdy9qh42_2yvwg_egodet01">
+        <w:r>
+          <w:rPr>
+            <w:rFonts w:ascii="Arial" w:cs="Arial" w:eastAsia="Arial" w:hAnsi="Arial"/>
+            <w:color w:val="20647C"/>
+            <w:sz w:val="18"/>
+            <w:szCs w:val="18"/>
+            <w:u w:val="single"/>
+          </w:rPr>
+          <w:t xml:space="preserve">Microsoft · Configure certificate autoenrollment</w:t>
+        </w:r>
+      </w:hyperlink>
+    </w:p>
+    <w:p>
+      <w:pPr>
+        <w:spacing w:after="60" w:before="0" w:line="288" w:lineRule="auto"/>
+      </w:pPr>
+      <w:hyperlink w:history="1" r:id="rId11">
         <w:r>
           <w:rPr>
             <w:rFonts w:ascii="Arial" w:cs="Arial" w:eastAsia="Arial" w:hAnsi="Arial"/>
@@ -6690,6 +6846,23 @@
       </w:hyperlink>
     </w:p>
     <w:p>
+      <w:pPr>
+        <w:spacing w:after="60" w:before="0" w:line="288" w:lineRule="auto"/>
+      </w:pPr>
+      <w:hyperlink w:history="1" r:id="rId12">
+        <w:r>
+          <w:rPr>
+            <w:rFonts w:ascii="Arial" w:cs="Arial" w:eastAsia="Arial" w:hAnsi="Arial"/>
+            <w:color w:val="20647C"/>
+            <w:sz w:val="18"/>
+            <w:szCs w:val="18"/>
+            <w:u w:val="single"/>
+          </w:rPr>
+          <w:t xml:space="preserve">Microsoft · Network Policy Server overview</w:t>
+        </w:r>
+      </w:hyperlink>
+    </w:p>
+    <w:p>
       <w:r>
         <w:br w:type="page"/>
       </w:r>
@@ -6756,7 +6929,7 @@
           <w:sz w:val="20"/>
           <w:szCs w:val="20"/>
         </w:rPr>
-        <w:t xml:space="preserve">The cadence meets its first population: SCAP baselines on the sampled endpoints with the Windows 11 benchmark, rescans where the course changed infrastructure, and a fleet inventory the next wave's tooling will take over.</w:t>
+        <w:t xml:space="preserve">The cadence meets its first population: Security Content Automation Protocol (SCAP) baselines on the sampled endpoints with the Windows 11 benchmark, rescans where the course changed infrastructure, and a fleet inventory that course 1.10's tooling will take over.</w:t>
       </w:r>
     </w:p>
     <w:p>
@@ -6831,7 +7004,7 @@
           <w:sz w:val="21"/>
           <w:szCs w:val="21"/>
         </w:rPr>
-        <w:t xml:space="preserve">Hand the fleet inventory to the management wave.</w:t>
+        <w:t xml:space="preserve">Hand the fleet inventory to course 1.10's management tooling.</w:t>
       </w:r>
     </w:p>
     <w:p>
@@ -6868,7 +7041,7 @@
           <w:sz w:val="21"/>
           <w:szCs w:val="21"/>
         </w:rPr>
-        <w:t xml:space="preserve">Run SCC with the Windows 11 STIG benchmark against the sampled endpoints — the same sample set as lesson 6 — and note how much the pre-linked policies and the OS defaults already satisfy, exactly as the server baselines taught.</w:t>
+        <w:t xml:space="preserve">Run the SCAP Compliance Checker (SCC) with the Windows 11 STIG benchmark against the sampled endpoints — the same sample set as lesson 6 — and note how much the pre-linked policies and the OS defaults already satisfy, exactly as the server baselines taught.</w:t>
       </w:r>
     </w:p>
     <w:p>
@@ -6887,7 +7060,7 @@
           <w:sz w:val="21"/>
           <w:szCs w:val="21"/>
         </w:rPr>
-        <w:t xml:space="preserve">Rescan what changed: the DCs (schema and LAPS attributes), the issuing CA (fleet enrollment volume), and SBD-DHCP01 (a scope now in full use); attribute each delta to its lesson.</w:t>
+        <w:t xml:space="preserve">Rescan what changed: the DCs (schema and LAPS attributes), the issuing CA (fleet enrollment volume), and SBD-DHCP01 (the new NPS role and a scope in daily use); attribute each delta to its lesson.</w:t>
       </w:r>
     </w:p>
     <w:p>
@@ -6925,7 +7098,7 @@
           <w:sz w:val="21"/>
           <w:szCs w:val="21"/>
         </w:rPr>
-        <w:t xml:space="preserve">Write the handoff: the fleet exists, watched and hardened, but updates itself not at all — patching, endpoint protection, and vulnerability coverage are precisely what wave 5 builds next.</w:t>
+        <w:t xml:space="preserve">Write the handoff: the fleet exists, watched and hardened, but updates itself not at all — patching, endpoint protection, and vulnerability coverage are precisely what course 1.10 builds next.</w:t>
       </w:r>
     </w:p>
     <w:p>
@@ -7584,7 +7757,7 @@
           <w:sz w:val="20"/>
           <w:szCs w:val="20"/>
         </w:rPr>
-        <w:t xml:space="preserve">Endpoint baselines by sample; infrastructure deltas attributed.  The fleet inventory is the closing artifact.  The gap — patching and protection — is named for wave 5.</w:t>
+        <w:t xml:space="preserve">Endpoint baselines by sample; infrastructure deltas attributed.  The fleet inventory is the closing artifact.  The gap — patching and protection — is named for course 1.10.</w:t>
       </w:r>
     </w:p>
     <w:p>
@@ -8224,7 +8397,7 @@
                 <w:sz w:val="19"/>
                 <w:szCs w:val="19"/>
               </w:rPr>
-              <w:t xml:space="preserve">06  Scale to fifty and prove by sample</w:t>
+              <w:t xml:space="preserve">06  Scale to fifty, enforce 802.1X, and prove by sample</w:t>
             </w:r>
           </w:p>
         </w:tc>
@@ -8598,7 +8771,7 @@
         <w:sz w:val="15"/>
         <w:szCs w:val="15"/>
       </w:rPr>
-      <w:t xml:space="preserve">© 2026 Secure By Design Team LLC.   Course 1.9 · Materials edition 1.1     </w:t>
+      <w:t xml:space="preserve">© 2026 Secure By Design Team LLC.   Course 1.9 · Materials edition 1.2     </w:t>
     </w:r>
     <w:r>
       <w:rPr>

--- a/public/training/workstation-fleet/SecureByDesign-workstation-fleet-Workbook.docx
+++ b/public/training/workstation-fleet/SecureByDesign-workstation-fleet-Workbook.docx
@@ -90,7 +90,7 @@
           <w:sz w:val="16"/>
           <w:szCs w:val="16"/>
         </w:rPr>
-        <w:t xml:space="preserve">COURSE 1.9    /    COMPANION WORKBOOK</w:t>
+        <w:t xml:space="preserve">COURSE 1.7    /    COMPANION WORKBOOK</w:t>
       </w:r>
     </w:p>
     <w:p>
@@ -150,7 +150,7 @@
           <w:sz w:val="16"/>
           <w:szCs w:val="16"/>
         </w:rPr>
-        <w:t xml:space="preserve">MATERIALS EDITION 1.2    /    COURSE 1.9</w:t>
+        <w:t xml:space="preserve">MATERIALS EDITION 1.3    /    COURSE 1.7</w:t>
       </w:r>
     </w:p>
     <w:p>
@@ -427,7 +427,7 @@
           <w:sz w:val="16"/>
           <w:szCs w:val="16"/>
         </w:rPr>
-        <w:t xml:space="preserve">COURSE 1.9 / PREREQUISITES</w:t>
+        <w:t xml:space="preserve">COURSE 1.7 / PREREQUISITES</w:t>
       </w:r>
     </w:p>
     <w:p>
@@ -497,7 +497,7 @@
           <w:sz w:val="21"/>
           <w:szCs w:val="21"/>
         </w:rPr>
-        <w:t xml:space="preserve">Complete courses 1.5–1.8: routed network, working PKI services, DHCP with its relay, the tiered admin plane, and the logging pipeline.</w:t>
+        <w:t xml:space="preserve">Complete courses 1.4–1.6: working PKI services, DHCP with its relay, the tiered admin plane, and the logging pipeline, on the network's routed, segmented VLANs.</w:t>
       </w:r>
     </w:p>
     <w:p>
@@ -1133,7 +1133,7 @@
           <w:sz w:val="21"/>
           <w:szCs w:val="21"/>
         </w:rPr>
-        <w:t xml:space="preserve">Write the naming and rollout plan: SBD-PC01–SBD-PC50, addressed by the course 1.7 DHCP scope, joined in waves (pilot of three, then batches) rather than all fifty at once.</w:t>
+        <w:t xml:space="preserve">Write the naming and rollout plan: SBD-PC01–SBD-PC50, addressed by the course 1.5 DHCP scope, joined in waves (pilot of three, then batches) rather than all fifty at once.</w:t>
       </w:r>
     </w:p>
     <w:p>
@@ -1190,7 +1190,7 @@
           <w:sz w:val="21"/>
           <w:szCs w:val="21"/>
         </w:rPr>
-        <w:t xml:space="preserve">Create the workstation firewall GPO (SBD Workstation Firewall in this sample) on the Workstations OU: Windows Defender Firewall on for every profile with inbound traffic blocked by default, and inbound rules that allow SMB (TCP 445), Remote Desktop (TCP 3389), and remote management (TCP 5985–5986) only from SBD-ADMIN-PC01 at 10.0.60.30 — course 1.10 adds SBD-NESSUS01 for credentialed scans. No rule allows SMB or Remote Desktop between workstations: traffic inside VLAN 80 never reaches the router, so this policy, not the course 1.5 router rules, enforces the register's peer denies.</w:t>
+        <w:t xml:space="preserve">Create the workstation firewall GPO (SBD Workstation Firewall in this sample) on the Workstations OU: Windows Defender Firewall on for every profile with inbound traffic blocked by default, and inbound rules that allow SMB (TCP 445), Remote Desktop (TCP 3389), and remote management (TCP 5985–5986) only from SBD-ADMIN-PC01 at 10.0.60.30 — course 1.8 adds SBD-NESSUS01 for credentialed scans. No rule allows SMB or Remote Desktop between workstations: traffic inside VLAN 80 never reaches the router, so this policy, not the core router's rules, enforces the register's peer denies.</w:t>
       </w:r>
     </w:p>
     <w:p>
@@ -2152,7 +2152,7 @@
           <w:sz w:val="21"/>
           <w:szCs w:val="21"/>
         </w:rPr>
-        <w:t xml:space="preserve">Confirm the deny side holds: a pilot machine cannot reach another pilot machine's SMB or RDP — the lesson 1 firewall policy refuses it on the destination PC, because traffic inside VLAN 80 never reaches the router — and cannot open anything toward VLAN 60, which the course 1.5 router rules deny at the boundary.</w:t>
+        <w:t xml:space="preserve">Confirm the deny side holds: a pilot machine cannot reach another pilot machine's SMB or RDP — the lesson 1 firewall policy refuses it on the destination PC, because traffic inside VLAN 80 never reaches the router — and cannot open anything toward VLAN 60, which the core router's rules deny at the boundary.</w:t>
       </w:r>
     </w:p>
     <w:p>
@@ -3948,7 +3948,7 @@
           <w:sz w:val="20"/>
           <w:szCs w:val="20"/>
         </w:rPr>
-        <w:t xml:space="preserve">Course 1.6 proved autoenrollment on a pilot group; this lesson turns it loose. Widen the template permission to the fleet, let policy do the enrolling, and verify a machine certificate chains and checks revocation across the boundary.</w:t>
+        <w:t xml:space="preserve">Course 1.4 proved autoenrollment on a pilot group; this lesson turns it loose. Widen the template permission to the fleet, let policy do the enrolling, and verify a machine certificate chains and checks revocation across the boundary.</w:t>
       </w:r>
     </w:p>
     <w:p>
@@ -4060,7 +4060,7 @@
           <w:sz w:val="21"/>
           <w:szCs w:val="21"/>
         </w:rPr>
-        <w:t xml:space="preserve">Through the course 1.6 change process, update the SBD Computer Authentication template's autoenrollment permission from the pilot group to the Workstations OU's computers — the change record names the widening and its approver.</w:t>
+        <w:t xml:space="preserve">Through the course 1.4 change process, update the SBD Computer Authentication template's autoenrollment permission from the pilot group to the Workstations OU's computers — the change record names the widening and its approver.</w:t>
       </w:r>
     </w:p>
     <w:p>
@@ -4098,7 +4098,7 @@
           <w:sz w:val="21"/>
           <w:szCs w:val="21"/>
         </w:rPr>
-        <w:t xml:space="preserve">On an enrolled endpoint, run the full verification: the chain must reach the approved root, and the AIA and CDP fetches must answer live from pki.sbd.test through the course 1.5 register row.</w:t>
+        <w:t xml:space="preserve">On an enrolled endpoint, run the full verification: the chain must reach the approved root, and the AIA and CDP fetches must answer live from pki.sbd.test through the register's HTTP row.</w:t>
       </w:r>
     </w:p>
     <w:p>
@@ -5008,7 +5008,7 @@
           <w:sz w:val="21"/>
           <w:szCs w:val="21"/>
         </w:rPr>
-        <w:t xml:space="preserve">Add the Network Policy Server role to SBD-DHCP01 and register it in Active Directory. Give it a server certificate with the Server Authentication purpose from the issuing CA. It handles port admission only; router logins stay the named local accounts from course 1.5, so the server stays in the member-server tier.</w:t>
+        <w:t xml:space="preserve">Add the Network Policy Server role to SBD-DHCP01 and register it in Active Directory. Give it a server certificate with the Server Authentication purpose from the issuing CA. It handles port admission only; router logins stay named local accounts, so the server stays in the member-server tier.</w:t>
       </w:r>
     </w:p>
     <w:p>
@@ -5065,7 +5065,7 @@
           <w:sz w:val="21"/>
           <w:szCs w:val="21"/>
         </w:rPr>
-        <w:t xml:space="preserve">Prove monitor mode with the pilots: each authenticates with EAP-TLS and NPS logs a grant (event 6272), while a failed attempt is logged — as event 6273 when the request reaches NPS — but still forwards on VLAN 80. Add register row F20 with its owner, and confirm the NPS events reach the course 1.8 collector through the existing event forwarding subscription.</w:t>
+        <w:t xml:space="preserve">Prove monitor mode with the pilots: each authenticates with EAP-TLS and NPS logs a grant (event 6272), while a failed attempt is logged — as event 6273 when the request reaches NPS — but still forwards on VLAN 80. Add register row F20 with its owner, and confirm the NPS events reach the course 1.6 collector through the existing event forwarding subscription.</w:t>
       </w:r>
     </w:p>
     <w:p>
@@ -6084,7 +6084,7 @@
           <w:sz w:val="21"/>
           <w:szCs w:val="21"/>
         </w:rPr>
-        <w:t xml:space="preserve">Extend the course 1.8 forwarding subscription to the Workstations OU so all fifty endpoints report their security events — and confirm fleet sign-ins now appear in the analyst's searches.</w:t>
+        <w:t xml:space="preserve">Extend the course 1.6 forwarding subscription to the Workstations OU so all fifty endpoints report their security events — and confirm fleet sign-ins now appear in the analyst's searches.</w:t>
       </w:r>
     </w:p>
     <w:p>
@@ -6929,7 +6929,7 @@
           <w:sz w:val="20"/>
           <w:szCs w:val="20"/>
         </w:rPr>
-        <w:t xml:space="preserve">The cadence meets its first population: Security Content Automation Protocol (SCAP) baselines on the sampled endpoints with the Windows 11 benchmark, rescans where the course changed infrastructure, and a fleet inventory that course 1.10's tooling will take over.</w:t>
+        <w:t xml:space="preserve">The cadence meets its first population: Security Content Automation Protocol (SCAP) baselines on the sampled endpoints with the Windows 11 benchmark, rescans where the course changed infrastructure, and a fleet inventory that course 1.8's tooling will take over.</w:t>
       </w:r>
     </w:p>
     <w:p>
@@ -7004,7 +7004,7 @@
           <w:sz w:val="21"/>
           <w:szCs w:val="21"/>
         </w:rPr>
-        <w:t xml:space="preserve">Hand the fleet inventory to course 1.10's management tooling.</w:t>
+        <w:t xml:space="preserve">Hand the fleet inventory to course 1.8's management tooling.</w:t>
       </w:r>
     </w:p>
     <w:p>
@@ -7079,7 +7079,7 @@
           <w:sz w:val="21"/>
           <w:szCs w:val="21"/>
         </w:rPr>
-        <w:t xml:space="preserve">Assemble the fleet inventory — names, image ancestry, certificate thumbprints, sample status — as the course's closing artifact; course 1.10's management tooling will take ownership of keeping it current.</w:t>
+        <w:t xml:space="preserve">Assemble the fleet inventory — names, image ancestry, certificate thumbprints, sample status — as the course's closing artifact; course 1.8's management tooling will take ownership of keeping it current.</w:t>
       </w:r>
     </w:p>
     <w:p>
@@ -7098,7 +7098,7 @@
           <w:sz w:val="21"/>
           <w:szCs w:val="21"/>
         </w:rPr>
-        <w:t xml:space="preserve">Write the handoff: the fleet exists, watched and hardened, but updates itself not at all — patching, endpoint protection, and vulnerability coverage are precisely what course 1.10 builds next.</w:t>
+        <w:t xml:space="preserve">Write the handoff: the fleet exists, watched and hardened, but updates itself not at all — patching, endpoint protection, and vulnerability coverage are precisely what course 1.8 builds next.</w:t>
       </w:r>
     </w:p>
     <w:p>
@@ -7210,7 +7210,7 @@
           <w:sz w:val="21"/>
           <w:szCs w:val="21"/>
         </w:rPr>
-        <w:t xml:space="preserve">Evidence to keep: Finish the checklist: endpoint baselines, infrastructure rescans, the fleet inventory, and the handoff note to course 1.10.</w:t>
+        <w:t xml:space="preserve">Evidence to keep: Finish the checklist: endpoint baselines, infrastructure rescans, the fleet inventory, and the handoff note to course 1.8.</w:t>
       </w:r>
     </w:p>
     <w:tbl>
@@ -7757,7 +7757,7 @@
           <w:sz w:val="20"/>
           <w:szCs w:val="20"/>
         </w:rPr>
-        <w:t xml:space="preserve">Endpoint baselines by sample; infrastructure deltas attributed.  The fleet inventory is the closing artifact.  The gap — patching and protection — is named for course 1.10.</w:t>
+        <w:t xml:space="preserve">Endpoint baselines by sample; infrastructure deltas attributed.  The fleet inventory is the closing artifact.  The gap — patching and protection — is named for course 1.8.</w:t>
       </w:r>
     </w:p>
     <w:p>
@@ -7812,7 +7812,7 @@
           <w:sz w:val="16"/>
           <w:szCs w:val="16"/>
         </w:rPr>
-        <w:t xml:space="preserve">COURSE 1.9 / CLOSE OUT</w:t>
+        <w:t xml:space="preserve">COURSE 1.7 / CLOSE OUT</w:t>
       </w:r>
     </w:p>
     <w:p>
@@ -8673,7 +8673,7 @@
           <w:sz w:val="21"/>
           <w:szCs w:val="21"/>
         </w:rPr>
-        <w:t xml:space="preserve">That completes course 1.9. Course 1.10 keeps the fleet alive: updates, approved software, endpoint protection, and the scanner that watches for weakness.</w:t>
+        <w:t xml:space="preserve">That completes course 1.7. Course 1.8 keeps the fleet alive: updates, approved software, endpoint protection, and the scanner that watches for weakness.</w:t>
       </w:r>
     </w:p>
     <w:p>
@@ -8771,7 +8771,7 @@
         <w:sz w:val="15"/>
         <w:szCs w:val="15"/>
       </w:rPr>
-      <w:t xml:space="preserve">© 2026 Secure By Design Team LLC.   Course 1.9 · Materials edition 1.2     </w:t>
+      <w:t xml:space="preserve">© 2026 Secure By Design Team LLC.   Course 1.7 · Materials edition 1.3     </w:t>
     </w:r>
     <w:r>
       <w:rPr>

--- a/public/training/workstation-fleet/SecureByDesign-workstation-fleet-Workbook.docx
+++ b/public/training/workstation-fleet/SecureByDesign-workstation-fleet-Workbook.docx
@@ -122,7 +122,7 @@
           <w:sz w:val="30"/>
           <w:szCs w:val="30"/>
         </w:rPr>
-        <w:t xml:space="preserve">50 Windows 11 endpoints, managed from first boot</w:t>
+        <w:t xml:space="preserve">50 Windows endpoints, managed from first boot</w:t>
       </w:r>
     </w:p>
     <w:p>
@@ -150,7 +150,7 @@
           <w:sz w:val="16"/>
           <w:szCs w:val="16"/>
         </w:rPr>
-        <w:t xml:space="preserve">MATERIALS EDITION 1.3    /    COURSE 1.7</w:t>
+        <w:t xml:space="preserve">MATERIALS EDITION 1.4    /    COURSE 1.7</w:t>
       </w:r>
     </w:p>
     <w:p>
@@ -164,7 +164,7 @@
           <w:sz w:val="16"/>
           <w:szCs w:val="16"/>
         </w:rPr>
-        <w:t xml:space="preserve">Updated 8 October 2026  ·  sbd-workstation-fleet</w:t>
+        <w:t xml:space="preserve">Updated 9 October 2026  ·  sbd-workstation-fleet</w:t>
       </w:r>
     </w:p>
     <w:p>
@@ -516,7 +516,7 @@
           <w:sz w:val="21"/>
           <w:szCs w:val="21"/>
         </w:rPr>
-        <w:t xml:space="preserve">Prepare a patched Windows 11 reference image (or template) for the fifty endpoints, obtained through the approved offline media process.</w:t>
+        <w:t xml:space="preserve">Prepare a patched Windows reference image (or template) for the fifty endpoints, obtained through the approved offline media process.</w:t>
       </w:r>
     </w:p>
     <w:p>
@@ -535,7 +535,7 @@
           <w:sz w:val="21"/>
           <w:szCs w:val="21"/>
         </w:rPr>
-        <w:t xml:space="preserve">Confirm the Workstations OU, the container redirects from course 1.3, and the Defense Information Systems Agency (DISA) Windows 11 Security Technical Implementation Guide (STIG) Group Policy objects (GPOs) from the course 1.3 package are ready to link.</w:t>
+        <w:t xml:space="preserve">Confirm the Workstations OU, the container redirects from course 1.3, and the Defense Information Systems Agency (DISA) Security Technical Implementation Guide (STIG) Group Policy objects (GPOs) for your Windows client release, from the course 1.3 package, are ready to link.</w:t>
       </w:r>
     </w:p>
     <w:p>
@@ -752,7 +752,7 @@
                 <w:sz w:val="19"/>
                 <w:szCs w:val="19"/>
               </w:rPr>
-              <w:t xml:space="preserve">50 Windows 11 PCs — name, address, OS build</w:t>
+              <w:t xml:space="preserve">50 Windows PCs — name, address, OS build</w:t>
             </w:r>
           </w:p>
         </w:tc>
@@ -1077,7 +1077,7 @@
           <w:sz w:val="21"/>
           <w:szCs w:val="21"/>
         </w:rPr>
-        <w:t xml:space="preserve">Link the Windows 11 STIG policies and the workstation firewall policy to the Workstations OU before any join.</w:t>
+        <w:t xml:space="preserve">Link the Windows client STIG policies and the workstation firewall policy to the Workstations OU before any join.</w:t>
       </w:r>
     </w:p>
     <w:p>
@@ -1114,7 +1114,7 @@
           <w:sz w:val="21"/>
           <w:szCs w:val="21"/>
         </w:rPr>
-        <w:t xml:space="preserve">Finalize the Windows 11 reference image: current patches via the approved media process, no preinstalled extras, and a generalized state so each clone takes its own identity. Record the image version and hash — it is the fleet's common ancestor and belongs in evidence.</w:t>
+        <w:t xml:space="preserve">Finalize the Windows reference image: current patches via the approved media process, no preinstalled extras, and a generalized state so each clone takes its own identity. Record the image version and hash — it is the fleet's common ancestor and belongs in evidence.</w:t>
       </w:r>
     </w:p>
     <w:p>
@@ -1171,7 +1171,7 @@
           <w:sz w:val="21"/>
           <w:szCs w:val="21"/>
         </w:rPr>
-        <w:t xml:space="preserve">Link the DISA Windows 11 STIG policies from the course 1.3 package to the Workstations OU now, so the very first pilot boots into the hardened state — and note that Windows 11's own secure defaults will already satisfy some checks, just as Server 2025 did.</w:t>
+        <w:t xml:space="preserve">Link the DISA Windows client STIG policies from the course 1.3 package to the Workstations OU now, so the very first pilot boots into the hardened state — and note that the Windows client's own secure defaults will already satisfy some checks, just as Windows Server's did.</w:t>
       </w:r>
     </w:p>
     <w:p>
@@ -6929,7 +6929,7 @@
           <w:sz w:val="20"/>
           <w:szCs w:val="20"/>
         </w:rPr>
-        <w:t xml:space="preserve">The cadence meets its first population: Security Content Automation Protocol (SCAP) baselines on the sampled endpoints with the Windows 11 benchmark, rescans where the course changed infrastructure, and a fleet inventory that course 1.8's tooling will take over.</w:t>
+        <w:t xml:space="preserve">The cadence meets its first population: Security Content Automation Protocol (SCAP) baselines on the sampled endpoints with the Windows client benchmark, rescans where the course changed infrastructure, and a fleet inventory that course 1.8's tooling will take over.</w:t>
       </w:r>
     </w:p>
     <w:p>
@@ -6966,7 +6966,7 @@
           <w:sz w:val="21"/>
           <w:szCs w:val="21"/>
         </w:rPr>
-        <w:t xml:space="preserve">Baseline sampled endpoints with the Windows 11 STIG benchmark.</w:t>
+        <w:t xml:space="preserve">Baseline sampled endpoints with the Windows client STIG benchmark.</w:t>
       </w:r>
     </w:p>
     <w:p>
@@ -7041,7 +7041,7 @@
           <w:sz w:val="21"/>
           <w:szCs w:val="21"/>
         </w:rPr>
-        <w:t xml:space="preserve">Run the SCAP Compliance Checker (SCC) with the Windows 11 STIG benchmark against the sampled endpoints — the same sample set as lesson 6 — and note how much the pre-linked policies and the OS defaults already satisfy, exactly as the server baselines taught.</w:t>
+        <w:t xml:space="preserve">Run the SCAP Compliance Checker (SCC) with the Windows client STIG benchmark against the sampled endpoints — the same sample set as lesson 6 — and note how much the pre-linked policies and the OS defaults already satisfy, exactly as the server baselines taught.</w:t>
       </w:r>
     </w:p>
     <w:p>
@@ -7178,7 +7178,7 @@
           <w:sz w:val="20"/>
           <w:szCs w:val="20"/>
         </w:rPr>
-        <w:t xml:space="preserve">Sampled endpoints hold dated Windows 11 baselines, the infrastructure rescans carry attributed deltas, and the fleet inventory is complete and filed.</w:t>
+        <w:t xml:space="preserve">Sampled endpoints hold dated Windows client baselines, the infrastructure rescans carry attributed deltas, and the fleet inventory is complete and filed.</w:t>
       </w:r>
     </w:p>
     <w:p>
@@ -8771,7 +8771,7 @@
         <w:sz w:val="15"/>
         <w:szCs w:val="15"/>
       </w:rPr>
-      <w:t xml:space="preserve">© 2026 Secure By Design Team LLC.   Course 1.7 · Materials edition 1.3     </w:t>
+      <w:t xml:space="preserve">© 2026 Secure By Design Team LLC.   Course 1.7 · Materials edition 1.4     </w:t>
     </w:r>
     <w:r>
       <w:rPr>

--- a/public/training/workstation-fleet/SecureByDesign-workstation-fleet-Workbook.docx
+++ b/public/training/workstation-fleet/SecureByDesign-workstation-fleet-Workbook.docx
@@ -90,7 +90,7 @@
           <w:sz w:val="16"/>
           <w:szCs w:val="16"/>
         </w:rPr>
-        <w:t xml:space="preserve">COURSE 1.7    /    COMPANION WORKBOOK</w:t>
+        <w:t xml:space="preserve">COURSE 1.13    /    COMPANION WORKBOOK</w:t>
       </w:r>
     </w:p>
     <w:p>
@@ -136,7 +136,7 @@
           <w:sz w:val="21"/>
           <w:szCs w:val="21"/>
         </w:rPr>
-        <w:t xml:space="preserve">Join the fifty-workstation fleet to a network that is ready for it: DHCP addressing, OU landing with STIG policy at first boot, Windows LAPS for every local administrator, certificate autoenrollment at scale, and a sampled proof with the whole rollout observed by the logging pipeline.</w:t>
+        <w:t xml:space="preserve">Join the fifty-workstation fleet to a network that is ready for it: DHCP addressing, OU landing with STIG policy at first boot, Windows LAPS for every local administrator, certificate autoenrollment at scale, 802.1X port admission through NPS on SBD-DHCP01, and a sampled proof with the whole rollout observed by the logging pipeline.</w:t>
       </w:r>
     </w:p>
     <w:p>
@@ -150,7 +150,7 @@
           <w:sz w:val="16"/>
           <w:szCs w:val="16"/>
         </w:rPr>
-        <w:t xml:space="preserve">MATERIALS EDITION 1.4    /    COURSE 1.7</w:t>
+        <w:t xml:space="preserve">MATERIALS EDITION 1.5    /    COURSE 1.13</w:t>
       </w:r>
     </w:p>
     <w:p>
@@ -164,7 +164,7 @@
           <w:sz w:val="16"/>
           <w:szCs w:val="16"/>
         </w:rPr>
-        <w:t xml:space="preserve">Updated 9 October 2026  ·  sbd-workstation-fleet</w:t>
+        <w:t xml:space="preserve">Updated 14 October 2026  ·  sbd-workstation-fleet</w:t>
       </w:r>
     </w:p>
     <w:p>
@@ -427,7 +427,7 @@
           <w:sz w:val="16"/>
           <w:szCs w:val="16"/>
         </w:rPr>
-        <w:t xml:space="preserve">COURSE 1.7 / PREREQUISITES</w:t>
+        <w:t xml:space="preserve">COURSE 1.13 / PREREQUISITES</w:t>
       </w:r>
     </w:p>
     <w:p>
@@ -460,7 +460,7 @@
           <w:sz w:val="21"/>
           <w:szCs w:val="21"/>
         </w:rPr>
-        <w:t xml:space="preserve">Fifty endpoints join a network that is finally ready for them: addressed by DHCP, landed by OU redirect, hardened by policy at first boot, certified by autoenrollment, and watched by the pipeline from their first sign-in. The sample names run SBD-PC01 through SBD-PC50; match them to your own plan.</w:t>
+        <w:t xml:space="preserve">Fifty endpoints join a network that is finally ready for them: addressed by DHCP, landed by OU redirect, hardened by policy at first boot, certified by autoenrollment, and watched by the pipeline from their first sign-in. Tier 0 steps run from AdminJumpBox01, Tier 1 steps on SBD-DHCP01 from SBD-ADMIN-SRV01, and Tier 2 steps inside SBD-ADMIN-PC01; each seat keeps its part of the record under C:\Evidence\workstation-fleet. The sample names run SBD-PC01 through SBD-PC50; match them to your own plan.</w:t>
       </w:r>
     </w:p>
     <w:p>
@@ -497,7 +497,7 @@
           <w:sz w:val="21"/>
           <w:szCs w:val="21"/>
         </w:rPr>
-        <w:t xml:space="preserve">Complete courses 1.4–1.6: working PKI services, DHCP with its relay, the tiered admin plane, and the logging pipeline, on the network's routed, segmented VLANs.</w:t>
+        <w:t xml:space="preserve">Complete courses 1.6–1.12: the course 1.6 PKI with its SBD Computer Authentication template and the SBD Certificate Autoenrollment GPO at the domain root, SBD-DHCP01 (course 1.7), whose relay course 1.7 verified, the three administration seats (course 1.8), and the logging pipeline (courses 1.10–1.12), on the network's routed, segmented VLANs.</w:t>
       </w:r>
     </w:p>
     <w:p>
@@ -516,7 +516,7 @@
           <w:sz w:val="21"/>
           <w:szCs w:val="21"/>
         </w:rPr>
-        <w:t xml:space="preserve">Prepare a patched Windows reference image (or template) for the fifty endpoints, obtained through the approved offline media process.</w:t>
+        <w:t xml:space="preserve">Prepare a patched Windows client reference image (or template) for the fifty endpoints, obtained through the approved offline media process.</w:t>
       </w:r>
     </w:p>
     <w:p>
@@ -535,7 +535,7 @@
           <w:sz w:val="21"/>
           <w:szCs w:val="21"/>
         </w:rPr>
-        <w:t xml:space="preserve">Confirm the Workstations OU, the container redirects from course 1.3, and the Defense Information Systems Agency (DISA) Security Technical Implementation Guide (STIG) Group Policy objects (GPOs) for your Windows client release, from the course 1.3 package, are ready to link.</w:t>
+        <w:t xml:space="preserve">Confirm the Workstations OU and the computer redirect from course 1.5, and the Defense Information Systems Agency (DISA) Security Technical Implementation Guide (STIG) Group Policy objects (GPOs) for your Windows client release, imported in course 1.5 from the package course 1.4 staged and still unlinked there. Have course 1.4's media set at hand — SCC, the Windows client STIG and its SCAP benchmark, with connected-side-hashes.csv — for SBD-ADMIN-PC01's own SCC copy in lesson 7.</w:t>
       </w:r>
     </w:p>
     <w:p>
@@ -611,6 +611,25 @@
           <w:szCs w:val="21"/>
         </w:rPr>
         <w:t xml:space="preserve">Manage every local administrator with Windows LAPS under the tier model.</w:t>
+      </w:r>
+    </w:p>
+    <w:p>
+      <w:pPr>
+        <w:pStyle w:val="ListParagraph"/>
+        <w:numPr>
+          <w:ilvl w:val="0"/>
+          <w:numId w:val="3"/>
+        </w:numPr>
+        <w:spacing w:after="120" w:before="0" w:line="288" w:lineRule="auto"/>
+      </w:pPr>
+      <w:r>
+        <w:rPr>
+          <w:rFonts w:ascii="Arial" w:cs="Arial" w:eastAsia="Arial" w:hAnsi="Arial"/>
+          <w:color w:val="526B7E"/>
+          <w:sz w:val="21"/>
+          <w:szCs w:val="21"/>
+        </w:rPr>
+        <w:t xml:space="preserve">Admit only enrolled machines to VLAN 80 ports with 802.1X, proven in monitor mode before enforcement.</w:t>
       </w:r>
     </w:p>
     <w:p>
@@ -1077,7 +1096,7 @@
           <w:sz w:val="21"/>
           <w:szCs w:val="21"/>
         </w:rPr>
-        <w:t xml:space="preserve">Link the Windows client STIG policies and the workstation firewall policy to the Workstations OU before any join.</w:t>
+        <w:t xml:space="preserve">Link the Windows client STIG policies, the local Administrators policy and the workstation firewall policy to the Workstations OU before any join.</w:t>
       </w:r>
     </w:p>
     <w:p>
@@ -1114,7 +1133,7 @@
           <w:sz w:val="21"/>
           <w:szCs w:val="21"/>
         </w:rPr>
-        <w:t xml:space="preserve">Finalize the Windows reference image: current patches via the approved media process, no preinstalled extras, and a generalized state so each clone takes its own identity. Record the image version and hash — it is the fleet's common ancestor and belongs in evidence.</w:t>
+        <w:t xml:space="preserve">Finalize the Windows client reference image: current patches via the approved media process, no preinstalled extras, one local administrator account for Windows LAPS to manage (the Windows client STIG disables the built-in Administrator), and a generalized state so each clone takes its own identity. Record the image version and hash — it is the fleet's common ancestor and belongs in evidence.</w:t>
       </w:r>
     </w:p>
     <w:p>
@@ -1133,7 +1152,7 @@
           <w:sz w:val="21"/>
           <w:szCs w:val="21"/>
         </w:rPr>
-        <w:t xml:space="preserve">Write the naming and rollout plan: SBD-PC01–SBD-PC50, addressed by the course 1.5 DHCP scope, joined in waves (pilot of three, then batches) rather than all fifty at once.</w:t>
+        <w:t xml:space="preserve">Write the naming and rollout plan: SBD-PC01–SBD-PC50, addressed by the course 1.7 DHCP scope, joined in waves (pilot of three, then batches) rather than all fifty at once.</w:t>
       </w:r>
     </w:p>
     <w:p>
@@ -1152,7 +1171,7 @@
           <w:sz w:val="21"/>
           <w:szCs w:val="21"/>
         </w:rPr>
-        <w:t xml:space="preserve">Create a dedicated domain-join account delegated only the create-computer-objects right on the Workstations OU — no broader privilege rides along with fifty join operations. The course 1.3 redirect already guarantees machines land in that OU.</w:t>
+        <w:t xml:space="preserve">From AdminJumpBox01, create a dedicated domain-join account delegated only Create Computer objects on the Workstations OU — no broader privilege rides along with fifty join operations — and record it beside the same delegation course 1.8 gave SBD Tier 2 Admins for its test client. The course 1.5 redirect already guarantees machines land in that OU. Add a GPO, linked only to the Workstations OU, that makes SBD Tier 2 Admins the managing group in each PC's local Administrators (Group Policy Preferences, Local Users and Groups), as course 1.8 did by hand on its test client; course 1.8's tier logon GPO already denies Tier 0 and Tier 1 sign-ins there.</w:t>
       </w:r>
     </w:p>
     <w:p>
@@ -1171,7 +1190,7 @@
           <w:sz w:val="21"/>
           <w:szCs w:val="21"/>
         </w:rPr>
-        <w:t xml:space="preserve">Link the DISA Windows client STIG policies from the course 1.3 package to the Workstations OU now, so the very first pilot boots into the hardened state — and note that the Windows client's own secure defaults will already satisfy some checks, just as Windows Server's did.</w:t>
+        <w:t xml:space="preserve">Link the DISA Windows client policies that course 1.5 imported and left unlinked to the Workstations OU now — the computer policy, the user policy, and course 1.5's loopback (Merge) GPO, as course 1.8 did for Admin Workstations — so the very first pilot boots into the hardened state, and note that the Windows client's own secure defaults will already satisfy some checks, just as Windows Server's did.</w:t>
       </w:r>
     </w:p>
     <w:p>
@@ -1190,7 +1209,7 @@
           <w:sz w:val="21"/>
           <w:szCs w:val="21"/>
         </w:rPr>
-        <w:t xml:space="preserve">Create the workstation firewall GPO (SBD Workstation Firewall in this sample) on the Workstations OU: Windows Defender Firewall on for every profile with inbound traffic blocked by default, and inbound rules that allow SMB (TCP 445), Remote Desktop (TCP 3389), and remote management (TCP 5985–5986) only from SBD-ADMIN-PC01 at 10.0.60.30 — course 1.8 adds SBD-NESSUS01 for credentialed scans. No rule allows SMB or Remote Desktop between workstations: traffic inside VLAN 80 never reaches the router, so this policy, not the core router's rules, enforces the register's peer denies.</w:t>
+        <w:t xml:space="preserve">Create the workstation firewall GPO (SBD Workstation Firewall in this sample) on the Workstations OU: Windows Defender Firewall on for every profile with inbound traffic blocked by default, and inbound rules that allow Remote Desktop (TCP 3389) and remote management (TCP 5985–5986) only from SBD-ADMIN-PC01 at 10.0.60.30 — the ports its register row, A03, carries. No rule allows SMB or Remote Desktop between workstations: traffic inside VLAN 80 never reaches the router, so this policy, not the core router's rules, enforces the register's peer denies.</w:t>
       </w:r>
     </w:p>
     <w:p>
@@ -1224,7 +1243,7 @@
           <w:sz w:val="18"/>
           <w:szCs w:val="18"/>
         </w:rPr>
-        <w:t xml:space="preserve">Get-FileHash -Algorithm SHA256 C:\Staging\Win11-Reference.vhdx</w:t>
+        <w:t xml:space="preserve">Get-FileHash -Algorithm SHA256 C:\Staging\Windows-client-reference.vhdx</w:t>
       </w:r>
     </w:p>
     <w:p>
@@ -1240,7 +1259,23 @@
           <w:sz w:val="18"/>
           <w:szCs w:val="18"/>
         </w:rPr>
-        <w:t xml:space="preserve">Get-ADOrganizationalUnit -Identity 'OU=Workstations,OU=SBD,DC=sbd,DC=test'</w:t>
+        <w:t xml:space="preserve"># On AdminJumpBox01 (Tier 0): the join account's delegation (svc-fleet-join in this sample) and the OU's links</w:t>
+      </w:r>
+    </w:p>
+    <w:p>
+      <w:pPr>
+        <w:shd w:fill="F1F7FA" w:color="auto" w:val="clear"/>
+        <w:spacing w:after="0" w:before="0" w:line="252" w:lineRule="auto"/>
+        <w:ind w:left="160" w:right="160"/>
+      </w:pPr>
+      <w:r>
+        <w:rPr>
+          <w:rFonts w:ascii="Consolas" w:cs="Consolas" w:eastAsia="Consolas" w:hAnsi="Consolas"/>
+          <w:color w:val="193448"/>
+          <w:sz w:val="18"/>
+          <w:szCs w:val="18"/>
+        </w:rPr>
+        <w:t xml:space="preserve">(Get-Acl 'AD:\OU=Workstations,OU=SBD,DC=sbd,DC=test').Access | Where-Object IdentityReference -match 'svc-fleet-join|SBD Tier 2 Admins' | Select-Object IdentityReference, ActiveDirectoryRights, ObjectType</w:t>
       </w:r>
     </w:p>
     <w:p>
@@ -1302,7 +1337,7 @@
           <w:sz w:val="20"/>
           <w:szCs w:val="20"/>
         </w:rPr>
-        <w:t xml:space="preserve">The image is hashed and recorded, the join account holds only the delegated right on the Workstations OU, and the STIG and firewall GPO links show on that OU before any machine exists in it.</w:t>
+        <w:t xml:space="preserve">The image is hashed and recorded, the join account holds only Create Computer objects on the Workstations OU, and the client STIG, loopback, local Administrators and firewall GPO links show on that OU, beside course 1.8's tier logon GPO, before any machine exists in it.</w:t>
       </w:r>
     </w:p>
     <w:p>
@@ -1334,7 +1369,7 @@
           <w:sz w:val="21"/>
           <w:szCs w:val="21"/>
         </w:rPr>
-        <w:t xml:space="preserve">Evidence to keep: Keep the image record with its hash, the naming and wave plan, the delegation report for the join account, the OU's GPO inheritance output, and the firewall GPO report.</w:t>
+        <w:t xml:space="preserve">Evidence to keep: Keep the image record with its hash, the naming and wave plan, the delegation output for the join account and SBD Tier 2 Admins, the OU's GPO inheritance output, and the firewall GPO report.</w:t>
       </w:r>
     </w:p>
     <w:tbl>
@@ -1881,7 +1916,7 @@
           <w:sz w:val="20"/>
           <w:szCs w:val="20"/>
         </w:rPr>
-        <w:t xml:space="preserve">One hashed image, one naming plan, waves instead of a big bang.  The join credential can create computer objects and nothing else.  The Workstations OU is armed with policy before it holds a machine.  Peer SMB and Remote Desktop are blocked by each PC's own firewall, set by policy before the first join.</w:t>
+        <w:t xml:space="preserve">One hashed image, one naming plan, waves instead of a big bang.  The join credential can create computer objects and nothing else.  The Workstations OU is armed with policy, and its managers named, before it holds a machine.  Peer SMB and Remote Desktop are blocked by each PC's own firewall, set by policy before the first join.</w:t>
       </w:r>
     </w:p>
     <w:p>
@@ -2114,7 +2149,7 @@
           <w:sz w:val="21"/>
           <w:szCs w:val="21"/>
         </w:rPr>
-        <w:t xml:space="preserve">Deploy SBD-PC01 through SBD-PC03 from the image into VLAN 80, let each take its DHCP lease, and join sbd.test with the delegated account — nothing about the join should require a privileged credential.</w:t>
+        <w:t xml:space="preserve">Deploy SBD-PC01 through SBD-PC03 from the image into VLAN 80 — where the PCs are virtual machines, with the hypervisor's time synchronization turned off, as course 1.3 requires — let each take its DHCP lease, and join sbd.test with the delegated account; nothing about the join should require a privileged credential.</w:t>
       </w:r>
     </w:p>
     <w:p>
@@ -2133,7 +2168,7 @@
           <w:sz w:val="21"/>
           <w:szCs w:val="21"/>
         </w:rPr>
-        <w:t xml:space="preserve">Per machine, verify the inheritance chain: the computer object sits in the Workstations OU (the redirect working), gpresult shows the STIG policies applied, and the secure dynamic DNS record exists on both DCs.</w:t>
+        <w:t xml:space="preserve">Per machine, verify the inheritance chain: the computer object sits in the Workstations OU (the course 1.5 redirect working), gpresult shows the STIG policies applied, w32tm /query /source names a domain controller, and the A and PTR records SBD-DHCP01 registered for it under svc-dhcp-dns (course 1.7) answer from both DCs.</w:t>
       </w:r>
     </w:p>
     <w:p>
@@ -2171,7 +2206,7 @@
           <w:sz w:val="21"/>
           <w:szCs w:val="21"/>
         </w:rPr>
-        <w:t xml:space="preserve">Find the three joins in the logging pipeline: the domain controller events for the computer-account creations should already be on the collector and searchable in analysis — the first machines this network has watched arrive.</w:t>
+        <w:t xml:space="preserve">Find the three joins in the logging pipeline: the domain controllers' computer-account creation events (4741) should already be on the course 1.10 collector and searchable in SBD-SPLUNK01 (course 1.12) — the first machines this network has watched arrive. If the course 1.10 subscription doesn't carry 4741, add it and record the change.</w:t>
       </w:r>
     </w:p>
     <w:p>
@@ -2237,7 +2272,23 @@
           <w:sz w:val="18"/>
           <w:szCs w:val="18"/>
         </w:rPr>
-        <w:t xml:space="preserve">Resolve-DnsName SBD-PC01.sbd.test</w:t>
+        <w:t xml:space="preserve">w32tm /query /source   # a domain controller, never Local CMOS Clock or the hypervisor</w:t>
+      </w:r>
+    </w:p>
+    <w:p>
+      <w:pPr>
+        <w:shd w:fill="F1F7FA" w:color="auto" w:val="clear"/>
+        <w:spacing w:after="0" w:before="0" w:line="252" w:lineRule="auto"/>
+        <w:ind w:left="160" w:right="160"/>
+      </w:pPr>
+      <w:r>
+        <w:rPr>
+          <w:rFonts w:ascii="Consolas" w:cs="Consolas" w:eastAsia="Consolas" w:hAnsi="Consolas"/>
+          <w:color w:val="193448"/>
+          <w:sz w:val="18"/>
+          <w:szCs w:val="18"/>
+        </w:rPr>
+        <w:t xml:space="preserve">Resolve-DnsName SBD-PC01.sbd.test -Server SBD-DC02.sbd.test</w:t>
       </w:r>
     </w:p>
     <w:p>
@@ -2283,7 +2334,7 @@
           <w:sz w:val="20"/>
           <w:szCs w:val="20"/>
         </w:rPr>
-        <w:t xml:space="preserve">All three pilots sit in the Workstations OU with STIG policy applied and DNS registered, peer SMB/RDP fails as designed, and the join events are visible in analysis.</w:t>
+        <w:t xml:space="preserve">All three pilots sit in the Workstations OU with STIG policy applied, time from a domain controller and DNS registered on both DCs, peer SMB/RDP fails as designed, and the join events are visible in analysis.</w:t>
       </w:r>
     </w:p>
     <w:p>
@@ -2315,7 +2366,7 @@
           <w:sz w:val="21"/>
           <w:szCs w:val="21"/>
         </w:rPr>
-        <w:t xml:space="preserve">Evidence to keep: Keep each pilot's placement, gpresult, and DNS proof; the peer-deny output; and the analysis search showing the three computer-account creations.</w:t>
+        <w:t xml:space="preserve">Evidence to keep: Keep each pilot's placement, gpresult, time source and DNS proof; the peer-deny output; and the analysis search showing the three computer-account creations.</w:t>
       </w:r>
     </w:p>
     <w:tbl>
@@ -2878,23 +2929,6 @@
             <w:szCs w:val="18"/>
             <w:u w:val="single"/>
           </w:rPr>
-          <w:t xml:space="preserve">Microsoft · Configure certificate autoenrollment</w:t>
-        </w:r>
-      </w:hyperlink>
-    </w:p>
-    <w:p>
-      <w:pPr>
-        <w:spacing w:after="60" w:before="0" w:line="288" w:lineRule="auto"/>
-      </w:pPr>
-      <w:hyperlink w:history="1" r:id="rIdbczz2zbykbl6nzozyilhq">
-        <w:r>
-          <w:rPr>
-            <w:rFonts w:ascii="Arial" w:cs="Arial" w:eastAsia="Arial" w:hAnsi="Arial"/>
-            <w:color w:val="20647C"/>
-            <w:sz w:val="18"/>
-            <w:szCs w:val="18"/>
-            <w:u w:val="single"/>
-          </w:rPr>
           <w:t xml:space="preserve">DISA · STIG Group Policy Objects package</w:t>
         </w:r>
       </w:hyperlink>
@@ -2903,7 +2937,7 @@
       <w:pPr>
         <w:spacing w:after="60" w:before="0" w:line="288" w:lineRule="auto"/>
       </w:pPr>
-      <w:hyperlink w:history="1" r:id="rIdt45ddlrjpyirdznh2r1xg">
+      <w:hyperlink w:history="1" r:id="rIdbczz2zbykbl6nzozyilhq">
         <w:r>
           <w:rPr>
             <w:rFonts w:ascii="Arial" w:cs="Arial" w:eastAsia="Arial" w:hAnsi="Arial"/>
@@ -2920,7 +2954,7 @@
       <w:pPr>
         <w:spacing w:after="60" w:before="0" w:line="288" w:lineRule="auto"/>
       </w:pPr>
-      <w:hyperlink w:history="1" r:id="rId10">
+      <w:hyperlink w:history="1" r:id="rIdt45ddlrjpyirdznh2r1xg">
         <w:r>
           <w:rPr>
             <w:rFonts w:ascii="Arial" w:cs="Arial" w:eastAsia="Arial" w:hAnsi="Arial"/>
@@ -3112,7 +3146,7 @@
           <w:sz w:val="21"/>
           <w:szCs w:val="21"/>
         </w:rPr>
-        <w:t xml:space="preserve">Extend the directory schema for Windows LAPS (Update-LapsADSchema) and grant the Workstations OU's computers the right to update their own password attributes — a one-time Tier 0 action, performed from the jump host and recorded like any schema change.</w:t>
+        <w:t xml:space="preserve">From AdminJumpBox01, extend the directory schema for Windows LAPS (Update-LapsADSchema, which needs Schema Admins) and grant the Workstations OU's computers the right to update their own password attributes (Set-LapsADComputerSelfPermission) — a one-time Tier 0 action, recorded like any schema change.</w:t>
       </w:r>
     </w:p>
     <w:p>
@@ -3131,7 +3165,7 @@
           <w:sz w:val="21"/>
           <w:szCs w:val="21"/>
         </w:rPr>
-        <w:t xml:space="preserve">Grant read access on the managed passwords to the Tier 2 admin group only — exactly the people SBD-ADMIN-PC01 exists for — and nobody else; the tier model decides who may know an endpoint's local secret.</w:t>
+        <w:t xml:space="preserve">Grant read access on the managed passwords to SBD Tier 2 Admins (Set-LapsADReadPasswordPermission) — exactly the people SBD-ADMIN-PC01 exists for. Domain Admins can read them by default; no other group gets the right, and Tier 0 accounts don't sign in on workstations to use one. The tier model decides who may know an endpoint's local secret.</w:t>
       </w:r>
     </w:p>
     <w:p>
@@ -3150,7 +3184,7 @@
           <w:sz w:val="21"/>
           <w:szCs w:val="21"/>
         </w:rPr>
-        <w:t xml:space="preserve">Create the LAPS GPO on the Workstations OU: managed built-in administrator, the password complexity and age the plan sets, and post-authentication reset so a used password does not live on.</w:t>
+        <w:t xml:space="preserve">Create the LAPS GPO on the Workstations OU: back up to Active Directory, manage the local administrator account the image carries (named in the policy, because Windows LAPS manages the built-in Administrator unless told otherwise and doesn't create accounts), encrypt the password with SBD Tier 2 Admins as its authorized decryptor (otherwise only Domain Admins can decrypt it), the complexity, length and age the plan sets, and post-authentication actions that reset the password and sign the account out after a short grace period, so a used password does not live on.</w:t>
       </w:r>
     </w:p>
     <w:p>
@@ -3169,7 +3203,7 @@
           <w:sz w:val="21"/>
           <w:szCs w:val="21"/>
         </w:rPr>
-        <w:t xml:space="preserve">On a pilot, confirm the policy applied, retrieve the password from the admin seat, use it once, and watch rotation — one cycle, fully observed, is the proof the other forty-nine inherit.</w:t>
+        <w:t xml:space="preserve">On a pilot, confirm the policy applied, retrieve the password from SBD-ADMIN-PC01, use it once, and watch rotation after the grace period — one cycle, fully observed, is the proof the other forty-nine inherit.</w:t>
       </w:r>
     </w:p>
     <w:p>
@@ -3203,7 +3237,7 @@
           <w:sz w:val="18"/>
           <w:szCs w:val="18"/>
         </w:rPr>
-        <w:t xml:space="preserve">Get-LapsADPassword -Identity SBD-PC01 -AsPlainText   # from SBD-ADMIN-PC01, Tier 2 admin</w:t>
+        <w:t xml:space="preserve"># On AdminJumpBox01 (Tier 0): who holds the LAPS rights on the Workstations OU</w:t>
       </w:r>
     </w:p>
     <w:p>
@@ -3219,7 +3253,71 @@
           <w:sz w:val="18"/>
           <w:szCs w:val="18"/>
         </w:rPr>
+        <w:t xml:space="preserve">Find-LapsADExtendedRights -Identity 'OU=Workstations,OU=SBD,DC=sbd,DC=test'</w:t>
+      </w:r>
+    </w:p>
+    <w:p>
+      <w:pPr>
+        <w:shd w:fill="F1F7FA" w:color="auto" w:val="clear"/>
+        <w:spacing w:after="0" w:before="0" w:line="252" w:lineRule="auto"/>
+        <w:ind w:left="160" w:right="160"/>
+      </w:pPr>
+      <w:r>
+        <w:rPr>
+          <w:rFonts w:ascii="Consolas" w:cs="Consolas" w:eastAsia="Consolas" w:hAnsi="Consolas"/>
+          <w:color w:val="193448"/>
+          <w:sz w:val="18"/>
+          <w:szCs w:val="18"/>
+        </w:rPr>
+        <w:t xml:space="preserve"># Inside SBD-ADMIN-PC01 (Tier 2)</w:t>
+      </w:r>
+    </w:p>
+    <w:p>
+      <w:pPr>
+        <w:shd w:fill="F1F7FA" w:color="auto" w:val="clear"/>
+        <w:spacing w:after="0" w:before="0" w:line="252" w:lineRule="auto"/>
+        <w:ind w:left="160" w:right="160"/>
+      </w:pPr>
+      <w:r>
+        <w:rPr>
+          <w:rFonts w:ascii="Consolas" w:cs="Consolas" w:eastAsia="Consolas" w:hAnsi="Consolas"/>
+          <w:color w:val="193448"/>
+          <w:sz w:val="18"/>
+          <w:szCs w:val="18"/>
+        </w:rPr>
+        <w:t xml:space="preserve">Get-LapsADPassword -Identity SBD-PC01 -AsPlainText</w:t>
+      </w:r>
+    </w:p>
+    <w:p>
+      <w:pPr>
+        <w:shd w:fill="F1F7FA" w:color="auto" w:val="clear"/>
+        <w:spacing w:after="0" w:before="0" w:line="252" w:lineRule="auto"/>
+        <w:ind w:left="160" w:right="160"/>
+      </w:pPr>
+      <w:r>
+        <w:rPr>
+          <w:rFonts w:ascii="Consolas" w:cs="Consolas" w:eastAsia="Consolas" w:hAnsi="Consolas"/>
+          <w:color w:val="193448"/>
+          <w:sz w:val="18"/>
+          <w:szCs w:val="18"/>
+        </w:rPr>
         <w:t xml:space="preserve">Get-ADComputer SBD-PC01 -Properties msLAPS-PasswordExpirationTime | Select-Object Name, msLAPS-PasswordExpirationTime</w:t>
+      </w:r>
+    </w:p>
+    <w:p>
+      <w:pPr>
+        <w:shd w:fill="F1F7FA" w:color="auto" w:val="clear"/>
+        <w:spacing w:after="0" w:before="0" w:line="252" w:lineRule="auto"/>
+        <w:ind w:left="160" w:right="160"/>
+      </w:pPr>
+      <w:r>
+        <w:rPr>
+          <w:rFonts w:ascii="Consolas" w:cs="Consolas" w:eastAsia="Consolas" w:hAnsi="Consolas"/>
+          <w:color w:val="193448"/>
+          <w:sz w:val="18"/>
+          <w:szCs w:val="18"/>
+        </w:rPr>
+        <w:t xml:space="preserve"># On the pilot</w:t>
       </w:r>
     </w:p>
     <w:p>
@@ -3265,7 +3363,7 @@
           <w:sz w:val="20"/>
           <w:szCs w:val="20"/>
         </w:rPr>
-        <w:t xml:space="preserve">The schema holds the LAPS attributes, only the Tier 2 group can read passwords, the policy shows on the pilots, and one retrieve-use-rotate cycle is recorded.</w:t>
+        <w:t xml:space="preserve">The schema holds the LAPS attributes, only SBD Tier 2 Admins (beside the default Domain Admins) can read and decrypt passwords, the policy shows on the pilots, and one retrieve-use-rotate cycle is recorded.</w:t>
       </w:r>
     </w:p>
     <w:p>
@@ -3844,7 +3942,7 @@
           <w:sz w:val="20"/>
           <w:szCs w:val="20"/>
         </w:rPr>
-        <w:t xml:space="preserve">Every endpoint owns its own rotating local secret.  Reading rights follow the tier model, from the Tier 2 seat.  One full cycle is observed and on record.</w:t>
+        <w:t xml:space="preserve">Every endpoint owns its own rotating local secret.  Reading and decrypting rights follow the tier model, from the Tier 2 seat.  One full cycle is observed and on record.</w:t>
       </w:r>
     </w:p>
     <w:p>
@@ -3877,7 +3975,7 @@
             <w:szCs w:val="18"/>
             <w:u w:val="single"/>
           </w:rPr>
-          <w:t xml:space="preserve">Microsoft · What's new in Windows Server 2025</w:t>
+          <w:t xml:space="preserve">Microsoft · Get started with Windows LAPS and Windows Server Active Directory</w:t>
         </w:r>
       </w:hyperlink>
     </w:p>
@@ -3948,7 +4046,7 @@
           <w:sz w:val="20"/>
           <w:szCs w:val="20"/>
         </w:rPr>
-        <w:t xml:space="preserve">Course 1.4 proved autoenrollment on a pilot group; this lesson turns it loose. Widen the template permission to the fleet, let policy do the enrolling, and verify a machine certificate chains and checks revocation across the boundary.</w:t>
+        <w:t xml:space="preserve">Course 1.6 proved autoenrollment on both domain controllers and its pilot, SBD-PKI-MGMT01; this lesson turns it loose. Widen the template permission to a fleet computer group, let the autoenrollment GPO already linked at the domain root do the enrolling, and verify a machine certificate chains and checks revocation across the boundary.</w:t>
       </w:r>
     </w:p>
     <w:p>
@@ -3985,7 +4083,7 @@
           <w:sz w:val="21"/>
           <w:szCs w:val="21"/>
         </w:rPr>
-        <w:t xml:space="preserve">Widen the computer template's autoenrollment to the fleet.</w:t>
+        <w:t xml:space="preserve">Widen the computer template's autoenrollment to a fleet computer group.</w:t>
       </w:r>
     </w:p>
     <w:p>
@@ -4060,7 +4158,7 @@
           <w:sz w:val="21"/>
           <w:szCs w:val="21"/>
         </w:rPr>
-        <w:t xml:space="preserve">Through the course 1.4 change process, update the SBD Computer Authentication template's autoenrollment permission from the pilot group to the Workstations OU's computers — the change record names the widening and its approver.</w:t>
+        <w:t xml:space="preserve">Through the course 1.6 change process (its lesson 8), grant a new computer group — SBD Fleet Computers in this sample, created from AdminJumpBox01 — Read, Enroll and Autoenroll on the SBD Computer Authentication template, from SBD-PKI-MGMT01. Template permissions name groups, never an OU; the change record names the widening and its approver.</w:t>
       </w:r>
     </w:p>
     <w:p>
@@ -4079,7 +4177,7 @@
           <w:sz w:val="21"/>
           <w:szCs w:val="21"/>
         </w:rPr>
-        <w:t xml:space="preserve">Confirm the autoenrollment policy already applies through the Workstations OU, refresh policy on the pilots, and watch certificates arrive with no human in the loop.</w:t>
+        <w:t xml:space="preserve">Confirm with gpresult that course 1.6's SBD Certificate Autoenrollment GPO, linked at the domain root, already reaches the Workstations OU, then add the pilots to SBD Fleet Computers and restart them so the membership reaches their Kerberos tickets. Watch certificates arrive with no human in the loop: the requests reach SBD-SUBCA01 over the enrollment row course 1.6 confirmed (F23 in this sample).</w:t>
       </w:r>
     </w:p>
     <w:p>
@@ -4098,7 +4196,7 @@
           <w:sz w:val="21"/>
           <w:szCs w:val="21"/>
         </w:rPr>
-        <w:t xml:space="preserve">On an enrolled endpoint, run the full verification: the chain must reach the approved root, and the AIA and CDP fetches must answer live from pki.sbd.test through the register's HTTP row.</w:t>
+        <w:t xml:space="preserve">On an enrolled pilot, export its certificate, clear the URL cache, and run the full verification: the chain must reach the approved root, and the AIA and CDP fetches must answer live from pki.sbd.test through the register's publication row, F18.</w:t>
       </w:r>
     </w:p>
     <w:p>
@@ -4117,7 +4215,7 @@
           <w:sz w:val="21"/>
           <w:szCs w:val="21"/>
         </w:rPr>
-        <w:t xml:space="preserve">Record the issuing CA's view: the issued-certificate log now shows the fleet enrolling — volume the CA was designed for, finally arriving, and itself a record worth sampling into evidence.</w:t>
+        <w:t xml:space="preserve">Record the issuing CA's view: the issued-certificate log now shows the pilots enrolling — volume the CA was designed for, beginning to arrive, and itself a record worth sampling into evidence.</w:t>
       </w:r>
     </w:p>
     <w:p>
@@ -4151,7 +4249,7 @@
           <w:sz w:val="18"/>
           <w:szCs w:val="18"/>
         </w:rPr>
-        <w:t xml:space="preserve">gpupdate /force</w:t>
+        <w:t xml:space="preserve"># On SBD-PC01, after the restart</w:t>
       </w:r>
     </w:p>
     <w:p>
@@ -4167,7 +4265,71 @@
           <w:sz w:val="18"/>
           <w:szCs w:val="18"/>
         </w:rPr>
-        <w:t xml:space="preserve">Get-ChildItem Cert:\LocalMachine\My | Select-Object Subject, NotAfter</w:t>
+        <w:t xml:space="preserve">gpupdate /force</w:t>
+      </w:r>
+    </w:p>
+    <w:p>
+      <w:pPr>
+        <w:shd w:fill="F1F7FA" w:color="auto" w:val="clear"/>
+        <w:spacing w:after="0" w:before="0" w:line="252" w:lineRule="auto"/>
+        <w:ind w:left="160" w:right="160"/>
+      </w:pPr>
+      <w:r>
+        <w:rPr>
+          <w:rFonts w:ascii="Consolas" w:cs="Consolas" w:eastAsia="Consolas" w:hAnsi="Consolas"/>
+          <w:color w:val="193448"/>
+          <w:sz w:val="18"/>
+          <w:szCs w:val="18"/>
+        </w:rPr>
+        <w:t xml:space="preserve">certutil -pulse</w:t>
+      </w:r>
+    </w:p>
+    <w:p>
+      <w:pPr>
+        <w:shd w:fill="F1F7FA" w:color="auto" w:val="clear"/>
+        <w:spacing w:after="0" w:before="0" w:line="252" w:lineRule="auto"/>
+        <w:ind w:left="160" w:right="160"/>
+      </w:pPr>
+      <w:r>
+        <w:rPr>
+          <w:rFonts w:ascii="Consolas" w:cs="Consolas" w:eastAsia="Consolas" w:hAnsi="Consolas"/>
+          <w:color w:val="193448"/>
+          <w:sz w:val="18"/>
+          <w:szCs w:val="18"/>
+        </w:rPr>
+        <w:t xml:space="preserve">Get-ChildItem Cert:\LocalMachine\My | Select-Object Subject, NotAfter, Thumbprint</w:t>
+      </w:r>
+    </w:p>
+    <w:p>
+      <w:pPr>
+        <w:shd w:fill="F1F7FA" w:color="auto" w:val="clear"/>
+        <w:spacing w:after="0" w:before="0" w:line="252" w:lineRule="auto"/>
+        <w:ind w:left="160" w:right="160"/>
+      </w:pPr>
+      <w:r>
+        <w:rPr>
+          <w:rFonts w:ascii="Consolas" w:cs="Consolas" w:eastAsia="Consolas" w:hAnsi="Consolas"/>
+          <w:color w:val="193448"/>
+          <w:sz w:val="18"/>
+          <w:szCs w:val="18"/>
+        </w:rPr>
+        <w:t xml:space="preserve">Get-ChildItem Cert:\LocalMachine\My | Where-Object { $_.EnhancedKeyUsageList.FriendlyName -contains 'Client Authentication' } | Select-Object -First 1 | Export-Certificate -FilePath C:\Evidence\workstation-fleet\SBD-PC01.cer</w:t>
+      </w:r>
+    </w:p>
+    <w:p>
+      <w:pPr>
+        <w:shd w:fill="F1F7FA" w:color="auto" w:val="clear"/>
+        <w:spacing w:after="0" w:before="0" w:line="252" w:lineRule="auto"/>
+        <w:ind w:left="160" w:right="160"/>
+      </w:pPr>
+      <w:r>
+        <w:rPr>
+          <w:rFonts w:ascii="Consolas" w:cs="Consolas" w:eastAsia="Consolas" w:hAnsi="Consolas"/>
+          <w:color w:val="193448"/>
+          <w:sz w:val="18"/>
+          <w:szCs w:val="18"/>
+        </w:rPr>
+        <w:t xml:space="preserve">certutil -urlcache * delete</w:t>
       </w:r>
     </w:p>
     <w:p>
@@ -4183,7 +4345,7 @@
           <w:sz w:val="18"/>
           <w:szCs w:val="18"/>
         </w:rPr>
-        <w:t xml:space="preserve">certutil -verify -urlfetch C:\Evidence\fleet\SBD-PC01.cer</w:t>
+        <w:t xml:space="preserve">certutil -verify -urlfetch C:\Evidence\workstation-fleet\SBD-PC01.cer   # carry the output to SBD-ADMIN-PC01's record</w:t>
       </w:r>
     </w:p>
     <w:p>
@@ -4213,7 +4375,7 @@
           <w:sz w:val="20"/>
           <w:szCs w:val="20"/>
         </w:rPr>
-        <w:t xml:space="preserve">Pilot endpoints enroll hands-free at policy refresh, verification passes with live publication retrieval, and the CA's issued log reflects the fleet with the widened template version.</w:t>
+        <w:t xml:space="preserve">Pilot endpoints enroll hands-free once they are in SBD Fleet Computers, verification passes with live publication retrieval and nothing cached, and the CA's issued log shows their SBD Computer Authentication certificates.</w:t>
       </w:r>
     </w:p>
     <w:p>
@@ -4245,7 +4407,7 @@
           <w:sz w:val="21"/>
           <w:szCs w:val="21"/>
         </w:rPr>
-        <w:t xml:space="preserve">Evidence to keep: Keep the template change record, an endpoint's certificate details, the urlfetch output, and a sample of the CA's issued log.</w:t>
+        <w:t xml:space="preserve">Evidence to keep: Keep the template change record, the SBD Fleet Computers membership, an endpoint's certificate details, the urlfetch output, and a sample of the CA's issued log.</w:t>
       </w:r>
     </w:p>
     <w:tbl>
@@ -4792,7 +4954,7 @@
           <w:sz w:val="20"/>
           <w:szCs w:val="20"/>
         </w:rPr>
-        <w:t xml:space="preserve">The widening went through the change process, not around it.  Enrollment is hands-free and verified live across the boundary.  The CA's issued log joins the evidence.</w:t>
+        <w:t xml:space="preserve">The widening went through the change process, not around it.  Enrollment is hands-free for the fleet group and verified live across the boundary.  The CA's issued log joins the evidence.</w:t>
       </w:r>
     </w:p>
     <w:p>
@@ -5008,7 +5170,7 @@
           <w:sz w:val="21"/>
           <w:szCs w:val="21"/>
         </w:rPr>
-        <w:t xml:space="preserve">Add the Network Policy Server role to SBD-DHCP01 and register it in Active Directory. Give it a server certificate with the Server Authentication purpose from the issuing CA. It handles port admission only; router logins stay named local accounts, so the server stays in the member-server tier.</w:t>
+        <w:t xml:space="preserve">Add the Network Policy Server role to SBD-DHCP01 in a Tier 1 session from SBD-ADMIN-SRV01, and register it in Active Directory from AdminJumpBox01 (a Tier 0 action: it adds the server to RAS and IAS Servers). Give it an SBD Server Authentication certificate (course 1.6) for SBD-DHCP01.sbd.test, adding SBD-DHCP01 to the SBD TLS Servers group before it requests. It handles port admission only; router logins stay named local accounts, so the server stays in the member-server tier.</w:t>
       </w:r>
     </w:p>
     <w:p>
@@ -5046,7 +5208,7 @@
           <w:sz w:val="21"/>
           <w:szCs w:val="21"/>
         </w:rPr>
-        <w:t xml:space="preserve">Create quarantine VLAN 90 with no gateway and no routes and set it as the ports' failure and guest VLAN, but enable 802.1X on the VLAN 80 access ports in monitor (audit) mode: the switch runs every authentication and reports the result, yet keeps forwarding on VLAN 80 whatever the outcome (vendors name this mode differently). The other 47 PCs have no machine certificate until they join the domain in lesson 6, so enforcing now would strand them in VLAN 90, with no route to a domain controller. Push the wired 802.1X client settings to the Workstations OU by Group Policy (Wired AutoConfig, EAP-TLS, the approved root as the trusted CA).</w:t>
+        <w:t xml:space="preserve">Create quarantine VLAN 90 on the access switch with no gateway and no routes (the core gets no VLAN 90 interface) and set it as the ports' failure and guest VLAN, but enable 802.1X on the VLAN 80 access ports in monitor (audit) mode: the switch runs every authentication and reports the result, yet keeps forwarding on VLAN 80 whatever the outcome (vendors name this mode differently). The other 47 PCs have no machine certificate until they join the domain in lesson 6, so enforcing now would strand them in VLAN 90, with no route to a domain controller. Push the wired 802.1X client settings to the Workstations OU by Group Policy (Wired AutoConfig, EAP-TLS, the approved root as the trusted CA).</w:t>
       </w:r>
     </w:p>
     <w:p>
@@ -5065,7 +5227,7 @@
           <w:sz w:val="21"/>
           <w:szCs w:val="21"/>
         </w:rPr>
-        <w:t xml:space="preserve">Prove monitor mode with the pilots: each authenticates with EAP-TLS and NPS logs a grant (event 6272), while a failed attempt is logged — as event 6273 when the request reaches NPS — but still forwards on VLAN 80. Add register row F20 with its owner, and confirm the NPS events reach the course 1.6 collector through the existing event forwarding subscription.</w:t>
+        <w:t xml:space="preserve">Turn on Audit Network Policy Server (success and failure) for SBD-DHCP01 in a separate GPO linked above the STIG GPO, recorded as course 1.10 records audit additions — the STIG's audit policy leaves it off. Then prove monitor mode with the pilots: each authenticates with EAP-TLS and NPS logs a grant (event 6272), while a failed attempt is logged — as event 6273 when the request reaches NPS — but still forwards on VLAN 80. Add register row F20 with its owner, as Inside the Network records it, and confirm the NPS events reach the course 1.10 collector, adding 6272 and 6273 to SBD-ForwardedSecurity's query if it doesn't carry them yet.</w:t>
       </w:r>
     </w:p>
     <w:p>
@@ -5131,7 +5293,23 @@
           <w:sz w:val="18"/>
           <w:szCs w:val="18"/>
         </w:rPr>
-        <w:t xml:space="preserve"># On SBD-DHCP01: recent NPS grants (6272) and denials (6273).</w:t>
+        <w:t xml:space="preserve"># On SBD-DHCP01 (Tier 1): NPS auditing is on, then recent grants (6272) and denials (6273).</w:t>
+      </w:r>
+    </w:p>
+    <w:p>
+      <w:pPr>
+        <w:shd w:fill="F1F7FA" w:color="auto" w:val="clear"/>
+        <w:spacing w:after="0" w:before="0" w:line="252" w:lineRule="auto"/>
+        <w:ind w:left="160" w:right="160"/>
+      </w:pPr>
+      <w:r>
+        <w:rPr>
+          <w:rFonts w:ascii="Consolas" w:cs="Consolas" w:eastAsia="Consolas" w:hAnsi="Consolas"/>
+          <w:color w:val="193448"/>
+          <w:sz w:val="18"/>
+          <w:szCs w:val="18"/>
+        </w:rPr>
+        <w:t xml:space="preserve">auditpol /get /subcategory:"Network Policy Server"</w:t>
       </w:r>
     </w:p>
     <w:p>
@@ -5177,7 +5355,7 @@
           <w:sz w:val="20"/>
           <w:szCs w:val="20"/>
         </w:rPr>
-        <w:t xml:space="preserve">Every pilot authenticates with EAP-TLS and NPS logs the grant (6272); a failed authentication is logged but, in monitor mode, the port still forwards on VLAN 80; the ports name VLAN 90 as their failure VLAN; and the NPS events appear in the collector.</w:t>
+        <w:t xml:space="preserve">NPS auditing records success and failure; every pilot authenticates with EAP-TLS and NPS logs the grant (6272); a failed authentication is logged but, in monitor mode, the port still forwards on VLAN 80; the ports name VLAN 90 as their failure VLAN; and the NPS events appear in the collector.</w:t>
       </w:r>
     </w:p>
     <w:p>
@@ -5209,7 +5387,7 @@
           <w:sz w:val="21"/>
           <w:szCs w:val="21"/>
         </w:rPr>
-        <w:t xml:space="preserve">Evidence to keep: Keep the network policy export, the RADIUS client list (without the secret), the monitor-mode port configuration, the pilots' grant events and the failed test, and the F20 register row.</w:t>
+        <w:t xml:space="preserve">Evidence to keep: Keep the network policy export, the RADIUS client list (without the secret), the audit GPO report, the monitor-mode port configuration, the pilots' grant events and the failed test, and the F20 register row.</w:t>
       </w:r>
     </w:p>
     <w:tbl>
@@ -5952,7 +6130,7 @@
           <w:sz w:val="21"/>
           <w:szCs w:val="21"/>
         </w:rPr>
-        <w:t xml:space="preserve">Verify a defined sample against the pilot's full check set and widen event forwarding to the fleet.</w:t>
+        <w:t xml:space="preserve">Verify a defined sample against the pilot's full check set and enrol the fleet in event collection.</w:t>
       </w:r>
     </w:p>
     <w:p>
@@ -5989,7 +6167,7 @@
           <w:sz w:val="21"/>
           <w:szCs w:val="21"/>
         </w:rPr>
-        <w:t xml:space="preserve">Deploy the remaining machines in the planned waves while the VLAN 80 ports are still in monitor mode, watching the DHCP scope's utilization and the join events arriving in analysis as each wave lands — the pipeline is now the rollout's progress bar.</w:t>
+        <w:t xml:space="preserve">Deploy the remaining machines in the planned waves while the VLAN 80 ports are still in monitor mode, adding each wave to SBD Fleet Computers from AdminJumpBox01 and restarting it so it enrolls, and watch the DHCP scope's utilization and the join events arriving in analysis as each wave lands — the pipeline is now the rollout's progress bar.</w:t>
       </w:r>
     </w:p>
     <w:p>
@@ -6008,7 +6186,7 @@
           <w:sz w:val="21"/>
           <w:szCs w:val="21"/>
         </w:rPr>
-        <w:t xml:space="preserve">Confirm every PC enrolled its machine certificate and authenticates: compare the issuing CA's issued certificates and the NPS grant events (6272) against the fifty computer objects, and fix any machine that is missing before going further.</w:t>
+        <w:t xml:space="preserve">Confirm every PC enrolled its machine certificate and authenticates: compare the issuing CA's issued certificates and the NPS grant events (6272) against the fifty computer objects, and fix any machine that is missing before going further. Then retire course 1.7's temporary test client, SBD-TEST80, whose Tier 2 test role the pilots now carry: remove it from the domain, delete its computer object, lease and DNS records, and record the retirement.</w:t>
       </w:r>
     </w:p>
     <w:p>
@@ -6084,7 +6262,7 @@
           <w:sz w:val="21"/>
           <w:szCs w:val="21"/>
         </w:rPr>
-        <w:t xml:space="preserve">Extend the course 1.6 forwarding subscription to the Workstations OU so all fifty endpoints report their security events — and confirm fleet sign-ins now appear in the analyst's searches.</w:t>
+        <w:t xml:space="preserve">Enrol the fleet in course 1.10's collection: from AdminJumpBox01, add SBD Fleet Computers to SBD Event Sources and link course 1.10's enrolling GPO to the Workstations OU; from SBD-ADMIN-SRV01, widen the collector's WinRM 5985 scope to VLAN 80 (rule F17); restart the PCs so both apply — and confirm fleet sign-ins now appear in the analyst's searches.</w:t>
       </w:r>
     </w:p>
     <w:p>
@@ -6118,7 +6296,7 @@
           <w:sz w:val="18"/>
           <w:szCs w:val="18"/>
         </w:rPr>
-        <w:t xml:space="preserve">(Get-ADComputer -SearchBase 'OU=Workstations,OU=SBD,DC=sbd,DC=test' -Filter *).Count</w:t>
+        <w:t xml:space="preserve">(Get-ADComputer -SearchBase 'OU=Workstations,OU=SBD,DC=sbd,DC=test' -Filter *).Count   # 50, once SBD-TEST80 is retired</w:t>
       </w:r>
     </w:p>
     <w:p>
@@ -6134,7 +6312,7 @@
           <w:sz w:val="18"/>
           <w:szCs w:val="18"/>
         </w:rPr>
-        <w:t xml:space="preserve"># On SBD-DHCP01: authentication results in the last hour (6272 granted, 6273 denied).</w:t>
+        <w:t xml:space="preserve">(Get-ADGroupMember 'SBD Fleet Computers').Count   # 50</w:t>
       </w:r>
     </w:p>
     <w:p>
@@ -6150,7 +6328,7 @@
           <w:sz w:val="18"/>
           <w:szCs w:val="18"/>
         </w:rPr>
-        <w:t xml:space="preserve">Get-WinEvent -FilterHashtable @{LogName='Security'; Id=6272,6273; StartTime=(Get-Date).AddHours(-1)} | Group-Object Id | Select-Object Name, Count</w:t>
+        <w:t xml:space="preserve"># On SBD-DHCP01: authentication results in the last hour (6272 granted, 6273 denied).</w:t>
       </w:r>
     </w:p>
     <w:p>
@@ -6166,7 +6344,39 @@
           <w:sz w:val="18"/>
           <w:szCs w:val="18"/>
         </w:rPr>
+        <w:t xml:space="preserve">Get-WinEvent -FilterHashtable @{LogName='Security'; Id=6272,6273; StartTime=(Get-Date).AddHours(-1)} | Group-Object Id | Select-Object Name, Count</w:t>
+      </w:r>
+    </w:p>
+    <w:p>
+      <w:pPr>
+        <w:shd w:fill="F1F7FA" w:color="auto" w:val="clear"/>
+        <w:spacing w:after="0" w:before="0" w:line="252" w:lineRule="auto"/>
+        <w:ind w:left="160" w:right="160"/>
+      </w:pPr>
+      <w:r>
+        <w:rPr>
+          <w:rFonts w:ascii="Consolas" w:cs="Consolas" w:eastAsia="Consolas" w:hAnsi="Consolas"/>
+          <w:color w:val="193448"/>
+          <w:sz w:val="18"/>
+          <w:szCs w:val="18"/>
+        </w:rPr>
         <w:t xml:space="preserve">Get-DhcpServerv4ScopeStatistics -ScopeId 10.0.80.0 | Select-Object PercentageInUse, AddressesInUse</w:t>
+      </w:r>
+    </w:p>
+    <w:p>
+      <w:pPr>
+        <w:shd w:fill="F1F7FA" w:color="auto" w:val="clear"/>
+        <w:spacing w:after="0" w:before="0" w:line="252" w:lineRule="auto"/>
+        <w:ind w:left="160" w:right="160"/>
+      </w:pPr>
+      <w:r>
+        <w:rPr>
+          <w:rFonts w:ascii="Consolas" w:cs="Consolas" w:eastAsia="Consolas" w:hAnsi="Consolas"/>
+          <w:color w:val="193448"/>
+          <w:sz w:val="18"/>
+          <w:szCs w:val="18"/>
+        </w:rPr>
+        <w:t xml:space="preserve"># On SBD-SYSLOG01: the fleet's events arriving</w:t>
       </w:r>
     </w:p>
     <w:p>
@@ -6212,7 +6422,7 @@
           <w:sz w:val="20"/>
           <w:szCs w:val="20"/>
         </w:rPr>
-        <w:t xml:space="preserve">Fifty computer objects sit in the Workstations OU, every PC enrolled and authenticates, the ports enforce 802.1X with the unenrolled laptop quarantined in VLAN 90, scope utilization matches the rollout, every sampled host passes the full check set, and fleet events flow through the pipeline.</w:t>
+        <w:t xml:space="preserve">Fifty computer objects sit in the Workstations OU and in SBD Fleet Computers, SBD-TEST80 is retired, every PC enrolled and authenticates, the ports enforce 802.1X with the unenrolled laptop quarantined in VLAN 90, scope utilization matches the rollout, every sampled host passes the full check set, and fleet events flow through the pipeline.</w:t>
       </w:r>
     </w:p>
     <w:p>
@@ -6244,7 +6454,7 @@
           <w:sz w:val="21"/>
           <w:szCs w:val="21"/>
         </w:rPr>
-        <w:t xml:space="preserve">Evidence to keep: Keep the wave log, the enrollment reconciliation, the enforcement change with both admission results and their records, the sample definition with its failure rule, the per-sample check results, and the widened subscription proof.</w:t>
+        <w:t xml:space="preserve">Evidence to keep: Keep the wave log, the enrollment reconciliation, the SBD-TEST80 retirement record, the enforcement change with both admission results and their records, the sample definition with its failure rule, the per-sample check results, and the enrolment proof from the collector.</w:t>
       </w:r>
     </w:p>
     <w:tbl>
@@ -6880,7 +7090,7 @@
           <w:sz w:val="16"/>
           <w:szCs w:val="16"/>
         </w:rPr>
-        <w:t xml:space="preserve">LESSON 07  /  ABOUT 20 MIN</w:t>
+        <w:t xml:space="preserve">LESSON 07  /  ABOUT 30 MIN</w:t>
       </w:r>
     </w:p>
     <w:p>
@@ -6929,7 +7139,7 @@
           <w:sz w:val="20"/>
           <w:szCs w:val="20"/>
         </w:rPr>
-        <w:t xml:space="preserve">The cadence meets its first population: Security Content Automation Protocol (SCAP) baselines on the sampled endpoints with the Windows client benchmark, rescans where the course changed infrastructure, and a fleet inventory that course 1.8's tooling will take over.</w:t>
+        <w:t xml:space="preserve">The cadence meets its first population: SBD-ADMIN-PC01 gets its own SCAP Compliance Checker (SCC) copy and its first baseline, the sampled endpoints get Security Content Automation Protocol (SCAP) baselines with the Windows client benchmark, the infrastructure this course changed is rescanned, and the fleet inventory is handed to course 1.15.</w:t>
       </w:r>
     </w:p>
     <w:p>
@@ -6966,7 +7176,7 @@
           <w:sz w:val="21"/>
           <w:szCs w:val="21"/>
         </w:rPr>
-        <w:t xml:space="preserve">Baseline sampled endpoints with the Windows client STIG benchmark.</w:t>
+        <w:t xml:space="preserve">Install SCC on SBD-ADMIN-PC01 and baseline that seat, then the sampled endpoints, with the Windows client STIG benchmark.</w:t>
       </w:r>
     </w:p>
     <w:p>
@@ -7004,7 +7214,7 @@
           <w:sz w:val="21"/>
           <w:szCs w:val="21"/>
         </w:rPr>
-        <w:t xml:space="preserve">Hand the fleet inventory to course 1.8's management tooling.</w:t>
+        <w:t xml:space="preserve">Hand the fleet to courses 1.14 and 1.15.</w:t>
       </w:r>
     </w:p>
     <w:p>
@@ -7041,7 +7251,7 @@
           <w:sz w:val="21"/>
           <w:szCs w:val="21"/>
         </w:rPr>
-        <w:t xml:space="preserve">Run the SCAP Compliance Checker (SCC) with the Windows client STIG benchmark against the sampled endpoints — the same sample set as lesson 6 — and note how much the pre-linked policies and the OS defaults already satisfy, exactly as the server baselines taught.</w:t>
+        <w:t xml:space="preserve">Install SBD-ADMIN-PC01's own SCC copy from course 1.4's media set, brought into the virtual machine on read-only media (an ISO image attached to its virtual DVD drive), checked against connected-side-hashes.csv and at the same version as the other seats' copies, and take that seat's first baseline with the Windows client benchmark — course 1.8 left it waiting for this copy.</w:t>
       </w:r>
     </w:p>
     <w:p>
@@ -7060,7 +7270,7 @@
           <w:sz w:val="21"/>
           <w:szCs w:val="21"/>
         </w:rPr>
-        <w:t xml:space="preserve">Rescan what changed: the DCs (schema and LAPS attributes), the issuing CA (fleet enrollment volume), and SBD-DHCP01 (the new NPS role and a scope in daily use); attribute each delta to its lesson.</w:t>
+        <w:t xml:space="preserve">Baseline the lesson 6 sample with the same benchmark from SBD-ADMIN-PC01. Rule A03 carries remote management, not the file-sharing and RPC ports a remote SCC scan uses, so copy SCC to each sampled PC over PowerShell remoting, check its hash there, scan locally in a Tier 2 session, bring the results back to C:\Evidence\workstation-fleet\baseline, and remove SCC from the PC. Note how much the pre-linked policies and the OS defaults already satisfy, and classify open items the course 1.4 way.</w:t>
       </w:r>
     </w:p>
     <w:p>
@@ -7079,7 +7289,7 @@
           <w:sz w:val="21"/>
           <w:szCs w:val="21"/>
         </w:rPr>
-        <w:t xml:space="preserve">Assemble the fleet inventory — names, image ancestry, certificate thumbprints, sample status — as the course's closing artifact; course 1.8's management tooling will take ownership of keeping it current.</w:t>
+        <w:t xml:space="preserve">Rescan what changed and attribute each delta to its lesson: the DCs (schema and LAPS attributes) and SBD-SUBCA01 (fleet enrollment volume) from AdminJumpBox01, and SBD-DHCP01 (the NPS role, its audit GPO and a scope in daily use) locally in a Tier 1 session from SBD-ADMIN-SRV01. Send any new deviation to the exception record's owner on AdminJumpBox01.</w:t>
       </w:r>
     </w:p>
     <w:p>
@@ -7098,7 +7308,26 @@
           <w:sz w:val="21"/>
           <w:szCs w:val="21"/>
         </w:rPr>
-        <w:t xml:space="preserve">Write the handoff: the fleet exists, watched and hardened, but updates itself not at all — patching, endpoint protection, and vulnerability coverage are precisely what course 1.8 builds next.</w:t>
+        <w:t xml:space="preserve">Assemble the fleet inventory — names, image ancestry, certificate thumbprints, sample status — as the course's closing artifact; course 1.15 makes it a source of SBD-MGMT01's living inventory.</w:t>
+      </w:r>
+    </w:p>
+    <w:p>
+      <w:pPr>
+        <w:pStyle w:val="ListParagraph"/>
+        <w:numPr>
+          <w:ilvl w:val="0"/>
+          <w:numId w:val="10"/>
+        </w:numPr>
+        <w:spacing w:after="120" w:before="0" w:line="288" w:lineRule="auto"/>
+      </w:pPr>
+      <w:r>
+        <w:rPr>
+          <w:rFonts w:ascii="Arial" w:cs="Arial" w:eastAsia="Arial" w:hAnsi="Arial"/>
+          <w:color w:val="526B7E"/>
+          <w:sz w:val="21"/>
+          <w:szCs w:val="21"/>
+        </w:rPr>
+        <w:t xml:space="preserve">Write the handoff: the fleet exists, watched and hardened, but takes no updates yet — course 1.14 builds SBD-WSUS01, with SBD-PC01–SBD-PC03 as its pilot ring and the other 47 PCs as Ring 2, and course 1.15 keeps the inventory current.</w:t>
       </w:r>
     </w:p>
     <w:p>
@@ -7132,7 +7361,119 @@
           <w:sz w:val="18"/>
           <w:szCs w:val="18"/>
         </w:rPr>
-        <w:t xml:space="preserve">Get-ChildItem C:\Evidence\workstation-fleet -Recurse | Select-Object Name, LastWriteTime</w:t>
+        <w:t xml:space="preserve"># Inside SBD-ADMIN-PC01 (Tier 2), with the media set as D: (expected: True)</w:t>
+      </w:r>
+    </w:p>
+    <w:p>
+      <w:pPr>
+        <w:shd w:fill="F1F7FA" w:color="auto" w:val="clear"/>
+        <w:spacing w:after="0" w:before="0" w:line="252" w:lineRule="auto"/>
+        <w:ind w:left="160" w:right="160"/>
+      </w:pPr>
+      <w:r>
+        <w:rPr>
+          <w:rFonts w:ascii="Consolas" w:cs="Consolas" w:eastAsia="Consolas" w:hAnsi="Consolas"/>
+          <w:color w:val="193448"/>
+          <w:sz w:val="18"/>
+          <w:szCs w:val="18"/>
+        </w:rPr>
+        <w:t xml:space="preserve">$scc = Get-Item 'D:\&lt;SCC installer&gt;'</w:t>
+      </w:r>
+    </w:p>
+    <w:p>
+      <w:pPr>
+        <w:shd w:fill="F1F7FA" w:color="auto" w:val="clear"/>
+        <w:spacing w:after="0" w:before="0" w:line="252" w:lineRule="auto"/>
+        <w:ind w:left="160" w:right="160"/>
+      </w:pPr>
+      <w:r>
+        <w:rPr>
+          <w:rFonts w:ascii="Consolas" w:cs="Consolas" w:eastAsia="Consolas" w:hAnsi="Consolas"/>
+          <w:color w:val="193448"/>
+          <w:sz w:val="18"/>
+          <w:szCs w:val="18"/>
+        </w:rPr>
+        <w:t xml:space="preserve">(Get-FileHash $scc.FullName -Algorithm SHA256).Hash -in (Import-Csv D:\connected-side-hashes.csv).Hash</w:t>
+      </w:r>
+    </w:p>
+    <w:p>
+      <w:pPr>
+        <w:shd w:fill="F1F7FA" w:color="auto" w:val="clear"/>
+        <w:spacing w:after="0" w:before="0" w:line="252" w:lineRule="auto"/>
+        <w:ind w:left="160" w:right="160"/>
+      </w:pPr>
+      <w:r>
+        <w:rPr>
+          <w:rFonts w:ascii="Consolas" w:cs="Consolas" w:eastAsia="Consolas" w:hAnsi="Consolas"/>
+          <w:color w:val="193448"/>
+          <w:sz w:val="18"/>
+          <w:szCs w:val="18"/>
+        </w:rPr>
+        <w:t xml:space="preserve"># Per sampled PC: carry the installer over remote management (A03), install and scan there, bring the results back</w:t>
+      </w:r>
+    </w:p>
+    <w:p>
+      <w:pPr>
+        <w:shd w:fill="F1F7FA" w:color="auto" w:val="clear"/>
+        <w:spacing w:after="0" w:before="0" w:line="252" w:lineRule="auto"/>
+        <w:ind w:left="160" w:right="160"/>
+      </w:pPr>
+      <w:r>
+        <w:rPr>
+          <w:rFonts w:ascii="Consolas" w:cs="Consolas" w:eastAsia="Consolas" w:hAnsi="Consolas"/>
+          <w:color w:val="193448"/>
+          <w:sz w:val="18"/>
+          <w:szCs w:val="18"/>
+        </w:rPr>
+        <w:t xml:space="preserve">$s = New-PSSession SBD-PC07.sbd.test</w:t>
+      </w:r>
+    </w:p>
+    <w:p>
+      <w:pPr>
+        <w:shd w:fill="F1F7FA" w:color="auto" w:val="clear"/>
+        <w:spacing w:after="0" w:before="0" w:line="252" w:lineRule="auto"/>
+        <w:ind w:left="160" w:right="160"/>
+      </w:pPr>
+      <w:r>
+        <w:rPr>
+          <w:rFonts w:ascii="Consolas" w:cs="Consolas" w:eastAsia="Consolas" w:hAnsi="Consolas"/>
+          <w:color w:val="193448"/>
+          <w:sz w:val="18"/>
+          <w:szCs w:val="18"/>
+        </w:rPr>
+        <w:t xml:space="preserve">Copy-Item $scc.FullName -ToSession $s -Destination C:\Windows\Temp\</w:t>
+      </w:r>
+    </w:p>
+    <w:p>
+      <w:pPr>
+        <w:shd w:fill="F1F7FA" w:color="auto" w:val="clear"/>
+        <w:spacing w:after="0" w:before="0" w:line="252" w:lineRule="auto"/>
+        <w:ind w:left="160" w:right="160"/>
+      </w:pPr>
+      <w:r>
+        <w:rPr>
+          <w:rFonts w:ascii="Consolas" w:cs="Consolas" w:eastAsia="Consolas" w:hAnsi="Consolas"/>
+          <w:color w:val="193448"/>
+          <w:sz w:val="18"/>
+          <w:szCs w:val="18"/>
+        </w:rPr>
+        <w:t xml:space="preserve">Copy-Item '&lt;SCC results folder on the PC&gt;' -FromSession $s -Destination C:\Evidence\workstation-fleet\baseline\SBD-PC07 -Recurse</w:t>
+      </w:r>
+    </w:p>
+    <w:p>
+      <w:pPr>
+        <w:shd w:fill="F1F7FA" w:color="auto" w:val="clear"/>
+        <w:spacing w:after="0" w:before="0" w:line="252" w:lineRule="auto"/>
+        <w:ind w:left="160" w:right="160"/>
+      </w:pPr>
+      <w:r>
+        <w:rPr>
+          <w:rFonts w:ascii="Consolas" w:cs="Consolas" w:eastAsia="Consolas" w:hAnsi="Consolas"/>
+          <w:color w:val="193448"/>
+          <w:sz w:val="18"/>
+          <w:szCs w:val="18"/>
+        </w:rPr>
+        <w:t xml:space="preserve"># After the scans: this seat's record, hashed</w:t>
       </w:r>
     </w:p>
     <w:p>
@@ -7148,7 +7489,7 @@
           <w:sz w:val="18"/>
           <w:szCs w:val="18"/>
         </w:rPr>
-        <w:t xml:space="preserve">Get-FileHash -Algorithm SHA256 C:\Evidence\workstation-fleet\*</w:t>
+        <w:t xml:space="preserve">Get-ChildItem C:\Evidence\workstation-fleet -Recurse -File | Get-FileHash -Algorithm SHA256 | Export-Csv C:\Evidence\workstation-fleet-manifest.csv -NoTypeInformation</w:t>
       </w:r>
     </w:p>
     <w:p>
@@ -7178,7 +7519,7 @@
           <w:sz w:val="20"/>
           <w:szCs w:val="20"/>
         </w:rPr>
-        <w:t xml:space="preserve">Sampled endpoints hold dated Windows client baselines, the infrastructure rescans carry attributed deltas, and the fleet inventory is complete and filed.</w:t>
+        <w:t xml:space="preserve">SBD-ADMIN-PC01 runs its own SCC copy with a dated first baseline, the sampled endpoints hold dated Windows client baselines with SCC removed afterwards, the infrastructure rescans carry attributed deltas, and the fleet inventory is complete and filed.</w:t>
       </w:r>
     </w:p>
     <w:p>
@@ -7210,7 +7551,7 @@
           <w:sz w:val="21"/>
           <w:szCs w:val="21"/>
         </w:rPr>
-        <w:t xml:space="preserve">Evidence to keep: Finish the checklist: endpoint baselines, infrastructure rescans, the fleet inventory, and the handoff note to course 1.8.</w:t>
+        <w:t xml:space="preserve">Evidence to keep: Finish the checklist: SBD-ADMIN-PC01's baseline, the endpoint baselines, infrastructure rescans, the fleet inventory, the hashed manifest, and the handoff note to courses 1.14 and 1.15.</w:t>
       </w:r>
     </w:p>
     <w:tbl>
@@ -7757,7 +8098,7 @@
           <w:sz w:val="20"/>
           <w:szCs w:val="20"/>
         </w:rPr>
-        <w:t xml:space="preserve">Endpoint baselines by sample; infrastructure deltas attributed.  The fleet inventory is the closing artifact.  The gap — patching and protection — is named for course 1.8.</w:t>
+        <w:t xml:space="preserve">SBD-ADMIN-PC01 has its own SCC copy and baseline; the endpoints are baselined by sample.  Infrastructure deltas are attributed, and the fleet inventory is the closing artifact.  The gap — updates and a living inventory — is named for courses 1.14 and 1.15.</w:t>
       </w:r>
     </w:p>
     <w:p>
@@ -7795,6 +8136,23 @@
       </w:hyperlink>
     </w:p>
     <w:p>
+      <w:pPr>
+        <w:spacing w:after="60" w:before="0" w:line="288" w:lineRule="auto"/>
+      </w:pPr>
+      <w:hyperlink w:history="1" r:id="rId13">
+        <w:r>
+          <w:rPr>
+            <w:rFonts w:ascii="Arial" w:cs="Arial" w:eastAsia="Arial" w:hAnsi="Arial"/>
+            <w:color w:val="20647C"/>
+            <w:sz w:val="18"/>
+            <w:szCs w:val="18"/>
+            <w:u w:val="single"/>
+          </w:rPr>
+          <w:t xml:space="preserve">DISA · Security Content Automation Protocol (SCC and SCAP benchmarks)</w:t>
+        </w:r>
+      </w:hyperlink>
+    </w:p>
+    <w:p>
       <w:r>
         <w:br w:type="page"/>
       </w:r>
@@ -7812,7 +8170,7 @@
           <w:sz w:val="16"/>
           <w:szCs w:val="16"/>
         </w:rPr>
-        <w:t xml:space="preserve">COURSE 1.7 / CLOSE OUT</w:t>
+        <w:t xml:space="preserve">COURSE 1.13 / CLOSE OUT</w:t>
       </w:r>
     </w:p>
     <w:p>
@@ -8673,7 +9031,7 @@
           <w:sz w:val="21"/>
           <w:szCs w:val="21"/>
         </w:rPr>
-        <w:t xml:space="preserve">That completes course 1.7. Course 1.8 keeps the fleet alive: updates, approved software, endpoint protection, and the scanner that watches for weakness.</w:t>
+        <w:t xml:space="preserve">That completes course 1.13. Course 1.14 builds SBD-WSUS01 and delivers the fleet's first Windows updates, ring by ring, starting with SBD-PC01–SBD-PC03.</w:t>
       </w:r>
     </w:p>
     <w:p>
@@ -8771,7 +9129,7 @@
         <w:sz w:val="15"/>
         <w:szCs w:val="15"/>
       </w:rPr>
-      <w:t xml:space="preserve">© 2026 Secure By Design Team LLC.   Course 1.7 · Materials edition 1.4     </w:t>
+      <w:t xml:space="preserve">© 2026 Secure By Design Team LLC.   Course 1.13 · Materials edition 1.5     </w:t>
     </w:r>
     <w:r>
       <w:rPr>

--- a/public/training/workstation-fleet/SecureByDesign-workstation-fleet-Workbook.docx
+++ b/public/training/workstation-fleet/SecureByDesign-workstation-fleet-Workbook.docx
@@ -3285,7 +3285,7 @@
           <w:sz w:val="18"/>
           <w:szCs w:val="18"/>
         </w:rPr>
-        <w:t xml:space="preserve">Get-LapsADPassword -Identity SBD-PC01 -AsPlainText</w:t>
+        <w:t xml:space="preserve"># The LAPS cmdlets read the directory over LDAP; the AD module's web service (TCP 9389) is open only to AdminJumpBox01</w:t>
       </w:r>
     </w:p>
     <w:p>
@@ -3301,7 +3301,7 @@
           <w:sz w:val="18"/>
           <w:szCs w:val="18"/>
         </w:rPr>
-        <w:t xml:space="preserve">Get-ADComputer SBD-PC01 -Properties msLAPS-PasswordExpirationTime | Select-Object Name, msLAPS-PasswordExpirationTime</w:t>
+        <w:t xml:space="preserve">Get-LapsADPassword -Identity SBD-PC01 -AsPlainText | Select-Object ComputerName, Account, ExpirationTimestamp</w:t>
       </w:r>
     </w:p>
     <w:p>
@@ -6281,6 +6281,22 @@
           <w:szCs w:val="26"/>
         </w:rPr>
         <w:t xml:space="preserve">Check your result</w:t>
+      </w:r>
+    </w:p>
+    <w:p>
+      <w:pPr>
+        <w:shd w:fill="F1F7FA" w:color="auto" w:val="clear"/>
+        <w:spacing w:after="0" w:before="0" w:line="252" w:lineRule="auto"/>
+        <w:ind w:left="160" w:right="160"/>
+      </w:pPr>
+      <w:r>
+        <w:rPr>
+          <w:rFonts w:ascii="Consolas" w:cs="Consolas" w:eastAsia="Consolas" w:hAnsi="Consolas"/>
+          <w:color w:val="193448"/>
+          <w:sz w:val="18"/>
+          <w:szCs w:val="18"/>
+        </w:rPr>
+        <w:t xml:space="preserve"># On AdminJumpBox01 (Tier 0): the fleet's computer objects and its group</w:t>
       </w:r>
     </w:p>
     <w:p>

--- a/public/training/workstation-fleet/SecureByDesign-workstation-fleet-Workbook.docx
+++ b/public/training/workstation-fleet/SecureByDesign-workstation-fleet-Workbook.docx
@@ -497,7 +497,7 @@
           <w:sz w:val="21"/>
           <w:szCs w:val="21"/>
         </w:rPr>
-        <w:t xml:space="preserve">Complete courses 1.6–1.12: the course 1.6 PKI with its SBD Computer Authentication template and the SBD Certificate Autoenrollment GPO at the domain root, SBD-DHCP01 (course 1.7), whose relay course 1.7 verified, the three administration seats (course 1.8), and the logging pipeline (courses 1.10–1.12), on the network's routed, segmented VLANs.</w:t>
+        <w:t xml:space="preserve">Complete courses 1.6–1.12: the course 1.6 PKI with its SBD Computer Authentication template and the SBD Certificate Autoenrollment GPO at the domain root, SBD-DHCP01 (course 1.7), whose relay course 1.7 verified, the three administration seats (course 1.8), with SBD-ADMIN-PC01's own SCC copy and first baseline, and the logging pipeline (courses 1.10–1.12), on the network's routed, segmented VLANs.</w:t>
       </w:r>
     </w:p>
     <w:p>
@@ -535,7 +535,7 @@
           <w:sz w:val="21"/>
           <w:szCs w:val="21"/>
         </w:rPr>
-        <w:t xml:space="preserve">Confirm the Workstations OU and the computer redirect from course 1.5, and the Defense Information Systems Agency (DISA) Security Technical Implementation Guide (STIG) Group Policy objects (GPOs) for your Windows client release, imported in course 1.5 from the package course 1.4 staged and still unlinked there. Have course 1.4's media set at hand — SCC, the Windows client STIG and its SCAP benchmark, with connected-side-hashes.csv — for SBD-ADMIN-PC01's own SCC copy in lesson 7.</w:t>
+        <w:t xml:space="preserve">Confirm the Workstations OU and the computer redirect from course 1.5, and the Defense Information Systems Agency (DISA) Security Technical Implementation Guide (STIG) Group Policy objects (GPOs) for your Windows client release, imported in course 1.5 from the package course 1.4 staged and still unlinked there. Lesson 7 reuses SBD-ADMIN-PC01's own SCC copy, which course 1.8 installed with the Windows client benchmark course 1.4 staged, and the checked installer and connected-side-hashes.csv course 1.8 kept in C:\Staging\DISA there.</w:t>
       </w:r>
     </w:p>
     <w:p>
@@ -1096,7 +1096,7 @@
           <w:sz w:val="21"/>
           <w:szCs w:val="21"/>
         </w:rPr>
-        <w:t xml:space="preserve">Link the Windows client STIG policies, the local Administrators policy and the workstation firewall policy to the Workstations OU before any join.</w:t>
+        <w:t xml:space="preserve">Link the Windows client STIG policies and the local Administrators, firewall and DNS registration policies to the Workstations OU before any join, below course 1.8's tier logon GPO.</w:t>
       </w:r>
     </w:p>
     <w:p>
@@ -1171,7 +1171,7 @@
           <w:sz w:val="21"/>
           <w:szCs w:val="21"/>
         </w:rPr>
-        <w:t xml:space="preserve">From AdminJumpBox01, create a dedicated domain-join account delegated only Create Computer objects on the Workstations OU — no broader privilege rides along with fifty join operations — and record it beside the same delegation course 1.8 gave SBD Tier 2 Admins for its test client. The course 1.5 redirect already guarantees machines land in that OU. Add a GPO, linked only to the Workstations OU, that makes SBD Tier 2 Admins the managing group in each PC's local Administrators (Group Policy Preferences, Local Users and Groups), as course 1.8 did by hand on its test client; course 1.8's tier logon GPO already denies Tier 0 and Tier 1 sign-ins there.</w:t>
+        <w:t xml:space="preserve">From AdminJumpBox01, create a dedicated domain-join account delegated only Create Computer objects on the Workstations OU — no broader privilege rides along with fifty join operations — and record it beside the same delegation course 1.8 gave SBD Tier 2 Admins for its test client. The course 1.5 redirect already guarantees machines land in that OU. Add a GPO, linked only to the Workstations OU, that makes SBD Tier 2 Admins the managing group in each PC's local Administrators (Group Policy Preferences, Local Users and Groups), as course 1.8 did by hand on its test client; course 1.8's tier logon GPO already denies sign-ins there to SBD Tier 0 Admins, SBD Tier 1 Admins and SBD Audit Custodians.</w:t>
       </w:r>
     </w:p>
     <w:p>
@@ -1190,7 +1190,7 @@
           <w:sz w:val="21"/>
           <w:szCs w:val="21"/>
         </w:rPr>
-        <w:t xml:space="preserve">Link the DISA Windows client policies that course 1.5 imported and left unlinked to the Workstations OU now — the computer policy, the user policy, and course 1.5's loopback (Merge) GPO, as course 1.8 did for Admin Workstations — so the very first pilot boots into the hardened state, and note that the Windows client's own secure defaults will already satisfy some checks, just as Windows Server's did.</w:t>
+        <w:t xml:space="preserve">Link the DISA Windows client policies that course 1.5 imported and left unlinked to the Workstations OU now — the computer policy, the user policy, and course 1.5's loopback (Merge) GPO, as course 1.8 did for Admin Workstations — so the very first pilot boots into the hardened state, and note that the Windows client's own secure defaults will already satisfy some checks, just as Windows Server's did. Link each of them below course 1.8's tier logon GPO, which keeps link order 1 on the Workstations OU: user rights don't merge across GPOs, so a STIG GPO linked above it would win and drop the denies for Tier 0, Tier 1 and SBD Audit Custodians. Every GPO this course links to the OU goes below it.</w:t>
       </w:r>
     </w:p>
     <w:p>
@@ -1209,7 +1209,7 @@
           <w:sz w:val="21"/>
           <w:szCs w:val="21"/>
         </w:rPr>
-        <w:t xml:space="preserve">Create the workstation firewall GPO (SBD Workstation Firewall in this sample) on the Workstations OU: Windows Defender Firewall on for every profile with inbound traffic blocked by default, and inbound rules that allow Remote Desktop (TCP 3389) and remote management (TCP 5985–5986) only from SBD-ADMIN-PC01 at 10.0.60.30 — the ports its register row, A03, carries. No rule allows SMB or Remote Desktop between workstations: traffic inside VLAN 80 never reaches the router, so this policy, not the core router's rules, enforces the register's peer denies.</w:t>
+        <w:t xml:space="preserve">Create the workstation firewall GPO (SBD Workstation Firewall in this sample) on the Workstations OU: Windows Defender Firewall on for every profile with inbound traffic blocked by default, and inbound rules that allow Remote Desktop (TCP 3389) and remote management (TCP 5985–5986) only from SBD-ADMIN-PC01 at 10.0.60.30 — the ports its register row, A03, carries. No rule allows SMB or Remote Desktop between workstations: traffic inside VLAN 80 never reaches the router, so this policy, not the core router's rules, enforces the register's peer denies. Then turn off the PCs' own DNS registration in a separate GPO on the same OU (SBD Workstation DNS in this sample): Computer Configuration &gt; Policies &gt; Administrative Templates &gt; Network &gt; DNS Client &gt; Dynamic update, Disabled. Record the reason with the GPO: SBD-DHCP01 already registers each PC's A and PTR records under svc-dhcp-dns (course 1.7), and a client that registers its own record can take it over, so the DHCP server's account can no longer update it — one owner per record.</w:t>
       </w:r>
     </w:p>
     <w:p>
@@ -1291,7 +1291,23 @@
           <w:sz w:val="18"/>
           <w:szCs w:val="18"/>
         </w:rPr>
-        <w:t xml:space="preserve">Get-GPInheritance -Target 'OU=Workstations,OU=SBD,DC=sbd,DC=test'</w:t>
+        <w:t xml:space="preserve">(Get-GPInheritance -Target 'OU=Workstations,OU=SBD,DC=sbd,DC=test').GpoLinks | Select-Object Order, DisplayName   # course 1.8's tier logon GPO stays at order 1</w:t>
+      </w:r>
+    </w:p>
+    <w:p>
+      <w:pPr>
+        <w:shd w:fill="F1F7FA" w:color="auto" w:val="clear"/>
+        <w:spacing w:after="0" w:before="0" w:line="252" w:lineRule="auto"/>
+        <w:ind w:left="160" w:right="160"/>
+      </w:pPr>
+      <w:r>
+        <w:rPr>
+          <w:rFonts w:ascii="Consolas" w:cs="Consolas" w:eastAsia="Consolas" w:hAnsi="Consolas"/>
+          <w:color w:val="193448"/>
+          <w:sz w:val="18"/>
+          <w:szCs w:val="18"/>
+        </w:rPr>
+        <w:t xml:space="preserve">Get-GPOReport -Name 'SBD Workstation Firewall' -ReportType Html -Path C:\Evidence\workstation-fleet\workstation-firewall.html</w:t>
       </w:r>
     </w:p>
     <w:p>
@@ -1307,7 +1323,7 @@
           <w:sz w:val="18"/>
           <w:szCs w:val="18"/>
         </w:rPr>
-        <w:t xml:space="preserve">Get-GPOReport -Name 'SBD Workstation Firewall' -ReportType Html -Path C:\Evidence\workstation-fleet\workstation-firewall.html</w:t>
+        <w:t xml:space="preserve">Get-GPOReport -Name 'SBD Workstation DNS' -ReportType Html -Path C:\Evidence\workstation-fleet\workstation-dns.html</w:t>
       </w:r>
     </w:p>
     <w:p>
@@ -1337,7 +1353,7 @@
           <w:sz w:val="20"/>
           <w:szCs w:val="20"/>
         </w:rPr>
-        <w:t xml:space="preserve">The image is hashed and recorded, the join account holds only Create Computer objects on the Workstations OU, and the client STIG, loopback, local Administrators and firewall GPO links show on that OU, beside course 1.8's tier logon GPO, before any machine exists in it.</w:t>
+        <w:t xml:space="preserve">The image is hashed and recorded, the join account holds only Create Computer objects on the Workstations OU, and the client STIG, loopback, local Administrators, firewall and DNS registration GPO links show on that OU below course 1.8's tier logon GPO, still at link order 1, before any machine exists in it.</w:t>
       </w:r>
     </w:p>
     <w:p>
@@ -1369,7 +1385,7 @@
           <w:sz w:val="21"/>
           <w:szCs w:val="21"/>
         </w:rPr>
-        <w:t xml:space="preserve">Evidence to keep: Keep the image record with its hash, the naming and wave plan, the delegation output for the join account and SBD Tier 2 Admins, the OU's GPO inheritance output, and the firewall GPO report.</w:t>
+        <w:t xml:space="preserve">Evidence to keep: Keep the image record with its hash, the naming and wave plan, the delegation output for the join account and SBD Tier 2 Admins, the OU's GPO links in order, and the firewall and DNS registration GPO reports with the recorded reason.</w:t>
       </w:r>
     </w:p>
     <w:tbl>
@@ -1916,7 +1932,7 @@
           <w:sz w:val="20"/>
           <w:szCs w:val="20"/>
         </w:rPr>
-        <w:t xml:space="preserve">One hashed image, one naming plan, waves instead of a big bang.  The join credential can create computer objects and nothing else.  The Workstations OU is armed with policy, and its managers named, before it holds a machine.  Peer SMB and Remote Desktop are blocked by each PC's own firewall, set by policy before the first join.</w:t>
+        <w:t xml:space="preserve">One hashed image, one naming plan, waves instead of a big bang.  The join credential can create computer objects and nothing else.  The Workstations OU is armed with policy, and its managers named, before it holds a machine — with course 1.8's tier denies still first.  Peer SMB and Remote Desktop are blocked by each PC's own firewall, set by policy before the first join.</w:t>
       </w:r>
     </w:p>
     <w:p>
@@ -1957,6 +1973,40 @@
       <w:pPr>
         <w:spacing w:after="60" w:before="0" w:line="288" w:lineRule="auto"/>
       </w:pPr>
+      <w:hyperlink w:history="1" r:id="rId10">
+        <w:r>
+          <w:rPr>
+            <w:rFonts w:ascii="Arial" w:cs="Arial" w:eastAsia="Arial" w:hAnsi="Arial"/>
+            <w:color w:val="20647C"/>
+            <w:sz w:val="18"/>
+            <w:szCs w:val="18"/>
+            <w:u w:val="single"/>
+          </w:rPr>
+          <w:t xml:space="preserve">Microsoft · Policy CSP – ADMX_DnsClient (Dynamic update)</w:t>
+        </w:r>
+      </w:hyperlink>
+    </w:p>
+    <w:p>
+      <w:pPr>
+        <w:spacing w:after="60" w:before="0" w:line="288" w:lineRule="auto"/>
+      </w:pPr>
+      <w:hyperlink w:history="1" r:id="rId14">
+        <w:r>
+          <w:rPr>
+            <w:rFonts w:ascii="Arial" w:cs="Arial" w:eastAsia="Arial" w:hAnsi="Arial"/>
+            <w:color w:val="20647C"/>
+            <w:sz w:val="18"/>
+            <w:szCs w:val="18"/>
+            <w:u w:val="single"/>
+          </w:rPr>
+          <w:t xml:space="preserve">Microsoft · DNS dynamic update</w:t>
+        </w:r>
+      </w:hyperlink>
+    </w:p>
+    <w:p>
+      <w:pPr>
+        <w:spacing w:after="60" w:before="0" w:line="288" w:lineRule="auto"/>
+      </w:pPr>
       <w:hyperlink w:history="1" r:id="rIdceovrfpgkyhodpnzosnao">
         <w:r>
           <w:rPr>
@@ -2168,7 +2218,7 @@
           <w:sz w:val="21"/>
           <w:szCs w:val="21"/>
         </w:rPr>
-        <w:t xml:space="preserve">Per machine, verify the inheritance chain: the computer object sits in the Workstations OU (the course 1.5 redirect working), gpresult shows the STIG policies applied, w32tm /query /source names a domain controller, and the A and PTR records SBD-DHCP01 registered for it under svc-dhcp-dns (course 1.7) answer from both DCs.</w:t>
+        <w:t xml:space="preserve">Per machine, verify the inheritance chain: the computer object sits in the Workstations OU (the course 1.5 redirect working), gpresult shows the STIG policies applied, w32tm /query /source names a domain controller, and the A and PTR records SBD-DHCP01 registered for it under svc-dhcp-dns (course 1.7) answer from both DCs — with the PC's own registration off, as lesson 1's DNS GPO set.</w:t>
       </w:r>
     </w:p>
     <w:p>
@@ -2294,6 +2344,22 @@
     <w:p>
       <w:pPr>
         <w:shd w:fill="F1F7FA" w:color="auto" w:val="clear"/>
+        <w:spacing w:after="0" w:before="0" w:line="252" w:lineRule="auto"/>
+        <w:ind w:left="160" w:right="160"/>
+      </w:pPr>
+      <w:r>
+        <w:rPr>
+          <w:rFonts w:ascii="Consolas" w:cs="Consolas" w:eastAsia="Consolas" w:hAnsi="Consolas"/>
+          <w:color w:val="193448"/>
+          <w:sz w:val="18"/>
+          <w:szCs w:val="18"/>
+        </w:rPr>
+        <w:t xml:space="preserve">Get-ItemProperty 'HKLM:\SOFTWARE\Policies\Microsoft\Windows NT\DNSClient' | Select-Object RegistrationEnabled   # 0: the PC leaves registration to SBD-DHCP01</w:t>
+      </w:r>
+    </w:p>
+    <w:p>
+      <w:pPr>
+        <w:shd w:fill="F1F7FA" w:color="auto" w:val="clear"/>
         <w:spacing w:after="160" w:before="0" w:line="252" w:lineRule="auto"/>
         <w:ind w:left="160" w:right="160"/>
       </w:pPr>
@@ -2334,7 +2400,7 @@
           <w:sz w:val="20"/>
           <w:szCs w:val="20"/>
         </w:rPr>
-        <w:t xml:space="preserve">All three pilots sit in the Workstations OU with STIG policy applied, time from a domain controller and DNS registered on both DCs, peer SMB/RDP fails as designed, and the join events are visible in analysis.</w:t>
+        <w:t xml:space="preserve">All three pilots sit in the Workstations OU with STIG policy applied, time from a domain controller and DNS registered by SBD-DHCP01 on both DCs with the PC's own registration off, peer SMB/RDP fails as designed, and the join events are visible in analysis.</w:t>
       </w:r>
     </w:p>
     <w:p>
@@ -5189,7 +5255,7 @@
           <w:sz w:val="21"/>
           <w:szCs w:val="21"/>
         </w:rPr>
-        <w:t xml:space="preserve">Add the VLAN 80 access switch as a RADIUS client with a long, unique shared secret, then create the network policy: wired 802.1X, EAP-TLS only, machine certificates that chain to the approved root and carry the Client Authentication purpose, from the Domain Computers group.</w:t>
+        <w:t xml:space="preserve">Add the VLAN 80 access switch as a RADIUS client with a long, unique shared secret, then create the network policy: wired 802.1X, EAP-TLS only, machine certificates that chain to the approved root and carry the Client Authentication purpose, from the Domain Computers group — any domain-joined computer, servers included where one sits on an 802.1X port. Don't narrow it to SBD Fleet Computers: that group decides who enrolls the fleet's certificate, not who may connect.</w:t>
       </w:r>
     </w:p>
     <w:p>
@@ -5355,7 +5421,7 @@
           <w:sz w:val="20"/>
           <w:szCs w:val="20"/>
         </w:rPr>
-        <w:t xml:space="preserve">NPS auditing records success and failure; every pilot authenticates with EAP-TLS and NPS logs the grant (6272); a failed authentication is logged but, in monitor mode, the port still forwards on VLAN 80; the ports name VLAN 90 as their failure VLAN; and the NPS events appear in the collector.</w:t>
+        <w:t xml:space="preserve">The network policy admits Domain Computers with EAP-TLS; NPS auditing records success and failure; every pilot authenticates with EAP-TLS and NPS logs the grant (6272); a failed authentication is logged but, in monitor mode, the port still forwards on VLAN 80; the ports name VLAN 90 as their failure VLAN; and the NPS events appear in the collector.</w:t>
       </w:r>
     </w:p>
     <w:p>
@@ -6262,7 +6328,7 @@
           <w:sz w:val="21"/>
           <w:szCs w:val="21"/>
         </w:rPr>
-        <w:t xml:space="preserve">Enrol the fleet in course 1.10's collection: from AdminJumpBox01, add SBD Fleet Computers to SBD Event Sources and link course 1.10's enrolling GPO to the Workstations OU; from SBD-ADMIN-SRV01, widen the collector's WinRM 5985 scope to VLAN 80 (rule F17); restart the PCs so both apply — and confirm fleet sign-ins now appear in the analyst's searches.</w:t>
+        <w:t xml:space="preserve">Enrol the fleet in course 1.10's collection: from AdminJumpBox01, add SBD Fleet Computers to SBD Event Sources and link course 1.10's enrolling GPO to the Workstations OU, below course 1.8's tier logon GPO; from SBD-ADMIN-SRV01, widen the collector's WinRM 5985 scope to VLAN 80 (rule F17); restart the PCs so both apply — and confirm fleet sign-ins now appear in the analyst's searches.</w:t>
       </w:r>
     </w:p>
     <w:p>
@@ -7155,7 +7221,7 @@
           <w:sz w:val="20"/>
           <w:szCs w:val="20"/>
         </w:rPr>
-        <w:t xml:space="preserve">The cadence meets its first population: SBD-ADMIN-PC01 gets its own SCAP Compliance Checker (SCC) copy and its first baseline, the sampled endpoints get Security Content Automation Protocol (SCAP) baselines with the Windows client benchmark, the infrastructure this course changed is rescanned, and the fleet inventory is handed to course 1.15.</w:t>
+        <w:t xml:space="preserve">The cadence meets its first population: the sampled endpoints get Security Content Automation Protocol (SCAP) baselines with the Windows client benchmark from SBD-ADMIN-PC01's own SCAP Compliance Checker (SCC) copy, installed in course 1.8, the infrastructure this course changed is rescanned, and the fleet inventory is handed to course 1.15.</w:t>
       </w:r>
     </w:p>
     <w:p>
@@ -7192,7 +7258,7 @@
           <w:sz w:val="21"/>
           <w:szCs w:val="21"/>
         </w:rPr>
-        <w:t xml:space="preserve">Install SCC on SBD-ADMIN-PC01 and baseline that seat, then the sampled endpoints, with the Windows client STIG benchmark.</w:t>
+        <w:t xml:space="preserve">Baseline the sampled endpoints with the Windows client STIG benchmark from SBD-ADMIN-PC01's existing SCC copy.</w:t>
       </w:r>
     </w:p>
     <w:p>
@@ -7267,7 +7333,7 @@
           <w:sz w:val="21"/>
           <w:szCs w:val="21"/>
         </w:rPr>
-        <w:t xml:space="preserve">Install SBD-ADMIN-PC01's own SCC copy from course 1.4's media set, brought into the virtual machine on read-only media (an ISO image attached to its virtual DVD drive), checked against connected-side-hashes.csv and at the same version as the other seats' copies, and take that seat's first baseline with the Windows client benchmark — course 1.8 left it waiting for this copy.</w:t>
+        <w:t xml:space="preserve">Baseline the lesson 6 sample with the Windows client benchmark from SBD-ADMIN-PC01, reusing the SCC copy course 1.8 installed there and baselined the seat with — this course scans only the fleet sample. First check the installer course 1.8 kept in C:\Staging\DISA against connected-side-hashes.csv. Rule A03 carries remote management, not the file-sharing and RPC ports a remote SCC scan uses, so copy SCC to each sampled PC over PowerShell remoting, check its hash there, scan locally in a Tier 2 session, bring the results back to C:\Evidence\workstation-fleet\baseline, and remove SCC from the PC. Note how much the pre-linked policies and the OS defaults already satisfy, and classify open items the course 1.4 way.</w:t>
       </w:r>
     </w:p>
     <w:p>
@@ -7286,7 +7352,7 @@
           <w:sz w:val="21"/>
           <w:szCs w:val="21"/>
         </w:rPr>
-        <w:t xml:space="preserve">Baseline the lesson 6 sample with the same benchmark from SBD-ADMIN-PC01. Rule A03 carries remote management, not the file-sharing and RPC ports a remote SCC scan uses, so copy SCC to each sampled PC over PowerShell remoting, check its hash there, scan locally in a Tier 2 session, bring the results back to C:\Evidence\workstation-fleet\baseline, and remove SCC from the PC. Note how much the pre-linked policies and the OS defaults already satisfy, and classify open items the course 1.4 way.</w:t>
+        <w:t xml:space="preserve">Rescan what changed and attribute each delta to its lesson: the DCs (schema and LAPS attributes) and SBD-SUBCA01 (fleet enrollment volume) from AdminJumpBox01, and SBD-DHCP01 (the NPS role, its audit GPO and a scope in daily use) locally in a Tier 1 session from SBD-ADMIN-SRV01. Send any new deviation to the exception record's owner on AdminJumpBox01.</w:t>
       </w:r>
     </w:p>
     <w:p>
@@ -7305,7 +7371,7 @@
           <w:sz w:val="21"/>
           <w:szCs w:val="21"/>
         </w:rPr>
-        <w:t xml:space="preserve">Rescan what changed and attribute each delta to its lesson: the DCs (schema and LAPS attributes) and SBD-SUBCA01 (fleet enrollment volume) from AdminJumpBox01, and SBD-DHCP01 (the NPS role, its audit GPO and a scope in daily use) locally in a Tier 1 session from SBD-ADMIN-SRV01. Send any new deviation to the exception record's owner on AdminJumpBox01.</w:t>
+        <w:t xml:space="preserve">Assemble the fleet inventory — names, image ancestry, certificate thumbprints, sample status — as the course's closing artifact; course 1.15 makes it a source of SBD-MGMT01's living inventory.</w:t>
       </w:r>
     </w:p>
     <w:p>
@@ -7324,25 +7390,6 @@
           <w:sz w:val="21"/>
           <w:szCs w:val="21"/>
         </w:rPr>
-        <w:t xml:space="preserve">Assemble the fleet inventory — names, image ancestry, certificate thumbprints, sample status — as the course's closing artifact; course 1.15 makes it a source of SBD-MGMT01's living inventory.</w:t>
-      </w:r>
-    </w:p>
-    <w:p>
-      <w:pPr>
-        <w:pStyle w:val="ListParagraph"/>
-        <w:numPr>
-          <w:ilvl w:val="0"/>
-          <w:numId w:val="10"/>
-        </w:numPr>
-        <w:spacing w:after="120" w:before="0" w:line="288" w:lineRule="auto"/>
-      </w:pPr>
-      <w:r>
-        <w:rPr>
-          <w:rFonts w:ascii="Arial" w:cs="Arial" w:eastAsia="Arial" w:hAnsi="Arial"/>
-          <w:color w:val="526B7E"/>
-          <w:sz w:val="21"/>
-          <w:szCs w:val="21"/>
-        </w:rPr>
         <w:t xml:space="preserve">Write the handoff: the fleet exists, watched and hardened, but takes no updates yet — course 1.14 builds SBD-WSUS01, with SBD-PC01–SBD-PC03 as its pilot ring and the other 47 PCs as Ring 2, and course 1.15 keeps the inventory current.</w:t>
       </w:r>
     </w:p>
@@ -7377,7 +7424,7 @@
           <w:sz w:val="18"/>
           <w:szCs w:val="18"/>
         </w:rPr>
-        <w:t xml:space="preserve"># Inside SBD-ADMIN-PC01 (Tier 2), with the media set as D: (expected: True)</w:t>
+        <w:t xml:space="preserve"># Inside SBD-ADMIN-PC01 (Tier 2): the installer course 1.8 kept still matches the record (expected: True)</w:t>
       </w:r>
     </w:p>
     <w:p>
@@ -7393,7 +7440,7 @@
           <w:sz w:val="18"/>
           <w:szCs w:val="18"/>
         </w:rPr>
-        <w:t xml:space="preserve">$scc = Get-Item 'D:\&lt;SCC installer&gt;'</w:t>
+        <w:t xml:space="preserve">$scc = Get-Item 'C:\Staging\DISA\&lt;SCC installer&gt;'</w:t>
       </w:r>
     </w:p>
     <w:p>
@@ -7409,7 +7456,7 @@
           <w:sz w:val="18"/>
           <w:szCs w:val="18"/>
         </w:rPr>
-        <w:t xml:space="preserve">(Get-FileHash $scc.FullName -Algorithm SHA256).Hash -in (Import-Csv D:\connected-side-hashes.csv).Hash</w:t>
+        <w:t xml:space="preserve">(Get-FileHash $scc.FullName -Algorithm SHA256).Hash -in (Import-Csv C:\Staging\DISA\connected-side-hashes.csv).Hash</w:t>
       </w:r>
     </w:p>
     <w:p>
@@ -7535,7 +7582,7 @@
           <w:sz w:val="20"/>
           <w:szCs w:val="20"/>
         </w:rPr>
-        <w:t xml:space="preserve">SBD-ADMIN-PC01 runs its own SCC copy with a dated first baseline, the sampled endpoints hold dated Windows client baselines with SCC removed afterwards, the infrastructure rescans carry attributed deltas, and the fleet inventory is complete and filed.</w:t>
+        <w:t xml:space="preserve">The installer course 1.8 kept on SBD-ADMIN-PC01 still matches its recorded hash, the sampled endpoints hold dated Windows client baselines with SCC removed afterwards, the infrastructure rescans carry attributed deltas, and the fleet inventory is complete and filed.</w:t>
       </w:r>
     </w:p>
     <w:p>
@@ -7567,7 +7614,7 @@
           <w:sz w:val="21"/>
           <w:szCs w:val="21"/>
         </w:rPr>
-        <w:t xml:space="preserve">Evidence to keep: Finish the checklist: SBD-ADMIN-PC01's baseline, the endpoint baselines, infrastructure rescans, the fleet inventory, the hashed manifest, and the handoff note to courses 1.14 and 1.15.</w:t>
+        <w:t xml:space="preserve">Evidence to keep: Finish the checklist: the installer's hash check, the endpoint baselines, infrastructure rescans, the fleet inventory, the hashed manifest, and the handoff note to courses 1.14 and 1.15.</w:t>
       </w:r>
     </w:p>
     <w:tbl>
@@ -8114,7 +8161,7 @@
           <w:sz w:val="20"/>
           <w:szCs w:val="20"/>
         </w:rPr>
-        <w:t xml:space="preserve">SBD-ADMIN-PC01 has its own SCC copy and baseline; the endpoints are baselined by sample.  Infrastructure deltas are attributed, and the fleet inventory is the closing artifact.  The gap — updates and a living inventory — is named for courses 1.14 and 1.15.</w:t>
+        <w:t xml:space="preserve">The endpoints are baselined by sample from SBD-ADMIN-PC01's existing SCC copy.  Infrastructure deltas are attributed, and the fleet inventory is the closing artifact.  The gap — updates and a living inventory — is named for courses 1.14 and 1.15.</w:t>
       </w:r>
     </w:p>
     <w:p>

--- a/public/training/workstation-fleet/SecureByDesign-workstation-fleet-Workbook.docx
+++ b/public/training/workstation-fleet/SecureByDesign-workstation-fleet-Workbook.docx
@@ -5293,7 +5293,7 @@
           <w:sz w:val="21"/>
           <w:szCs w:val="21"/>
         </w:rPr>
-        <w:t xml:space="preserve">Turn on Audit Network Policy Server (success and failure) for SBD-DHCP01 in a separate GPO linked above the STIG GPO, recorded as course 1.10 records audit additions — the STIG's audit policy leaves it off. Then prove monitor mode with the pilots: each authenticates with EAP-TLS and NPS logs a grant (event 6272), while a failed attempt is logged — as event 6273 when the request reaches NPS — but still forwards on VLAN 80. Add register row F20 with its owner, as Inside the Network records it, and confirm the NPS events reach the course 1.10 collector, adding 6272 and 6273 to SBD-ForwardedSecurity's query if it doesn't carry them yet.</w:t>
+        <w:t xml:space="preserve">Turn on Audit Network Policy Server (success and failure) for SBD-DHCP01 in a separate GPO linked above the STIG GPO, recorded as course 1.10 records audit additions — the STIG's audit policy leaves it off. Then prove monitor mode with the pilots: each authenticates with EAP-TLS and NPS logs a grant (event 6272), while a failed attempt is logged — as event 6273 when the request reaches NPS — but still forwards on VLAN 80. Add register row F20 with its owner, as the System Hub records it, and confirm the NPS events reach the course 1.10 collector, adding 6272 and 6273 to SBD-ForwardedSecurity's query if it doesn't carry them yet.</w:t>
       </w:r>
     </w:p>
     <w:p>

--- a/public/training/workstation-fleet/SecureByDesign-workstation-fleet-Workbook.docx
+++ b/public/training/workstation-fleet/SecureByDesign-workstation-fleet-Workbook.docx
@@ -90,7 +90,7 @@
           <w:sz w:val="16"/>
           <w:szCs w:val="16"/>
         </w:rPr>
-        <w:t xml:space="preserve">COURSE 1.13    /    COMPANION WORKBOOK</w:t>
+        <w:t xml:space="preserve">COURSE 1.6    /    COMPANION WORKBOOK</w:t>
       </w:r>
     </w:p>
     <w:p>
@@ -150,7 +150,7 @@
           <w:sz w:val="16"/>
           <w:szCs w:val="16"/>
         </w:rPr>
-        <w:t xml:space="preserve">MATERIALS EDITION 1.5    /    COURSE 1.13</w:t>
+        <w:t xml:space="preserve">MATERIALS EDITION 1.5    /    COURSE 1.6</w:t>
       </w:r>
     </w:p>
     <w:p>
@@ -427,7 +427,7 @@
           <w:sz w:val="16"/>
           <w:szCs w:val="16"/>
         </w:rPr>
-        <w:t xml:space="preserve">COURSE 1.13 / PREREQUISITES</w:t>
+        <w:t xml:space="preserve">COURSE 1.6 / PREREQUISITES</w:t>
       </w:r>
     </w:p>
     <w:p>
@@ -497,7 +497,7 @@
           <w:sz w:val="21"/>
           <w:szCs w:val="21"/>
         </w:rPr>
-        <w:t xml:space="preserve">Complete courses 1.6–1.12: the course 1.6 PKI with its SBD Computer Authentication template and the SBD Certificate Autoenrollment GPO at the domain root, SBD-DHCP01 (course 1.7), whose relay course 1.7 verified, the three administration seats (course 1.8), with SBD-ADMIN-PC01's own SCC copy and first baseline, and the logging pipeline (courses 1.10–1.12), on the network's routed, segmented VLANs.</w:t>
+        <w:t xml:space="preserve">Complete courses 1.1–1.5: the course 1.1 PKI with its SBD Computer Authentication template and the SBD Certificate Autoenrollment GPO at the domain root, SBD-DHCP01 (course 1.1), whose relay course 1.1 verified, the three administration seats (course 1.1), with SBD-ADMIN-PC01's own SCC copy and first baseline, and the logging pipeline (courses 1.3–1.5), on the network's routed, segmented VLANs.</w:t>
       </w:r>
     </w:p>
     <w:p>
@@ -535,7 +535,7 @@
           <w:sz w:val="21"/>
           <w:szCs w:val="21"/>
         </w:rPr>
-        <w:t xml:space="preserve">Confirm the Workstations OU and the computer redirect from course 1.5, and the Defense Information Systems Agency (DISA) Security Technical Implementation Guide (STIG) Group Policy objects (GPOs) for your Windows client release, imported in course 1.5 from the package course 1.4 staged and still unlinked there. Lesson 7 reuses SBD-ADMIN-PC01's own SCC copy, which course 1.8 installed with the Windows client benchmark course 1.4 staged, and the checked installer and connected-side-hashes.csv course 1.8 kept in C:\Staging\DISA there.</w:t>
+        <w:t xml:space="preserve">Confirm the Workstations OU and the computer redirect from course 1.1, and the Defense Information Systems Agency (DISA) Security Technical Implementation Guide (STIG) Group Policy objects (GPOs) for your Windows client release, imported in course 1.1 from the package course 1.1 staged and still unlinked there. Lesson 7 reuses SBD-ADMIN-PC01's own SCC copy, which course 1.1 installed with the Windows client benchmark course 1.1 staged, and the checked installer and connected-side-hashes.csv course 1.1 kept in C:\Staging\DISA there.</w:t>
       </w:r>
     </w:p>
     <w:p>
@@ -1096,7 +1096,7 @@
           <w:sz w:val="21"/>
           <w:szCs w:val="21"/>
         </w:rPr>
-        <w:t xml:space="preserve">Link the Windows client STIG policies and the local Administrators, firewall and DNS registration policies to the Workstations OU before any join, below course 1.8's tier logon GPO.</w:t>
+        <w:t xml:space="preserve">Link the Windows client STIG policies and the local Administrators, firewall and DNS registration policies to the Workstations OU before any join, below course 1.1's tier logon GPO.</w:t>
       </w:r>
     </w:p>
     <w:p>
@@ -1152,7 +1152,7 @@
           <w:sz w:val="21"/>
           <w:szCs w:val="21"/>
         </w:rPr>
-        <w:t xml:space="preserve">Write the naming and rollout plan: SBD-PC01–SBD-PC50, addressed by the course 1.7 DHCP scope, joined in waves (pilot of three, then batches) rather than all fifty at once.</w:t>
+        <w:t xml:space="preserve">Write the naming and rollout plan: SBD-PC01–SBD-PC50, addressed by the course 1.1 DHCP scope, joined in waves (pilot of three, then batches) rather than all fifty at once.</w:t>
       </w:r>
     </w:p>
     <w:p>
@@ -1171,7 +1171,7 @@
           <w:sz w:val="21"/>
           <w:szCs w:val="21"/>
         </w:rPr>
-        <w:t xml:space="preserve">From AdminJumpBox01, create a dedicated domain-join account delegated only Create Computer objects on the Workstations OU — no broader privilege rides along with fifty join operations — and record it beside the same delegation course 1.8 gave SBD Tier 2 Admins for its test client. The course 1.5 redirect already guarantees machines land in that OU. Add a GPO, linked only to the Workstations OU, that makes SBD Tier 2 Admins the managing group in each PC's local Administrators (Group Policy Preferences, Local Users and Groups), as course 1.8 did by hand on its test client; course 1.8's tier logon GPO already denies sign-ins there to SBD Tier 0 Admins, SBD Tier 1 Admins and SBD Audit Custodians.</w:t>
+        <w:t xml:space="preserve">From AdminJumpBox01, create a dedicated domain-join account delegated only Create Computer objects on the Workstations OU — no broader privilege rides along with fifty join operations — and record it beside the same delegation course 1.1 gave SBD Tier 2 Admins for its test client. The course 1.1 redirect already guarantees machines land in that OU. Add a GPO, linked only to the Workstations OU, that makes SBD Tier 2 Admins the managing group in each PC's local Administrators (Group Policy Preferences, Local Users and Groups), as course 1.1 did by hand on its test client; course 1.1's tier logon GPO already denies sign-ins there to SBD Tier 0 Admins, SBD Tier 1 Admins and SBD Audit Custodians.</w:t>
       </w:r>
     </w:p>
     <w:p>
@@ -1190,7 +1190,7 @@
           <w:sz w:val="21"/>
           <w:szCs w:val="21"/>
         </w:rPr>
-        <w:t xml:space="preserve">Link the DISA Windows client policies that course 1.5 imported and left unlinked to the Workstations OU now — the computer policy, the user policy, and course 1.5's loopback (Merge) GPO, as course 1.8 did for Admin Workstations — so the very first pilot boots into the hardened state, and note that the Windows client's own secure defaults will already satisfy some checks, just as Windows Server's did. Link each of them below course 1.8's tier logon GPO, which keeps link order 1 on the Workstations OU: user rights don't merge across GPOs, so a STIG GPO linked above it would win and drop the denies for Tier 0, Tier 1 and SBD Audit Custodians. Every GPO this course links to the OU goes below it.</w:t>
+        <w:t xml:space="preserve">Link the DISA Windows client policies that course 1.1 imported and left unlinked to the Workstations OU now — the computer policy, the user policy, and course 1.1's loopback (Merge) GPO, as course 1.1 did for Admin Workstations — so the very first pilot boots into the hardened state, and note that the Windows client's own secure defaults will already satisfy some checks, just as Windows Server's did. Link each of them below course 1.1's tier logon GPO, which keeps link order 1 on the Workstations OU: user rights don't merge across GPOs, so a STIG GPO linked above it would win and drop the denies for Tier 0, Tier 1 and SBD Audit Custodians. Every GPO this course links to the OU goes below it.</w:t>
       </w:r>
     </w:p>
     <w:p>
@@ -1209,7 +1209,7 @@
           <w:sz w:val="21"/>
           <w:szCs w:val="21"/>
         </w:rPr>
-        <w:t xml:space="preserve">Create the workstation firewall GPO (SBD Workstation Firewall in this sample) on the Workstations OU: Windows Defender Firewall on for every profile with inbound traffic blocked by default, and inbound rules that allow Remote Desktop (TCP 3389) and remote management (TCP 5985–5986) only from SBD-ADMIN-PC01 at 10.0.60.30 — the ports its register row, A03, carries. No rule allows SMB or Remote Desktop between workstations: traffic inside VLAN 80 never reaches the router, so this policy, not the core router's rules, enforces the register's peer denies. Then turn off the PCs' own DNS registration in a separate GPO on the same OU (SBD Workstation DNS in this sample): Computer Configuration &gt; Policies &gt; Administrative Templates &gt; Network &gt; DNS Client &gt; Dynamic update, Disabled. Record the reason with the GPO: SBD-DHCP01 already registers each PC's A and PTR records under svc-dhcp-dns (course 1.7), and a client that registers its own record can take it over, so the DHCP server's account can no longer update it — one owner per record.</w:t>
+        <w:t xml:space="preserve">Create the workstation firewall GPO (SBD Workstation Firewall in this sample) on the Workstations OU: Windows Defender Firewall on for every profile with inbound traffic blocked by default, and inbound rules that allow Remote Desktop (TCP 3389) and remote management (TCP 5985–5986) only from SBD-ADMIN-PC01 at 10.0.60.30 — the ports its register row, A03, carries. No rule allows SMB or Remote Desktop between workstations: traffic inside VLAN 80 never reaches the router, so this policy, not the core router's rules, enforces the register's peer denies. Then turn off the PCs' own DNS registration in a separate GPO on the same OU (SBD Workstation DNS in this sample): Computer Configuration &gt; Policies &gt; Administrative Templates &gt; Network &gt; DNS Client &gt; Dynamic update, Disabled. Record the reason with the GPO: SBD-DHCP01 already registers each PC's A and PTR records under svc-dhcp-dns (course 1.1), and a client that registers its own record can take it over, so the DHCP server's account can no longer update it — one owner per record.</w:t>
       </w:r>
     </w:p>
     <w:p>
@@ -1291,7 +1291,7 @@
           <w:sz w:val="18"/>
           <w:szCs w:val="18"/>
         </w:rPr>
-        <w:t xml:space="preserve">(Get-GPInheritance -Target 'OU=Workstations,OU=SBD,DC=sbd,DC=test').GpoLinks | Select-Object Order, DisplayName   # course 1.8's tier logon GPO stays at order 1</w:t>
+        <w:t xml:space="preserve">(Get-GPInheritance -Target 'OU=Workstations,OU=SBD,DC=sbd,DC=test').GpoLinks | Select-Object Order, DisplayName   # course 1.1's tier logon GPO stays at order 1</w:t>
       </w:r>
     </w:p>
     <w:p>
@@ -1353,7 +1353,7 @@
           <w:sz w:val="20"/>
           <w:szCs w:val="20"/>
         </w:rPr>
-        <w:t xml:space="preserve">The image is hashed and recorded, the join account holds only Create Computer objects on the Workstations OU, and the client STIG, loopback, local Administrators, firewall and DNS registration GPO links show on that OU below course 1.8's tier logon GPO, still at link order 1, before any machine exists in it.</w:t>
+        <w:t xml:space="preserve">The image is hashed and recorded, the join account holds only Create Computer objects on the Workstations OU, and the client STIG, loopback, local Administrators, firewall and DNS registration GPO links show on that OU below course 1.1's tier logon GPO, still at link order 1, before any machine exists in it.</w:t>
       </w:r>
     </w:p>
     <w:p>
@@ -1932,7 +1932,7 @@
           <w:sz w:val="20"/>
           <w:szCs w:val="20"/>
         </w:rPr>
-        <w:t xml:space="preserve">One hashed image, one naming plan, waves instead of a big bang.  The join credential can create computer objects and nothing else.  The Workstations OU is armed with policy, and its managers named, before it holds a machine — with course 1.8's tier denies still first.  Peer SMB and Remote Desktop are blocked by each PC's own firewall, set by policy before the first join.</w:t>
+        <w:t xml:space="preserve">One hashed image, one naming plan, waves instead of a big bang.  The join credential can create computer objects and nothing else.  The Workstations OU is armed with policy, and its managers named, before it holds a machine — with course 1.1's tier denies still first.  Peer SMB and Remote Desktop are blocked by each PC's own firewall, set by policy before the first join.</w:t>
       </w:r>
     </w:p>
     <w:p>
@@ -2199,7 +2199,7 @@
           <w:sz w:val="21"/>
           <w:szCs w:val="21"/>
         </w:rPr>
-        <w:t xml:space="preserve">Deploy SBD-PC01 through SBD-PC03 from the image into VLAN 80 — where the PCs are virtual machines, with the hypervisor's time synchronization turned off, as course 1.3 requires — let each take its DHCP lease, and join sbd.test with the delegated account; nothing about the join should require a privileged credential.</w:t>
+        <w:t xml:space="preserve">Deploy SBD-PC01 through SBD-PC03 from the image into VLAN 80 — where the PCs are virtual machines, with the hypervisor's time synchronization turned off, as course 1.1 requires — let each take its DHCP lease, and join sbd.test with the delegated account; nothing about the join should require a privileged credential.</w:t>
       </w:r>
     </w:p>
     <w:p>
@@ -2218,7 +2218,7 @@
           <w:sz w:val="21"/>
           <w:szCs w:val="21"/>
         </w:rPr>
-        <w:t xml:space="preserve">Per machine, verify the inheritance chain: the computer object sits in the Workstations OU (the course 1.5 redirect working), gpresult shows the STIG policies applied, w32tm /query /source names a domain controller, and the A and PTR records SBD-DHCP01 registered for it under svc-dhcp-dns (course 1.7) answer from both DCs — with the PC's own registration off, as lesson 1's DNS GPO set.</w:t>
+        <w:t xml:space="preserve">Per machine, verify the inheritance chain: the computer object sits in the Workstations OU (the course 1.1 redirect working), gpresult shows the STIG policies applied, w32tm /query /source names a domain controller, and the A and PTR records SBD-DHCP01 registered for it under svc-dhcp-dns (course 1.1) answer from both DCs — with the PC's own registration off, as lesson 1's DNS GPO set.</w:t>
       </w:r>
     </w:p>
     <w:p>
@@ -2256,7 +2256,7 @@
           <w:sz w:val="21"/>
           <w:szCs w:val="21"/>
         </w:rPr>
-        <w:t xml:space="preserve">Find the three joins in the logging pipeline: the domain controllers' computer-account creation events (4741) should already be on the course 1.10 collector and searchable in SBD-SPLUNK01 (course 1.12) — the first machines this network has watched arrive. If the course 1.10 subscription doesn't carry 4741, add it and record the change.</w:t>
+        <w:t xml:space="preserve">Find the three joins in the logging pipeline: the domain controllers' computer-account creation events (4741) should already be on the course 1.3 collector and searchable in SBD-SPLUNK01 (course 1.5) — the first machines this network has watched arrive. If the course 1.3 subscription doesn't carry 4741, add it and record the change.</w:t>
       </w:r>
     </w:p>
     <w:p>
@@ -4112,7 +4112,7 @@
           <w:sz w:val="20"/>
           <w:szCs w:val="20"/>
         </w:rPr>
-        <w:t xml:space="preserve">Course 1.6 proved autoenrollment on both domain controllers and its pilot, SBD-PKI-MGMT01; this lesson turns it loose. Widen the template permission to a fleet computer group, let the autoenrollment GPO already linked at the domain root do the enrolling, and verify a machine certificate chains and checks revocation across the boundary.</w:t>
+        <w:t xml:space="preserve">Course 1.1 proved autoenrollment on both domain controllers and its pilot, SBD-PKI-MGMT01; this lesson turns it loose. Widen the template permission to a fleet computer group, let the autoenrollment GPO already linked at the domain root do the enrolling, and verify a machine certificate chains and checks revocation across the boundary.</w:t>
       </w:r>
     </w:p>
     <w:p>
@@ -4224,7 +4224,7 @@
           <w:sz w:val="21"/>
           <w:szCs w:val="21"/>
         </w:rPr>
-        <w:t xml:space="preserve">Through the course 1.6 change process (its lesson 8), grant a new computer group — SBD Fleet Computers in this sample, created from AdminJumpBox01 — Read, Enroll and Autoenroll on the SBD Computer Authentication template, from SBD-PKI-MGMT01. Template permissions name groups, never an OU; the change record names the widening and its approver.</w:t>
+        <w:t xml:space="preserve">Through the course 1.1 change process (its lesson 8), grant a new computer group — SBD Fleet Computers in this sample, created from AdminJumpBox01 — Read, Enroll and Autoenroll on the SBD Computer Authentication template, from SBD-PKI-MGMT01. Template permissions name groups, never an OU; the change record names the widening and its approver.</w:t>
       </w:r>
     </w:p>
     <w:p>
@@ -4243,7 +4243,7 @@
           <w:sz w:val="21"/>
           <w:szCs w:val="21"/>
         </w:rPr>
-        <w:t xml:space="preserve">Confirm with gpresult that course 1.6's SBD Certificate Autoenrollment GPO, linked at the domain root, already reaches the Workstations OU, then add the pilots to SBD Fleet Computers and restart them so the membership reaches their Kerberos tickets. Watch certificates arrive with no human in the loop: the requests reach SBD-SUBCA01 over the enrollment row course 1.6 confirmed (F23 in this sample).</w:t>
+        <w:t xml:space="preserve">Confirm with gpresult that course 1.1's SBD Certificate Autoenrollment GPO, linked at the domain root, already reaches the Workstations OU, then add the pilots to SBD Fleet Computers and restart them so the membership reaches their Kerberos tickets. Watch certificates arrive with no human in the loop: the requests reach SBD-SUBCA01 over the enrollment row course 1.1 confirmed (F23 in this sample).</w:t>
       </w:r>
     </w:p>
     <w:p>
@@ -5236,7 +5236,7 @@
           <w:sz w:val="21"/>
           <w:szCs w:val="21"/>
         </w:rPr>
-        <w:t xml:space="preserve">Add the Network Policy Server role to SBD-DHCP01 in a Tier 1 session from SBD-ADMIN-SRV01, and register it in Active Directory from AdminJumpBox01 (a Tier 0 action: it adds the server to RAS and IAS Servers). Give it an SBD Server Authentication certificate (course 1.6) for SBD-DHCP01.sbd.test, adding SBD-DHCP01 to the SBD TLS Servers group before it requests. It handles port admission only; router logins stay named local accounts, so the server stays in the member-server tier.</w:t>
+        <w:t xml:space="preserve">Add the Network Policy Server role to SBD-DHCP01 in a Tier 1 session from SBD-ADMIN-SRV01, and register it in Active Directory from AdminJumpBox01 (a Tier 0 action: it adds the server to RAS and IAS Servers). Give it an SBD Server Authentication certificate (course 1.1) for SBD-DHCP01.sbd.test, adding SBD-DHCP01 to the SBD TLS Servers group before it requests. It handles port admission only; router logins stay named local accounts, so the server stays in the member-server tier.</w:t>
       </w:r>
     </w:p>
     <w:p>
@@ -5293,7 +5293,7 @@
           <w:sz w:val="21"/>
           <w:szCs w:val="21"/>
         </w:rPr>
-        <w:t xml:space="preserve">Turn on Audit Network Policy Server (success and failure) for SBD-DHCP01 in a separate GPO linked above the STIG GPO, recorded as course 1.10 records audit additions — the STIG's audit policy leaves it off. Then prove monitor mode with the pilots: each authenticates with EAP-TLS and NPS logs a grant (event 6272), while a failed attempt is logged — as event 6273 when the request reaches NPS — but still forwards on VLAN 80. Add register row F20 with its owner, as the System Hub records it, and confirm the NPS events reach the course 1.10 collector, adding 6272 and 6273 to SBD-ForwardedSecurity's query if it doesn't carry them yet.</w:t>
+        <w:t xml:space="preserve">Turn on Audit Network Policy Server (success and failure) for SBD-DHCP01 in a separate GPO linked above the STIG GPO, recorded as course 1.3 records audit additions — the STIG's audit policy leaves it off. Then prove monitor mode with the pilots: each authenticates with EAP-TLS and NPS logs a grant (event 6272), while a failed attempt is logged — as event 6273 when the request reaches NPS — but still forwards on VLAN 80. Add register row F20 with its owner, as the System Hub records it, and confirm the NPS events reach the course 1.3 collector, adding 6272 and 6273 to SBD-ForwardedSecurity's query if it doesn't carry them yet.</w:t>
       </w:r>
     </w:p>
     <w:p>
@@ -6252,7 +6252,7 @@
           <w:sz w:val="21"/>
           <w:szCs w:val="21"/>
         </w:rPr>
-        <w:t xml:space="preserve">Confirm every PC enrolled its machine certificate and authenticates: compare the issuing CA's issued certificates and the NPS grant events (6272) against the fifty computer objects, and fix any machine that is missing before going further. Then retire course 1.7's temporary test client, SBD-TEST80, whose Tier 2 test role the pilots now carry: remove it from the domain, delete its computer object, lease and DNS records, and record the retirement.</w:t>
+        <w:t xml:space="preserve">Confirm every PC enrolled its machine certificate and authenticates: compare the issuing CA's issued certificates and the NPS grant events (6272) against the fifty computer objects, and fix any machine that is missing before going further. Then retire course 1.1's temporary test client, SBD-TEST80, whose Tier 2 test role the pilots now carry: remove it from the domain, delete its computer object, lease and DNS records, and record the retirement.</w:t>
       </w:r>
     </w:p>
     <w:p>
@@ -6328,7 +6328,7 @@
           <w:sz w:val="21"/>
           <w:szCs w:val="21"/>
         </w:rPr>
-        <w:t xml:space="preserve">Enrol the fleet in course 1.10's collection: from AdminJumpBox01, add SBD Fleet Computers to SBD Event Sources and link course 1.10's enrolling GPO to the Workstations OU, below course 1.8's tier logon GPO; from SBD-ADMIN-SRV01, widen the collector's WinRM 5985 scope to VLAN 80 (rule F17); restart the PCs so both apply — and confirm fleet sign-ins now appear in the analyst's searches.</w:t>
+        <w:t xml:space="preserve">Enrol the fleet in course 1.3's collection: from AdminJumpBox01, add SBD Fleet Computers to SBD Event Sources and link course 1.3's enrolling GPO to the Workstations OU, below course 1.1's tier logon GPO; from SBD-ADMIN-SRV01, widen the collector's WinRM 5985 scope to VLAN 80 (rule F17); restart the PCs so both apply — and confirm fleet sign-ins now appear in the analyst's searches.</w:t>
       </w:r>
     </w:p>
     <w:p>
@@ -7221,7 +7221,7 @@
           <w:sz w:val="20"/>
           <w:szCs w:val="20"/>
         </w:rPr>
-        <w:t xml:space="preserve">The cadence meets its first population: the sampled endpoints get Security Content Automation Protocol (SCAP) baselines with the Windows client benchmark from SBD-ADMIN-PC01's own SCAP Compliance Checker (SCC) copy, installed in course 1.8, the infrastructure this course changed is rescanned, and the fleet inventory is handed to course 1.15.</w:t>
+        <w:t xml:space="preserve">The cadence meets its first population: the sampled endpoints get Security Content Automation Protocol (SCAP) baselines with the Windows client benchmark from SBD-ADMIN-PC01's own SCAP Compliance Checker (SCC) copy, installed in course 1.1, the infrastructure this course changed is rescanned, and the fleet inventory is handed to course 1.8.</w:t>
       </w:r>
     </w:p>
     <w:p>
@@ -7296,7 +7296,7 @@
           <w:sz w:val="21"/>
           <w:szCs w:val="21"/>
         </w:rPr>
-        <w:t xml:space="preserve">Hand the fleet to courses 1.14 and 1.15.</w:t>
+        <w:t xml:space="preserve">Hand the fleet to courses 1.7 and 1.8.</w:t>
       </w:r>
     </w:p>
     <w:p>
@@ -7333,7 +7333,7 @@
           <w:sz w:val="21"/>
           <w:szCs w:val="21"/>
         </w:rPr>
-        <w:t xml:space="preserve">Baseline the lesson 6 sample with the Windows client benchmark from SBD-ADMIN-PC01, reusing the SCC copy course 1.8 installed there and baselined the seat with — this course scans only the fleet sample. First check the installer course 1.8 kept in C:\Staging\DISA against connected-side-hashes.csv. Rule A03 carries remote management, not the file-sharing and RPC ports a remote SCC scan uses, so copy SCC to each sampled PC over PowerShell remoting, check its hash there, scan locally in a Tier 2 session, bring the results back to C:\Evidence\workstation-fleet\baseline, and remove SCC from the PC. Note how much the pre-linked policies and the OS defaults already satisfy, and classify open items the course 1.4 way.</w:t>
+        <w:t xml:space="preserve">Baseline the lesson 6 sample with the Windows client benchmark from SBD-ADMIN-PC01, reusing the SCC copy course 1.1 installed there and baselined the seat with — this course scans only the fleet sample. First check the installer course 1.1 kept in C:\Staging\DISA against connected-side-hashes.csv. Rule A03 carries remote management, not the file-sharing and RPC ports a remote SCC scan uses, so copy SCC to each sampled PC over PowerShell remoting, check its hash there, scan locally in a Tier 2 session, bring the results back to C:\Evidence\workstation-fleet\baseline, and remove SCC from the PC. Note how much the pre-linked policies and the OS defaults already satisfy, and classify open items the course 1.1 way.</w:t>
       </w:r>
     </w:p>
     <w:p>
@@ -7371,7 +7371,7 @@
           <w:sz w:val="21"/>
           <w:szCs w:val="21"/>
         </w:rPr>
-        <w:t xml:space="preserve">Assemble the fleet inventory — names, image ancestry, certificate thumbprints, sample status — as the course's closing artifact; course 1.15 makes it a source of SBD-MGMT01's living inventory.</w:t>
+        <w:t xml:space="preserve">Assemble the fleet inventory — names, image ancestry, certificate thumbprints, sample status — as the course's closing artifact; course 1.8 makes it a source of SBD-MGMT01's living inventory.</w:t>
       </w:r>
     </w:p>
     <w:p>
@@ -7390,7 +7390,7 @@
           <w:sz w:val="21"/>
           <w:szCs w:val="21"/>
         </w:rPr>
-        <w:t xml:space="preserve">Write the handoff: the fleet exists, watched and hardened, but takes no updates yet — course 1.14 builds SBD-WSUS01, with SBD-PC01–SBD-PC03 as its pilot ring and the other 47 PCs as Ring 2, and course 1.15 keeps the inventory current.</w:t>
+        <w:t xml:space="preserve">Write the handoff: the fleet exists, watched and hardened, but takes no updates yet — course 1.7 builds SBD-WSUS01, with SBD-PC01–SBD-PC03 as its pilot ring and the other 47 PCs as Ring 2, and course 1.8 keeps the inventory current.</w:t>
       </w:r>
     </w:p>
     <w:p>
@@ -7424,7 +7424,7 @@
           <w:sz w:val="18"/>
           <w:szCs w:val="18"/>
         </w:rPr>
-        <w:t xml:space="preserve"># Inside SBD-ADMIN-PC01 (Tier 2): the installer course 1.8 kept still matches the record (expected: True)</w:t>
+        <w:t xml:space="preserve"># Inside SBD-ADMIN-PC01 (Tier 2): the installer course 1.1 kept still matches the record (expected: True)</w:t>
       </w:r>
     </w:p>
     <w:p>
@@ -7582,7 +7582,7 @@
           <w:sz w:val="20"/>
           <w:szCs w:val="20"/>
         </w:rPr>
-        <w:t xml:space="preserve">The installer course 1.8 kept on SBD-ADMIN-PC01 still matches its recorded hash, the sampled endpoints hold dated Windows client baselines with SCC removed afterwards, the infrastructure rescans carry attributed deltas, and the fleet inventory is complete and filed.</w:t>
+        <w:t xml:space="preserve">The installer course 1.1 kept on SBD-ADMIN-PC01 still matches its recorded hash, the sampled endpoints hold dated Windows client baselines with SCC removed afterwards, the infrastructure rescans carry attributed deltas, and the fleet inventory is complete and filed.</w:t>
       </w:r>
     </w:p>
     <w:p>
@@ -7614,7 +7614,7 @@
           <w:sz w:val="21"/>
           <w:szCs w:val="21"/>
         </w:rPr>
-        <w:t xml:space="preserve">Evidence to keep: Finish the checklist: the installer's hash check, the endpoint baselines, infrastructure rescans, the fleet inventory, the hashed manifest, and the handoff note to courses 1.14 and 1.15.</w:t>
+        <w:t xml:space="preserve">Evidence to keep: Finish the checklist: the installer's hash check, the endpoint baselines, infrastructure rescans, the fleet inventory, the hashed manifest, and the handoff note to courses 1.7 and 1.8.</w:t>
       </w:r>
     </w:p>
     <w:tbl>
@@ -8161,7 +8161,7 @@
           <w:sz w:val="20"/>
           <w:szCs w:val="20"/>
         </w:rPr>
-        <w:t xml:space="preserve">The endpoints are baselined by sample from SBD-ADMIN-PC01's existing SCC copy.  Infrastructure deltas are attributed, and the fleet inventory is the closing artifact.  The gap — updates and a living inventory — is named for courses 1.14 and 1.15.</w:t>
+        <w:t xml:space="preserve">The endpoints are baselined by sample from SBD-ADMIN-PC01's existing SCC copy.  Infrastructure deltas are attributed, and the fleet inventory is the closing artifact.  The gap — updates and a living inventory — is named for courses 1.7 and 1.8.</w:t>
       </w:r>
     </w:p>
     <w:p>
@@ -8233,7 +8233,7 @@
           <w:sz w:val="16"/>
           <w:szCs w:val="16"/>
         </w:rPr>
-        <w:t xml:space="preserve">COURSE 1.13 / CLOSE OUT</w:t>
+        <w:t xml:space="preserve">COURSE 1.6 / CLOSE OUT</w:t>
       </w:r>
     </w:p>
     <w:p>
@@ -9094,7 +9094,7 @@
           <w:sz w:val="21"/>
           <w:szCs w:val="21"/>
         </w:rPr>
-        <w:t xml:space="preserve">That completes course 1.13. Course 1.14 builds SBD-WSUS01 and delivers the fleet's first Windows updates, ring by ring, starting with SBD-PC01–SBD-PC03.</w:t>
+        <w:t xml:space="preserve">That completes course 1.6. Course 1.7 builds SBD-WSUS01 and delivers the fleet's first Windows updates, ring by ring, starting with SBD-PC01–SBD-PC03.</w:t>
       </w:r>
     </w:p>
     <w:p>
@@ -9192,7 +9192,7 @@
         <w:sz w:val="15"/>
         <w:szCs w:val="15"/>
       </w:rPr>
-      <w:t xml:space="preserve">© 2026 Secure By Design Team LLC.   Course 1.13 · Materials edition 1.5     </w:t>
+      <w:t xml:space="preserve">© 2026 Secure By Design Team LLC.   Course 1.6 · Materials edition 1.5     </w:t>
     </w:r>
     <w:r>
       <w:rPr>

--- a/public/training/workstation-fleet/SecureByDesign-workstation-fleet-Workbook.docx
+++ b/public/training/workstation-fleet/SecureByDesign-workstation-fleet-Workbook.docx
@@ -497,7 +497,7 @@
           <w:sz w:val="21"/>
           <w:szCs w:val="21"/>
         </w:rPr>
-        <w:t xml:space="preserve">Complete courses 1.1–1.5: the course 1.1 PKI with its SBD Computer Authentication template and the SBD Certificate Autoenrollment GPO at the domain root, SBD-DHCP01 (course 1.1), whose relay course 1.1 verified, the three administration seats (course 1.1), with SBD-ADMIN-PC01's own SCC copy and first baseline, and the logging pipeline (courses 1.3–1.5), on the network's routed, segmented VLANs.</w:t>
+        <w:t xml:space="preserve">Complete courses 1.1–1.5: the part 6 PKI with its SBD Computer Authentication template and the SBD Certificate Autoenrollment GPO at the domain root, SBD-DHCP01 (part 7), whose relay part 7 verified, the three administration seats (part 8), with SBD-ADMIN-PC01's own SCC copy and first baseline, and the logging pipeline (courses 1.3–1.5), on the network's routed, segmented VLANs.</w:t>
       </w:r>
     </w:p>
     <w:p>
@@ -535,7 +535,7 @@
           <w:sz w:val="21"/>
           <w:szCs w:val="21"/>
         </w:rPr>
-        <w:t xml:space="preserve">Confirm the Workstations OU and the computer redirect from course 1.1, and the Defense Information Systems Agency (DISA) Security Technical Implementation Guide (STIG) Group Policy objects (GPOs) for your Windows client release, imported in course 1.1 from the package course 1.1 staged and still unlinked there. Lesson 7 reuses SBD-ADMIN-PC01's own SCC copy, which course 1.1 installed with the Windows client benchmark course 1.1 staged, and the checked installer and connected-side-hashes.csv course 1.1 kept in C:\Staging\DISA there.</w:t>
+        <w:t xml:space="preserve">Confirm the Workstations OU and the computer redirect from course 1.1, part 5, and the Defense Information Systems Agency (DISA) Security Technical Implementation Guide (STIG) Group Policy objects (GPOs) for your Windows client release, imported in part 5 from the package part 4 staged and still unlinked there. Lesson 7 reuses SBD-ADMIN-PC01's own SCC copy, which part 8 installed with the Windows client benchmark part 4 staged, and the checked installer and connected-side-hashes.csv part 8 kept in C:\Staging\DISA there.</w:t>
       </w:r>
     </w:p>
     <w:p>
@@ -1171,7 +1171,7 @@
           <w:sz w:val="21"/>
           <w:szCs w:val="21"/>
         </w:rPr>
-        <w:t xml:space="preserve">From AdminJumpBox01, create a dedicated domain-join account delegated only Create Computer objects on the Workstations OU — no broader privilege rides along with fifty join operations — and record it beside the same delegation course 1.1 gave SBD Tier 2 Admins for its test client. The course 1.1 redirect already guarantees machines land in that OU. Add a GPO, linked only to the Workstations OU, that makes SBD Tier 2 Admins the managing group in each PC's local Administrators (Group Policy Preferences, Local Users and Groups), as course 1.1 did by hand on its test client; course 1.1's tier logon GPO already denies sign-ins there to SBD Tier 0 Admins, SBD Tier 1 Admins and SBD Audit Custodians.</w:t>
+        <w:t xml:space="preserve">From AdminJumpBox01, create a dedicated domain-join account delegated only Create Computer objects on the Workstations OU — no broader privilege rides along with fifty join operations — and record it beside the same delegation course 1.1, part 8 gave SBD Tier 2 Admins for its test client. The part 5 redirect already guarantees machines land in that OU. Add a GPO, linked only to the Workstations OU, that makes SBD Tier 2 Admins the managing group in each PC's local Administrators (Group Policy Preferences, Local Users and Groups), as part 8 did by hand on its test client; part 8's tier logon GPO already denies sign-ins there to SBD Tier 0 Admins, SBD Tier 1 Admins and SBD Audit Custodians.</w:t>
       </w:r>
     </w:p>
     <w:p>
@@ -1190,7 +1190,7 @@
           <w:sz w:val="21"/>
           <w:szCs w:val="21"/>
         </w:rPr>
-        <w:t xml:space="preserve">Link the DISA Windows client policies that course 1.1 imported and left unlinked to the Workstations OU now — the computer policy, the user policy, and course 1.1's loopback (Merge) GPO, as course 1.1 did for Admin Workstations — so the very first pilot boots into the hardened state, and note that the Windows client's own secure defaults will already satisfy some checks, just as Windows Server's did. Link each of them below course 1.1's tier logon GPO, which keeps link order 1 on the Workstations OU: user rights don't merge across GPOs, so a STIG GPO linked above it would win and drop the denies for Tier 0, Tier 1 and SBD Audit Custodians. Every GPO this course links to the OU goes below it.</w:t>
+        <w:t xml:space="preserve">Link the DISA Windows client policies that course 1.1, part 5 imported and left unlinked to the Workstations OU now — the computer policy, the user policy, and part 5's loopback (Merge) GPO, as part 8 did for Admin Workstations — so the very first pilot boots into the hardened state, and note that the Windows client's own secure defaults will already satisfy some checks, just as Windows Server's did. Link each of them below part 8's tier logon GPO, which keeps link order 1 on the Workstations OU: user rights don't merge across GPOs, so a STIG GPO linked above it would win and drop the denies for Tier 0, Tier 1 and SBD Audit Custodians. Every GPO this course links to the OU goes below it.</w:t>
       </w:r>
     </w:p>
     <w:p>
@@ -1209,7 +1209,7 @@
           <w:sz w:val="21"/>
           <w:szCs w:val="21"/>
         </w:rPr>
-        <w:t xml:space="preserve">Create the workstation firewall GPO (SBD Workstation Firewall in this sample) on the Workstations OU: Windows Defender Firewall on for every profile with inbound traffic blocked by default, and inbound rules that allow Remote Desktop (TCP 3389) and remote management (TCP 5985–5986) only from SBD-ADMIN-PC01 at 10.0.60.30 — the ports its register row, A03, carries. No rule allows SMB or Remote Desktop between workstations: traffic inside VLAN 80 never reaches the router, so this policy, not the core router's rules, enforces the register's peer denies. Then turn off the PCs' own DNS registration in a separate GPO on the same OU (SBD Workstation DNS in this sample): Computer Configuration &gt; Policies &gt; Administrative Templates &gt; Network &gt; DNS Client &gt; Dynamic update, Disabled. Record the reason with the GPO: SBD-DHCP01 already registers each PC's A and PTR records under svc-dhcp-dns (course 1.1), and a client that registers its own record can take it over, so the DHCP server's account can no longer update it — one owner per record.</w:t>
+        <w:t xml:space="preserve">Create the workstation firewall GPO (SBD Workstation Firewall in this sample) on the Workstations OU: Windows Defender Firewall on for every profile with inbound traffic blocked by default, and inbound rules that allow Remote Desktop (TCP 3389) and remote management (TCP 5985–5986) only from SBD-ADMIN-PC01 at 10.0.60.30 — the ports its register row, A03, carries. No rule allows SMB or Remote Desktop between workstations: traffic inside VLAN 80 never reaches the router, so this policy, not the core router's rules, enforces the register's peer denies. Then turn off the PCs' own DNS registration in a separate GPO on the same OU (SBD Workstation DNS in this sample): Computer Configuration &gt; Policies &gt; Administrative Templates &gt; Network &gt; DNS Client &gt; Dynamic update, Disabled. Record the reason with the GPO: SBD-DHCP01 already registers each PC's A and PTR records under svc-dhcp-dns (course 1.1, part 7), and a client that registers its own record can take it over, so the DHCP server's account can no longer update it — one owner per record.</w:t>
       </w:r>
     </w:p>
     <w:p>
@@ -2199,7 +2199,7 @@
           <w:sz w:val="21"/>
           <w:szCs w:val="21"/>
         </w:rPr>
-        <w:t xml:space="preserve">Deploy SBD-PC01 through SBD-PC03 from the image into VLAN 80 — where the PCs are virtual machines, with the hypervisor's time synchronization turned off, as course 1.1 requires — let each take its DHCP lease, and join sbd.test with the delegated account; nothing about the join should require a privileged credential.</w:t>
+        <w:t xml:space="preserve">Deploy SBD-PC01 through SBD-PC03 from the image into VLAN 80 — where the PCs are virtual machines, with the hypervisor's time synchronization turned off, as course 1.1, part 3 requires — let each take its DHCP lease, and join sbd.test with the delegated account; nothing about the join should require a privileged credential.</w:t>
       </w:r>
     </w:p>
     <w:p>
@@ -2218,7 +2218,7 @@
           <w:sz w:val="21"/>
           <w:szCs w:val="21"/>
         </w:rPr>
-        <w:t xml:space="preserve">Per machine, verify the inheritance chain: the computer object sits in the Workstations OU (the course 1.1 redirect working), gpresult shows the STIG policies applied, w32tm /query /source names a domain controller, and the A and PTR records SBD-DHCP01 registered for it under svc-dhcp-dns (course 1.1) answer from both DCs — with the PC's own registration off, as lesson 1's DNS GPO set.</w:t>
+        <w:t xml:space="preserve">Per machine, verify the inheritance chain: the computer object sits in the Workstations OU (the course 1.1 redirect working), gpresult shows the STIG policies applied, w32tm /query /source names a domain controller, and the A and PTR records SBD-DHCP01 registered for it under svc-dhcp-dns (part 7) answer from both DCs — with the PC's own registration off, as lesson 1's DNS GPO set.</w:t>
       </w:r>
     </w:p>
     <w:p>
@@ -4112,7 +4112,7 @@
           <w:sz w:val="20"/>
           <w:szCs w:val="20"/>
         </w:rPr>
-        <w:t xml:space="preserve">Course 1.1 proved autoenrollment on both domain controllers and its pilot, SBD-PKI-MGMT01; this lesson turns it loose. Widen the template permission to a fleet computer group, let the autoenrollment GPO already linked at the domain root do the enrolling, and verify a machine certificate chains and checks revocation across the boundary.</w:t>
+        <w:t xml:space="preserve">Course 1.1, part 6 proved autoenrollment on both domain controllers and its pilot, SBD-PKI-MGMT01; this lesson turns it loose. Widen the template permission to a fleet computer group, let the autoenrollment GPO already linked at the domain root do the enrolling, and verify a machine certificate chains and checks revocation across the boundary.</w:t>
       </w:r>
     </w:p>
     <w:p>
@@ -4243,7 +4243,7 @@
           <w:sz w:val="21"/>
           <w:szCs w:val="21"/>
         </w:rPr>
-        <w:t xml:space="preserve">Confirm with gpresult that course 1.1's SBD Certificate Autoenrollment GPO, linked at the domain root, already reaches the Workstations OU, then add the pilots to SBD Fleet Computers and restart them so the membership reaches their Kerberos tickets. Watch certificates arrive with no human in the loop: the requests reach SBD-SUBCA01 over the enrollment row course 1.1 confirmed (F23 in this sample).</w:t>
+        <w:t xml:space="preserve">Confirm with gpresult that course 1.1's SBD Certificate Autoenrollment GPO, linked at the domain root, already reaches the Workstations OU, then add the pilots to SBD Fleet Computers and restart them so the membership reaches their Kerberos tickets. Watch certificates arrive with no human in the loop: the requests reach SBD-SUBCA01 over the enrollment row part 6 confirmed (F23 in this sample).</w:t>
       </w:r>
     </w:p>
     <w:p>
@@ -5236,7 +5236,7 @@
           <w:sz w:val="21"/>
           <w:szCs w:val="21"/>
         </w:rPr>
-        <w:t xml:space="preserve">Add the Network Policy Server role to SBD-DHCP01 in a Tier 1 session from SBD-ADMIN-SRV01, and register it in Active Directory from AdminJumpBox01 (a Tier 0 action: it adds the server to RAS and IAS Servers). Give it an SBD Server Authentication certificate (course 1.1) for SBD-DHCP01.sbd.test, adding SBD-DHCP01 to the SBD TLS Servers group before it requests. It handles port admission only; router logins stay named local accounts, so the server stays in the member-server tier.</w:t>
+        <w:t xml:space="preserve">Add the Network Policy Server role to SBD-DHCP01 in a Tier 1 session from SBD-ADMIN-SRV01, and register it in Active Directory from AdminJumpBox01 (a Tier 0 action: it adds the server to RAS and IAS Servers). Give it an SBD Server Authentication certificate (course 1.1, part 6) for SBD-DHCP01.sbd.test, adding SBD-DHCP01 to the SBD TLS Servers group before it requests. It handles port admission only; router logins stay named local accounts, so the server stays in the member-server tier.</w:t>
       </w:r>
     </w:p>
     <w:p>
@@ -7221,7 +7221,7 @@
           <w:sz w:val="20"/>
           <w:szCs w:val="20"/>
         </w:rPr>
-        <w:t xml:space="preserve">The cadence meets its first population: the sampled endpoints get Security Content Automation Protocol (SCAP) baselines with the Windows client benchmark from SBD-ADMIN-PC01's own SCAP Compliance Checker (SCC) copy, installed in course 1.1, the infrastructure this course changed is rescanned, and the fleet inventory is handed to course 1.8.</w:t>
+        <w:t xml:space="preserve">The cadence meets its first population: the sampled endpoints get Security Content Automation Protocol (SCAP) baselines with the Windows client benchmark from SBD-ADMIN-PC01's own SCAP Compliance Checker (SCC) copy, installed in course 1.1, part 8, the infrastructure this course changed is rescanned, and the fleet inventory is handed to course 1.8.</w:t>
       </w:r>
     </w:p>
     <w:p>
@@ -7333,7 +7333,7 @@
           <w:sz w:val="21"/>
           <w:szCs w:val="21"/>
         </w:rPr>
-        <w:t xml:space="preserve">Baseline the lesson 6 sample with the Windows client benchmark from SBD-ADMIN-PC01, reusing the SCC copy course 1.1 installed there and baselined the seat with — this course scans only the fleet sample. First check the installer course 1.1 kept in C:\Staging\DISA against connected-side-hashes.csv. Rule A03 carries remote management, not the file-sharing and RPC ports a remote SCC scan uses, so copy SCC to each sampled PC over PowerShell remoting, check its hash there, scan locally in a Tier 2 session, bring the results back to C:\Evidence\workstation-fleet\baseline, and remove SCC from the PC. Note how much the pre-linked policies and the OS defaults already satisfy, and classify open items the course 1.1 way.</w:t>
+        <w:t xml:space="preserve">Baseline the lesson 6 sample with the Windows client benchmark from SBD-ADMIN-PC01, reusing the SCC copy course 1.1, part 8 installed there and baselined the seat with — this course scans only the fleet sample. First check the installer part 8 kept in C:\Staging\DISA against connected-side-hashes.csv. Rule A03 carries remote management, not the file-sharing and RPC ports a remote SCC scan uses, so copy SCC to each sampled PC over PowerShell remoting, check its hash there, scan locally in a Tier 2 session, bring the results back to C:\Evidence\workstation-fleet\baseline, and remove SCC from the PC. Note how much the pre-linked policies and the OS defaults already satisfy, and classify open items the part 4 way.</w:t>
       </w:r>
     </w:p>
     <w:p>
@@ -7424,7 +7424,7 @@
           <w:sz w:val="18"/>
           <w:szCs w:val="18"/>
         </w:rPr>
-        <w:t xml:space="preserve"># Inside SBD-ADMIN-PC01 (Tier 2): the installer course 1.1 kept still matches the record (expected: True)</w:t>
+        <w:t xml:space="preserve"># Inside SBD-ADMIN-PC01 (Tier 2): the installer course 1.1, part 8 kept still matches the record (expected: True)</w:t>
       </w:r>
     </w:p>
     <w:p>
@@ -7582,7 +7582,7 @@
           <w:sz w:val="20"/>
           <w:szCs w:val="20"/>
         </w:rPr>
-        <w:t xml:space="preserve">The installer course 1.1 kept on SBD-ADMIN-PC01 still matches its recorded hash, the sampled endpoints hold dated Windows client baselines with SCC removed afterwards, the infrastructure rescans carry attributed deltas, and the fleet inventory is complete and filed.</w:t>
+        <w:t xml:space="preserve">The installer course 1.1, part 8 kept on SBD-ADMIN-PC01 still matches its recorded hash, the sampled endpoints hold dated Windows client baselines with SCC removed afterwards, the infrastructure rescans carry attributed deltas, and the fleet inventory is complete and filed.</w:t>
       </w:r>
     </w:p>
     <w:p>

--- a/public/training/workstation-fleet/SecureByDesign-workstation-fleet-Workbook.docx
+++ b/public/training/workstation-fleet/SecureByDesign-workstation-fleet-Workbook.docx
@@ -1232,6 +1232,94 @@
     </w:p>
     <w:p>
       <w:pPr>
+        <w:pBdr>
+          <w:left w:val="single" w:color="20647C" w:sz="18" w:space="8"/>
+        </w:pBdr>
+        <w:shd w:fill="F1F7FA" w:color="auto" w:val="clear"/>
+        <w:spacing w:after="160" w:before="120" w:line="288" w:lineRule="auto"/>
+        <w:ind w:left="160" w:right="160"/>
+      </w:pPr>
+      <w:r>
+        <w:rPr>
+          <w:rFonts w:ascii="Arial" w:cs="Arial" w:eastAsia="Arial" w:hAnsi="Arial"/>
+          <w:b/>
+          <w:bCs/>
+          <w:color w:val="20647C"/>
+          <w:sz w:val="17"/>
+          <w:szCs w:val="17"/>
+        </w:rPr>
+        <w:t xml:space="preserve">CHECK IT IN THE CONSOLE  </w:t>
+      </w:r>
+      <w:r>
+        <w:rPr>
+          <w:rFonts w:ascii="Arial" w:cs="Arial" w:eastAsia="Arial" w:hAnsi="Arial"/>
+          <w:color w:val="193448"/>
+          <w:sz w:val="20"/>
+          <w:szCs w:val="20"/>
+        </w:rPr>
+        <w:t xml:space="preserve">Active Directory Users and Computers (dsa.msc)</w:t>
+      </w:r>
+    </w:p>
+    <w:p>
+      <w:pPr>
+        <w:spacing w:after="160" w:before="0" w:line="288" w:lineRule="auto"/>
+      </w:pPr>
+      <w:r>
+        <w:rPr>
+          <w:rFonts w:ascii="Arial" w:cs="Arial" w:eastAsia="Arial" w:hAnsi="Arial"/>
+          <w:color w:val="526B7E"/>
+          <w:sz w:val="21"/>
+          <w:szCs w:val="21"/>
+        </w:rPr>
+        <w:t xml:space="preserve">1. Workstations OU &gt; Properties &gt; Security &gt; Advanced: svc-fleet-join holds only Create Computer objects; SBD Tier 2 Admins holds its planned rights.</w:t>
+      </w:r>
+    </w:p>
+    <w:p>
+      <w:pPr>
+        <w:pBdr>
+          <w:left w:val="single" w:color="20647C" w:sz="18" w:space="8"/>
+        </w:pBdr>
+        <w:shd w:fill="F1F7FA" w:color="auto" w:val="clear"/>
+        <w:spacing w:after="160" w:before="120" w:line="288" w:lineRule="auto"/>
+        <w:ind w:left="160" w:right="160"/>
+      </w:pPr>
+      <w:r>
+        <w:rPr>
+          <w:rFonts w:ascii="Arial" w:cs="Arial" w:eastAsia="Arial" w:hAnsi="Arial"/>
+          <w:b/>
+          <w:bCs/>
+          <w:color w:val="20647C"/>
+          <w:sz w:val="17"/>
+          <w:szCs w:val="17"/>
+        </w:rPr>
+        <w:t xml:space="preserve">STAYS A COMMAND  </w:t>
+      </w:r>
+      <w:r>
+        <w:rPr>
+          <w:rFonts w:ascii="Arial" w:cs="Arial" w:eastAsia="Arial" w:hAnsi="Arial"/>
+          <w:color w:val="193448"/>
+          <w:sz w:val="20"/>
+          <w:szCs w:val="20"/>
+        </w:rPr>
+        <w:t xml:space="preserve">File hashes (Get-FileHash / sha256sum): Windows has no built-in console that computes a file hash. Recording the reference image hash stays Get-FileHash.</w:t>
+      </w:r>
+    </w:p>
+    <w:p>
+      <w:pPr>
+        <w:spacing w:after="160" w:before="0" w:line="288" w:lineRule="auto"/>
+      </w:pPr>
+      <w:r>
+        <w:rPr>
+          <w:rFonts w:ascii="Arial" w:cs="Arial" w:eastAsia="Arial" w:hAnsi="Arial"/>
+          <w:color w:val="526B7E"/>
+          <w:sz w:val="21"/>
+          <w:szCs w:val="21"/>
+        </w:rPr>
+        <w:t xml:space="preserve">Command-line route (optional):</w:t>
+      </w:r>
+    </w:p>
+    <w:p>
+      <w:pPr>
         <w:shd w:fill="F1F7FA" w:color="auto" w:val="clear"/>
         <w:spacing w:after="0" w:before="0" w:line="252" w:lineRule="auto"/>
         <w:ind w:left="160" w:right="160"/>
@@ -2279,6 +2367,152 @@
     </w:p>
     <w:p>
       <w:pPr>
+        <w:pBdr>
+          <w:left w:val="single" w:color="20647C" w:sz="18" w:space="8"/>
+        </w:pBdr>
+        <w:shd w:fill="F1F7FA" w:color="auto" w:val="clear"/>
+        <w:spacing w:after="160" w:before="120" w:line="288" w:lineRule="auto"/>
+        <w:ind w:left="160" w:right="160"/>
+      </w:pPr>
+      <w:r>
+        <w:rPr>
+          <w:rFonts w:ascii="Arial" w:cs="Arial" w:eastAsia="Arial" w:hAnsi="Arial"/>
+          <w:b/>
+          <w:bCs/>
+          <w:color w:val="20647C"/>
+          <w:sz w:val="17"/>
+          <w:szCs w:val="17"/>
+        </w:rPr>
+        <w:t xml:space="preserve">CHECK IT IN THE CONSOLE  </w:t>
+      </w:r>
+      <w:r>
+        <w:rPr>
+          <w:rFonts w:ascii="Arial" w:cs="Arial" w:eastAsia="Arial" w:hAnsi="Arial"/>
+          <w:color w:val="193448"/>
+          <w:sz w:val="20"/>
+          <w:szCs w:val="20"/>
+        </w:rPr>
+        <w:t xml:space="preserve">Active Directory Users and Computers (dsa.msc)</w:t>
+      </w:r>
+    </w:p>
+    <w:p>
+      <w:pPr>
+        <w:spacing w:after="160" w:before="0" w:line="288" w:lineRule="auto"/>
+      </w:pPr>
+      <w:r>
+        <w:rPr>
+          <w:rFonts w:ascii="Arial" w:cs="Arial" w:eastAsia="Arial" w:hAnsi="Arial"/>
+          <w:color w:val="526B7E"/>
+          <w:sz w:val="21"/>
+          <w:szCs w:val="21"/>
+        </w:rPr>
+        <w:t xml:space="preserve">1. Workstations: the three pilot PCs.</w:t>
+      </w:r>
+    </w:p>
+    <w:p>
+      <w:pPr>
+        <w:pBdr>
+          <w:left w:val="single" w:color="20647C" w:sz="18" w:space="8"/>
+        </w:pBdr>
+        <w:shd w:fill="F1F7FA" w:color="auto" w:val="clear"/>
+        <w:spacing w:after="160" w:before="120" w:line="288" w:lineRule="auto"/>
+        <w:ind w:left="160" w:right="160"/>
+      </w:pPr>
+      <w:r>
+        <w:rPr>
+          <w:rFonts w:ascii="Arial" w:cs="Arial" w:eastAsia="Arial" w:hAnsi="Arial"/>
+          <w:b/>
+          <w:bCs/>
+          <w:color w:val="20647C"/>
+          <w:sz w:val="17"/>
+          <w:szCs w:val="17"/>
+        </w:rPr>
+        <w:t xml:space="preserve">THEN, IN  </w:t>
+      </w:r>
+      <w:r>
+        <w:rPr>
+          <w:rFonts w:ascii="Arial" w:cs="Arial" w:eastAsia="Arial" w:hAnsi="Arial"/>
+          <w:color w:val="193448"/>
+          <w:sz w:val="20"/>
+          <w:szCs w:val="20"/>
+        </w:rPr>
+        <w:t xml:space="preserve">Group Policy Management (gpmc.msc)</w:t>
+      </w:r>
+    </w:p>
+    <w:p>
+      <w:pPr>
+        <w:spacing w:after="160" w:before="0" w:line="288" w:lineRule="auto"/>
+      </w:pPr>
+      <w:r>
+        <w:rPr>
+          <w:rFonts w:ascii="Arial" w:cs="Arial" w:eastAsia="Arial" w:hAnsi="Arial"/>
+          <w:color w:val="526B7E"/>
+          <w:sz w:val="21"/>
+          <w:szCs w:val="21"/>
+        </w:rPr>
+        <w:t xml:space="preserve">1. Group Policy Results for each pilot: the STIG GPOs applied.</w:t>
+      </w:r>
+    </w:p>
+    <w:p>
+      <w:pPr>
+        <w:pBdr>
+          <w:left w:val="single" w:color="20647C" w:sz="18" w:space="8"/>
+        </w:pBdr>
+        <w:shd w:fill="F1F7FA" w:color="auto" w:val="clear"/>
+        <w:spacing w:after="160" w:before="120" w:line="288" w:lineRule="auto"/>
+        <w:ind w:left="160" w:right="160"/>
+      </w:pPr>
+      <w:r>
+        <w:rPr>
+          <w:rFonts w:ascii="Arial" w:cs="Arial" w:eastAsia="Arial" w:hAnsi="Arial"/>
+          <w:b/>
+          <w:bCs/>
+          <w:color w:val="20647C"/>
+          <w:sz w:val="17"/>
+          <w:szCs w:val="17"/>
+        </w:rPr>
+        <w:t xml:space="preserve">THEN, IN  </w:t>
+      </w:r>
+      <w:r>
+        <w:rPr>
+          <w:rFonts w:ascii="Arial" w:cs="Arial" w:eastAsia="Arial" w:hAnsi="Arial"/>
+          <w:color w:val="193448"/>
+          <w:sz w:val="20"/>
+          <w:szCs w:val="20"/>
+        </w:rPr>
+        <w:t xml:space="preserve">Event Viewer (eventvwr.msc)</w:t>
+      </w:r>
+    </w:p>
+    <w:p>
+      <w:pPr>
+        <w:spacing w:after="160" w:before="0" w:line="288" w:lineRule="auto"/>
+      </w:pPr>
+      <w:r>
+        <w:rPr>
+          <w:rFonts w:ascii="Arial" w:cs="Arial" w:eastAsia="Arial" w:hAnsi="Arial"/>
+          <w:color w:val="526B7E"/>
+          <w:sz w:val="21"/>
+          <w:szCs w:val="21"/>
+        </w:rPr>
+        <w:t xml:space="preserve">1. On each pilot: Windows Logs &gt; System &gt; Filter Current Log: Event sources Time-Service. Read the newest event 35 or 37: it names the time source this system uses.</w:t>
+      </w:r>
+    </w:p>
+    <w:p>
+      <w:pPr>
+        <w:spacing w:after="160" w:before="0" w:line="288" w:lineRule="auto"/>
+      </w:pPr>
+      <w:r>
+        <w:rPr>
+          <w:rFonts w:ascii="Arial" w:cs="Arial" w:eastAsia="Arial" w:hAnsi="Arial"/>
+          <w:color w:val="526B7E"/>
+          <w:sz w:val="21"/>
+          <w:szCs w:val="21"/>
+        </w:rPr>
+        <w:t xml:space="preserve">Command-line route (optional):</w:t>
+      </w:r>
+    </w:p>
+    <w:p>
+      <w:pPr>
         <w:shd w:fill="F1F7FA" w:color="auto" w:val="clear"/>
         <w:spacing w:after="0" w:before="0" w:line="252" w:lineRule="auto"/>
         <w:ind w:left="160" w:right="160"/>
@@ -3292,6 +3526,122 @@
     </w:p>
     <w:p>
       <w:pPr>
+        <w:pBdr>
+          <w:left w:val="single" w:color="20647C" w:sz="18" w:space="8"/>
+        </w:pBdr>
+        <w:shd w:fill="F1F7FA" w:color="auto" w:val="clear"/>
+        <w:spacing w:after="160" w:before="120" w:line="288" w:lineRule="auto"/>
+        <w:ind w:left="160" w:right="160"/>
+      </w:pPr>
+      <w:r>
+        <w:rPr>
+          <w:rFonts w:ascii="Arial" w:cs="Arial" w:eastAsia="Arial" w:hAnsi="Arial"/>
+          <w:b/>
+          <w:bCs/>
+          <w:color w:val="20647C"/>
+          <w:sz w:val="17"/>
+          <w:szCs w:val="17"/>
+        </w:rPr>
+        <w:t xml:space="preserve">CHECK IT IN THE CONSOLE  </w:t>
+      </w:r>
+      <w:r>
+        <w:rPr>
+          <w:rFonts w:ascii="Arial" w:cs="Arial" w:eastAsia="Arial" w:hAnsi="Arial"/>
+          <w:color w:val="193448"/>
+          <w:sz w:val="20"/>
+          <w:szCs w:val="20"/>
+        </w:rPr>
+        <w:t xml:space="preserve">Active Directory Users and Computers (dsa.msc)</w:t>
+      </w:r>
+    </w:p>
+    <w:p>
+      <w:pPr>
+        <w:spacing w:after="160" w:before="0" w:line="288" w:lineRule="auto"/>
+      </w:pPr>
+      <w:r>
+        <w:rPr>
+          <w:rFonts w:ascii="Arial" w:cs="Arial" w:eastAsia="Arial" w:hAnsi="Arial"/>
+          <w:color w:val="526B7E"/>
+          <w:sz w:val="21"/>
+          <w:szCs w:val="21"/>
+        </w:rPr>
+        <w:t xml:space="preserve">1. Each pilot &gt; Properties &gt; LAPS: the managed account, the password (visible only to SBD Tier 2 Admins and Domain Admins) and its expiration.</w:t>
+      </w:r>
+    </w:p>
+    <w:p>
+      <w:pPr>
+        <w:spacing w:after="160" w:before="0" w:line="288" w:lineRule="auto"/>
+      </w:pPr>
+      <w:r>
+        <w:rPr>
+          <w:rFonts w:ascii="Arial" w:cs="Arial" w:eastAsia="Arial" w:hAnsi="Arial"/>
+          <w:color w:val="526B7E"/>
+          <w:sz w:val="21"/>
+          <w:szCs w:val="21"/>
+        </w:rPr>
+        <w:t xml:space="preserve">2. Workstations OU &gt; Properties &gt; Security &gt; Advanced: only SBD Tier 2 Admins (beside the defaults) can read the LAPS password.</w:t>
+      </w:r>
+    </w:p>
+    <w:p>
+      <w:pPr>
+        <w:pBdr>
+          <w:left w:val="single" w:color="20647C" w:sz="18" w:space="8"/>
+        </w:pBdr>
+        <w:shd w:fill="F1F7FA" w:color="auto" w:val="clear"/>
+        <w:spacing w:after="160" w:before="120" w:line="288" w:lineRule="auto"/>
+        <w:ind w:left="160" w:right="160"/>
+      </w:pPr>
+      <w:r>
+        <w:rPr>
+          <w:rFonts w:ascii="Arial" w:cs="Arial" w:eastAsia="Arial" w:hAnsi="Arial"/>
+          <w:b/>
+          <w:bCs/>
+          <w:color w:val="20647C"/>
+          <w:sz w:val="17"/>
+          <w:szCs w:val="17"/>
+        </w:rPr>
+        <w:t xml:space="preserve">THEN, IN  </w:t>
+      </w:r>
+      <w:r>
+        <w:rPr>
+          <w:rFonts w:ascii="Arial" w:cs="Arial" w:eastAsia="Arial" w:hAnsi="Arial"/>
+          <w:color w:val="193448"/>
+          <w:sz w:val="20"/>
+          <w:szCs w:val="20"/>
+        </w:rPr>
+        <w:t xml:space="preserve">Group Policy Management (gpmc.msc)</w:t>
+      </w:r>
+    </w:p>
+    <w:p>
+      <w:pPr>
+        <w:spacing w:after="160" w:before="0" w:line="288" w:lineRule="auto"/>
+      </w:pPr>
+      <w:r>
+        <w:rPr>
+          <w:rFonts w:ascii="Arial" w:cs="Arial" w:eastAsia="Arial" w:hAnsi="Arial"/>
+          <w:color w:val="526B7E"/>
+          <w:sz w:val="21"/>
+          <w:szCs w:val="21"/>
+        </w:rPr>
+        <w:t xml:space="preserve">1. Group Policy Results for a pilot &gt; Settings &gt; LAPS: the policy applied.</w:t>
+      </w:r>
+    </w:p>
+    <w:p>
+      <w:pPr>
+        <w:spacing w:after="160" w:before="0" w:line="288" w:lineRule="auto"/>
+      </w:pPr>
+      <w:r>
+        <w:rPr>
+          <w:rFonts w:ascii="Arial" w:cs="Arial" w:eastAsia="Arial" w:hAnsi="Arial"/>
+          <w:color w:val="526B7E"/>
+          <w:sz w:val="21"/>
+          <w:szCs w:val="21"/>
+        </w:rPr>
+        <w:t xml:space="preserve">Command-line route (optional):</w:t>
+      </w:r>
+    </w:p>
+    <w:p>
+      <w:pPr>
         <w:shd w:fill="F1F7FA" w:color="auto" w:val="clear"/>
         <w:spacing w:after="0" w:before="0" w:line="252" w:lineRule="auto"/>
         <w:ind w:left="160" w:right="160"/>
@@ -4304,6 +4654,138 @@
     </w:p>
     <w:p>
       <w:pPr>
+        <w:pBdr>
+          <w:left w:val="single" w:color="20647C" w:sz="18" w:space="8"/>
+        </w:pBdr>
+        <w:shd w:fill="F1F7FA" w:color="auto" w:val="clear"/>
+        <w:spacing w:after="160" w:before="120" w:line="288" w:lineRule="auto"/>
+        <w:ind w:left="160" w:right="160"/>
+      </w:pPr>
+      <w:r>
+        <w:rPr>
+          <w:rFonts w:ascii="Arial" w:cs="Arial" w:eastAsia="Arial" w:hAnsi="Arial"/>
+          <w:b/>
+          <w:bCs/>
+          <w:color w:val="20647C"/>
+          <w:sz w:val="17"/>
+          <w:szCs w:val="17"/>
+        </w:rPr>
+        <w:t xml:space="preserve">CHECK IT IN THE CONSOLE  </w:t>
+      </w:r>
+      <w:r>
+        <w:rPr>
+          <w:rFonts w:ascii="Arial" w:cs="Arial" w:eastAsia="Arial" w:hAnsi="Arial"/>
+          <w:color w:val="193448"/>
+          <w:sz w:val="20"/>
+          <w:szCs w:val="20"/>
+        </w:rPr>
+        <w:t xml:space="preserve">Certificates, Local Computer (certlm.msc)</w:t>
+      </w:r>
+    </w:p>
+    <w:p>
+      <w:pPr>
+        <w:spacing w:after="160" w:before="0" w:line="288" w:lineRule="auto"/>
+      </w:pPr>
+      <w:r>
+        <w:rPr>
+          <w:rFonts w:ascii="Arial" w:cs="Arial" w:eastAsia="Arial" w:hAnsi="Arial"/>
+          <w:color w:val="526B7E"/>
+          <w:sz w:val="21"/>
+          <w:szCs w:val="21"/>
+        </w:rPr>
+        <w:t xml:space="preserve">1. On each pilot, Personal &gt; Certificates: the workstation certificate with Client Authentication and its expiry; Certification Path: OK.</w:t>
+      </w:r>
+    </w:p>
+    <w:p>
+      <w:pPr>
+        <w:pBdr>
+          <w:left w:val="single" w:color="20647C" w:sz="18" w:space="8"/>
+        </w:pBdr>
+        <w:shd w:fill="F1F7FA" w:color="auto" w:val="clear"/>
+        <w:spacing w:after="160" w:before="120" w:line="288" w:lineRule="auto"/>
+        <w:ind w:left="160" w:right="160"/>
+      </w:pPr>
+      <w:r>
+        <w:rPr>
+          <w:rFonts w:ascii="Arial" w:cs="Arial" w:eastAsia="Arial" w:hAnsi="Arial"/>
+          <w:b/>
+          <w:bCs/>
+          <w:color w:val="20647C"/>
+          <w:sz w:val="17"/>
+          <w:szCs w:val="17"/>
+        </w:rPr>
+        <w:t xml:space="preserve">THEN, IN  </w:t>
+      </w:r>
+      <w:r>
+        <w:rPr>
+          <w:rFonts w:ascii="Arial" w:cs="Arial" w:eastAsia="Arial" w:hAnsi="Arial"/>
+          <w:color w:val="193448"/>
+          <w:sz w:val="20"/>
+          <w:szCs w:val="20"/>
+        </w:rPr>
+        <w:t xml:space="preserve">Active Directory Users and Computers (dsa.msc)</w:t>
+      </w:r>
+    </w:p>
+    <w:p>
+      <w:pPr>
+        <w:spacing w:after="160" w:before="0" w:line="288" w:lineRule="auto"/>
+      </w:pPr>
+      <w:r>
+        <w:rPr>
+          <w:rFonts w:ascii="Arial" w:cs="Arial" w:eastAsia="Arial" w:hAnsi="Arial"/>
+          <w:color w:val="526B7E"/>
+          <w:sz w:val="21"/>
+          <w:szCs w:val="21"/>
+        </w:rPr>
+        <w:t xml:space="preserve">1. SBD Fleet Computers &gt; Members: the pilots.</w:t>
+      </w:r>
+    </w:p>
+    <w:p>
+      <w:pPr>
+        <w:pBdr>
+          <w:left w:val="single" w:color="20647C" w:sz="18" w:space="8"/>
+        </w:pBdr>
+        <w:shd w:fill="F1F7FA" w:color="auto" w:val="clear"/>
+        <w:spacing w:after="160" w:before="120" w:line="288" w:lineRule="auto"/>
+        <w:ind w:left="160" w:right="160"/>
+      </w:pPr>
+      <w:r>
+        <w:rPr>
+          <w:rFonts w:ascii="Arial" w:cs="Arial" w:eastAsia="Arial" w:hAnsi="Arial"/>
+          <w:b/>
+          <w:bCs/>
+          <w:color w:val="20647C"/>
+          <w:sz w:val="17"/>
+          <w:szCs w:val="17"/>
+        </w:rPr>
+        <w:t xml:space="preserve">STAYS A COMMAND  </w:t>
+      </w:r>
+      <w:r>
+        <w:rPr>
+          <w:rFonts w:ascii="Arial" w:cs="Arial" w:eastAsia="Arial" w:hAnsi="Arial"/>
+          <w:color w:val="193448"/>
+          <w:sz w:val="20"/>
+          <w:szCs w:val="20"/>
+        </w:rPr>
+        <w:t xml:space="preserve">gpupdate /force and certutil -pulse to start enrollment stay commands.</w:t>
+      </w:r>
+    </w:p>
+    <w:p>
+      <w:pPr>
+        <w:spacing w:after="160" w:before="0" w:line="288" w:lineRule="auto"/>
+      </w:pPr>
+      <w:r>
+        <w:rPr>
+          <w:rFonts w:ascii="Arial" w:cs="Arial" w:eastAsia="Arial" w:hAnsi="Arial"/>
+          <w:color w:val="526B7E"/>
+          <w:sz w:val="21"/>
+          <w:szCs w:val="21"/>
+        </w:rPr>
+        <w:t xml:space="preserve">Command-line route (optional):</w:t>
+      </w:r>
+    </w:p>
+    <w:p>
+      <w:pPr>
         <w:shd w:fill="F1F7FA" w:color="auto" w:val="clear"/>
         <w:spacing w:after="0" w:before="0" w:line="252" w:lineRule="auto"/>
         <w:ind w:left="160" w:right="160"/>
@@ -5316,6 +5798,152 @@
     </w:p>
     <w:p>
       <w:pPr>
+        <w:pBdr>
+          <w:left w:val="single" w:color="20647C" w:sz="18" w:space="8"/>
+        </w:pBdr>
+        <w:shd w:fill="F1F7FA" w:color="auto" w:val="clear"/>
+        <w:spacing w:after="160" w:before="120" w:line="288" w:lineRule="auto"/>
+        <w:ind w:left="160" w:right="160"/>
+      </w:pPr>
+      <w:r>
+        <w:rPr>
+          <w:rFonts w:ascii="Arial" w:cs="Arial" w:eastAsia="Arial" w:hAnsi="Arial"/>
+          <w:b/>
+          <w:bCs/>
+          <w:color w:val="20647C"/>
+          <w:sz w:val="17"/>
+          <w:szCs w:val="17"/>
+        </w:rPr>
+        <w:t xml:space="preserve">CHECK IT IN THE CONSOLE  </w:t>
+      </w:r>
+      <w:r>
+        <w:rPr>
+          <w:rFonts w:ascii="Arial" w:cs="Arial" w:eastAsia="Arial" w:hAnsi="Arial"/>
+          <w:color w:val="193448"/>
+          <w:sz w:val="20"/>
+          <w:szCs w:val="20"/>
+        </w:rPr>
+        <w:t xml:space="preserve">Network Connections (ncpa.cpl)</w:t>
+      </w:r>
+    </w:p>
+    <w:p>
+      <w:pPr>
+        <w:spacing w:after="160" w:before="0" w:line="288" w:lineRule="auto"/>
+      </w:pPr>
+      <w:r>
+        <w:rPr>
+          <w:rFonts w:ascii="Arial" w:cs="Arial" w:eastAsia="Arial" w:hAnsi="Arial"/>
+          <w:color w:val="526B7E"/>
+          <w:sz w:val="21"/>
+          <w:szCs w:val="21"/>
+        </w:rPr>
+        <w:t xml:space="preserve">1. On a pilot, Ethernet &gt; Properties &gt; Authentication: IEEE 802.1X enabled, Microsoft Smart Card or other certificate (EAP-TLS).</w:t>
+      </w:r>
+    </w:p>
+    <w:p>
+      <w:pPr>
+        <w:pBdr>
+          <w:left w:val="single" w:color="20647C" w:sz="18" w:space="8"/>
+        </w:pBdr>
+        <w:shd w:fill="F1F7FA" w:color="auto" w:val="clear"/>
+        <w:spacing w:after="160" w:before="120" w:line="288" w:lineRule="auto"/>
+        <w:ind w:left="160" w:right="160"/>
+      </w:pPr>
+      <w:r>
+        <w:rPr>
+          <w:rFonts w:ascii="Arial" w:cs="Arial" w:eastAsia="Arial" w:hAnsi="Arial"/>
+          <w:b/>
+          <w:bCs/>
+          <w:color w:val="20647C"/>
+          <w:sz w:val="17"/>
+          <w:szCs w:val="17"/>
+        </w:rPr>
+        <w:t xml:space="preserve">THEN, IN  </w:t>
+      </w:r>
+      <w:r>
+        <w:rPr>
+          <w:rFonts w:ascii="Arial" w:cs="Arial" w:eastAsia="Arial" w:hAnsi="Arial"/>
+          <w:color w:val="193448"/>
+          <w:sz w:val="20"/>
+          <w:szCs w:val="20"/>
+        </w:rPr>
+        <w:t xml:space="preserve">Network Policy Server (nps.msc)</w:t>
+      </w:r>
+    </w:p>
+    <w:p>
+      <w:pPr>
+        <w:spacing w:after="160" w:before="0" w:line="288" w:lineRule="auto"/>
+      </w:pPr>
+      <w:r>
+        <w:rPr>
+          <w:rFonts w:ascii="Arial" w:cs="Arial" w:eastAsia="Arial" w:hAnsi="Arial"/>
+          <w:color w:val="526B7E"/>
+          <w:sz w:val="21"/>
+          <w:szCs w:val="21"/>
+        </w:rPr>
+        <w:t xml:space="preserve">1. Policies &gt; Network Policies: the policy admits Domain Computers with EAP-TLS.</w:t>
+      </w:r>
+    </w:p>
+    <w:p>
+      <w:pPr>
+        <w:pBdr>
+          <w:left w:val="single" w:color="20647C" w:sz="18" w:space="8"/>
+        </w:pBdr>
+        <w:shd w:fill="F1F7FA" w:color="auto" w:val="clear"/>
+        <w:spacing w:after="160" w:before="120" w:line="288" w:lineRule="auto"/>
+        <w:ind w:left="160" w:right="160"/>
+      </w:pPr>
+      <w:r>
+        <w:rPr>
+          <w:rFonts w:ascii="Arial" w:cs="Arial" w:eastAsia="Arial" w:hAnsi="Arial"/>
+          <w:b/>
+          <w:bCs/>
+          <w:color w:val="20647C"/>
+          <w:sz w:val="17"/>
+          <w:szCs w:val="17"/>
+        </w:rPr>
+        <w:t xml:space="preserve">THEN, IN  </w:t>
+      </w:r>
+      <w:r>
+        <w:rPr>
+          <w:rFonts w:ascii="Arial" w:cs="Arial" w:eastAsia="Arial" w:hAnsi="Arial"/>
+          <w:color w:val="193448"/>
+          <w:sz w:val="20"/>
+          <w:szCs w:val="20"/>
+        </w:rPr>
+        <w:t xml:space="preserve">Event Viewer (eventvwr.msc)</w:t>
+      </w:r>
+    </w:p>
+    <w:p>
+      <w:pPr>
+        <w:spacing w:after="160" w:before="0" w:line="288" w:lineRule="auto"/>
+      </w:pPr>
+      <w:r>
+        <w:rPr>
+          <w:rFonts w:ascii="Arial" w:cs="Arial" w:eastAsia="Arial" w:hAnsi="Arial"/>
+          <w:color w:val="526B7E"/>
+          <w:sz w:val="21"/>
+          <w:szCs w:val="21"/>
+        </w:rPr>
+        <w:t xml:space="preserve">1. On the NPS server, Windows Logs &gt; Security &gt; Filter: Event IDs 6272 (granted) and 6273 (denied) for the pilots.</w:t>
+      </w:r>
+    </w:p>
+    <w:p>
+      <w:pPr>
+        <w:spacing w:after="160" w:before="0" w:line="288" w:lineRule="auto"/>
+      </w:pPr>
+      <w:r>
+        <w:rPr>
+          <w:rFonts w:ascii="Arial" w:cs="Arial" w:eastAsia="Arial" w:hAnsi="Arial"/>
+          <w:color w:val="526B7E"/>
+          <w:sz w:val="21"/>
+          <w:szCs w:val="21"/>
+        </w:rPr>
+        <w:t xml:space="preserve">Command-line route (optional):</w:t>
+      </w:r>
+    </w:p>
+    <w:p>
+      <w:pPr>
         <w:shd w:fill="F1F7FA" w:color="auto" w:val="clear"/>
         <w:spacing w:after="0" w:before="0" w:line="252" w:lineRule="auto"/>
         <w:ind w:left="160" w:right="160"/>
@@ -6351,6 +6979,122 @@
     </w:p>
     <w:p>
       <w:pPr>
+        <w:pBdr>
+          <w:left w:val="single" w:color="20647C" w:sz="18" w:space="8"/>
+        </w:pBdr>
+        <w:shd w:fill="F1F7FA" w:color="auto" w:val="clear"/>
+        <w:spacing w:after="160" w:before="120" w:line="288" w:lineRule="auto"/>
+        <w:ind w:left="160" w:right="160"/>
+      </w:pPr>
+      <w:r>
+        <w:rPr>
+          <w:rFonts w:ascii="Arial" w:cs="Arial" w:eastAsia="Arial" w:hAnsi="Arial"/>
+          <w:b/>
+          <w:bCs/>
+          <w:color w:val="20647C"/>
+          <w:sz w:val="17"/>
+          <w:szCs w:val="17"/>
+        </w:rPr>
+        <w:t xml:space="preserve">CHECK IT IN THE CONSOLE  </w:t>
+      </w:r>
+      <w:r>
+        <w:rPr>
+          <w:rFonts w:ascii="Arial" w:cs="Arial" w:eastAsia="Arial" w:hAnsi="Arial"/>
+          <w:color w:val="193448"/>
+          <w:sz w:val="20"/>
+          <w:szCs w:val="20"/>
+        </w:rPr>
+        <w:t xml:space="preserve">Active Directory Users and Computers (dsa.msc)</w:t>
+      </w:r>
+    </w:p>
+    <w:p>
+      <w:pPr>
+        <w:spacing w:after="160" w:before="0" w:line="288" w:lineRule="auto"/>
+      </w:pPr>
+      <w:r>
+        <w:rPr>
+          <w:rFonts w:ascii="Arial" w:cs="Arial" w:eastAsia="Arial" w:hAnsi="Arial"/>
+          <w:color w:val="526B7E"/>
+          <w:sz w:val="21"/>
+          <w:szCs w:val="21"/>
+        </w:rPr>
+        <w:t xml:space="preserve">1. Workstations: 50 computer objects (View &gt; Description Bar shows the count).</w:t>
+      </w:r>
+    </w:p>
+    <w:p>
+      <w:pPr>
+        <w:spacing w:after="160" w:before="0" w:line="288" w:lineRule="auto"/>
+      </w:pPr>
+      <w:r>
+        <w:rPr>
+          <w:rFonts w:ascii="Arial" w:cs="Arial" w:eastAsia="Arial" w:hAnsi="Arial"/>
+          <w:color w:val="526B7E"/>
+          <w:sz w:val="21"/>
+          <w:szCs w:val="21"/>
+        </w:rPr>
+        <w:t xml:space="preserve">2. SBD Fleet Computers &gt; Members: 50.</w:t>
+      </w:r>
+    </w:p>
+    <w:p>
+      <w:pPr>
+        <w:pBdr>
+          <w:left w:val="single" w:color="20647C" w:sz="18" w:space="8"/>
+        </w:pBdr>
+        <w:shd w:fill="F1F7FA" w:color="auto" w:val="clear"/>
+        <w:spacing w:after="160" w:before="120" w:line="288" w:lineRule="auto"/>
+        <w:ind w:left="160" w:right="160"/>
+      </w:pPr>
+      <w:r>
+        <w:rPr>
+          <w:rFonts w:ascii="Arial" w:cs="Arial" w:eastAsia="Arial" w:hAnsi="Arial"/>
+          <w:b/>
+          <w:bCs/>
+          <w:color w:val="20647C"/>
+          <w:sz w:val="17"/>
+          <w:szCs w:val="17"/>
+        </w:rPr>
+        <w:t xml:space="preserve">THEN, IN  </w:t>
+      </w:r>
+      <w:r>
+        <w:rPr>
+          <w:rFonts w:ascii="Arial" w:cs="Arial" w:eastAsia="Arial" w:hAnsi="Arial"/>
+          <w:color w:val="193448"/>
+          <w:sz w:val="20"/>
+          <w:szCs w:val="20"/>
+        </w:rPr>
+        <w:t xml:space="preserve">Event Viewer (eventvwr.msc)</w:t>
+      </w:r>
+    </w:p>
+    <w:p>
+      <w:pPr>
+        <w:spacing w:after="160" w:before="0" w:line="288" w:lineRule="auto"/>
+      </w:pPr>
+      <w:r>
+        <w:rPr>
+          <w:rFonts w:ascii="Arial" w:cs="Arial" w:eastAsia="Arial" w:hAnsi="Arial"/>
+          <w:color w:val="526B7E"/>
+          <w:sz w:val="21"/>
+          <w:szCs w:val="21"/>
+        </w:rPr>
+        <w:t xml:space="preserve">1. On SBD-SYSLOG01, Forwarded Events: events from the fleet.</w:t>
+      </w:r>
+    </w:p>
+    <w:p>
+      <w:pPr>
+        <w:spacing w:after="160" w:before="0" w:line="288" w:lineRule="auto"/>
+      </w:pPr>
+      <w:r>
+        <w:rPr>
+          <w:rFonts w:ascii="Arial" w:cs="Arial" w:eastAsia="Arial" w:hAnsi="Arial"/>
+          <w:color w:val="526B7E"/>
+          <w:sz w:val="21"/>
+          <w:szCs w:val="21"/>
+        </w:rPr>
+        <w:t xml:space="preserve">Command-line route (optional):</w:t>
+      </w:r>
+    </w:p>
+    <w:p>
+      <w:pPr>
         <w:shd w:fill="F1F7FA" w:color="auto" w:val="clear"/>
         <w:spacing w:after="0" w:before="0" w:line="252" w:lineRule="auto"/>
         <w:ind w:left="160" w:right="160"/>
@@ -7409,6 +8153,138 @@
           <w:szCs w:val="26"/>
         </w:rPr>
         <w:t xml:space="preserve">Check your result</w:t>
+      </w:r>
+    </w:p>
+    <w:p>
+      <w:pPr>
+        <w:pBdr>
+          <w:left w:val="single" w:color="20647C" w:sz="18" w:space="8"/>
+        </w:pBdr>
+        <w:shd w:fill="F1F7FA" w:color="auto" w:val="clear"/>
+        <w:spacing w:after="160" w:before="120" w:line="288" w:lineRule="auto"/>
+        <w:ind w:left="160" w:right="160"/>
+      </w:pPr>
+      <w:r>
+        <w:rPr>
+          <w:rFonts w:ascii="Arial" w:cs="Arial" w:eastAsia="Arial" w:hAnsi="Arial"/>
+          <w:b/>
+          <w:bCs/>
+          <w:color w:val="20647C"/>
+          <w:sz w:val="17"/>
+          <w:szCs w:val="17"/>
+        </w:rPr>
+        <w:t xml:space="preserve">CHECK IT IN THE CONSOLE  </w:t>
+      </w:r>
+      <w:r>
+        <w:rPr>
+          <w:rFonts w:ascii="Arial" w:cs="Arial" w:eastAsia="Arial" w:hAnsi="Arial"/>
+          <w:color w:val="193448"/>
+          <w:sz w:val="20"/>
+          <w:szCs w:val="20"/>
+        </w:rPr>
+        <w:t xml:space="preserve">SCAP Compliance Checker (SCC)</w:t>
+      </w:r>
+    </w:p>
+    <w:p>
+      <w:pPr>
+        <w:spacing w:after="160" w:before="0" w:line="288" w:lineRule="auto"/>
+      </w:pPr>
+      <w:r>
+        <w:rPr>
+          <w:rFonts w:ascii="Arial" w:cs="Arial" w:eastAsia="Arial" w:hAnsi="Arial"/>
+          <w:color w:val="526B7E"/>
+          <w:sz w:val="21"/>
+          <w:szCs w:val="21"/>
+        </w:rPr>
+        <w:t xml:space="preserve">1. On SBD-ADMIN-PC01: the scan of the sampled endpoints finished with the expected benchmark.</w:t>
+      </w:r>
+    </w:p>
+    <w:p>
+      <w:pPr>
+        <w:pBdr>
+          <w:left w:val="single" w:color="20647C" w:sz="18" w:space="8"/>
+        </w:pBdr>
+        <w:shd w:fill="F1F7FA" w:color="auto" w:val="clear"/>
+        <w:spacing w:after="160" w:before="120" w:line="288" w:lineRule="auto"/>
+        <w:ind w:left="160" w:right="160"/>
+      </w:pPr>
+      <w:r>
+        <w:rPr>
+          <w:rFonts w:ascii="Arial" w:cs="Arial" w:eastAsia="Arial" w:hAnsi="Arial"/>
+          <w:b/>
+          <w:bCs/>
+          <w:color w:val="20647C"/>
+          <w:sz w:val="17"/>
+          <w:szCs w:val="17"/>
+        </w:rPr>
+        <w:t xml:space="preserve">THEN, IN  </w:t>
+      </w:r>
+      <w:r>
+        <w:rPr>
+          <w:rFonts w:ascii="Arial" w:cs="Arial" w:eastAsia="Arial" w:hAnsi="Arial"/>
+          <w:color w:val="193448"/>
+          <w:sz w:val="20"/>
+          <w:szCs w:val="20"/>
+        </w:rPr>
+        <w:t xml:space="preserve">STIG Viewer</w:t>
+      </w:r>
+    </w:p>
+    <w:p>
+      <w:pPr>
+        <w:spacing w:after="160" w:before="0" w:line="288" w:lineRule="auto"/>
+      </w:pPr>
+      <w:r>
+        <w:rPr>
+          <w:rFonts w:ascii="Arial" w:cs="Arial" w:eastAsia="Arial" w:hAnsi="Arial"/>
+          <w:color w:val="526B7E"/>
+          <w:sz w:val="21"/>
+          <w:szCs w:val="21"/>
+        </w:rPr>
+        <w:t xml:space="preserve">1. The sampled endpoints' checklists: Open totals recorded.</w:t>
+      </w:r>
+    </w:p>
+    <w:p>
+      <w:pPr>
+        <w:pBdr>
+          <w:left w:val="single" w:color="20647C" w:sz="18" w:space="8"/>
+        </w:pBdr>
+        <w:shd w:fill="F1F7FA" w:color="auto" w:val="clear"/>
+        <w:spacing w:after="160" w:before="120" w:line="288" w:lineRule="auto"/>
+        <w:ind w:left="160" w:right="160"/>
+      </w:pPr>
+      <w:r>
+        <w:rPr>
+          <w:rFonts w:ascii="Arial" w:cs="Arial" w:eastAsia="Arial" w:hAnsi="Arial"/>
+          <w:b/>
+          <w:bCs/>
+          <w:color w:val="20647C"/>
+          <w:sz w:val="17"/>
+          <w:szCs w:val="17"/>
+        </w:rPr>
+        <w:t xml:space="preserve">STAYS A COMMAND  </w:t>
+      </w:r>
+      <w:r>
+        <w:rPr>
+          <w:rFonts w:ascii="Arial" w:cs="Arial" w:eastAsia="Arial" w:hAnsi="Arial"/>
+          <w:color w:val="193448"/>
+          <w:sz w:val="20"/>
+          <w:szCs w:val="20"/>
+        </w:rPr>
+        <w:t xml:space="preserve">File hashes (Get-FileHash / sha256sum): Windows has no built-in console that computes a file hash.</w:t>
+      </w:r>
+    </w:p>
+    <w:p>
+      <w:pPr>
+        <w:spacing w:after="160" w:before="0" w:line="288" w:lineRule="auto"/>
+      </w:pPr>
+      <w:r>
+        <w:rPr>
+          <w:rFonts w:ascii="Arial" w:cs="Arial" w:eastAsia="Arial" w:hAnsi="Arial"/>
+          <w:color w:val="526B7E"/>
+          <w:sz w:val="21"/>
+          <w:szCs w:val="21"/>
+        </w:rPr>
+        <w:t xml:space="preserve">Command-line route (optional):</w:t>
       </w:r>
     </w:p>
     <w:p>

--- a/public/training/workstation-fleet/SecureByDesign-workstation-fleet-Workbook.docx
+++ b/public/training/workstation-fleet/SecureByDesign-workstation-fleet-Workbook.docx
@@ -3779,7 +3779,7 @@
           <w:sz w:val="20"/>
           <w:szCs w:val="20"/>
         </w:rPr>
-        <w:t xml:space="preserve">The schema holds the LAPS attributes, only SBD Tier 2 Admins (beside the default Domain Admins) can read and decrypt passwords, the policy shows on the pilots, and one retrieve-use-rotate cycle is recorded.</w:t>
+        <w:t xml:space="preserve">The LAPS tab appears on each pilot in Active Directory Users and Computers, showing the managed account, password and expiration only to SBD Tier 2 Admins (beside the default Domain Admins); Group Policy Results shows the LAPS policy applied on the pilots; and one retrieve-use-rotate cycle is recorded.</w:t>
       </w:r>
     </w:p>
     <w:p>
@@ -4923,7 +4923,7 @@
           <w:sz w:val="20"/>
           <w:szCs w:val="20"/>
         </w:rPr>
-        <w:t xml:space="preserve">Pilot endpoints enroll hands-free once they are in SBD Fleet Computers, verification passes with live publication retrieval and nothing cached, and the CA's issued log shows their SBD Computer Authentication certificates.</w:t>
+        <w:t xml:space="preserve">The pilots enroll hands-free once Active Directory Users and Computers shows them in SBD Fleet Computers; Certificates (Local Computer) on each shows its SBD Computer Authentication certificate with a Certification Path that reads OK, with live publication retrieval and nothing cached; and the CA's Issued Certificates lists them.</w:t>
       </w:r>
     </w:p>
     <w:p>
